--- a/docs/TS-semestrálka-hrouda.docx
+++ b/docs/TS-semestrálka-hrouda.docx
@@ -59,7 +59,7 @@
                         <pic:nvPr/>
                       </pic:nvPicPr>
                       <pic:blipFill rotWithShape="1">
-                        <a:blip r:embed="rId13"/>
+                        <a:blip r:embed="rId14"/>
                         <a:stretch/>
                       </pic:blipFill>
                       <pic:spPr bwMode="auto">
@@ -100,7 +100,7 @@
               </v:shapetype>
               <v:shape id="_x0000_i0" o:spid="_x0000_s0" type="#_x0000_t75" style="position:absolute;z-index:17408;o:allowoverlap:true;o:allowincell:true;mso-position-horizontal-relative:text;margin-left:0.00pt;mso-position-horizontal:absolute;mso-position-vertical-relative:text;margin-top:615.54pt;mso-position-vertical:absolute;width:168.75pt;height:82.35pt;mso-wrap-distance-left:9.07pt;mso-wrap-distance-top:0.00pt;mso-wrap-distance-right:9.07pt;mso-wrap-distance-bottom:0.00pt;z-index:1;" wrapcoords="0 0 100000 0 100000 100000 0 100000" stroked="false">
                 <w10:wrap type="tight"/>
-                <v:imagedata r:id="rId13" o:title=""/>
+                <v:imagedata r:id="rId14" o:title=""/>
                 <o:lock v:ext="edit" rotation="t"/>
               </v:shape>
             </w:pict>
@@ -474,7 +474,7 @@
                                 <w:szCs w:val="20"/>
                                 <w:lang w:val="cs-CZ"/>
                               </w:rPr>
-                              <w:t xml:space="preserve">3.3.2026</w:t>
+                              <w:t xml:space="preserve">22.3.2026</w:t>
                             </w:r>
                             <w:r>
                               <w:rPr>
@@ -520,7 +520,7 @@
                           <w:szCs w:val="20"/>
                           <w:lang w:val="cs-CZ"/>
                         </w:rPr>
-                        <w:t xml:space="preserve">3.3.2026</w:t>
+                        <w:t xml:space="preserve">22.3.2026</w:t>
                       </w:r>
                       <w:r>
                         <w:rPr>
@@ -542,118 +542,7 @@
           </mc:Fallback>
         </mc:AlternateContent>
       </w:r>
-      <w:r>
-        <mc:AlternateContent>
-          <mc:Choice Requires="wpg">
-            <w:drawing>
-              <wp:anchor xmlns:wp="http://schemas.openxmlformats.org/drawingml/2006/wordprocessingDrawing" xmlns:wp14="http://schemas.microsoft.com/office/word/2010/wordprocessingDrawing" distT="0" distB="0" distL="115200" distR="115200" simplePos="0" relativeHeight="26624" behindDoc="0" locked="0" layoutInCell="1" allowOverlap="1">
-                <wp:simplePos x="0" y="0"/>
-                <wp:positionH relativeFrom="column">
-                  <wp:posOffset>4077624</wp:posOffset>
-                </wp:positionH>
-                <wp:positionV relativeFrom="paragraph">
-                  <wp:posOffset>7516050</wp:posOffset>
-                </wp:positionV>
-                <wp:extent cx="1653886" cy="512506"/>
-                <wp:effectExtent l="3175" t="3175" r="3175" b="3175"/>
-                <wp:wrapNone/>
-                <wp:docPr id="4" name=""/>
-                <wp:cNvGraphicFramePr/>
-                <a:graphic xmlns:a="http://schemas.openxmlformats.org/drawingml/2006/main">
-                  <a:graphicData uri="http://schemas.microsoft.com/office/word/2010/wordprocessingShape">
-                    <wps:wsp>
-                      <wps:cNvPr id="0" name=""/>
-                      <wps:cNvSpPr txBox="1"/>
-                      <wps:spPr bwMode="auto">
-                        <a:xfrm rot="0" flipH="0" flipV="0">
-                          <a:off x="0" y="0"/>
-                          <a:ext cx="1653885" cy="512506"/>
-                        </a:xfrm>
-                        <a:prstGeom prst="rect">
-                          <a:avLst/>
-                        </a:prstGeom>
-                        <a:solidFill>
-                          <a:schemeClr val="lt1"/>
-                        </a:solidFill>
-                        <a:ln w="6350">
-                          <a:noFill/>
-                        </a:ln>
-                      </wps:spPr>
-                      <wps:txbx>
-                        <w:txbxContent>
-                          <w:p>
-                            <w:pPr>
-                              <w:pBdr/>
-                              <w:spacing/>
-                              <w:ind/>
-                              <w:jc w:val="right"/>
-                              <w:rPr>
-                                <w:sz w:val="20"/>
-                                <w:szCs w:val="20"/>
-                              </w:rPr>
-                            </w:pPr>
-                            <w:r>
-                              <w:rPr>
-                                <w:sz w:val="20"/>
-                                <w:szCs w:val="20"/>
-                                <w:lang w:val="cs-CZ"/>
-                              </w:rPr>
-                              <w:t xml:space="preserve">Testování aplikace pro objednání zmrzliny</w:t>
-                            </w:r>
-                            <w:r>
-                              <w:rPr>
-                                <w:sz w:val="20"/>
-                                <w:szCs w:val="20"/>
-                              </w:rPr>
-                            </w:r>
-                          </w:p>
-                        </w:txbxContent>
-                      </wps:txbx>
-                      <wps:bodyPr vertOverflow="overflow" horzOverflow="overflow" vert="horz" wrap="square" lIns="91440" tIns="45720" rIns="91440" bIns="45720" numCol="1" spcCol="0" rtlCol="0" fromWordArt="0" anchor="t" anchorCtr="0" forceAA="0" upright="0" compatLnSpc="0"/>
-                    </wps:wsp>
-                  </a:graphicData>
-                </a:graphic>
-              </wp:anchor>
-            </w:drawing>
-          </mc:Choice>
-          <mc:Fallback>
-            <w:pict>
-              <v:shape id="shape 3" o:spid="_x0000_s3" o:spt="202" type="#_x0000_t202" style="position:absolute;z-index:26624;o:allowoverlap:true;o:allowincell:true;mso-position-horizontal-relative:text;margin-left:321.07pt;mso-position-horizontal:absolute;mso-position-vertical-relative:text;margin-top:591.81pt;mso-position-vertical:absolute;width:130.23pt;height:40.35pt;mso-wrap-distance-left:9.07pt;mso-wrap-distance-top:0.00pt;mso-wrap-distance-right:9.07pt;mso-wrap-distance-bottom:0.00pt;rotation:0;v-text-anchor:top;visibility:visible;" fillcolor="#FFFFFF" stroked="f" strokeweight="0.50pt">
-                <v:textbox inset="0,0,0,0">
-                  <w:txbxContent>
-                    <w:p>
-                      <w:pPr>
-                        <w:pBdr/>
-                        <w:spacing/>
-                        <w:ind/>
-                        <w:jc w:val="right"/>
-                        <w:rPr>
-                          <w:sz w:val="20"/>
-                          <w:szCs w:val="20"/>
-                        </w:rPr>
-                      </w:pPr>
-                      <w:r>
-                        <w:rPr>
-                          <w:sz w:val="20"/>
-                          <w:szCs w:val="20"/>
-                          <w:lang w:val="cs-CZ"/>
-                        </w:rPr>
-                        <w:t xml:space="preserve">Testování aplikace pro objednání zmrzliny</w:t>
-                      </w:r>
-                      <w:r>
-                        <w:rPr>
-                          <w:sz w:val="20"/>
-                          <w:szCs w:val="20"/>
-                        </w:rPr>
-                      </w:r>
-                    </w:p>
-                  </w:txbxContent>
-                </v:textbox>
-              </v:shape>
-            </w:pict>
-          </mc:Fallback>
-        </mc:AlternateContent>
-      </w:r>
+      <w:r/>
       <w:r>
         <mc:AlternateContent>
           <mc:Choice Requires="wpg">
@@ -664,12 +553,12 @@
                   <wp:posOffset>-116877</wp:posOffset>
                 </wp:positionH>
                 <wp:positionV relativeFrom="paragraph">
-                  <wp:posOffset>519044</wp:posOffset>
+                  <wp:posOffset>804794</wp:posOffset>
                 </wp:positionV>
                 <wp:extent cx="4074553" cy="1065068"/>
                 <wp:effectExtent l="3175" t="3175" r="3175" b="3175"/>
                 <wp:wrapNone/>
-                <wp:docPr id="5" name=""/>
+                <wp:docPr id="4" name=""/>
                 <wp:cNvGraphicFramePr/>
                 <a:graphic xmlns:a="http://schemas.openxmlformats.org/drawingml/2006/main">
                   <a:graphicData uri="http://schemas.microsoft.com/office/word/2010/wordprocessingShape">
@@ -740,7 +629,7 @@
           </mc:Choice>
           <mc:Fallback>
             <w:pict>
-              <v:shape id="shape 4" o:spid="_x0000_s4" o:spt="202" type="#_x0000_t202" style="position:absolute;z-index:15360;o:allowoverlap:true;o:allowincell:true;mso-position-horizontal-relative:text;margin-left:-9.20pt;mso-position-horizontal:absolute;mso-position-vertical-relative:text;margin-top:40.87pt;mso-position-vertical:absolute;width:320.83pt;height:83.86pt;mso-wrap-distance-left:9.07pt;mso-wrap-distance-top:0.00pt;mso-wrap-distance-right:9.07pt;mso-wrap-distance-bottom:0.00pt;rotation:0;v-text-anchor:top;visibility:visible;" filled="f" stroked="f" strokeweight="0.50pt">
+              <v:shape id="shape 3" o:spid="_x0000_s3" o:spt="202" type="#_x0000_t202" style="position:absolute;z-index:15360;o:allowoverlap:true;o:allowincell:true;mso-position-horizontal-relative:text;margin-left:-9.20pt;mso-position-horizontal:absolute;mso-position-vertical-relative:text;margin-top:63.37pt;mso-position-vertical:absolute;width:320.83pt;height:83.86pt;mso-wrap-distance-left:9.07pt;mso-wrap-distance-top:0.00pt;mso-wrap-distance-right:9.07pt;mso-wrap-distance-bottom:0.00pt;rotation:0;v-text-anchor:top;visibility:visible;" filled="f" stroked="f" strokeweight="0.50pt">
                 <v:stroke dashstyle="solid"/>
                 <v:textbox inset="0,0,0,0">
                   <w:txbxContent>
@@ -796,17 +685,7 @@
           <w:highlight w:val="none"/>
           <w:lang w:val="cs-CZ"/>
         </w:rPr>
-        <w:t xml:space="preserve">TS1 —</w:t>
-      </w:r>
-      <w:r>
-        <w:rPr>
-          <w:b/>
-          <w:bCs/>
-          <w:color w:val="ffffff" w:themeColor="background1"/>
-          <w:highlight w:val="none"/>
-          <w:lang w:val="cs-CZ"/>
-        </w:rPr>
-        <w:t xml:space="preserve"> semestrální projekt</w:t>
+        <w:t xml:space="preserve">Testování aplikace pro objednávání zmrzliny</w:t>
       </w:r>
       <w:r>
         <w:rPr>
@@ -841,8 +720,6 @@
           <w:docPartUnique w:val="true"/>
         </w:docPartObj>
         <w:rPr>
-          <w:b w:val="0"/>
-          <w:bCs w:val="0"/>
           <w:highlight w:val="none"/>
         </w:rPr>
       </w:sdtPr>
@@ -852,7 +729,7 @@
             <w:pStyle w:val="922"/>
             <w:pBdr/>
             <w:tabs>
-              <w:tab w:val="right" w:leader="dot" w:pos="9026"/>
+              <w:tab w:val="left" w:leader="none" w:pos="3407"/>
             </w:tabs>
             <w:spacing/>
             <w:ind/>
@@ -862,22 +739,20 @@
           </w:pPr>
           <w:r>
             <w:rPr>
-              <w:b w:val="0"/>
-              <w:bCs w:val="0"/>
               <w:highlight w:val="none"/>
             </w:rPr>
           </w:r>
           <w:r>
             <w:fldChar w:fldCharType="begin"/>
-            <w:instrText xml:space="preserve">TOC \o "1-9" \h \t "Heading 1,1,Heading 2,2,Heading 3,3,Heading 4,4,Heading 5,5,Heading 6,6,Heading 7,7,Heading 8,8,Heading 9,9" </w:instrText>
+          </w:r>
+          <w:r>
+            <w:instrText xml:space="preserve">TOC \o "1-9" \h </w:instrText>
           </w:r>
           <w:r>
             <w:fldChar w:fldCharType="separate"/>
           </w:r>
           <w:r>
             <w:rPr>
-              <w:b w:val="0"/>
-              <w:bCs w:val="0"/>
               <w:highlight w:val="none"/>
             </w:rPr>
           </w:r>
@@ -925,7 +800,7 @@
             <w:pStyle w:val="922"/>
             <w:pBdr/>
             <w:tabs>
-              <w:tab w:val="right" w:leader="dot" w:pos="9026"/>
+              <w:tab w:val="left" w:leader="none" w:pos="3407"/>
             </w:tabs>
             <w:spacing/>
             <w:ind/>
@@ -970,7 +845,7 @@
             <w:pStyle w:val="922"/>
             <w:pBdr/>
             <w:tabs>
-              <w:tab w:val="right" w:leader="dot" w:pos="9026"/>
+              <w:tab w:val="left" w:leader="none" w:pos="3407"/>
             </w:tabs>
             <w:spacing/>
             <w:ind/>
@@ -1004,7 +879,7 @@
               <w:fldChar w:fldCharType="begin"/>
               <w:instrText xml:space="preserve">PAGEREF _Toc3 \h</w:instrText>
               <w:fldChar w:fldCharType="separate"/>
-              <w:t xml:space="preserve">3</w:t>
+              <w:t xml:space="preserve">2</w:t>
               <w:fldChar w:fldCharType="end"/>
             </w:r>
           </w:hyperlink>
@@ -1015,7 +890,7 @@
             <w:pStyle w:val="922"/>
             <w:pBdr/>
             <w:tabs>
-              <w:tab w:val="right" w:leader="dot" w:pos="9026"/>
+              <w:tab w:val="left" w:leader="none" w:pos="3407"/>
             </w:tabs>
             <w:spacing/>
             <w:ind/>
@@ -1046,7 +921,7 @@
               <w:fldChar w:fldCharType="begin"/>
               <w:instrText xml:space="preserve">PAGEREF _Toc4 \h</w:instrText>
               <w:fldChar w:fldCharType="separate"/>
-              <w:t xml:space="preserve">3</w:t>
+              <w:t xml:space="preserve">2</w:t>
               <w:fldChar w:fldCharType="end"/>
             </w:r>
           </w:hyperlink>
@@ -1057,7 +932,7 @@
             <w:pStyle w:val="922"/>
             <w:pBdr/>
             <w:tabs>
-              <w:tab w:val="right" w:leader="dot" w:pos="9026"/>
+              <w:tab w:val="left" w:leader="none" w:pos="3407"/>
             </w:tabs>
             <w:spacing/>
             <w:ind/>
@@ -1091,7 +966,7 @@
               <w:fldChar w:fldCharType="begin"/>
               <w:instrText xml:space="preserve">PAGEREF _Toc5 \h</w:instrText>
               <w:fldChar w:fldCharType="separate"/>
-              <w:t xml:space="preserve">3</w:t>
+              <w:t xml:space="preserve">2</w:t>
               <w:fldChar w:fldCharType="end"/>
             </w:r>
           </w:hyperlink>
@@ -1102,7 +977,7 @@
             <w:pStyle w:val="923"/>
             <w:pBdr/>
             <w:tabs>
-              <w:tab w:val="right" w:leader="dot" w:pos="9026"/>
+              <w:tab w:val="left" w:leader="none" w:pos="3407"/>
             </w:tabs>
             <w:spacing/>
             <w:ind/>
@@ -1144,7 +1019,7 @@
             <w:pStyle w:val="924"/>
             <w:pBdr/>
             <w:tabs>
-              <w:tab w:val="right" w:leader="dot" w:pos="9026"/>
+              <w:tab w:val="left" w:leader="none" w:pos="3407"/>
             </w:tabs>
             <w:spacing/>
             <w:ind/>
@@ -1186,7 +1061,7 @@
             <w:pStyle w:val="924"/>
             <w:pBdr/>
             <w:tabs>
-              <w:tab w:val="right" w:leader="dot" w:pos="9026"/>
+              <w:tab w:val="left" w:leader="none" w:pos="3407"/>
             </w:tabs>
             <w:spacing/>
             <w:ind/>
@@ -1246,7 +1121,7 @@
             <w:pStyle w:val="924"/>
             <w:pBdr/>
             <w:tabs>
-              <w:tab w:val="right" w:leader="dot" w:pos="9026"/>
+              <w:tab w:val="left" w:leader="none" w:pos="3407"/>
             </w:tabs>
             <w:spacing/>
             <w:ind/>
@@ -1288,7 +1163,7 @@
             <w:pStyle w:val="924"/>
             <w:pBdr/>
             <w:tabs>
-              <w:tab w:val="right" w:leader="dot" w:pos="9026"/>
+              <w:tab w:val="left" w:leader="none" w:pos="3407"/>
             </w:tabs>
             <w:spacing/>
             <w:ind/>
@@ -1344,8 +1219,6 @@
             <w:spacing/>
             <w:ind/>
             <w:rPr>
-              <w:b w:val="0"/>
-              <w:bCs w:val="0"/>
               <w:highlight w:val="none"/>
             </w:rPr>
           </w:pPr>
@@ -1353,7 +1226,11 @@
           <w:r>
             <w:fldChar w:fldCharType="end"/>
           </w:r>
-          <w:r/>
+          <w:r>
+            <w:rPr>
+              <w:highlight w:val="none"/>
+            </w:rPr>
+          </w:r>
           <w:r/>
         </w:p>
       </w:sdtContent>
@@ -1368,8 +1245,35 @@
           <w:highlight w:val="none"/>
         </w:rPr>
       </w:pPr>
+      <w:r>
+        <w:rPr>
+          <w:highlight w:val="none"/>
+        </w:rPr>
+      </w:r>
+      <w:r>
+        <w:rPr>
+          <w:highlight w:val="none"/>
+        </w:rPr>
+      </w:r>
+      <w:r>
+        <w:rPr>
+          <w:highlight w:val="none"/>
+        </w:rPr>
+      </w:r>
+    </w:p>
+    <w:p>
+      <w:pPr>
+        <w:pStyle w:val="875"/>
+        <w:pBdr/>
+        <w:spacing/>
+        <w:ind/>
+        <w:rPr>
+          <w:highlight w:val="none"/>
+        </w:rPr>
+      </w:pPr>
       <w:r/>
       <w:bookmarkStart w:id="1" w:name="_Toc1"/>
+      <w:r/>
       <w:r>
         <w:rPr>
           <w:b w:val="0"/>
@@ -1412,7 +1316,7 @@
         </w:rPr>
         <w:t xml:space="preserve">Všechny materiály a výstupy jsou dostupné na našem </w:t>
       </w:r>
-      <w:hyperlink r:id="rId14" w:tooltip="https://github.com/Xmajk/FEL-DBS-semestralni-prace" w:history="1">
+      <w:hyperlink r:id="rId15" w:tooltip="https://github.com/Xmajk/FEL-TS-semestralni_prace" w:history="1">
         <w:r>
           <w:rPr>
             <w:rStyle w:val="920"/>
@@ -1459,6 +1363,7 @@
         <w:rPr>
           <w:b w:val="0"/>
           <w:bCs w:val="0"/>
+          <w:highlight w:val="none"/>
         </w:rPr>
       </w:pPr>
       <w:r>
@@ -1489,7 +1394,7 @@
           <w:bCs/>
           <w:lang w:val="cs-CZ"/>
         </w:rPr>
-        <w:t xml:space="preserve">springbootu</w:t>
+        <w:t xml:space="preserve">Springbootu</w:t>
       </w:r>
       <w:r>
         <w:rPr>
@@ -1529,107 +1434,37 @@
           <w:bCs w:val="0"/>
         </w:rPr>
       </w:r>
-    </w:p>
-    <w:p>
-      <w:pPr>
-        <w:pBdr/>
-        <w:spacing/>
-        <w:ind/>
-        <w:jc w:val="center"/>
-        <w:rPr>
-          <w:highlight w:val="none"/>
-        </w:rPr>
-      </w:pPr>
-      <w:r/>
-      <w:r>
-        <mc:AlternateContent>
-          <mc:Choice Requires="wpg">
-            <w:drawing>
-              <wp:inline xmlns:wp="http://schemas.openxmlformats.org/drawingml/2006/wordprocessingDrawing" distT="0" distB="0" distL="0" distR="0">
-                <wp:extent cx="5887425" cy="2903850"/>
-                <wp:effectExtent l="0" t="0" r="0" b="0"/>
-                <wp:docPr id="6" name="" title="Domovská stránka"/>
-                <wp:cNvGraphicFramePr>
-                  <a:graphicFrameLocks xmlns:a="http://schemas.openxmlformats.org/drawingml/2006/main" noChangeAspect="1"/>
-                </wp:cNvGraphicFramePr>
-                <a:graphic xmlns:a="http://schemas.openxmlformats.org/drawingml/2006/main">
-                  <a:graphicData uri="http://schemas.openxmlformats.org/drawingml/2006/picture">
-                    <pic:pic xmlns:pic="http://schemas.openxmlformats.org/drawingml/2006/picture">
-                      <pic:nvPicPr>
-                        <pic:cNvPr id="97326406" name="" title="Domovská stránka"/>
-                        <pic:cNvPicPr>
-                          <a:picLocks noChangeAspect="1"/>
-                        </pic:cNvPicPr>
-                        <pic:nvPr/>
-                      </pic:nvPicPr>
-                      <pic:blipFill rotWithShape="1">
-                        <a:blip r:embed="rId15"/>
-                        <a:stretch/>
-                      </pic:blipFill>
-                      <pic:spPr bwMode="auto">
-                        <a:xfrm rot="0" flipH="0" flipV="0">
-                          <a:off x="0" y="0"/>
-                          <a:ext cx="5887424" cy="2903849"/>
-                        </a:xfrm>
-                        <a:prstGeom prst="rect">
-                          <a:avLst/>
-                        </a:prstGeom>
-                      </pic:spPr>
-                    </pic:pic>
-                  </a:graphicData>
-                </a:graphic>
-              </wp:inline>
-            </w:drawing>
-          </mc:Choice>
-          <mc:Fallback>
-            <w:pict>
-              <v:shapetype id="_x0000_t75" coordsize="21600,21600" o:spt="75" o:preferrelative="t" path="m@4@5l@4@11@9@11@9@5xe" filled="f" stroked="f">
-                <v:stroke joinstyle="miter"/>
-                <v:formulas>
-                  <v:f eqn="if lineDrawn pixelLineWidth 0"/>
-                  <v:f eqn="sum @0 1 0"/>
-                  <v:f eqn="sum 0 0 @1"/>
-                  <v:f eqn="prod @2 1 2"/>
-                  <v:f eqn="prod @3 21600 pixelWidth"/>
-                  <v:f eqn="prod @3 21600 pixelHeight"/>
-                  <v:f eqn="sum @0 0 1"/>
-                  <v:f eqn="prod @6 1 2"/>
-                  <v:f eqn="prod @7 21600 pixelWidth"/>
-                  <v:f eqn="sum @8 21600 0"/>
-                  <v:f eqn="prod @7 21600 pixelHeight"/>
-                  <v:f eqn="sum @10 21600 0"/>
-                </v:formulas>
-                <v:path o:extrusionok="f" gradientshapeok="t" o:connecttype="rect"/>
-                <o:lock v:ext="edit" aspectratio="t"/>
-              </v:shapetype>
-              <v:shape id="_x0000_i5" o:spid="_x0000_s5" type="#_x0000_t75" style="width:463.58pt;height:228.65pt;mso-wrap-distance-left:0.00pt;mso-wrap-distance-top:0.00pt;mso-wrap-distance-right:0.00pt;mso-wrap-distance-bottom:0.00pt;rotation:0;z-index:1;" stroked="false">
-                <v:imagedata r:id="rId15" o:title=""/>
-                <o:lock v:ext="edit" rotation="t"/>
-              </v:shape>
-            </w:pict>
-          </mc:Fallback>
-        </mc:AlternateContent>
-      </w:r>
-      <w:r/>
-      <w:r/>
       <w:r>
         <w:rPr>
+          <w:b w:val="0"/>
+          <w:bCs w:val="0"/>
+        </w:rPr>
+      </w:r>
+      <w:r>
+        <w:rPr>
+          <w:b w:val="0"/>
+          <w:bCs w:val="0"/>
           <w:highlight w:val="none"/>
         </w:rPr>
       </w:r>
-    </w:p>
-    <w:p>
-      <w:pPr>
-        <w:pBdr/>
-        <w:spacing/>
-        <w:ind/>
-        <w:jc w:val="left"/>
+      <w:r>
         <w:rPr>
+          <w:b w:val="0"/>
+          <w:bCs w:val="0"/>
           <w:highlight w:val="none"/>
         </w:rPr>
-      </w:pPr>
+      </w:r>
       <w:r>
         <w:rPr>
+          <w:b w:val="0"/>
+          <w:bCs w:val="0"/>
+          <w:highlight w:val="none"/>
+        </w:rPr>
+      </w:r>
+      <w:r>
+        <w:rPr>
+          <w:b w:val="0"/>
+          <w:bCs w:val="0"/>
           <w:highlight w:val="none"/>
         </w:rPr>
       </w:r>
@@ -1643,41 +1478,23 @@
           <w:highlight w:val="none"/>
         </w:rPr>
       </w:r>
-    </w:p>
-    <w:p>
-      <w:pPr>
-        <w:pBdr/>
-        <w:spacing/>
-        <w:ind/>
-        <w:jc w:val="left"/>
-        <w:rPr/>
-      </w:pPr>
+      <w:r/>
       <w:r>
         <w:rPr>
+          <w:b w:val="0"/>
+          <w:bCs w:val="0"/>
           <w:highlight w:val="none"/>
         </w:rPr>
       </w:r>
+      <w:r/>
+      <w:r/>
       <w:r>
         <w:rPr>
+          <w:b w:val="0"/>
+          <w:bCs w:val="0"/>
           <w:highlight w:val="none"/>
         </w:rPr>
       </w:r>
-      <w:r>
-        <w:rPr>
-          <w:highlight w:val="none"/>
-        </w:rPr>
-      </w:r>
-    </w:p>
-    <w:p>
-      <w:pPr>
-        <w:pBdr/>
-        <w:spacing/>
-        <w:ind/>
-        <w:rPr/>
-      </w:pPr>
-      <w:r/>
-      <w:r/>
-      <w:r/>
     </w:p>
     <w:p>
       <w:pPr>
@@ -1712,7 +1529,6 @@
       </w:pPr>
       <w:r/>
       <w:r/>
-      <w:r/>
     </w:p>
     <w:p>
       <w:pPr>
@@ -1778,7 +1594,6 @@
       </w:pPr>
       <w:r/>
       <w:r/>
-      <w:r/>
     </w:p>
     <w:p>
       <w:pPr>
@@ -1814,7 +1629,6 @@
         </w:rPr>
       </w:r>
       <w:r/>
-      <w:r/>
     </w:p>
     <w:p>
       <w:pPr>
@@ -1861,6 +1675,386 @@
         <w:rPr>
           <w:b w:val="0"/>
           <w:bCs w:val="0"/>
+        </w:rPr>
+      </w:r>
+      <w:r>
+        <w:rPr>
+          <w:b w:val="0"/>
+          <w:bCs w:val="0"/>
+          <w:highlight w:val="none"/>
+          <w:lang w:val="cs-CZ"/>
+        </w:rPr>
+      </w:r>
+    </w:p>
+    <w:p>
+      <w:pPr>
+        <w:pBdr/>
+        <w:spacing/>
+        <w:ind/>
+        <w:rPr>
+          <w:b w:val="0"/>
+          <w:bCs w:val="0"/>
+          <w:highlight w:val="none"/>
+          <w:lang w:val="cs-CZ"/>
+        </w:rPr>
+      </w:pPr>
+      <w:r>
+        <w:rPr>
+          <w:b w:val="0"/>
+          <w:bCs w:val="0"/>
+          <w:highlight w:val="none"/>
+          <w:lang w:val="cs-CZ"/>
+        </w:rPr>
+      </w:r>
+      <w:r>
+        <w:rPr>
+          <w:b w:val="0"/>
+          <w:bCs w:val="0"/>
+          <w:highlight w:val="none"/>
+          <w:lang w:val="cs-CZ"/>
+        </w:rPr>
+        <w:t xml:space="preserve">Test ověřuje funkčnost celého procesu objednání zmrzliny bez přihlášení od homepage po dostání se do košíku.</w:t>
+      </w:r>
+      <w:r>
+        <w:rPr>
+          <w:b w:val="0"/>
+          <w:bCs w:val="0"/>
+        </w:rPr>
+      </w:r>
+    </w:p>
+    <w:p>
+      <w:pPr>
+        <w:pStyle w:val="938"/>
+        <w:numPr>
+          <w:ilvl w:val="0"/>
+          <w:numId w:val="1"/>
+        </w:numPr>
+        <w:pBdr/>
+        <w:spacing/>
+        <w:ind/>
+        <w:rPr>
+          <w:b w:val="0"/>
+          <w:bCs w:val="0"/>
+        </w:rPr>
+      </w:pPr>
+      <w:r>
+        <w:rPr>
+          <w:b w:val="0"/>
+          <w:bCs w:val="0"/>
+          <w:highlight w:val="none"/>
+          <w:lang w:val="cs-CZ"/>
+        </w:rPr>
+        <w:t xml:space="preserve">Otevření homepage</w:t>
+      </w:r>
+      <w:r>
+        <w:rPr>
+          <w:b w:val="0"/>
+          <w:bCs w:val="0"/>
+        </w:rPr>
+      </w:r>
+    </w:p>
+    <w:p>
+      <w:pPr>
+        <w:pStyle w:val="938"/>
+        <w:numPr>
+          <w:ilvl w:val="0"/>
+          <w:numId w:val="1"/>
+        </w:numPr>
+        <w:pBdr/>
+        <w:spacing/>
+        <w:ind/>
+        <w:rPr>
+          <w:b w:val="0"/>
+          <w:bCs w:val="0"/>
+        </w:rPr>
+      </w:pPr>
+      <w:r>
+        <w:rPr>
+          <w:b w:val="0"/>
+          <w:bCs w:val="0"/>
+          <w:highlight w:val="none"/>
+          <w:lang w:val="cs-CZ"/>
+        </w:rPr>
+      </w:r>
+      <w:r>
+        <w:rPr>
+          <w:b w:val="0"/>
+          <w:bCs w:val="0"/>
+          <w:highlight w:val="none"/>
+          <w:lang w:val="cs-CZ"/>
+        </w:rPr>
+        <w:t xml:space="preserve">Kliknou na nabídku zmrzlin u první zmrzlinárny</w:t>
+      </w:r>
+      <w:r>
+        <w:rPr>
+          <w:b w:val="0"/>
+          <w:bCs w:val="0"/>
+        </w:rPr>
+      </w:r>
+    </w:p>
+    <w:p>
+      <w:pPr>
+        <w:pStyle w:val="938"/>
+        <w:numPr>
+          <w:ilvl w:val="0"/>
+          <w:numId w:val="1"/>
+        </w:numPr>
+        <w:pBdr/>
+        <w:spacing/>
+        <w:ind/>
+        <w:rPr>
+          <w:b w:val="0"/>
+          <w:bCs w:val="0"/>
+        </w:rPr>
+      </w:pPr>
+      <w:r>
+        <w:rPr>
+          <w:b w:val="0"/>
+          <w:bCs w:val="0"/>
+          <w:highlight w:val="none"/>
+          <w:lang w:val="cs-CZ"/>
+        </w:rPr>
+        <w:t xml:space="preserve">Ověřit že zmrzlinárna má nějaké produkty</w:t>
+      </w:r>
+      <w:r>
+        <w:rPr>
+          <w:b w:val="0"/>
+          <w:bCs w:val="0"/>
+        </w:rPr>
+      </w:r>
+    </w:p>
+    <w:p>
+      <w:pPr>
+        <w:pStyle w:val="938"/>
+        <w:numPr>
+          <w:ilvl w:val="0"/>
+          <w:numId w:val="1"/>
+        </w:numPr>
+        <w:pBdr/>
+        <w:spacing/>
+        <w:ind/>
+        <w:rPr>
+          <w:b w:val="0"/>
+          <w:bCs w:val="0"/>
+        </w:rPr>
+      </w:pPr>
+      <w:r>
+        <w:rPr>
+          <w:b w:val="0"/>
+          <w:bCs w:val="0"/>
+          <w:highlight w:val="none"/>
+          <w:lang w:val="cs-CZ"/>
+        </w:rPr>
+        <w:t xml:space="preserve">U prvního produktu zvoilit množství 2 a dát do košíku</w:t>
+      </w:r>
+      <w:r>
+        <w:rPr>
+          <w:b w:val="0"/>
+          <w:bCs w:val="0"/>
+        </w:rPr>
+      </w:r>
+    </w:p>
+    <w:p>
+      <w:pPr>
+        <w:pStyle w:val="938"/>
+        <w:numPr>
+          <w:ilvl w:val="1"/>
+          <w:numId w:val="1"/>
+        </w:numPr>
+        <w:pBdr/>
+        <w:spacing/>
+        <w:ind/>
+        <w:rPr>
+          <w:b w:val="0"/>
+          <w:bCs w:val="0"/>
+        </w:rPr>
+      </w:pPr>
+      <w:r>
+        <w:rPr>
+          <w:b w:val="0"/>
+          <w:bCs w:val="0"/>
+          <w:highlight w:val="none"/>
+          <w:lang w:val="cs-CZ"/>
+        </w:rPr>
+      </w:r>
+      <w:r>
+        <w:rPr>
+          <w:b w:val="0"/>
+          <w:bCs w:val="0"/>
+          <w:highlight w:val="none"/>
+          <w:lang w:val="cs-CZ"/>
+        </w:rPr>
+        <w:t xml:space="preserve">Ověření succes informace</w:t>
+      </w:r>
+      <w:r>
+        <w:rPr>
+          <w:b w:val="0"/>
+          <w:bCs w:val="0"/>
+        </w:rPr>
+      </w:r>
+    </w:p>
+    <w:p>
+      <w:pPr>
+        <w:pStyle w:val="938"/>
+        <w:numPr>
+          <w:ilvl w:val="1"/>
+          <w:numId w:val="1"/>
+        </w:numPr>
+        <w:pBdr/>
+        <w:spacing/>
+        <w:ind/>
+        <w:rPr>
+          <w:b w:val="0"/>
+          <w:bCs w:val="0"/>
+        </w:rPr>
+      </w:pPr>
+      <w:r>
+        <w:rPr>
+          <w:b w:val="0"/>
+          <w:bCs w:val="0"/>
+          <w:highlight w:val="none"/>
+          <w:lang w:val="cs-CZ"/>
+        </w:rPr>
+        <w:t xml:space="preserve">Ověření badge u košíku je 2</w:t>
+      </w:r>
+      <w:r>
+        <w:rPr>
+          <w:b w:val="0"/>
+          <w:bCs w:val="0"/>
+        </w:rPr>
+      </w:r>
+    </w:p>
+    <w:p>
+      <w:pPr>
+        <w:pStyle w:val="938"/>
+        <w:numPr>
+          <w:ilvl w:val="0"/>
+          <w:numId w:val="1"/>
+        </w:numPr>
+        <w:pBdr/>
+        <w:spacing/>
+        <w:ind/>
+        <w:rPr>
+          <w:b w:val="0"/>
+          <w:bCs w:val="0"/>
+        </w:rPr>
+      </w:pPr>
+      <w:r>
+        <w:rPr>
+          <w:b w:val="0"/>
+          <w:bCs w:val="0"/>
+          <w:highlight w:val="none"/>
+          <w:lang w:val="cs-CZ"/>
+        </w:rPr>
+        <w:t xml:space="preserve">Dát do košíku druhý produkt</w:t>
+      </w:r>
+      <w:r>
+        <w:rPr>
+          <w:b w:val="0"/>
+          <w:bCs w:val="0"/>
+        </w:rPr>
+      </w:r>
+    </w:p>
+    <w:p>
+      <w:pPr>
+        <w:pStyle w:val="938"/>
+        <w:numPr>
+          <w:ilvl w:val="1"/>
+          <w:numId w:val="1"/>
+        </w:numPr>
+        <w:pBdr/>
+        <w:spacing/>
+        <w:ind/>
+        <w:rPr>
+          <w:b w:val="0"/>
+          <w:bCs w:val="0"/>
+        </w:rPr>
+      </w:pPr>
+      <w:r>
+        <w:rPr>
+          <w:b w:val="0"/>
+          <w:bCs w:val="0"/>
+          <w:highlight w:val="none"/>
+          <w:lang w:val="cs-CZ"/>
+        </w:rPr>
+        <w:t xml:space="preserve">Ověření sucess informace</w:t>
+      </w:r>
+      <w:r>
+        <w:rPr>
+          <w:b w:val="0"/>
+          <w:bCs w:val="0"/>
+        </w:rPr>
+      </w:r>
+    </w:p>
+    <w:p>
+      <w:pPr>
+        <w:pStyle w:val="938"/>
+        <w:numPr>
+          <w:ilvl w:val="1"/>
+          <w:numId w:val="1"/>
+        </w:numPr>
+        <w:pBdr/>
+        <w:spacing/>
+        <w:ind/>
+        <w:rPr>
+          <w:b w:val="0"/>
+          <w:bCs w:val="0"/>
+        </w:rPr>
+      </w:pPr>
+      <w:r>
+        <w:rPr>
+          <w:b w:val="0"/>
+          <w:bCs w:val="0"/>
+          <w:highlight w:val="none"/>
+          <w:lang w:val="cs-CZ"/>
+        </w:rPr>
+        <w:t xml:space="preserve">Ovření badge u košíku je 3</w:t>
+      </w:r>
+      <w:r>
+        <w:rPr>
+          <w:b w:val="0"/>
+          <w:bCs w:val="0"/>
+        </w:rPr>
+      </w:r>
+    </w:p>
+    <w:p>
+      <w:pPr>
+        <w:pStyle w:val="938"/>
+        <w:numPr>
+          <w:ilvl w:val="0"/>
+          <w:numId w:val="1"/>
+        </w:numPr>
+        <w:pBdr/>
+        <w:spacing/>
+        <w:ind/>
+        <w:rPr>
+          <w:b w:val="0"/>
+          <w:bCs w:val="0"/>
+        </w:rPr>
+      </w:pPr>
+      <w:r>
+        <w:rPr>
+          <w:b w:val="0"/>
+          <w:bCs w:val="0"/>
+          <w:highlight w:val="none"/>
+          <w:lang w:val="cs-CZ"/>
+        </w:rPr>
+        <w:t xml:space="preserve">Kliknout na košík a ověřit že bylo přesměrováné na </w:t>
+      </w:r>
+      <w:r>
+        <w:rPr>
+          <w:b/>
+          <w:bCs/>
+          <w:highlight w:val="none"/>
+          <w:lang w:val="cs-CZ"/>
+        </w:rPr>
+        <w:t xml:space="preserve">/cart</w:t>
+      </w:r>
+      <w:r>
+        <w:rPr>
+          <w:b w:val="0"/>
+          <w:bCs w:val="0"/>
+          <w:highlight w:val="none"/>
           <w:lang w:val="cs-CZ"/>
         </w:rPr>
       </w:r>
@@ -1873,6 +2067,11 @@
     </w:p>
     <w:p>
       <w:pPr>
+        <w:pStyle w:val="938"/>
+        <w:numPr>
+          <w:ilvl w:val="0"/>
+          <w:numId w:val="1"/>
+        </w:numPr>
         <w:pBdr/>
         <w:spacing/>
         <w:ind/>
@@ -1881,6 +2080,235 @@
           <w:bCs w:val="0"/>
         </w:rPr>
       </w:pPr>
+      <w:r>
+        <w:rPr>
+          <w:b w:val="0"/>
+          <w:bCs w:val="0"/>
+          <w:highlight w:val="none"/>
+          <w:lang w:val="cs-CZ"/>
+        </w:rPr>
+        <w:t xml:space="preserve">Kontrola položek v košíku</w:t>
+      </w:r>
+      <w:r>
+        <w:rPr>
+          <w:b w:val="0"/>
+          <w:bCs w:val="0"/>
+        </w:rPr>
+      </w:r>
+    </w:p>
+    <w:p>
+      <w:pPr>
+        <w:pStyle w:val="938"/>
+        <w:numPr>
+          <w:ilvl w:val="1"/>
+          <w:numId w:val="1"/>
+        </w:numPr>
+        <w:pBdr/>
+        <w:spacing/>
+        <w:ind/>
+        <w:rPr>
+          <w:b w:val="0"/>
+          <w:bCs w:val="0"/>
+        </w:rPr>
+      </w:pPr>
+      <w:r>
+        <w:rPr>
+          <w:b w:val="0"/>
+          <w:bCs w:val="0"/>
+          <w:highlight w:val="none"/>
+          <w:lang w:val="cs-CZ"/>
+        </w:rPr>
+      </w:r>
+      <w:r>
+        <w:rPr>
+          <w:b w:val="0"/>
+          <w:bCs w:val="0"/>
+          <w:highlight w:val="none"/>
+          <w:lang w:val="cs-CZ"/>
+        </w:rPr>
+        <w:t xml:space="preserve">V košíku jsou dvě položky jedna s počkem kusů 1 a druhý 2</w:t>
+      </w:r>
+      <w:r>
+        <w:rPr>
+          <w:b w:val="0"/>
+          <w:bCs w:val="0"/>
+        </w:rPr>
+      </w:r>
+    </w:p>
+    <w:p>
+      <w:pPr>
+        <w:pStyle w:val="938"/>
+        <w:numPr>
+          <w:ilvl w:val="1"/>
+          <w:numId w:val="1"/>
+        </w:numPr>
+        <w:pBdr/>
+        <w:spacing/>
+        <w:ind/>
+        <w:rPr>
+          <w:b w:val="0"/>
+          <w:bCs w:val="0"/>
+        </w:rPr>
+      </w:pPr>
+      <w:r>
+        <w:rPr>
+          <w:b w:val="0"/>
+          <w:bCs w:val="0"/>
+          <w:highlight w:val="none"/>
+          <w:lang w:val="cs-CZ"/>
+        </w:rPr>
+        <w:t xml:space="preserve">Celková cena v košíku je nenulová</w:t>
+      </w:r>
+      <w:r>
+        <w:rPr>
+          <w:b w:val="0"/>
+          <w:bCs w:val="0"/>
+        </w:rPr>
+      </w:r>
+    </w:p>
+    <w:p>
+      <w:pPr>
+        <w:pStyle w:val="938"/>
+        <w:numPr>
+          <w:ilvl w:val="0"/>
+          <w:numId w:val="1"/>
+        </w:numPr>
+        <w:pBdr/>
+        <w:spacing/>
+        <w:ind/>
+        <w:rPr>
+          <w:b w:val="0"/>
+          <w:bCs w:val="0"/>
+        </w:rPr>
+      </w:pPr>
+      <w:r>
+        <w:rPr>
+          <w:b w:val="0"/>
+          <w:bCs w:val="0"/>
+          <w:highlight w:val="none"/>
+          <w:lang w:val="cs-CZ"/>
+        </w:rPr>
+        <w:t xml:space="preserve">Kliknutí na </w:t>
+      </w:r>
+      <w:r>
+        <w:rPr>
+          <w:b/>
+          <w:bCs/>
+          <w:highlight w:val="none"/>
+          <w:lang w:val="cs-CZ"/>
+        </w:rPr>
+        <w:t xml:space="preserve">Přejít k pokladně</w:t>
+      </w:r>
+      <w:r>
+        <w:rPr>
+          <w:b w:val="0"/>
+          <w:bCs w:val="0"/>
+          <w:highlight w:val="none"/>
+          <w:lang w:val="cs-CZ"/>
+        </w:rPr>
+      </w:r>
+      <w:r>
+        <w:rPr>
+          <w:b w:val="0"/>
+          <w:bCs w:val="0"/>
+        </w:rPr>
+      </w:r>
+    </w:p>
+    <w:p>
+      <w:pPr>
+        <w:pStyle w:val="938"/>
+        <w:numPr>
+          <w:ilvl w:val="0"/>
+          <w:numId w:val="1"/>
+        </w:numPr>
+        <w:pBdr/>
+        <w:spacing/>
+        <w:ind/>
+        <w:rPr>
+          <w:b w:val="0"/>
+          <w:bCs w:val="0"/>
+        </w:rPr>
+      </w:pPr>
+      <w:r>
+        <w:rPr>
+          <w:b w:val="0"/>
+          <w:bCs w:val="0"/>
+          <w:highlight w:val="none"/>
+          <w:lang w:val="cs-CZ"/>
+        </w:rPr>
+        <w:t xml:space="preserve">Vyplnit formulář</w:t>
+      </w:r>
+      <w:r>
+        <w:rPr>
+          <w:b w:val="0"/>
+          <w:bCs w:val="0"/>
+        </w:rPr>
+      </w:r>
+    </w:p>
+    <w:p>
+      <w:pPr>
+        <w:pStyle w:val="938"/>
+        <w:numPr>
+          <w:ilvl w:val="0"/>
+          <w:numId w:val="1"/>
+        </w:numPr>
+        <w:pBdr/>
+        <w:spacing/>
+        <w:ind/>
+        <w:rPr>
+          <w:b w:val="0"/>
+          <w:bCs w:val="0"/>
+        </w:rPr>
+      </w:pPr>
+      <w:r>
+        <w:rPr>
+          <w:b w:val="0"/>
+          <w:bCs w:val="0"/>
+          <w:highlight w:val="none"/>
+          <w:lang w:val="cs-CZ"/>
+        </w:rPr>
+        <w:t xml:space="preserve">Odeslat objednávku</w:t>
+      </w:r>
+      <w:r>
+        <w:rPr>
+          <w:b w:val="0"/>
+          <w:bCs w:val="0"/>
+        </w:rPr>
+      </w:r>
+    </w:p>
+    <w:p>
+      <w:pPr>
+        <w:pStyle w:val="938"/>
+        <w:numPr>
+          <w:ilvl w:val="0"/>
+          <w:numId w:val="1"/>
+        </w:numPr>
+        <w:pBdr/>
+        <w:spacing/>
+        <w:ind/>
+        <w:rPr>
+          <w:b w:val="0"/>
+          <w:bCs w:val="0"/>
+        </w:rPr>
+      </w:pPr>
+      <w:r>
+        <w:rPr>
+          <w:b w:val="0"/>
+          <w:bCs w:val="0"/>
+          <w:highlight w:val="none"/>
+          <w:lang w:val="cs-CZ"/>
+        </w:rPr>
+        <w:t xml:space="preserve">Přejít do košíku a ověřit, že je </w:t>
+      </w:r>
+      <w:r>
+        <w:rPr>
+          <w:b/>
+          <w:bCs/>
+          <w:highlight w:val="none"/>
+          <w:lang w:val="cs-CZ"/>
+        </w:rPr>
+        <w:t xml:space="preserve">prázdný</w:t>
+      </w:r>
       <w:r>
         <w:rPr>
           <w:b w:val="0"/>
@@ -1913,6 +2341,25 @@
         <w:ind/>
         <w:rPr/>
       </w:pPr>
+      <w:r/>
+      <w:r/>
+      <w:r/>
+    </w:p>
+    <w:p>
+      <w:pPr>
+        <w:pStyle w:val="877"/>
+        <w:pBdr/>
+        <w:spacing/>
+        <w:ind/>
+        <w:rPr>
+          <w:b w:val="0"/>
+          <w:bCs w:val="0"/>
+          <w:highlight w:val="none"/>
+          <w:lang w:val="cs-CZ"/>
+        </w:rPr>
+      </w:pPr>
+      <w:r/>
+      <w:bookmarkStart w:id="8" w:name="_Toc8"/>
       <w:r>
         <w:rPr>
           <w:b w:val="0"/>
@@ -1920,7 +2367,10 @@
           <w:highlight w:val="none"/>
           <w:lang w:val="cs-CZ"/>
         </w:rPr>
+        <w:t xml:space="preserve">Registrace uživatele</w:t>
       </w:r>
+      <w:r/>
+      <w:bookmarkEnd w:id="8"/>
       <w:r>
         <w:rPr>
           <w:b w:val="0"/>
@@ -1940,19 +2390,89 @@
     </w:p>
     <w:p>
       <w:pPr>
-        <w:pStyle w:val="877"/>
         <w:pBdr/>
         <w:spacing/>
         <w:ind/>
         <w:rPr>
-          <w:b w:val="0"/>
-          <w:bCs w:val="0"/>
+          <w:b/>
+          <w:bCs/>
+        </w:rPr>
+      </w:pPr>
+      <w:r>
+        <w:rPr>
+          <w:b/>
+          <w:bCs/>
+          <w:lang w:val="cs-CZ" w:bidi="cs-CZ"/>
+        </w:rPr>
+        <w:t xml:space="preserve">Název souboru: RegisterUser.java</w:t>
+      </w:r>
+      <w:r>
+        <w:rPr>
+          <w:b/>
+          <w:bCs/>
+        </w:rPr>
+      </w:r>
+      <w:r>
+        <w:rPr>
+          <w:b/>
+          <w:bCs/>
+        </w:rPr>
+      </w:r>
+    </w:p>
+    <w:p>
+      <w:pPr>
+        <w:pStyle w:val="938"/>
+        <w:numPr>
+          <w:ilvl w:val="0"/>
+          <w:numId w:val="2"/>
+        </w:numPr>
+        <w:pBdr/>
+        <w:spacing/>
+        <w:ind/>
+        <w:rPr/>
+      </w:pPr>
+      <w:r>
+        <w:rPr>
+          <w:lang w:val="cs-CZ"/>
+        </w:rPr>
+        <w:t xml:space="preserve">Přejít na homepage</w:t>
+      </w:r>
+      <w:r/>
+    </w:p>
+    <w:p>
+      <w:pPr>
+        <w:pStyle w:val="938"/>
+        <w:numPr>
+          <w:ilvl w:val="0"/>
+          <w:numId w:val="2"/>
+        </w:numPr>
+        <w:pBdr/>
+        <w:spacing/>
+        <w:ind/>
+        <w:rPr/>
+      </w:pPr>
+      <w:r>
+        <w:rPr>
           <w:highlight w:val="none"/>
           <w:lang w:val="cs-CZ"/>
         </w:rPr>
-      </w:pPr>
-      <w:r/>
-      <w:bookmarkStart w:id="8" w:name="_Toc8"/>
+      </w:r>
+      <w:r>
+        <w:rPr>
+          <w:highlight w:val="none"/>
+          <w:lang w:val="cs-CZ"/>
+        </w:rPr>
+        <w:t xml:space="preserve">Přejít na </w:t>
+      </w:r>
+      <w:r>
+        <w:rPr>
+          <w:b/>
+          <w:bCs/>
+          <w:highlight w:val="none"/>
+          <w:lang w:val="cs-CZ"/>
+        </w:rPr>
+        <w:t xml:space="preserve">/register</w:t>
+      </w:r>
       <w:r>
         <w:rPr>
           <w:b w:val="0"/>
@@ -1960,11 +2480,283 @@
           <w:highlight w:val="none"/>
           <w:lang w:val="cs-CZ"/>
         </w:rPr>
-        <w:t xml:space="preserve">Registrace uživatele</w:t>
       </w:r>
       <w:r/>
-      <w:bookmarkEnd w:id="8"/>
+    </w:p>
+    <w:p>
+      <w:pPr>
+        <w:pStyle w:val="938"/>
+        <w:numPr>
+          <w:ilvl w:val="0"/>
+          <w:numId w:val="2"/>
+        </w:numPr>
+        <w:pBdr/>
+        <w:spacing/>
+        <w:ind/>
+        <w:rPr/>
+      </w:pPr>
+      <w:r>
+        <w:rPr>
+          <w:b w:val="0"/>
+          <w:bCs w:val="0"/>
+          <w:highlight w:val="none"/>
+          <w:lang w:val="cs-CZ"/>
+        </w:rPr>
+        <w:t xml:space="preserve">Vyplnit formulář</w:t>
+      </w:r>
       <w:r/>
+    </w:p>
+    <w:p>
+      <w:pPr>
+        <w:pStyle w:val="938"/>
+        <w:numPr>
+          <w:ilvl w:val="1"/>
+          <w:numId w:val="2"/>
+        </w:numPr>
+        <w:pBdr/>
+        <w:spacing/>
+        <w:ind/>
+        <w:rPr/>
+      </w:pPr>
+      <w:r>
+        <w:rPr>
+          <w:b w:val="0"/>
+          <w:bCs w:val="0"/>
+          <w:highlight w:val="none"/>
+          <w:lang w:val="cs-CZ"/>
+        </w:rPr>
+        <w:t xml:space="preserve">Name: </w:t>
+      </w:r>
+      <w:r>
+        <w:rPr>
+          <w:b/>
+          <w:bCs/>
+          <w:highlight w:val="none"/>
+          <w:lang w:val="cs-CZ"/>
+        </w:rPr>
+        <w:t xml:space="preserve">test</w:t>
+      </w:r>
+      <w:r/>
+    </w:p>
+    <w:p>
+      <w:pPr>
+        <w:pStyle w:val="938"/>
+        <w:numPr>
+          <w:ilvl w:val="1"/>
+          <w:numId w:val="2"/>
+        </w:numPr>
+        <w:pBdr/>
+        <w:spacing/>
+        <w:ind/>
+        <w:rPr/>
+      </w:pPr>
+      <w:r>
+        <w:rPr>
+          <w:b w:val="0"/>
+          <w:bCs w:val="0"/>
+          <w:highlight w:val="none"/>
+          <w:lang w:val="cs-CZ"/>
+        </w:rPr>
+        <w:t xml:space="preserve">Surname: </w:t>
+      </w:r>
+      <w:r>
+        <w:rPr>
+          <w:b/>
+          <w:bCs/>
+          <w:highlight w:val="none"/>
+          <w:lang w:val="cs-CZ"/>
+        </w:rPr>
+        <w:t xml:space="preserve">user</w:t>
+      </w:r>
+      <w:r/>
+    </w:p>
+    <w:p>
+      <w:pPr>
+        <w:pStyle w:val="938"/>
+        <w:numPr>
+          <w:ilvl w:val="1"/>
+          <w:numId w:val="2"/>
+        </w:numPr>
+        <w:pBdr/>
+        <w:spacing/>
+        <w:ind/>
+        <w:rPr/>
+      </w:pPr>
+      <w:r>
+        <w:rPr>
+          <w:b w:val="0"/>
+          <w:bCs w:val="0"/>
+          <w:highlight w:val="none"/>
+          <w:lang w:val="cs-CZ"/>
+        </w:rPr>
+        <w:t xml:space="preserve">Email: </w:t>
+      </w:r>
+      <w:r>
+        <w:rPr>
+          <w:b/>
+          <w:bCs/>
+          <w:highlight w:val="none"/>
+          <w:lang w:val="cs-CZ"/>
+        </w:rPr>
+        <w:t xml:space="preserve">testUser@gmail.com</w:t>
+      </w:r>
+      <w:r>
+        <w:rPr>
+          <w:b/>
+          <w:bCs/>
+          <w:highlight w:val="none"/>
+          <w:lang w:val="cs-CZ"/>
+        </w:rPr>
+      </w:r>
+    </w:p>
+    <w:p>
+      <w:pPr>
+        <w:pStyle w:val="938"/>
+        <w:numPr>
+          <w:ilvl w:val="1"/>
+          <w:numId w:val="2"/>
+        </w:numPr>
+        <w:pBdr/>
+        <w:spacing/>
+        <w:ind/>
+        <w:rPr/>
+      </w:pPr>
+      <w:r>
+        <w:rPr>
+          <w:b w:val="0"/>
+          <w:bCs w:val="0"/>
+          <w:highlight w:val="none"/>
+          <w:lang w:val="cs-CZ"/>
+        </w:rPr>
+        <w:t xml:space="preserve">Username: </w:t>
+      </w:r>
+      <w:r>
+        <w:rPr>
+          <w:b/>
+          <w:bCs/>
+          <w:highlight w:val="none"/>
+          <w:lang w:val="cs-CZ"/>
+        </w:rPr>
+        <w:t xml:space="preserve">testUser</w:t>
+      </w:r>
+      <w:r/>
+    </w:p>
+    <w:p>
+      <w:pPr>
+        <w:pStyle w:val="938"/>
+        <w:numPr>
+          <w:ilvl w:val="1"/>
+          <w:numId w:val="2"/>
+        </w:numPr>
+        <w:pBdr/>
+        <w:spacing/>
+        <w:ind/>
+        <w:rPr/>
+      </w:pPr>
+      <w:r>
+        <w:rPr>
+          <w:b w:val="0"/>
+          <w:bCs w:val="0"/>
+          <w:highlight w:val="none"/>
+          <w:lang w:val="cs-CZ"/>
+        </w:rPr>
+        <w:t xml:space="preserve">Password: </w:t>
+      </w:r>
+      <w:r>
+        <w:rPr>
+          <w:b/>
+          <w:bCs/>
+          <w:highlight w:val="none"/>
+          <w:lang w:val="cs-CZ"/>
+        </w:rPr>
+        <w:t xml:space="preserve">testPass</w:t>
+      </w:r>
+      <w:r/>
+    </w:p>
+    <w:p>
+      <w:pPr>
+        <w:pStyle w:val="938"/>
+        <w:numPr>
+          <w:ilvl w:val="0"/>
+          <w:numId w:val="2"/>
+        </w:numPr>
+        <w:pBdr/>
+        <w:spacing/>
+        <w:ind/>
+        <w:rPr/>
+      </w:pPr>
+      <w:r>
+        <w:rPr>
+          <w:b w:val="0"/>
+          <w:bCs w:val="0"/>
+          <w:highlight w:val="none"/>
+          <w:lang w:val="cs-CZ"/>
+        </w:rPr>
+        <w:t xml:space="preserve">Registrovat se</w:t>
+      </w:r>
+      <w:r>
+        <w:rPr>
+          <w:b/>
+          <w:bCs/>
+          <w:highlight w:val="none"/>
+          <w:lang w:val="cs-CZ"/>
+        </w:rPr>
+      </w:r>
+    </w:p>
+    <w:p>
+      <w:pPr>
+        <w:pBdr/>
+        <w:spacing/>
+        <w:ind/>
+        <w:rPr/>
+      </w:pPr>
+      <w:r/>
+      <w:r/>
+      <w:r/>
+    </w:p>
+    <w:p>
+      <w:pPr>
+        <w:pStyle w:val="876"/>
+        <w:pBdr/>
+        <w:spacing/>
+        <w:ind/>
+        <w:rPr/>
+      </w:pPr>
+      <w:r>
+        <w:rPr>
+          <w:lang w:val="cs-CZ"/>
+        </w:rPr>
+        <w:t xml:space="preserve">Předvyplnění formuláře objednávky pro přihlášené uživatele</w:t>
+      </w:r>
+      <w:r/>
+    </w:p>
+    <w:p>
+      <w:pPr>
+        <w:pBdr/>
+        <w:spacing/>
+        <w:ind/>
+        <w:rPr>
+          <w:b w:val="0"/>
+          <w:bCs w:val="0"/>
+          <w:highlight w:val="none"/>
+          <w:lang w:val="cs-CZ"/>
+        </w:rPr>
+      </w:pPr>
+      <w:r>
+        <w:rPr>
+          <w:b/>
+          <w:bCs/>
+          <w:lang w:val="cs-CZ"/>
+        </w:rPr>
+        <w:t xml:space="preserve">Název souboru: PrefillConfirmOrderForm.java</w:t>
+      </w:r>
+      <w:r>
+        <w:rPr>
+          <w:b w:val="0"/>
+          <w:bCs w:val="0"/>
+          <w:lang w:val="cs-CZ"/>
+        </w:rPr>
+      </w:r>
       <w:r>
         <w:rPr>
           <w:b w:val="0"/>
@@ -1976,42 +2768,153 @@
     </w:p>
     <w:p>
       <w:pPr>
+        <w:pStyle w:val="938"/>
+        <w:numPr>
+          <w:ilvl w:val="0"/>
+          <w:numId w:val="3"/>
+        </w:numPr>
         <w:pBdr/>
         <w:spacing/>
         <w:ind/>
         <w:rPr>
-          <w:b/>
-          <w:bCs/>
+          <w:b w:val="0"/>
+          <w:bCs w:val="0"/>
+          <w:highlight w:val="none"/>
         </w:rPr>
       </w:pPr>
+      <w:r>
+        <w:rPr>
+          <w:b w:val="0"/>
+          <w:bCs w:val="0"/>
+          <w:highlight w:val="none"/>
+          <w:lang w:val="cs-CZ" w:bidi="cs-CZ"/>
+        </w:rPr>
+        <w:t xml:space="preserve">Přihlásit se jako </w:t>
+      </w:r>
       <w:r>
         <w:rPr>
           <w:b/>
           <w:bCs/>
+          <w:highlight w:val="none"/>
           <w:lang w:val="cs-CZ" w:bidi="cs-CZ"/>
         </w:rPr>
-        <w:t xml:space="preserve">Název souboru: RegisterUser.java</w:t>
+        <w:t xml:space="preserve">testUser</w:t>
       </w:r>
       <w:r>
         <w:rPr>
+          <w:b w:val="0"/>
+          <w:bCs w:val="0"/>
+          <w:highlight w:val="none"/>
           <w:lang w:val="cs-CZ" w:bidi="cs-CZ"/>
         </w:rPr>
       </w:r>
       <w:r>
         <w:rPr>
-          <w:b/>
-          <w:bCs/>
+          <w:b w:val="0"/>
+          <w:bCs w:val="0"/>
+          <w:highlight w:val="none"/>
         </w:rPr>
       </w:r>
     </w:p>
     <w:p>
       <w:pPr>
+        <w:pStyle w:val="938"/>
+        <w:numPr>
+          <w:ilvl w:val="0"/>
+          <w:numId w:val="3"/>
+        </w:numPr>
+        <w:pBdr/>
+        <w:spacing/>
+        <w:ind/>
+        <w:rPr>
+          <w:b w:val="0"/>
+          <w:bCs w:val="0"/>
+          <w:highlight w:val="none"/>
+        </w:rPr>
+      </w:pPr>
+      <w:r>
+        <w:rPr>
+          <w:b w:val="0"/>
+          <w:bCs w:val="0"/>
+          <w:highlight w:val="none"/>
+          <w:lang w:val="cs-CZ" w:bidi="cs-CZ"/>
+        </w:rPr>
+        <w:t xml:space="preserve">Přidání položek do košíku jako v testu </w:t>
+      </w:r>
+      <w:r>
+        <w:rPr>
+          <w:b/>
+          <w:bCs/>
+          <w:highlight w:val="none"/>
+          <w:lang w:val="cs-CZ" w:bidi="cs-CZ"/>
+        </w:rPr>
+        <w:t xml:space="preserve">Objednání zmrzliny bez účtu</w:t>
+      </w:r>
+      <w:r>
+        <w:rPr>
+          <w:b w:val="0"/>
+          <w:bCs w:val="0"/>
+          <w:highlight w:val="none"/>
+          <w:lang w:val="cs-CZ" w:bidi="cs-CZ"/>
+        </w:rPr>
+      </w:r>
+      <w:r>
+        <w:rPr>
+          <w:b w:val="0"/>
+          <w:bCs w:val="0"/>
+          <w:highlight w:val="none"/>
+        </w:rPr>
+      </w:r>
+    </w:p>
+    <w:p>
+      <w:pPr>
+        <w:pStyle w:val="938"/>
+        <w:numPr>
+          <w:ilvl w:val="0"/>
+          <w:numId w:val="3"/>
+        </w:numPr>
+        <w:pBdr/>
+        <w:spacing/>
+        <w:ind/>
+        <w:rPr>
+          <w:b w:val="0"/>
+          <w:bCs w:val="0"/>
+          <w:highlight w:val="none"/>
+        </w:rPr>
+      </w:pPr>
+      <w:r>
+        <w:rPr>
+          <w:b w:val="0"/>
+          <w:bCs w:val="0"/>
+          <w:highlight w:val="none"/>
+          <w:lang w:val="cs-CZ" w:bidi="cs-CZ"/>
+        </w:rPr>
+        <w:t xml:space="preserve">Poslat </w:t>
+      </w:r>
+      <w:r>
+        <w:rPr>
+          <w:b w:val="0"/>
+          <w:bCs w:val="0"/>
+          <w:highlight w:val="none"/>
+          <w:lang w:val="cs-CZ" w:bidi="cs-CZ"/>
+        </w:rPr>
+      </w:r>
+      <w:r>
+        <w:rPr>
+          <w:b w:val="0"/>
+          <w:bCs w:val="0"/>
+          <w:highlight w:val="none"/>
+          <w:lang w:val="cs-CZ" w:bidi="cs-CZ"/>
+        </w:rPr>
+      </w:r>
+    </w:p>
+    <w:p>
+      <w:pPr>
         <w:pBdr/>
         <w:spacing/>
         <w:ind/>
         <w:rPr/>
       </w:pPr>
-      <w:r/>
       <w:r/>
       <w:r/>
     </w:p>
@@ -2060,6 +2963,14 @@
         <w:rPr>
           <w:b/>
           <w:bCs/>
+        </w:rPr>
+      </w:r>
+      <w:r>
+        <w:rPr>
+          <w:b/>
+          <w:bCs/>
+          <w:highlight w:val="none"/>
+          <w:lang w:val="cs-CZ"/>
         </w:rPr>
       </w:r>
     </w:p>
@@ -2133,7 +3044,6 @@
       </w:pPr>
       <w:r/>
       <w:r/>
-      <w:r/>
     </w:p>
     <w:p>
       <w:pPr>
@@ -2167,7 +3077,6 @@
       </w:pPr>
       <w:r/>
       <w:r/>
-      <w:r/>
     </w:p>
     <w:p>
       <w:pPr>
@@ -2185,13 +3094,12 @@
         </w:rPr>
       </w:r>
       <w:r/>
-      <w:r/>
     </w:p>
     <w:sectPr>
-      <w:headerReference w:type="default" r:id="rId9"/>
-      <w:headerReference w:type="first" r:id="rId10"/>
-      <w:footerReference w:type="default" r:id="rId11"/>
-      <w:footerReference w:type="first" r:id="rId12"/>
+      <w:headerReference w:type="default" r:id="rId10"/>
+      <w:headerReference w:type="first" r:id="rId11"/>
+      <w:footerReference w:type="default" r:id="rId12"/>
+      <w:footerReference w:type="first" r:id="rId13"/>
       <w:footnotePr/>
       <w:endnotePr/>
       <w:type w:val="nextPage"/>
@@ -2369,6 +3277,407 @@
     <w:r/>
   </w:p>
 </w:hdr>
+</file>
+
+<file path=word/numbering.xml><?xml version="1.0" encoding="utf-8"?>
+<w:numbering xmlns:wpc="http://schemas.microsoft.com/office/word/2010/wordprocessingCanvas" xmlns:mc="http://schemas.openxmlformats.org/markup-compatibility/2006" xmlns:o="urn:schemas-microsoft-com:office:office" xmlns:r="http://schemas.openxmlformats.org/officeDocument/2006/relationships" xmlns:m="http://schemas.openxmlformats.org/officeDocument/2006/math" xmlns:v="urn:schemas-microsoft-com:vml" xmlns:wp14="http://schemas.microsoft.com/office/word/2010/wordprocessingDrawing" xmlns:wp="http://schemas.openxmlformats.org/drawingml/2006/wordprocessingDrawing" xmlns:w10="urn:schemas-microsoft-com:office:word" xmlns:w="http://schemas.openxmlformats.org/wordprocessingml/2006/main" xmlns:w14="http://schemas.microsoft.com/office/word/2010/wordml" xmlns:w15="http://schemas.microsoft.com/office/word/2012/wordml" xmlns:wpg="http://schemas.microsoft.com/office/word/2010/wordprocessingGroup" xmlns:wpi="http://schemas.microsoft.com/office/word/2010/wordprocessingInk" xmlns:wne="http://schemas.microsoft.com/office/word/2006/wordml" xmlns:wps="http://schemas.microsoft.com/office/word/2010/wordprocessingShape" mc:Ignorable="w14 w15 wp14">
+  <w:abstractNum w:abstractNumId="0">
+    <w:nsid w:val="414E44E0"/>
+    <w:lvl w:ilvl="0">
+      <w:isLgl w:val="false"/>
+      <w:lvlJc w:val="left"/>
+      <w:lvlText w:val="%1)"/>
+      <w:numFmt w:val="decimal"/>
+      <w:pPr>
+        <w:pBdr/>
+        <w:spacing/>
+        <w:ind w:hanging="360" w:left="709"/>
+      </w:pPr>
+      <w:rPr/>
+      <w:start w:val="1"/>
+      <w:suff w:val="tab"/>
+    </w:lvl>
+    <w:lvl w:ilvl="1">
+      <w:isLgl w:val="false"/>
+      <w:lvlJc w:val="left"/>
+      <w:lvlText w:val="%2."/>
+      <w:numFmt w:val="lowerLetter"/>
+      <w:pPr>
+        <w:pBdr/>
+        <w:spacing/>
+        <w:ind w:hanging="360" w:left="1429"/>
+      </w:pPr>
+      <w:rPr/>
+      <w:start w:val="1"/>
+      <w:suff w:val="tab"/>
+    </w:lvl>
+    <w:lvl w:ilvl="2">
+      <w:isLgl w:val="false"/>
+      <w:lvlJc w:val="right"/>
+      <w:lvlText w:val="%3."/>
+      <w:numFmt w:val="lowerRoman"/>
+      <w:pPr>
+        <w:pBdr/>
+        <w:spacing/>
+        <w:ind w:hanging="180" w:left="2149"/>
+      </w:pPr>
+      <w:rPr/>
+      <w:start w:val="1"/>
+      <w:suff w:val="tab"/>
+    </w:lvl>
+    <w:lvl w:ilvl="3">
+      <w:isLgl w:val="false"/>
+      <w:lvlJc w:val="left"/>
+      <w:lvlText w:val="%4."/>
+      <w:numFmt w:val="decimal"/>
+      <w:pPr>
+        <w:pBdr/>
+        <w:spacing/>
+        <w:ind w:hanging="360" w:left="2869"/>
+      </w:pPr>
+      <w:rPr/>
+      <w:start w:val="1"/>
+      <w:suff w:val="tab"/>
+    </w:lvl>
+    <w:lvl w:ilvl="4">
+      <w:isLgl w:val="false"/>
+      <w:lvlJc w:val="left"/>
+      <w:lvlText w:val="%5."/>
+      <w:numFmt w:val="lowerLetter"/>
+      <w:pPr>
+        <w:pBdr/>
+        <w:spacing/>
+        <w:ind w:hanging="360" w:left="3589"/>
+      </w:pPr>
+      <w:rPr/>
+      <w:start w:val="1"/>
+      <w:suff w:val="tab"/>
+    </w:lvl>
+    <w:lvl w:ilvl="5">
+      <w:isLgl w:val="false"/>
+      <w:lvlJc w:val="right"/>
+      <w:lvlText w:val="%6."/>
+      <w:numFmt w:val="lowerRoman"/>
+      <w:pPr>
+        <w:pBdr/>
+        <w:spacing/>
+        <w:ind w:hanging="180" w:left="4309"/>
+      </w:pPr>
+      <w:rPr/>
+      <w:start w:val="1"/>
+      <w:suff w:val="tab"/>
+    </w:lvl>
+    <w:lvl w:ilvl="6">
+      <w:isLgl w:val="false"/>
+      <w:lvlJc w:val="left"/>
+      <w:lvlText w:val="%7."/>
+      <w:numFmt w:val="decimal"/>
+      <w:pPr>
+        <w:pBdr/>
+        <w:spacing/>
+        <w:ind w:hanging="360" w:left="5029"/>
+      </w:pPr>
+      <w:rPr/>
+      <w:start w:val="1"/>
+      <w:suff w:val="tab"/>
+    </w:lvl>
+    <w:lvl w:ilvl="7">
+      <w:isLgl w:val="false"/>
+      <w:lvlJc w:val="left"/>
+      <w:lvlText w:val="%8."/>
+      <w:numFmt w:val="lowerLetter"/>
+      <w:pPr>
+        <w:pBdr/>
+        <w:spacing/>
+        <w:ind w:hanging="360" w:left="5749"/>
+      </w:pPr>
+      <w:rPr/>
+      <w:start w:val="1"/>
+      <w:suff w:val="tab"/>
+    </w:lvl>
+    <w:lvl w:ilvl="8">
+      <w:isLgl w:val="false"/>
+      <w:lvlJc w:val="right"/>
+      <w:lvlText w:val="%9."/>
+      <w:numFmt w:val="lowerRoman"/>
+      <w:pPr>
+        <w:pBdr/>
+        <w:spacing/>
+        <w:ind w:hanging="180" w:left="6469"/>
+      </w:pPr>
+      <w:rPr/>
+      <w:start w:val="1"/>
+      <w:suff w:val="tab"/>
+    </w:lvl>
+  </w:abstractNum>
+  <w:abstractNum w:abstractNumId="1">
+    <w:nsid w:val="564219C3"/>
+    <w:lvl w:ilvl="0">
+      <w:isLgl w:val="false"/>
+      <w:lvlJc w:val="left"/>
+      <w:lvlText w:val="%1)"/>
+      <w:numFmt w:val="decimal"/>
+      <w:pPr>
+        <w:pBdr/>
+        <w:spacing/>
+        <w:ind w:hanging="360" w:left="709"/>
+      </w:pPr>
+      <w:rPr/>
+      <w:start w:val="1"/>
+      <w:suff w:val="tab"/>
+    </w:lvl>
+    <w:lvl w:ilvl="1">
+      <w:isLgl w:val="false"/>
+      <w:lvlJc w:val="left"/>
+      <w:lvlText w:val="%2."/>
+      <w:numFmt w:val="lowerLetter"/>
+      <w:pPr>
+        <w:pBdr/>
+        <w:spacing/>
+        <w:ind w:hanging="360" w:left="1429"/>
+      </w:pPr>
+      <w:rPr/>
+      <w:start w:val="1"/>
+      <w:suff w:val="tab"/>
+    </w:lvl>
+    <w:lvl w:ilvl="2">
+      <w:isLgl w:val="false"/>
+      <w:lvlJc w:val="right"/>
+      <w:lvlText w:val="%3."/>
+      <w:numFmt w:val="lowerRoman"/>
+      <w:pPr>
+        <w:pBdr/>
+        <w:spacing/>
+        <w:ind w:hanging="180" w:left="2149"/>
+      </w:pPr>
+      <w:rPr/>
+      <w:start w:val="1"/>
+      <w:suff w:val="tab"/>
+    </w:lvl>
+    <w:lvl w:ilvl="3">
+      <w:isLgl w:val="false"/>
+      <w:lvlJc w:val="left"/>
+      <w:lvlText w:val="%4."/>
+      <w:numFmt w:val="decimal"/>
+      <w:pPr>
+        <w:pBdr/>
+        <w:spacing/>
+        <w:ind w:hanging="360" w:left="2869"/>
+      </w:pPr>
+      <w:rPr/>
+      <w:start w:val="1"/>
+      <w:suff w:val="tab"/>
+    </w:lvl>
+    <w:lvl w:ilvl="4">
+      <w:isLgl w:val="false"/>
+      <w:lvlJc w:val="left"/>
+      <w:lvlText w:val="%5."/>
+      <w:numFmt w:val="lowerLetter"/>
+      <w:pPr>
+        <w:pBdr/>
+        <w:spacing/>
+        <w:ind w:hanging="360" w:left="3589"/>
+      </w:pPr>
+      <w:rPr/>
+      <w:start w:val="1"/>
+      <w:suff w:val="tab"/>
+    </w:lvl>
+    <w:lvl w:ilvl="5">
+      <w:isLgl w:val="false"/>
+      <w:lvlJc w:val="right"/>
+      <w:lvlText w:val="%6."/>
+      <w:numFmt w:val="lowerRoman"/>
+      <w:pPr>
+        <w:pBdr/>
+        <w:spacing/>
+        <w:ind w:hanging="180" w:left="4309"/>
+      </w:pPr>
+      <w:rPr/>
+      <w:start w:val="1"/>
+      <w:suff w:val="tab"/>
+    </w:lvl>
+    <w:lvl w:ilvl="6">
+      <w:isLgl w:val="false"/>
+      <w:lvlJc w:val="left"/>
+      <w:lvlText w:val="%7."/>
+      <w:numFmt w:val="decimal"/>
+      <w:pPr>
+        <w:pBdr/>
+        <w:spacing/>
+        <w:ind w:hanging="360" w:left="5029"/>
+      </w:pPr>
+      <w:rPr/>
+      <w:start w:val="1"/>
+      <w:suff w:val="tab"/>
+    </w:lvl>
+    <w:lvl w:ilvl="7">
+      <w:isLgl w:val="false"/>
+      <w:lvlJc w:val="left"/>
+      <w:lvlText w:val="%8."/>
+      <w:numFmt w:val="lowerLetter"/>
+      <w:pPr>
+        <w:pBdr/>
+        <w:spacing/>
+        <w:ind w:hanging="360" w:left="5749"/>
+      </w:pPr>
+      <w:rPr/>
+      <w:start w:val="1"/>
+      <w:suff w:val="tab"/>
+    </w:lvl>
+    <w:lvl w:ilvl="8">
+      <w:isLgl w:val="false"/>
+      <w:lvlJc w:val="right"/>
+      <w:lvlText w:val="%9."/>
+      <w:numFmt w:val="lowerRoman"/>
+      <w:pPr>
+        <w:pBdr/>
+        <w:spacing/>
+        <w:ind w:hanging="180" w:left="6469"/>
+      </w:pPr>
+      <w:rPr/>
+      <w:start w:val="1"/>
+      <w:suff w:val="tab"/>
+    </w:lvl>
+  </w:abstractNum>
+  <w:abstractNum w:abstractNumId="2">
+    <w:nsid w:val="3725E072"/>
+    <w:lvl w:ilvl="0">
+      <w:isLgl w:val="false"/>
+      <w:lvlJc w:val="left"/>
+      <w:lvlText w:val="%1)"/>
+      <w:numFmt w:val="decimal"/>
+      <w:pPr>
+        <w:pBdr/>
+        <w:spacing/>
+        <w:ind w:hanging="360" w:left="709"/>
+      </w:pPr>
+      <w:rPr/>
+      <w:start w:val="1"/>
+      <w:suff w:val="tab"/>
+    </w:lvl>
+    <w:lvl w:ilvl="1">
+      <w:isLgl w:val="false"/>
+      <w:lvlJc w:val="left"/>
+      <w:lvlText w:val="%2."/>
+      <w:numFmt w:val="lowerLetter"/>
+      <w:pPr>
+        <w:pBdr/>
+        <w:spacing/>
+        <w:ind w:hanging="360" w:left="1429"/>
+      </w:pPr>
+      <w:rPr/>
+      <w:start w:val="1"/>
+      <w:suff w:val="tab"/>
+    </w:lvl>
+    <w:lvl w:ilvl="2">
+      <w:isLgl w:val="false"/>
+      <w:lvlJc w:val="right"/>
+      <w:lvlText w:val="%3."/>
+      <w:numFmt w:val="lowerRoman"/>
+      <w:pPr>
+        <w:pBdr/>
+        <w:spacing/>
+        <w:ind w:hanging="180" w:left="2149"/>
+      </w:pPr>
+      <w:rPr/>
+      <w:start w:val="1"/>
+      <w:suff w:val="tab"/>
+    </w:lvl>
+    <w:lvl w:ilvl="3">
+      <w:isLgl w:val="false"/>
+      <w:lvlJc w:val="left"/>
+      <w:lvlText w:val="%4."/>
+      <w:numFmt w:val="decimal"/>
+      <w:pPr>
+        <w:pBdr/>
+        <w:spacing/>
+        <w:ind w:hanging="360" w:left="2869"/>
+      </w:pPr>
+      <w:rPr/>
+      <w:start w:val="1"/>
+      <w:suff w:val="tab"/>
+    </w:lvl>
+    <w:lvl w:ilvl="4">
+      <w:isLgl w:val="false"/>
+      <w:lvlJc w:val="left"/>
+      <w:lvlText w:val="%5."/>
+      <w:numFmt w:val="lowerLetter"/>
+      <w:pPr>
+        <w:pBdr/>
+        <w:spacing/>
+        <w:ind w:hanging="360" w:left="3589"/>
+      </w:pPr>
+      <w:rPr/>
+      <w:start w:val="1"/>
+      <w:suff w:val="tab"/>
+    </w:lvl>
+    <w:lvl w:ilvl="5">
+      <w:isLgl w:val="false"/>
+      <w:lvlJc w:val="right"/>
+      <w:lvlText w:val="%6."/>
+      <w:numFmt w:val="lowerRoman"/>
+      <w:pPr>
+        <w:pBdr/>
+        <w:spacing/>
+        <w:ind w:hanging="180" w:left="4309"/>
+      </w:pPr>
+      <w:rPr/>
+      <w:start w:val="1"/>
+      <w:suff w:val="tab"/>
+    </w:lvl>
+    <w:lvl w:ilvl="6">
+      <w:isLgl w:val="false"/>
+      <w:lvlJc w:val="left"/>
+      <w:lvlText w:val="%7."/>
+      <w:numFmt w:val="decimal"/>
+      <w:pPr>
+        <w:pBdr/>
+        <w:spacing/>
+        <w:ind w:hanging="360" w:left="5029"/>
+      </w:pPr>
+      <w:rPr/>
+      <w:start w:val="1"/>
+      <w:suff w:val="tab"/>
+    </w:lvl>
+    <w:lvl w:ilvl="7">
+      <w:isLgl w:val="false"/>
+      <w:lvlJc w:val="left"/>
+      <w:lvlText w:val="%8."/>
+      <w:numFmt w:val="lowerLetter"/>
+      <w:pPr>
+        <w:pBdr/>
+        <w:spacing/>
+        <w:ind w:hanging="360" w:left="5749"/>
+      </w:pPr>
+      <w:rPr/>
+      <w:start w:val="1"/>
+      <w:suff w:val="tab"/>
+    </w:lvl>
+    <w:lvl w:ilvl="8">
+      <w:isLgl w:val="false"/>
+      <w:lvlJc w:val="right"/>
+      <w:lvlText w:val="%9."/>
+      <w:numFmt w:val="lowerRoman"/>
+      <w:pPr>
+        <w:pBdr/>
+        <w:spacing/>
+        <w:ind w:hanging="180" w:left="6469"/>
+      </w:pPr>
+      <w:rPr/>
+      <w:start w:val="1"/>
+      <w:suff w:val="tab"/>
+    </w:lvl>
+  </w:abstractNum>
+  <w:num w:numId="1">
+    <w:abstractNumId w:val="0"/>
+  </w:num>
+  <w:num w:numId="2">
+    <w:abstractNumId w:val="1"/>
+  </w:num>
+  <w:num w:numId="3">
+    <w:abstractNumId w:val="2"/>
+  </w:num>
+</w:numbering>
 </file>
 
 <file path=word/styles.xml><?xml version="1.0" encoding="utf-8"?>
@@ -32792,9 +34101,13 @@
     <w:unhideWhenUsed/>
     <w:pPr>
       <w:pBdr/>
-      <w:spacing w:after="57"/>
+      <w:spacing w:after="170"/>
       <w:ind w:right="0" w:firstLine="0" w:left="0"/>
     </w:pPr>
+    <w:rPr>
+      <w:b/>
+      <w:sz w:val="28"/>
+    </w:rPr>
   </w:style>
   <w:style w:type="paragraph" w:styleId="923">
     <w:name w:val="toc 2"/>
@@ -32805,8 +34118,12 @@
     <w:pPr>
       <w:pBdr/>
       <w:spacing w:after="57"/>
-      <w:ind w:right="0" w:firstLine="0" w:left="283"/>
+      <w:ind w:right="0" w:firstLine="0" w:left="0"/>
     </w:pPr>
+    <w:rPr>
+      <w:b/>
+      <w:sz w:val="26"/>
+    </w:rPr>
   </w:style>
   <w:style w:type="paragraph" w:styleId="924">
     <w:name w:val="toc 3"/>
@@ -32817,8 +34134,11 @@
     <w:pPr>
       <w:pBdr/>
       <w:spacing w:after="57"/>
-      <w:ind w:right="0" w:firstLine="0" w:left="567"/>
+      <w:ind w:right="0" w:firstLine="283" w:left="0"/>
     </w:pPr>
+    <w:rPr>
+      <w:sz w:val="26"/>
+    </w:rPr>
   </w:style>
   <w:style w:type="paragraph" w:styleId="925">
     <w:name w:val="toc 4"/>
@@ -32829,8 +34149,11 @@
     <w:pPr>
       <w:pBdr/>
       <w:spacing w:after="57"/>
-      <w:ind w:right="0" w:firstLine="0" w:left="850"/>
+      <w:ind w:right="0" w:firstLine="567" w:left="0"/>
     </w:pPr>
+    <w:rPr>
+      <w:sz w:val="22"/>
+    </w:rPr>
   </w:style>
   <w:style w:type="paragraph" w:styleId="926">
     <w:name w:val="toc 5"/>
@@ -32841,8 +34164,11 @@
     <w:pPr>
       <w:pBdr/>
       <w:spacing w:after="57"/>
-      <w:ind w:right="0" w:firstLine="0" w:left="1134"/>
+      <w:ind w:right="0" w:firstLine="850" w:left="0"/>
     </w:pPr>
+    <w:rPr>
+      <w:sz w:val="22"/>
+    </w:rPr>
   </w:style>
   <w:style w:type="paragraph" w:styleId="927">
     <w:name w:val="toc 6"/>
@@ -32853,8 +34179,11 @@
     <w:pPr>
       <w:pBdr/>
       <w:spacing w:after="57"/>
-      <w:ind w:right="0" w:firstLine="0" w:left="1417"/>
+      <w:ind w:right="0" w:firstLine="1134" w:left="0"/>
     </w:pPr>
+    <w:rPr>
+      <w:sz w:val="22"/>
+    </w:rPr>
   </w:style>
   <w:style w:type="paragraph" w:styleId="928">
     <w:name w:val="toc 7"/>
@@ -32865,8 +34194,11 @@
     <w:pPr>
       <w:pBdr/>
       <w:spacing w:after="57"/>
-      <w:ind w:right="0" w:firstLine="0" w:left="1701"/>
+      <w:ind w:right="0" w:firstLine="1417" w:left="0"/>
     </w:pPr>
+    <w:rPr>
+      <w:sz w:val="22"/>
+    </w:rPr>
   </w:style>
   <w:style w:type="paragraph" w:styleId="929">
     <w:name w:val="toc 8"/>
@@ -32877,8 +34209,11 @@
     <w:pPr>
       <w:pBdr/>
       <w:spacing w:after="57"/>
-      <w:ind w:right="0" w:firstLine="0" w:left="1984"/>
+      <w:ind w:right="0" w:firstLine="1701" w:left="0"/>
     </w:pPr>
+    <w:rPr>
+      <w:sz w:val="22"/>
+    </w:rPr>
   </w:style>
   <w:style w:type="paragraph" w:styleId="930">
     <w:name w:val="toc 9"/>
@@ -32889,8 +34224,11 @@
     <w:pPr>
       <w:pBdr/>
       <w:spacing w:after="57"/>
-      <w:ind w:right="0" w:firstLine="0" w:left="2268"/>
+      <w:ind w:right="0" w:firstLine="1984" w:left="0"/>
     </w:pPr>
+    <w:rPr>
+      <w:sz w:val="22"/>
+    </w:rPr>
   </w:style>
   <w:style w:type="character" w:styleId="931">
     <w:name w:val="Placeholder Text"/>

--- a/docs/TS-semestrálka-hrouda.docx
+++ b/docs/TS-semestrálka-hrouda.docx
@@ -409,7 +409,7 @@
     </w:p>
     <w:p>
       <w:pPr>
-        <w:pStyle w:val="894"/>
+        <w:pStyle w:val="900"/>
         <w:pBdr/>
         <w:spacing/>
         <w:ind/>
@@ -542,7 +542,6 @@
           </mc:Fallback>
         </mc:AlternateContent>
       </w:r>
-      <w:r/>
       <w:r>
         <mc:AlternateContent>
           <mc:Choice Requires="wpg">
@@ -726,7 +725,7 @@
       <w:sdtContent>
         <w:p>
           <w:pPr>
-            <w:pStyle w:val="922"/>
+            <w:pStyle w:val="928"/>
             <w:pBdr/>
             <w:tabs>
               <w:tab w:val="left" w:leader="none" w:pos="3407"/>
@@ -759,12 +758,12 @@
           <w:hyperlink w:tooltip="#_Toc1" w:anchor="_Toc1" w:history="1">
             <w:r>
               <w:rPr>
-                <w:rStyle w:val="920"/>
+                <w:rStyle w:val="926"/>
               </w:rPr>
             </w:r>
             <w:r>
               <w:rPr>
-                <w:rStyle w:val="920"/>
+                <w:rStyle w:val="926"/>
                 <w:b w:val="0"/>
                 <w:bCs w:val="0"/>
                 <w:highlight w:val="none"/>
@@ -774,7 +773,7 @@
             </w:r>
             <w:r>
               <w:rPr>
-                <w:rStyle w:val="920"/>
+                <w:rStyle w:val="926"/>
                 <w:highlight w:val="none"/>
               </w:rPr>
             </w:r>
@@ -797,7 +796,7 @@
         </w:p>
         <w:p>
           <w:pPr>
-            <w:pStyle w:val="922"/>
+            <w:pStyle w:val="928"/>
             <w:pBdr/>
             <w:tabs>
               <w:tab w:val="left" w:leader="none" w:pos="3407"/>
@@ -809,12 +808,12 @@
           <w:hyperlink w:tooltip="#_Toc2" w:anchor="_Toc2" w:history="1">
             <w:r>
               <w:rPr>
-                <w:rStyle w:val="920"/>
+                <w:rStyle w:val="926"/>
               </w:rPr>
             </w:r>
             <w:r>
               <w:rPr>
-                <w:rStyle w:val="920"/>
+                <w:rStyle w:val="926"/>
                 <w:b w:val="0"/>
                 <w:bCs w:val="0"/>
                 <w:highlight w:val="none"/>
@@ -824,7 +823,7 @@
             </w:r>
             <w:r>
               <w:rPr>
-                <w:rStyle w:val="920"/>
+                <w:rStyle w:val="926"/>
               </w:rPr>
             </w:r>
             <w:r>
@@ -842,7 +841,7 @@
         </w:p>
         <w:p>
           <w:pPr>
-            <w:pStyle w:val="922"/>
+            <w:pStyle w:val="928"/>
             <w:pBdr/>
             <w:tabs>
               <w:tab w:val="left" w:leader="none" w:pos="3407"/>
@@ -854,12 +853,12 @@
           <w:hyperlink w:tooltip="#_Toc3" w:anchor="_Toc3" w:history="1">
             <w:r>
               <w:rPr>
-                <w:rStyle w:val="920"/>
+                <w:rStyle w:val="926"/>
               </w:rPr>
             </w:r>
             <w:r>
               <w:rPr>
-                <w:rStyle w:val="920"/>
+                <w:rStyle w:val="926"/>
                 <w:b w:val="0"/>
                 <w:bCs w:val="0"/>
                 <w:highlight w:val="none"/>
@@ -869,7 +868,7 @@
             </w:r>
             <w:r>
               <w:rPr>
-                <w:rStyle w:val="920"/>
+                <w:rStyle w:val="926"/>
               </w:rPr>
             </w:r>
             <w:r>
@@ -887,7 +886,7 @@
         </w:p>
         <w:p>
           <w:pPr>
-            <w:pStyle w:val="922"/>
+            <w:pStyle w:val="928"/>
             <w:pBdr/>
             <w:tabs>
               <w:tab w:val="left" w:leader="none" w:pos="3407"/>
@@ -899,19 +898,19 @@
           <w:hyperlink w:tooltip="#_Toc4" w:anchor="_Toc4" w:history="1">
             <w:r>
               <w:rPr>
-                <w:rStyle w:val="920"/>
+                <w:rStyle w:val="926"/>
               </w:rPr>
             </w:r>
             <w:r>
               <w:rPr>
-                <w:rStyle w:val="920"/>
+                <w:rStyle w:val="926"/>
                 <w:lang w:val="cs-CZ"/>
               </w:rPr>
               <w:t xml:space="preserve">Struktura testů</w:t>
             </w:r>
             <w:r>
               <w:rPr>
-                <w:rStyle w:val="920"/>
+                <w:rStyle w:val="926"/>
               </w:rPr>
             </w:r>
             <w:r>
@@ -929,7 +928,7 @@
         </w:p>
         <w:p>
           <w:pPr>
-            <w:pStyle w:val="922"/>
+            <w:pStyle w:val="928"/>
             <w:pBdr/>
             <w:tabs>
               <w:tab w:val="left" w:leader="none" w:pos="3407"/>
@@ -941,12 +940,12 @@
           <w:hyperlink w:tooltip="#_Toc5" w:anchor="_Toc5" w:history="1">
             <w:r>
               <w:rPr>
-                <w:rStyle w:val="920"/>
+                <w:rStyle w:val="926"/>
               </w:rPr>
             </w:r>
             <w:r>
               <w:rPr>
-                <w:rStyle w:val="920"/>
+                <w:rStyle w:val="926"/>
                 <w:b w:val="0"/>
                 <w:bCs w:val="0"/>
                 <w:highlight w:val="none"/>
@@ -956,7 +955,7 @@
             </w:r>
             <w:r>
               <w:rPr>
-                <w:rStyle w:val="920"/>
+                <w:rStyle w:val="926"/>
               </w:rPr>
             </w:r>
             <w:r>
@@ -974,7 +973,7 @@
         </w:p>
         <w:p>
           <w:pPr>
-            <w:pStyle w:val="923"/>
+            <w:pStyle w:val="929"/>
             <w:pBdr/>
             <w:tabs>
               <w:tab w:val="left" w:leader="none" w:pos="3407"/>
@@ -986,19 +985,19 @@
           <w:hyperlink w:tooltip="#_Toc6" w:anchor="_Toc6" w:history="1">
             <w:r>
               <w:rPr>
-                <w:rStyle w:val="920"/>
+                <w:rStyle w:val="926"/>
               </w:rPr>
             </w:r>
             <w:r>
               <w:rPr>
-                <w:rStyle w:val="920"/>
+                <w:rStyle w:val="926"/>
                 <w:lang w:val="cs-CZ"/>
               </w:rPr>
               <w:t xml:space="preserve">Uživatel</w:t>
             </w:r>
             <w:r>
               <w:rPr>
-                <w:rStyle w:val="920"/>
+                <w:rStyle w:val="926"/>
               </w:rPr>
             </w:r>
             <w:r>
@@ -1008,7 +1007,7 @@
               <w:fldChar w:fldCharType="begin"/>
               <w:instrText xml:space="preserve">PAGEREF _Toc6 \h</w:instrText>
               <w:fldChar w:fldCharType="separate"/>
-              <w:t xml:space="preserve">3</w:t>
+              <w:t xml:space="preserve">2</w:t>
               <w:fldChar w:fldCharType="end"/>
             </w:r>
           </w:hyperlink>
@@ -1016,7 +1015,7 @@
         </w:p>
         <w:p>
           <w:pPr>
-            <w:pStyle w:val="924"/>
+            <w:pStyle w:val="930"/>
             <w:pBdr/>
             <w:tabs>
               <w:tab w:val="left" w:leader="none" w:pos="3407"/>
@@ -1028,19 +1027,19 @@
           <w:hyperlink w:tooltip="#_Toc7" w:anchor="_Toc7" w:history="1">
             <w:r>
               <w:rPr>
-                <w:rStyle w:val="920"/>
+                <w:rStyle w:val="926"/>
               </w:rPr>
             </w:r>
             <w:r>
               <w:rPr>
-                <w:rStyle w:val="920"/>
+                <w:rStyle w:val="926"/>
                 <w:lang w:val="cs-CZ"/>
               </w:rPr>
               <w:t xml:space="preserve">Objednání zmrzliny bez účtu</w:t>
             </w:r>
             <w:r>
               <w:rPr>
-                <w:rStyle w:val="920"/>
+                <w:rStyle w:val="926"/>
               </w:rPr>
             </w:r>
             <w:r>
@@ -1058,7 +1057,7 @@
         </w:p>
         <w:p>
           <w:pPr>
-            <w:pStyle w:val="924"/>
+            <w:pStyle w:val="930"/>
             <w:pBdr/>
             <w:tabs>
               <w:tab w:val="left" w:leader="none" w:pos="3407"/>
@@ -1074,12 +1073,12 @@
           <w:hyperlink w:tooltip="#_Toc8" w:anchor="_Toc8" w:history="1">
             <w:r>
               <w:rPr>
-                <w:rStyle w:val="920"/>
+                <w:rStyle w:val="926"/>
               </w:rPr>
             </w:r>
             <w:r>
               <w:rPr>
-                <w:rStyle w:val="920"/>
+                <w:rStyle w:val="926"/>
                 <w:b w:val="0"/>
                 <w:bCs w:val="0"/>
                 <w:highlight w:val="none"/>
@@ -1089,7 +1088,7 @@
             </w:r>
             <w:r>
               <w:rPr>
-                <w:rStyle w:val="920"/>
+                <w:rStyle w:val="926"/>
                 <w:b w:val="0"/>
                 <w:bCs w:val="0"/>
                 <w:highlight w:val="none"/>
@@ -1118,7 +1117,7 @@
         </w:p>
         <w:p>
           <w:pPr>
-            <w:pStyle w:val="924"/>
+            <w:pStyle w:val="929"/>
             <w:pBdr/>
             <w:tabs>
               <w:tab w:val="left" w:leader="none" w:pos="3407"/>
@@ -1130,19 +1129,19 @@
           <w:hyperlink w:tooltip="#_Toc9" w:anchor="_Toc9" w:history="1">
             <w:r>
               <w:rPr>
-                <w:rStyle w:val="920"/>
+                <w:rStyle w:val="926"/>
               </w:rPr>
             </w:r>
             <w:r>
               <w:rPr>
-                <w:rStyle w:val="920"/>
+                <w:rStyle w:val="926"/>
                 <w:lang w:val="cs-CZ"/>
               </w:rPr>
-              <w:t xml:space="preserve">Přidání zmrzliny</w:t>
+              <w:t xml:space="preserve">Předvyplnění formuláře objednávky pro přihlášené uživatele</w:t>
             </w:r>
             <w:r>
               <w:rPr>
-                <w:rStyle w:val="920"/>
+                <w:rStyle w:val="926"/>
               </w:rPr>
             </w:r>
             <w:r>
@@ -1157,61 +1156,6 @@
             </w:r>
           </w:hyperlink>
           <w:r/>
-        </w:p>
-        <w:p>
-          <w:pPr>
-            <w:pStyle w:val="924"/>
-            <w:pBdr/>
-            <w:tabs>
-              <w:tab w:val="left" w:leader="none" w:pos="3407"/>
-            </w:tabs>
-            <w:spacing/>
-            <w:ind/>
-            <w:rPr>
-              <w:b w:val="0"/>
-              <w:bCs w:val="0"/>
-            </w:rPr>
-          </w:pPr>
-          <w:hyperlink w:tooltip="#_Toc10" w:anchor="_Toc10" w:history="1">
-            <w:r>
-              <w:rPr>
-                <w:rStyle w:val="920"/>
-              </w:rPr>
-            </w:r>
-            <w:r>
-              <w:rPr>
-                <w:rStyle w:val="920"/>
-                <w:b w:val="0"/>
-                <w:bCs w:val="0"/>
-                <w:highlight w:val="none"/>
-                <w:lang w:val="cs-CZ"/>
-              </w:rPr>
-              <w:t xml:space="preserve">Snaha objednat produkty z více prodejen</w:t>
-            </w:r>
-            <w:r>
-              <w:rPr>
-                <w:rStyle w:val="920"/>
-                <w:b w:val="0"/>
-                <w:bCs w:val="0"/>
-              </w:rPr>
-            </w:r>
-            <w:r>
-              <w:tab/>
-            </w:r>
-            <w:r>
-              <w:fldChar w:fldCharType="begin"/>
-              <w:instrText xml:space="preserve">PAGEREF _Toc10 \h</w:instrText>
-              <w:fldChar w:fldCharType="separate"/>
-              <w:t xml:space="preserve">3</w:t>
-              <w:fldChar w:fldCharType="end"/>
-            </w:r>
-          </w:hyperlink>
-          <w:r>
-            <w:rPr>
-              <w:b w:val="0"/>
-              <w:bCs w:val="0"/>
-            </w:rPr>
-          </w:r>
         </w:p>
         <w:p>
           <w:pPr>
@@ -1237,7 +1181,7 @@
     </w:sdt>
     <w:p>
       <w:pPr>
-        <w:pStyle w:val="875"/>
+        <w:pStyle w:val="881"/>
         <w:pBdr/>
         <w:spacing/>
         <w:ind/>
@@ -1263,7 +1207,7 @@
     </w:p>
     <w:p>
       <w:pPr>
-        <w:pStyle w:val="875"/>
+        <w:pStyle w:val="881"/>
         <w:pBdr/>
         <w:spacing/>
         <w:ind/>
@@ -1273,7 +1217,6 @@
       </w:pPr>
       <w:r/>
       <w:bookmarkStart w:id="1" w:name="_Toc1"/>
-      <w:r/>
       <w:r>
         <w:rPr>
           <w:b w:val="0"/>
@@ -1283,7 +1226,11 @@
         </w:rPr>
         <w:t xml:space="preserve">Úvod</w:t>
       </w:r>
-      <w:r/>
+      <w:r>
+        <w:rPr>
+          <w:highlight w:val="none"/>
+        </w:rPr>
+      </w:r>
       <w:bookmarkEnd w:id="1"/>
       <w:r/>
       <w:r>
@@ -1319,7 +1266,7 @@
       <w:hyperlink r:id="rId15" w:tooltip="https://github.com/Xmajk/FEL-TS-semestralni_prace" w:history="1">
         <w:r>
           <w:rPr>
-            <w:rStyle w:val="920"/>
+            <w:rStyle w:val="926"/>
             <w:b w:val="0"/>
             <w:bCs w:val="0"/>
             <w:highlight w:val="none"/>
@@ -1333,7 +1280,7 @@
     </w:p>
     <w:p>
       <w:pPr>
-        <w:pStyle w:val="875"/>
+        <w:pStyle w:val="881"/>
         <w:pBdr/>
         <w:spacing/>
         <w:ind/>
@@ -1432,18 +1379,6 @@
         <w:rPr>
           <w:b w:val="0"/>
           <w:bCs w:val="0"/>
-        </w:rPr>
-      </w:r>
-      <w:r>
-        <w:rPr>
-          <w:b w:val="0"/>
-          <w:bCs w:val="0"/>
-        </w:rPr>
-      </w:r>
-      <w:r>
-        <w:rPr>
-          <w:b w:val="0"/>
-          <w:bCs w:val="0"/>
           <w:highlight w:val="none"/>
         </w:rPr>
       </w:r>
@@ -1454,51 +1389,10 @@
           <w:highlight w:val="none"/>
         </w:rPr>
       </w:r>
-      <w:r>
-        <w:rPr>
-          <w:b w:val="0"/>
-          <w:bCs w:val="0"/>
-          <w:highlight w:val="none"/>
-        </w:rPr>
-      </w:r>
-      <w:r>
-        <w:rPr>
-          <w:b w:val="0"/>
-          <w:bCs w:val="0"/>
-          <w:highlight w:val="none"/>
-        </w:rPr>
-      </w:r>
-      <w:r>
-        <w:rPr>
-          <w:highlight w:val="none"/>
-        </w:rPr>
-      </w:r>
-      <w:r>
-        <w:rPr>
-          <w:highlight w:val="none"/>
-        </w:rPr>
-      </w:r>
-      <w:r/>
-      <w:r>
-        <w:rPr>
-          <w:b w:val="0"/>
-          <w:bCs w:val="0"/>
-          <w:highlight w:val="none"/>
-        </w:rPr>
-      </w:r>
-      <w:r/>
-      <w:r/>
-      <w:r>
-        <w:rPr>
-          <w:b w:val="0"/>
-          <w:bCs w:val="0"/>
-          <w:highlight w:val="none"/>
-        </w:rPr>
-      </w:r>
     </w:p>
     <w:p>
       <w:pPr>
-        <w:pStyle w:val="875"/>
+        <w:pStyle w:val="881"/>
         <w:pBdr/>
         <w:spacing/>
         <w:ind/>
@@ -1532,7 +1426,7 @@
     </w:p>
     <w:p>
       <w:pPr>
-        <w:pStyle w:val="875"/>
+        <w:pStyle w:val="881"/>
         <w:pBdr/>
         <w:spacing/>
         <w:ind/>
@@ -1563,7 +1457,7 @@
     </w:p>
     <w:p>
       <w:pPr>
-        <w:pStyle w:val="875"/>
+        <w:pStyle w:val="881"/>
         <w:pBdr/>
         <w:spacing/>
         <w:ind/>
@@ -1597,7 +1491,7 @@
     </w:p>
     <w:p>
       <w:pPr>
-        <w:pStyle w:val="876"/>
+        <w:pStyle w:val="882"/>
         <w:pBdr/>
         <w:spacing/>
         <w:ind/>
@@ -1632,7 +1526,7 @@
     </w:p>
     <w:p>
       <w:pPr>
-        <w:pStyle w:val="877"/>
+        <w:pStyle w:val="883"/>
         <w:pBdr/>
         <w:spacing/>
         <w:ind/>
@@ -1675,6 +1569,8 @@
         <w:rPr>
           <w:b w:val="0"/>
           <w:bCs w:val="0"/>
+          <w:highlight w:val="none"/>
+          <w:lang w:val="cs-CZ"/>
         </w:rPr>
       </w:r>
       <w:r>
@@ -1721,10 +1617,18 @@
           <w:bCs w:val="0"/>
         </w:rPr>
       </w:r>
+      <w:r>
+        <w:rPr>
+          <w:b w:val="0"/>
+          <w:bCs w:val="0"/>
+          <w:highlight w:val="none"/>
+          <w:lang w:val="cs-CZ"/>
+        </w:rPr>
+      </w:r>
     </w:p>
     <w:p>
       <w:pPr>
-        <w:pStyle w:val="938"/>
+        <w:pStyle w:val="944"/>
         <w:numPr>
           <w:ilvl w:val="0"/>
           <w:numId w:val="1"/>
@@ -1752,10 +1656,16 @@
           <w:bCs w:val="0"/>
         </w:rPr>
       </w:r>
+      <w:r>
+        <w:rPr>
+          <w:b w:val="0"/>
+          <w:bCs w:val="0"/>
+        </w:rPr>
+      </w:r>
     </w:p>
     <w:p>
       <w:pPr>
-        <w:pStyle w:val="938"/>
+        <w:pStyle w:val="944"/>
         <w:numPr>
           <w:ilvl w:val="0"/>
           <w:numId w:val="1"/>
@@ -1791,10 +1701,16 @@
           <w:bCs w:val="0"/>
         </w:rPr>
       </w:r>
+      <w:r>
+        <w:rPr>
+          <w:b w:val="0"/>
+          <w:bCs w:val="0"/>
+        </w:rPr>
+      </w:r>
     </w:p>
     <w:p>
       <w:pPr>
-        <w:pStyle w:val="938"/>
+        <w:pStyle w:val="944"/>
         <w:numPr>
           <w:ilvl w:val="0"/>
           <w:numId w:val="1"/>
@@ -1822,10 +1738,16 @@
           <w:bCs w:val="0"/>
         </w:rPr>
       </w:r>
+      <w:r>
+        <w:rPr>
+          <w:b w:val="0"/>
+          <w:bCs w:val="0"/>
+        </w:rPr>
+      </w:r>
     </w:p>
     <w:p>
       <w:pPr>
-        <w:pStyle w:val="938"/>
+        <w:pStyle w:val="944"/>
         <w:numPr>
           <w:ilvl w:val="0"/>
           <w:numId w:val="1"/>
@@ -1853,10 +1775,16 @@
           <w:bCs w:val="0"/>
         </w:rPr>
       </w:r>
+      <w:r>
+        <w:rPr>
+          <w:b w:val="0"/>
+          <w:bCs w:val="0"/>
+        </w:rPr>
+      </w:r>
     </w:p>
     <w:p>
       <w:pPr>
-        <w:pStyle w:val="938"/>
+        <w:pStyle w:val="944"/>
         <w:numPr>
           <w:ilvl w:val="1"/>
           <w:numId w:val="1"/>
@@ -1892,10 +1820,16 @@
           <w:bCs w:val="0"/>
         </w:rPr>
       </w:r>
+      <w:r>
+        <w:rPr>
+          <w:b w:val="0"/>
+          <w:bCs w:val="0"/>
+        </w:rPr>
+      </w:r>
     </w:p>
     <w:p>
       <w:pPr>
-        <w:pStyle w:val="938"/>
+        <w:pStyle w:val="944"/>
         <w:numPr>
           <w:ilvl w:val="1"/>
           <w:numId w:val="1"/>
@@ -1923,10 +1857,16 @@
           <w:bCs w:val="0"/>
         </w:rPr>
       </w:r>
+      <w:r>
+        <w:rPr>
+          <w:b w:val="0"/>
+          <w:bCs w:val="0"/>
+        </w:rPr>
+      </w:r>
     </w:p>
     <w:p>
       <w:pPr>
-        <w:pStyle w:val="938"/>
+        <w:pStyle w:val="944"/>
         <w:numPr>
           <w:ilvl w:val="0"/>
           <w:numId w:val="1"/>
@@ -1954,10 +1894,16 @@
           <w:bCs w:val="0"/>
         </w:rPr>
       </w:r>
+      <w:r>
+        <w:rPr>
+          <w:b w:val="0"/>
+          <w:bCs w:val="0"/>
+        </w:rPr>
+      </w:r>
     </w:p>
     <w:p>
       <w:pPr>
-        <w:pStyle w:val="938"/>
+        <w:pStyle w:val="944"/>
         <w:numPr>
           <w:ilvl w:val="1"/>
           <w:numId w:val="1"/>
@@ -1985,10 +1931,16 @@
           <w:bCs w:val="0"/>
         </w:rPr>
       </w:r>
+      <w:r>
+        <w:rPr>
+          <w:b w:val="0"/>
+          <w:bCs w:val="0"/>
+        </w:rPr>
+      </w:r>
     </w:p>
     <w:p>
       <w:pPr>
-        <w:pStyle w:val="938"/>
+        <w:pStyle w:val="944"/>
         <w:numPr>
           <w:ilvl w:val="1"/>
           <w:numId w:val="1"/>
@@ -2016,10 +1968,16 @@
           <w:bCs w:val="0"/>
         </w:rPr>
       </w:r>
+      <w:r>
+        <w:rPr>
+          <w:b w:val="0"/>
+          <w:bCs w:val="0"/>
+        </w:rPr>
+      </w:r>
     </w:p>
     <w:p>
       <w:pPr>
-        <w:pStyle w:val="938"/>
+        <w:pStyle w:val="944"/>
         <w:numPr>
           <w:ilvl w:val="0"/>
           <w:numId w:val="1"/>
@@ -2054,8 +2012,6 @@
         <w:rPr>
           <w:b w:val="0"/>
           <w:bCs w:val="0"/>
-          <w:highlight w:val="none"/>
-          <w:lang w:val="cs-CZ"/>
         </w:rPr>
       </w:r>
       <w:r>
@@ -2067,7 +2023,7 @@
     </w:p>
     <w:p>
       <w:pPr>
-        <w:pStyle w:val="938"/>
+        <w:pStyle w:val="944"/>
         <w:numPr>
           <w:ilvl w:val="0"/>
           <w:numId w:val="1"/>
@@ -2095,10 +2051,16 @@
           <w:bCs w:val="0"/>
         </w:rPr>
       </w:r>
+      <w:r>
+        <w:rPr>
+          <w:b w:val="0"/>
+          <w:bCs w:val="0"/>
+        </w:rPr>
+      </w:r>
     </w:p>
     <w:p>
       <w:pPr>
-        <w:pStyle w:val="938"/>
+        <w:pStyle w:val="944"/>
         <w:numPr>
           <w:ilvl w:val="1"/>
           <w:numId w:val="1"/>
@@ -2134,10 +2096,16 @@
           <w:bCs w:val="0"/>
         </w:rPr>
       </w:r>
+      <w:r>
+        <w:rPr>
+          <w:b w:val="0"/>
+          <w:bCs w:val="0"/>
+        </w:rPr>
+      </w:r>
     </w:p>
     <w:p>
       <w:pPr>
-        <w:pStyle w:val="938"/>
+        <w:pStyle w:val="944"/>
         <w:numPr>
           <w:ilvl w:val="1"/>
           <w:numId w:val="1"/>
@@ -2165,10 +2133,16 @@
           <w:bCs w:val="0"/>
         </w:rPr>
       </w:r>
+      <w:r>
+        <w:rPr>
+          <w:b w:val="0"/>
+          <w:bCs w:val="0"/>
+        </w:rPr>
+      </w:r>
     </w:p>
     <w:p>
       <w:pPr>
-        <w:pStyle w:val="938"/>
+        <w:pStyle w:val="944"/>
         <w:numPr>
           <w:ilvl w:val="0"/>
           <w:numId w:val="1"/>
@@ -2203,8 +2177,6 @@
         <w:rPr>
           <w:b w:val="0"/>
           <w:bCs w:val="0"/>
-          <w:highlight w:val="none"/>
-          <w:lang w:val="cs-CZ"/>
         </w:rPr>
       </w:r>
       <w:r>
@@ -2216,7 +2188,7 @@
     </w:p>
     <w:p>
       <w:pPr>
-        <w:pStyle w:val="938"/>
+        <w:pStyle w:val="944"/>
         <w:numPr>
           <w:ilvl w:val="0"/>
           <w:numId w:val="1"/>
@@ -2244,10 +2216,16 @@
           <w:bCs w:val="0"/>
         </w:rPr>
       </w:r>
+      <w:r>
+        <w:rPr>
+          <w:b w:val="0"/>
+          <w:bCs w:val="0"/>
+        </w:rPr>
+      </w:r>
     </w:p>
     <w:p>
       <w:pPr>
-        <w:pStyle w:val="938"/>
+        <w:pStyle w:val="944"/>
         <w:numPr>
           <w:ilvl w:val="0"/>
           <w:numId w:val="1"/>
@@ -2275,10 +2253,16 @@
           <w:bCs w:val="0"/>
         </w:rPr>
       </w:r>
+      <w:r>
+        <w:rPr>
+          <w:b w:val="0"/>
+          <w:bCs w:val="0"/>
+        </w:rPr>
+      </w:r>
     </w:p>
     <w:p>
       <w:pPr>
-        <w:pStyle w:val="938"/>
+        <w:pStyle w:val="944"/>
         <w:numPr>
           <w:ilvl w:val="0"/>
           <w:numId w:val="1"/>
@@ -2321,16 +2305,6 @@
         <w:rPr>
           <w:b w:val="0"/>
           <w:bCs w:val="0"/>
-          <w:highlight w:val="none"/>
-          <w:lang w:val="cs-CZ"/>
-        </w:rPr>
-      </w:r>
-      <w:r>
-        <w:rPr>
-          <w:b w:val="0"/>
-          <w:bCs w:val="0"/>
-          <w:highlight w:val="none"/>
-          <w:lang w:val="cs-CZ"/>
         </w:rPr>
       </w:r>
     </w:p>
@@ -2343,11 +2317,10 @@
       </w:pPr>
       <w:r/>
       <w:r/>
-      <w:r/>
     </w:p>
     <w:p>
       <w:pPr>
-        <w:pStyle w:val="877"/>
+        <w:pStyle w:val="883"/>
         <w:pBdr/>
         <w:spacing/>
         <w:ind/>
@@ -2369,8 +2342,6 @@
         </w:rPr>
         <w:t xml:space="preserve">Registrace uživatele</w:t>
       </w:r>
-      <w:r/>
-      <w:bookmarkEnd w:id="8"/>
       <w:r>
         <w:rPr>
           <w:b w:val="0"/>
@@ -2379,6 +2350,8 @@
           <w:lang w:val="cs-CZ"/>
         </w:rPr>
       </w:r>
+      <w:bookmarkEnd w:id="8"/>
+      <w:r/>
       <w:r>
         <w:rPr>
           <w:b w:val="0"/>
@@ -2421,7 +2394,7 @@
     </w:p>
     <w:p>
       <w:pPr>
-        <w:pStyle w:val="938"/>
+        <w:pStyle w:val="944"/>
         <w:numPr>
           <w:ilvl w:val="0"/>
           <w:numId w:val="2"/>
@@ -2441,7 +2414,7 @@
     </w:p>
     <w:p>
       <w:pPr>
-        <w:pStyle w:val="938"/>
+        <w:pStyle w:val="944"/>
         <w:numPr>
           <w:ilvl w:val="0"/>
           <w:numId w:val="2"/>
@@ -2485,7 +2458,7 @@
     </w:p>
     <w:p>
       <w:pPr>
-        <w:pStyle w:val="938"/>
+        <w:pStyle w:val="944"/>
         <w:numPr>
           <w:ilvl w:val="0"/>
           <w:numId w:val="2"/>
@@ -2508,7 +2481,7 @@
     </w:p>
     <w:p>
       <w:pPr>
-        <w:pStyle w:val="938"/>
+        <w:pStyle w:val="944"/>
         <w:numPr>
           <w:ilvl w:val="1"/>
           <w:numId w:val="2"/>
@@ -2540,7 +2513,7 @@
     </w:p>
     <w:p>
       <w:pPr>
-        <w:pStyle w:val="938"/>
+        <w:pStyle w:val="944"/>
         <w:numPr>
           <w:ilvl w:val="1"/>
           <w:numId w:val="2"/>
@@ -2572,7 +2545,7 @@
     </w:p>
     <w:p>
       <w:pPr>
-        <w:pStyle w:val="938"/>
+        <w:pStyle w:val="944"/>
         <w:numPr>
           <w:ilvl w:val="1"/>
           <w:numId w:val="2"/>
@@ -2608,10 +2581,11 @@
           <w:lang w:val="cs-CZ"/>
         </w:rPr>
       </w:r>
+      <w:r/>
     </w:p>
     <w:p>
       <w:pPr>
-        <w:pStyle w:val="938"/>
+        <w:pStyle w:val="944"/>
         <w:numPr>
           <w:ilvl w:val="1"/>
           <w:numId w:val="2"/>
@@ -2643,7 +2617,7 @@
     </w:p>
     <w:p>
       <w:pPr>
-        <w:pStyle w:val="938"/>
+        <w:pStyle w:val="944"/>
         <w:numPr>
           <w:ilvl w:val="1"/>
           <w:numId w:val="2"/>
@@ -2675,7 +2649,7 @@
     </w:p>
     <w:p>
       <w:pPr>
-        <w:pStyle w:val="938"/>
+        <w:pStyle w:val="944"/>
         <w:numPr>
           <w:ilvl w:val="0"/>
           <w:numId w:val="2"/>
@@ -2702,6 +2676,7 @@
           <w:lang w:val="cs-CZ"/>
         </w:rPr>
       </w:r>
+      <w:r/>
     </w:p>
     <w:p>
       <w:pPr>
@@ -2710,24 +2685,27 @@
         <w:ind/>
         <w:rPr/>
       </w:pPr>
-      <w:r/>
       <w:r/>
       <w:r/>
     </w:p>
     <w:p>
       <w:pPr>
-        <w:pStyle w:val="876"/>
+        <w:pStyle w:val="882"/>
         <w:pBdr/>
         <w:spacing/>
         <w:ind/>
         <w:rPr/>
       </w:pPr>
+      <w:r/>
+      <w:bookmarkStart w:id="9" w:name="_Toc9"/>
       <w:r>
         <w:rPr>
           <w:lang w:val="cs-CZ"/>
         </w:rPr>
         <w:t xml:space="preserve">Předvyplnění formuláře objednávky pro přihlášené uživatele</w:t>
       </w:r>
+      <w:bookmarkEnd w:id="9"/>
+      <w:r/>
       <w:r/>
     </w:p>
     <w:p>
@@ -2754,6 +2732,7 @@
         <w:rPr>
           <w:b w:val="0"/>
           <w:bCs w:val="0"/>
+          <w:highlight w:val="none"/>
           <w:lang w:val="cs-CZ"/>
         </w:rPr>
       </w:r>
@@ -2768,7 +2747,7 @@
     </w:p>
     <w:p>
       <w:pPr>
-        <w:pStyle w:val="938"/>
+        <w:pStyle w:val="944"/>
         <w:numPr>
           <w:ilvl w:val="0"/>
           <w:numId w:val="3"/>
@@ -2805,7 +2784,6 @@
           <w:b w:val="0"/>
           <w:bCs w:val="0"/>
           <w:highlight w:val="none"/>
-          <w:lang w:val="cs-CZ" w:bidi="cs-CZ"/>
         </w:rPr>
       </w:r>
       <w:r>
@@ -2818,7 +2796,7 @@
     </w:p>
     <w:p>
       <w:pPr>
-        <w:pStyle w:val="938"/>
+        <w:pStyle w:val="944"/>
         <w:numPr>
           <w:ilvl w:val="0"/>
           <w:numId w:val="3"/>
@@ -2855,7 +2833,6 @@
           <w:b w:val="0"/>
           <w:bCs w:val="0"/>
           <w:highlight w:val="none"/>
-          <w:lang w:val="cs-CZ" w:bidi="cs-CZ"/>
         </w:rPr>
       </w:r>
       <w:r>
@@ -2868,7 +2845,7 @@
     </w:p>
     <w:p>
       <w:pPr>
-        <w:pStyle w:val="938"/>
+        <w:pStyle w:val="944"/>
         <w:numPr>
           <w:ilvl w:val="0"/>
           <w:numId w:val="3"/>
@@ -2889,7 +2866,166 @@
           <w:highlight w:val="none"/>
           <w:lang w:val="cs-CZ" w:bidi="cs-CZ"/>
         </w:rPr>
-        <w:t xml:space="preserve">Poslat </w:t>
+        <w:t xml:space="preserve">Přejít k pokladně</w:t>
+      </w:r>
+      <w:r>
+        <w:rPr>
+          <w:b w:val="0"/>
+          <w:bCs w:val="0"/>
+          <w:highlight w:val="none"/>
+        </w:rPr>
+      </w:r>
+    </w:p>
+    <w:p>
+      <w:pPr>
+        <w:pStyle w:val="944"/>
+        <w:numPr>
+          <w:ilvl w:val="0"/>
+          <w:numId w:val="3"/>
+        </w:numPr>
+        <w:pBdr/>
+        <w:spacing/>
+        <w:ind/>
+        <w:rPr>
+          <w:b w:val="0"/>
+          <w:bCs w:val="0"/>
+          <w:highlight w:val="none"/>
+        </w:rPr>
+      </w:pPr>
+      <w:r>
+        <w:rPr>
+          <w:b w:val="0"/>
+          <w:bCs w:val="0"/>
+          <w:highlight w:val="none"/>
+          <w:lang w:val="cs-CZ" w:bidi="cs-CZ"/>
+        </w:rPr>
+        <w:t xml:space="preserve">Zmáčknout na </w:t>
+      </w:r>
+      <w:r>
+        <w:rPr>
+          <w:b/>
+          <w:bCs/>
+          <w:highlight w:val="none"/>
+          <w:lang w:val="cs-CZ" w:bidi="cs-CZ"/>
+        </w:rPr>
+        <w:t xml:space="preserve">Předvyplnit z účtu</w:t>
+      </w:r>
+      <w:r>
+        <w:rPr>
+          <w:b w:val="0"/>
+          <w:bCs w:val="0"/>
+          <w:highlight w:val="none"/>
+          <w:lang w:val="cs-CZ" w:bidi="cs-CZ"/>
+        </w:rPr>
+        <w:t xml:space="preserve">, tím se mi předvyplní email, jméno a příjmení</w:t>
+      </w:r>
+      <w:r>
+        <w:rPr>
+          <w:b w:val="0"/>
+          <w:bCs w:val="0"/>
+          <w:highlight w:val="none"/>
+        </w:rPr>
+      </w:r>
+    </w:p>
+    <w:p>
+      <w:pPr>
+        <w:pStyle w:val="944"/>
+        <w:numPr>
+          <w:ilvl w:val="0"/>
+          <w:numId w:val="3"/>
+        </w:numPr>
+        <w:pBdr/>
+        <w:spacing/>
+        <w:ind/>
+        <w:rPr>
+          <w:b w:val="0"/>
+          <w:bCs w:val="0"/>
+          <w:highlight w:val="none"/>
+        </w:rPr>
+      </w:pPr>
+      <w:r>
+        <w:rPr>
+          <w:b w:val="0"/>
+          <w:bCs w:val="0"/>
+          <w:highlight w:val="none"/>
+          <w:lang w:val="cs-CZ" w:bidi="cs-CZ"/>
+        </w:rPr>
+        <w:t xml:space="preserve">Vyplnit telefon</w:t>
+      </w:r>
+      <w:r>
+        <w:rPr>
+          <w:b w:val="0"/>
+          <w:bCs w:val="0"/>
+          <w:highlight w:val="none"/>
+        </w:rPr>
+      </w:r>
+    </w:p>
+    <w:p>
+      <w:pPr>
+        <w:pStyle w:val="944"/>
+        <w:numPr>
+          <w:ilvl w:val="0"/>
+          <w:numId w:val="3"/>
+        </w:numPr>
+        <w:pBdr/>
+        <w:spacing/>
+        <w:ind/>
+        <w:rPr>
+          <w:b w:val="0"/>
+          <w:bCs w:val="0"/>
+          <w:highlight w:val="none"/>
+        </w:rPr>
+      </w:pPr>
+      <w:r>
+        <w:rPr>
+          <w:b/>
+          <w:bCs/>
+          <w:highlight w:val="none"/>
+          <w:lang w:val="cs-CZ" w:bidi="cs-CZ"/>
+        </w:rPr>
+        <w:t xml:space="preserve">Potvrdit objednávk</w:t>
+      </w:r>
+      <w:r>
+        <w:rPr>
+          <w:b w:val="0"/>
+          <w:bCs w:val="0"/>
+          <w:highlight w:val="none"/>
+        </w:rPr>
+      </w:r>
+    </w:p>
+    <w:p>
+      <w:pPr>
+        <w:pStyle w:val="944"/>
+        <w:numPr>
+          <w:ilvl w:val="0"/>
+          <w:numId w:val="3"/>
+        </w:numPr>
+        <w:pBdr/>
+        <w:spacing/>
+        <w:ind/>
+        <w:rPr>
+          <w:b w:val="0"/>
+          <w:bCs w:val="0"/>
+          <w:highlight w:val="none"/>
+        </w:rPr>
+      </w:pPr>
+      <w:r>
+        <w:rPr>
+          <w:b w:val="0"/>
+          <w:bCs w:val="0"/>
+          <w:highlight w:val="none"/>
+          <w:lang w:val="cs-CZ" w:bidi="cs-CZ"/>
+        </w:rPr>
+        <w:t xml:space="preserve">Zkontrolovat, že se nachází na </w:t>
+      </w:r>
+      <w:r>
+        <w:rPr>
+          <w:b/>
+          <w:bCs/>
+          <w:highlight w:val="none"/>
+          <w:lang w:val="cs-CZ" w:bidi="cs-CZ"/>
+        </w:rPr>
+        <w:t xml:space="preserve">confirmation</w:t>
       </w:r>
       <w:r>
         <w:rPr>
@@ -2901,149 +3037,21 @@
       </w:r>
       <w:r>
         <w:rPr>
-          <w:b w:val="0"/>
-          <w:bCs w:val="0"/>
+          <w:b/>
+          <w:bCs/>
           <w:highlight w:val="none"/>
           <w:lang w:val="cs-CZ" w:bidi="cs-CZ"/>
         </w:rPr>
       </w:r>
-    </w:p>
-    <w:p>
-      <w:pPr>
-        <w:pBdr/>
-        <w:spacing/>
-        <w:ind/>
-        <w:rPr/>
-      </w:pPr>
       <w:r/>
       <w:r/>
-    </w:p>
-    <w:p>
-      <w:pPr>
-        <w:pStyle w:val="877"/>
-        <w:pBdr/>
-        <w:spacing/>
-        <w:ind/>
-        <w:rPr/>
-      </w:pPr>
-      <w:r/>
-      <w:bookmarkStart w:id="9" w:name="_Toc9"/>
-      <w:r>
-        <w:rPr>
-          <w:lang w:val="cs-CZ"/>
-        </w:rPr>
-        <w:t xml:space="preserve">Přidání zmrzliny</w:t>
-      </w:r>
-      <w:r/>
-      <w:bookmarkEnd w:id="9"/>
-      <w:r/>
-      <w:r/>
-    </w:p>
-    <w:p>
-      <w:pPr>
-        <w:pBdr/>
-        <w:spacing/>
-        <w:ind/>
-        <w:rPr>
-          <w:b/>
-          <w:bCs/>
-          <w:highlight w:val="none"/>
-          <w:lang w:val="cs-CZ"/>
-        </w:rPr>
-      </w:pPr>
-      <w:r>
-        <w:rPr>
-          <w:b/>
-          <w:bCs/>
-          <w:lang w:val="cs-CZ"/>
-        </w:rPr>
-        <w:t xml:space="preserve">Název souboru: AddIcecreamToBasket.java</w:t>
-      </w:r>
-      <w:r>
-        <w:rPr>
-          <w:b/>
-          <w:bCs/>
-        </w:rPr>
-      </w:r>
-      <w:r>
-        <w:rPr>
-          <w:b/>
-          <w:bCs/>
-          <w:highlight w:val="none"/>
-          <w:lang w:val="cs-CZ"/>
-        </w:rPr>
-      </w:r>
-    </w:p>
-    <w:p>
-      <w:pPr>
-        <w:pBdr/>
-        <w:spacing/>
-        <w:ind/>
-        <w:rPr>
-          <w:b/>
-          <w:bCs/>
-        </w:rPr>
-      </w:pPr>
-      <w:r>
-        <w:rPr>
-          <w:b/>
-          <w:bCs/>
-        </w:rPr>
-      </w:r>
-      <w:r>
-        <w:rPr>
-          <w:b/>
-          <w:bCs/>
-        </w:rPr>
-      </w:r>
-      <w:r>
-        <w:rPr>
-          <w:b/>
-          <w:bCs/>
-        </w:rPr>
-      </w:r>
-    </w:p>
-    <w:p>
-      <w:pPr>
-        <w:pStyle w:val="877"/>
-        <w:pBdr/>
-        <w:spacing/>
-        <w:ind/>
-        <w:rPr>
-          <w:b w:val="0"/>
-          <w:bCs w:val="0"/>
-        </w:rPr>
-      </w:pPr>
-      <w:r/>
-      <w:bookmarkStart w:id="10" w:name="_Toc10"/>
       <w:r>
         <w:rPr>
           <w:b w:val="0"/>
           <w:bCs w:val="0"/>
           <w:highlight w:val="none"/>
-          <w:lang w:val="cs-CZ"/>
-        </w:rPr>
-        <w:t xml:space="preserve">Snaha objednat produkty z více prodejen</w:t>
-      </w:r>
-      <w:r/>
-      <w:bookmarkEnd w:id="10"/>
-      <w:r/>
-      <w:r>
-        <w:rPr>
-          <w:b w:val="0"/>
-          <w:bCs w:val="0"/>
         </w:rPr>
       </w:r>
-    </w:p>
-    <w:p>
-      <w:pPr>
-        <w:pBdr/>
-        <w:spacing/>
-        <w:ind/>
-        <w:rPr/>
-      </w:pPr>
-      <w:r/>
-      <w:r/>
     </w:p>
     <w:p>
       <w:pPr>
@@ -3150,7 +3158,7 @@
 <w:ftr xmlns:wpc="http://schemas.microsoft.com/office/word/2010/wordprocessingCanvas" xmlns:mc="http://schemas.openxmlformats.org/markup-compatibility/2006" xmlns:o="urn:schemas-microsoft-com:office:office" xmlns:r="http://schemas.openxmlformats.org/officeDocument/2006/relationships" xmlns:m="http://schemas.openxmlformats.org/officeDocument/2006/math" xmlns:v="urn:schemas-microsoft-com:vml" xmlns:wp14="http://schemas.microsoft.com/office/word/2010/wordprocessingDrawing" xmlns:wp="http://schemas.openxmlformats.org/drawingml/2006/wordprocessingDrawing" xmlns:w10="urn:schemas-microsoft-com:office:word" xmlns:w="http://schemas.openxmlformats.org/wordprocessingml/2006/main" xmlns:w14="http://schemas.microsoft.com/office/word/2010/wordml" xmlns:w15="http://schemas.microsoft.com/office/word/2012/wordml" xmlns:wpg="http://schemas.microsoft.com/office/word/2010/wordprocessingGroup" xmlns:wpi="http://schemas.microsoft.com/office/word/2010/wordprocessingInk" xmlns:wne="http://schemas.microsoft.com/office/word/2006/wordml" xmlns:a="http://schemas.openxmlformats.org/drawingml/2006/main" xmlns:wps="http://schemas.microsoft.com/office/word/2010/wordprocessingShape" mc:Ignorable="w14 w15 wp14">
   <w:p>
     <w:pPr>
-      <w:pStyle w:val="911"/>
+      <w:pStyle w:val="917"/>
       <w:pBdr/>
       <w:spacing/>
       <w:ind/>
@@ -3167,7 +3175,7 @@
   </w:p>
   <w:p>
     <w:pPr>
-      <w:pStyle w:val="911"/>
+      <w:pStyle w:val="917"/>
       <w:pBdr/>
       <w:spacing/>
       <w:ind/>
@@ -3183,7 +3191,7 @@
 <w:ftr xmlns:wpc="http://schemas.microsoft.com/office/word/2010/wordprocessingCanvas" xmlns:mc="http://schemas.openxmlformats.org/markup-compatibility/2006" xmlns:o="urn:schemas-microsoft-com:office:office" xmlns:r="http://schemas.openxmlformats.org/officeDocument/2006/relationships" xmlns:m="http://schemas.openxmlformats.org/officeDocument/2006/math" xmlns:v="urn:schemas-microsoft-com:vml" xmlns:wp14="http://schemas.microsoft.com/office/word/2010/wordprocessingDrawing" xmlns:wp="http://schemas.openxmlformats.org/drawingml/2006/wordprocessingDrawing" xmlns:w10="urn:schemas-microsoft-com:office:word" xmlns:w="http://schemas.openxmlformats.org/wordprocessingml/2006/main" xmlns:w14="http://schemas.microsoft.com/office/word/2010/wordml" xmlns:w15="http://schemas.microsoft.com/office/word/2012/wordml" xmlns:wpg="http://schemas.microsoft.com/office/word/2010/wordprocessingGroup" xmlns:wpi="http://schemas.microsoft.com/office/word/2010/wordprocessingInk" xmlns:wne="http://schemas.microsoft.com/office/word/2006/wordml" xmlns:a="http://schemas.openxmlformats.org/drawingml/2006/main" xmlns:wps="http://schemas.microsoft.com/office/word/2010/wordprocessingShape" mc:Ignorable="w14 w15 wp14">
   <w:p>
     <w:pPr>
-      <w:pStyle w:val="911"/>
+      <w:pStyle w:val="917"/>
       <w:pBdr/>
       <w:spacing/>
       <w:ind/>
@@ -3232,7 +3240,7 @@
 <w:hdr xmlns:wpc="http://schemas.microsoft.com/office/word/2010/wordprocessingCanvas" xmlns:mc="http://schemas.openxmlformats.org/markup-compatibility/2006" xmlns:o="urn:schemas-microsoft-com:office:office" xmlns:r="http://schemas.openxmlformats.org/officeDocument/2006/relationships" xmlns:m="http://schemas.openxmlformats.org/officeDocument/2006/math" xmlns:v="urn:schemas-microsoft-com:vml" xmlns:wp14="http://schemas.microsoft.com/office/word/2010/wordprocessingDrawing" xmlns:wp="http://schemas.openxmlformats.org/drawingml/2006/wordprocessingDrawing" xmlns:w10="urn:schemas-microsoft-com:office:word" xmlns:w="http://schemas.openxmlformats.org/wordprocessingml/2006/main" xmlns:w14="http://schemas.microsoft.com/office/word/2010/wordml" xmlns:w15="http://schemas.microsoft.com/office/word/2012/wordml" xmlns:wpg="http://schemas.microsoft.com/office/word/2010/wordprocessingGroup" xmlns:wpi="http://schemas.microsoft.com/office/word/2010/wordprocessingInk" xmlns:wne="http://schemas.microsoft.com/office/word/2006/wordml" xmlns:a="http://schemas.openxmlformats.org/drawingml/2006/main" xmlns:wps="http://schemas.microsoft.com/office/word/2010/wordprocessingShape" mc:Ignorable="w14 w15 wp14">
   <w:p>
     <w:pPr>
-      <w:pStyle w:val="909"/>
+      <w:pStyle w:val="915"/>
       <w:pBdr/>
       <w:spacing/>
       <w:ind/>
@@ -3267,7 +3275,7 @@
 <w:hdr xmlns:wpc="http://schemas.microsoft.com/office/word/2010/wordprocessingCanvas" xmlns:mc="http://schemas.openxmlformats.org/markup-compatibility/2006" xmlns:o="urn:schemas-microsoft-com:office:office" xmlns:r="http://schemas.openxmlformats.org/officeDocument/2006/relationships" xmlns:m="http://schemas.openxmlformats.org/officeDocument/2006/math" xmlns:v="urn:schemas-microsoft-com:vml" xmlns:wp14="http://schemas.microsoft.com/office/word/2010/wordprocessingDrawing" xmlns:wp="http://schemas.openxmlformats.org/drawingml/2006/wordprocessingDrawing" xmlns:w10="urn:schemas-microsoft-com:office:word" xmlns:w="http://schemas.openxmlformats.org/wordprocessingml/2006/main" xmlns:w14="http://schemas.microsoft.com/office/word/2010/wordml" xmlns:w15="http://schemas.microsoft.com/office/word/2012/wordml" xmlns:wpg="http://schemas.microsoft.com/office/word/2010/wordprocessingGroup" xmlns:wpi="http://schemas.microsoft.com/office/word/2010/wordprocessingInk" xmlns:wne="http://schemas.microsoft.com/office/word/2006/wordml" xmlns:a="http://schemas.openxmlformats.org/drawingml/2006/main" xmlns:wps="http://schemas.microsoft.com/office/word/2010/wordprocessingShape" mc:Ignorable="w14 w15 wp14">
   <w:p>
     <w:pPr>
-      <w:pStyle w:val="909"/>
+      <w:pStyle w:val="915"/>
       <w:pBdr/>
       <w:spacing/>
       <w:ind/>
@@ -3838,9 +3846,9 @@
     <w:lsdException w:name="Bibliography" w:uiPriority="37"/>
     <w:lsdException w:name="TOC Heading" w:uiPriority="39" w:qFormat="1"/>
   </w:latentStyles>
-  <w:style w:type="table" w:styleId="749">
+  <w:style w:type="table" w:styleId="755">
     <w:name w:val="Table Grid"/>
-    <w:basedOn w:val="935"/>
+    <w:basedOn w:val="941"/>
     <w:uiPriority w:val="59"/>
     <w:pPr>
       <w:pBdr/>
@@ -4037,9 +4045,9 @@
       </w:tcPr>
     </w:tblStylePr>
   </w:style>
-  <w:style w:type="table" w:styleId="750">
+  <w:style w:type="table" w:styleId="756">
     <w:name w:val="Table Grid Light"/>
-    <w:basedOn w:val="935"/>
+    <w:basedOn w:val="941"/>
     <w:uiPriority w:val="59"/>
     <w:pPr>
       <w:pBdr/>
@@ -4236,9 +4244,9 @@
       </w:tcPr>
     </w:tblStylePr>
   </w:style>
-  <w:style w:type="table" w:styleId="751">
+  <w:style w:type="table" w:styleId="757">
     <w:name w:val="Plain Table 1"/>
-    <w:basedOn w:val="935"/>
+    <w:basedOn w:val="941"/>
     <w:uiPriority w:val="59"/>
     <w:pPr>
       <w:pBdr/>
@@ -4461,9 +4469,9 @@
       </w:tcPr>
     </w:tblStylePr>
   </w:style>
-  <w:style w:type="table" w:styleId="752">
+  <w:style w:type="table" w:styleId="758">
     <w:name w:val="Plain Table 2"/>
-    <w:basedOn w:val="935"/>
+    <w:basedOn w:val="941"/>
     <w:uiPriority w:val="59"/>
     <w:pPr>
       <w:pBdr/>
@@ -4694,9 +4702,9 @@
       </w:tcPr>
     </w:tblStylePr>
   </w:style>
-  <w:style w:type="table" w:styleId="753">
+  <w:style w:type="table" w:styleId="759">
     <w:name w:val="Plain Table 3"/>
-    <w:basedOn w:val="935"/>
+    <w:basedOn w:val="941"/>
     <w:uiPriority w:val="99"/>
     <w:pPr>
       <w:pBdr/>
@@ -4924,9 +4932,9 @@
       </w:tcPr>
     </w:tblStylePr>
   </w:style>
-  <w:style w:type="table" w:styleId="754">
+  <w:style w:type="table" w:styleId="760">
     <w:name w:val="Plain Table 4"/>
-    <w:basedOn w:val="935"/>
+    <w:basedOn w:val="941"/>
     <w:uiPriority w:val="99"/>
     <w:pPr>
       <w:pBdr/>
@@ -5140,9 +5148,9 @@
       </w:tcPr>
     </w:tblStylePr>
   </w:style>
-  <w:style w:type="table" w:styleId="755">
+  <w:style w:type="table" w:styleId="761">
     <w:name w:val="Plain Table 5"/>
-    <w:basedOn w:val="935"/>
+    <w:basedOn w:val="941"/>
     <w:uiPriority w:val="99"/>
     <w:pPr>
       <w:pBdr/>
@@ -5373,9 +5381,9 @@
       </w:tcPr>
     </w:tblStylePr>
   </w:style>
-  <w:style w:type="table" w:styleId="756">
+  <w:style w:type="table" w:styleId="762">
     <w:name w:val="Grid Table 1 Light"/>
-    <w:basedOn w:val="935"/>
+    <w:basedOn w:val="941"/>
     <w:uiPriority w:val="99"/>
     <w:pPr>
       <w:pBdr/>
@@ -5596,9 +5604,9 @@
       </w:tcPr>
     </w:tblStylePr>
   </w:style>
-  <w:style w:type="table" w:styleId="757">
+  <w:style w:type="table" w:styleId="763">
     <w:name w:val="Grid Table 1 Light - Accent 1"/>
-    <w:basedOn w:val="935"/>
+    <w:basedOn w:val="941"/>
     <w:uiPriority w:val="99"/>
     <w:pPr>
       <w:pBdr/>
@@ -5819,9 +5827,9 @@
       </w:tcPr>
     </w:tblStylePr>
   </w:style>
-  <w:style w:type="table" w:styleId="758">
+  <w:style w:type="table" w:styleId="764">
     <w:name w:val="Grid Table 1 Light - Accent 2"/>
-    <w:basedOn w:val="935"/>
+    <w:basedOn w:val="941"/>
     <w:uiPriority w:val="99"/>
     <w:pPr>
       <w:pBdr/>
@@ -6042,9 +6050,9 @@
       </w:tcPr>
     </w:tblStylePr>
   </w:style>
-  <w:style w:type="table" w:styleId="759">
+  <w:style w:type="table" w:styleId="765">
     <w:name w:val="Grid Table 1 Light - Accent 3"/>
-    <w:basedOn w:val="935"/>
+    <w:basedOn w:val="941"/>
     <w:uiPriority w:val="99"/>
     <w:pPr>
       <w:pBdr/>
@@ -6265,9 +6273,9 @@
       </w:tcPr>
     </w:tblStylePr>
   </w:style>
-  <w:style w:type="table" w:styleId="760">
+  <w:style w:type="table" w:styleId="766">
     <w:name w:val="Grid Table 1 Light - Accent 4"/>
-    <w:basedOn w:val="935"/>
+    <w:basedOn w:val="941"/>
     <w:uiPriority w:val="99"/>
     <w:pPr>
       <w:pBdr/>
@@ -6488,9 +6496,9 @@
       </w:tcPr>
     </w:tblStylePr>
   </w:style>
-  <w:style w:type="table" w:styleId="761">
+  <w:style w:type="table" w:styleId="767">
     <w:name w:val="Grid Table 1 Light - Accent 5"/>
-    <w:basedOn w:val="935"/>
+    <w:basedOn w:val="941"/>
     <w:uiPriority w:val="99"/>
     <w:pPr>
       <w:pBdr/>
@@ -6711,9 +6719,9 @@
       </w:tcPr>
     </w:tblStylePr>
   </w:style>
-  <w:style w:type="table" w:styleId="762">
+  <w:style w:type="table" w:styleId="768">
     <w:name w:val="Grid Table 1 Light - Accent 6"/>
-    <w:basedOn w:val="935"/>
+    <w:basedOn w:val="941"/>
     <w:uiPriority w:val="99"/>
     <w:pPr>
       <w:pBdr/>
@@ -6934,9 +6942,9 @@
       </w:tcPr>
     </w:tblStylePr>
   </w:style>
-  <w:style w:type="table" w:styleId="763">
+  <w:style w:type="table" w:styleId="769">
     <w:name w:val="Grid Table 2"/>
-    <w:basedOn w:val="935"/>
+    <w:basedOn w:val="941"/>
     <w:uiPriority w:val="99"/>
     <w:pPr>
       <w:pBdr/>
@@ -7166,9 +7174,9 @@
       </w:tcPr>
     </w:tblStylePr>
   </w:style>
-  <w:style w:type="table" w:styleId="764">
+  <w:style w:type="table" w:styleId="770">
     <w:name w:val="Grid Table 2 - Accent 1"/>
-    <w:basedOn w:val="935"/>
+    <w:basedOn w:val="941"/>
     <w:uiPriority w:val="99"/>
     <w:pPr>
       <w:pBdr/>
@@ -7398,9 +7406,9 @@
       </w:tcPr>
     </w:tblStylePr>
   </w:style>
-  <w:style w:type="table" w:styleId="765">
+  <w:style w:type="table" w:styleId="771">
     <w:name w:val="Grid Table 2 - Accent 2"/>
-    <w:basedOn w:val="935"/>
+    <w:basedOn w:val="941"/>
     <w:uiPriority w:val="99"/>
     <w:pPr>
       <w:pBdr/>
@@ -7630,9 +7638,9 @@
       </w:tcPr>
     </w:tblStylePr>
   </w:style>
-  <w:style w:type="table" w:styleId="766">
+  <w:style w:type="table" w:styleId="772">
     <w:name w:val="Grid Table 2 - Accent 3"/>
-    <w:basedOn w:val="935"/>
+    <w:basedOn w:val="941"/>
     <w:uiPriority w:val="99"/>
     <w:pPr>
       <w:pBdr/>
@@ -7862,9 +7870,9 @@
       </w:tcPr>
     </w:tblStylePr>
   </w:style>
-  <w:style w:type="table" w:styleId="767">
+  <w:style w:type="table" w:styleId="773">
     <w:name w:val="Grid Table 2 - Accent 4"/>
-    <w:basedOn w:val="935"/>
+    <w:basedOn w:val="941"/>
     <w:uiPriority w:val="99"/>
     <w:pPr>
       <w:pBdr/>
@@ -8094,9 +8102,9 @@
       </w:tcPr>
     </w:tblStylePr>
   </w:style>
-  <w:style w:type="table" w:styleId="768">
+  <w:style w:type="table" w:styleId="774">
     <w:name w:val="Grid Table 2 - Accent 5"/>
-    <w:basedOn w:val="935"/>
+    <w:basedOn w:val="941"/>
     <w:uiPriority w:val="99"/>
     <w:pPr>
       <w:pBdr/>
@@ -8326,9 +8334,9 @@
       </w:tcPr>
     </w:tblStylePr>
   </w:style>
-  <w:style w:type="table" w:styleId="769">
+  <w:style w:type="table" w:styleId="775">
     <w:name w:val="Grid Table 2 - Accent 6"/>
-    <w:basedOn w:val="935"/>
+    <w:basedOn w:val="941"/>
     <w:uiPriority w:val="99"/>
     <w:pPr>
       <w:pBdr/>
@@ -8558,9 +8566,9 @@
       </w:tcPr>
     </w:tblStylePr>
   </w:style>
-  <w:style w:type="table" w:styleId="770">
+  <w:style w:type="table" w:styleId="776">
     <w:name w:val="Grid Table 3"/>
-    <w:basedOn w:val="935"/>
+    <w:basedOn w:val="941"/>
     <w:uiPriority w:val="99"/>
     <w:pPr>
       <w:pBdr/>
@@ -8803,9 +8811,9 @@
       </w:tcPr>
     </w:tblStylePr>
   </w:style>
-  <w:style w:type="table" w:styleId="771">
+  <w:style w:type="table" w:styleId="777">
     <w:name w:val="Grid Table 3 - Accent 1"/>
-    <w:basedOn w:val="935"/>
+    <w:basedOn w:val="941"/>
     <w:uiPriority w:val="99"/>
     <w:pPr>
       <w:pBdr/>
@@ -9048,9 +9056,9 @@
       </w:tcPr>
     </w:tblStylePr>
   </w:style>
-  <w:style w:type="table" w:styleId="772">
+  <w:style w:type="table" w:styleId="778">
     <w:name w:val="Grid Table 3 - Accent 2"/>
-    <w:basedOn w:val="935"/>
+    <w:basedOn w:val="941"/>
     <w:uiPriority w:val="99"/>
     <w:pPr>
       <w:pBdr/>
@@ -9293,9 +9301,9 @@
       </w:tcPr>
     </w:tblStylePr>
   </w:style>
-  <w:style w:type="table" w:styleId="773">
+  <w:style w:type="table" w:styleId="779">
     <w:name w:val="Grid Table 3 - Accent 3"/>
-    <w:basedOn w:val="935"/>
+    <w:basedOn w:val="941"/>
     <w:uiPriority w:val="99"/>
     <w:pPr>
       <w:pBdr/>
@@ -9538,9 +9546,9 @@
       </w:tcPr>
     </w:tblStylePr>
   </w:style>
-  <w:style w:type="table" w:styleId="774">
+  <w:style w:type="table" w:styleId="780">
     <w:name w:val="Grid Table 3 - Accent 4"/>
-    <w:basedOn w:val="935"/>
+    <w:basedOn w:val="941"/>
     <w:uiPriority w:val="99"/>
     <w:pPr>
       <w:pBdr/>
@@ -9783,9 +9791,9 @@
       </w:tcPr>
     </w:tblStylePr>
   </w:style>
-  <w:style w:type="table" w:styleId="775">
+  <w:style w:type="table" w:styleId="781">
     <w:name w:val="Grid Table 3 - Accent 5"/>
-    <w:basedOn w:val="935"/>
+    <w:basedOn w:val="941"/>
     <w:uiPriority w:val="99"/>
     <w:pPr>
       <w:pBdr/>
@@ -10028,9 +10036,9 @@
       </w:tcPr>
     </w:tblStylePr>
   </w:style>
-  <w:style w:type="table" w:styleId="776">
+  <w:style w:type="table" w:styleId="782">
     <w:name w:val="Grid Table 3 - Accent 6"/>
-    <w:basedOn w:val="935"/>
+    <w:basedOn w:val="941"/>
     <w:uiPriority w:val="99"/>
     <w:pPr>
       <w:pBdr/>
@@ -10273,9 +10281,9 @@
       </w:tcPr>
     </w:tblStylePr>
   </w:style>
-  <w:style w:type="table" w:styleId="777">
+  <w:style w:type="table" w:styleId="783">
     <w:name w:val="Grid Table 4"/>
-    <w:basedOn w:val="935"/>
+    <w:basedOn w:val="941"/>
     <w:uiPriority w:val="59"/>
     <w:pPr>
       <w:pBdr/>
@@ -10506,9 +10514,9 @@
       </w:tcPr>
     </w:tblStylePr>
   </w:style>
-  <w:style w:type="table" w:styleId="778">
+  <w:style w:type="table" w:styleId="784">
     <w:name w:val="Grid Table 4 - Accent 1"/>
-    <w:basedOn w:val="935"/>
+    <w:basedOn w:val="941"/>
     <w:uiPriority w:val="59"/>
     <w:pPr>
       <w:pBdr/>
@@ -10739,9 +10747,9 @@
       </w:tcPr>
     </w:tblStylePr>
   </w:style>
-  <w:style w:type="table" w:styleId="779">
+  <w:style w:type="table" w:styleId="785">
     <w:name w:val="Grid Table 4 - Accent 2"/>
-    <w:basedOn w:val="935"/>
+    <w:basedOn w:val="941"/>
     <w:uiPriority w:val="59"/>
     <w:pPr>
       <w:pBdr/>
@@ -10972,9 +10980,9 @@
       </w:tcPr>
     </w:tblStylePr>
   </w:style>
-  <w:style w:type="table" w:styleId="780">
+  <w:style w:type="table" w:styleId="786">
     <w:name w:val="Grid Table 4 - Accent 3"/>
-    <w:basedOn w:val="935"/>
+    <w:basedOn w:val="941"/>
     <w:uiPriority w:val="59"/>
     <w:pPr>
       <w:pBdr/>
@@ -11205,9 +11213,9 @@
       </w:tcPr>
     </w:tblStylePr>
   </w:style>
-  <w:style w:type="table" w:styleId="781">
+  <w:style w:type="table" w:styleId="787">
     <w:name w:val="Grid Table 4 - Accent 4"/>
-    <w:basedOn w:val="935"/>
+    <w:basedOn w:val="941"/>
     <w:uiPriority w:val="59"/>
     <w:pPr>
       <w:pBdr/>
@@ -11438,9 +11446,9 @@
       </w:tcPr>
     </w:tblStylePr>
   </w:style>
-  <w:style w:type="table" w:styleId="782">
+  <w:style w:type="table" w:styleId="788">
     <w:name w:val="Grid Table 4 - Accent 5"/>
-    <w:basedOn w:val="935"/>
+    <w:basedOn w:val="941"/>
     <w:uiPriority w:val="59"/>
     <w:pPr>
       <w:pBdr/>
@@ -11671,9 +11679,9 @@
       </w:tcPr>
     </w:tblStylePr>
   </w:style>
-  <w:style w:type="table" w:styleId="783">
+  <w:style w:type="table" w:styleId="789">
     <w:name w:val="Grid Table 4 - Accent 6"/>
-    <w:basedOn w:val="935"/>
+    <w:basedOn w:val="941"/>
     <w:uiPriority w:val="59"/>
     <w:pPr>
       <w:pBdr/>
@@ -11904,9 +11912,9 @@
       </w:tcPr>
     </w:tblStylePr>
   </w:style>
-  <w:style w:type="table" w:styleId="784">
+  <w:style w:type="table" w:styleId="790">
     <w:name w:val="Grid Table 5 Dark"/>
-    <w:basedOn w:val="935"/>
+    <w:basedOn w:val="941"/>
     <w:uiPriority w:val="99"/>
     <w:pPr>
       <w:pBdr/>
@@ -12132,9 +12140,9 @@
       </w:tcPr>
     </w:tblStylePr>
   </w:style>
-  <w:style w:type="table" w:styleId="785">
+  <w:style w:type="table" w:styleId="791">
     <w:name w:val="Grid Table 5 Dark- Accent 1"/>
-    <w:basedOn w:val="935"/>
+    <w:basedOn w:val="941"/>
     <w:uiPriority w:val="99"/>
     <w:pPr>
       <w:pBdr/>
@@ -12360,9 +12368,9 @@
       </w:tcPr>
     </w:tblStylePr>
   </w:style>
-  <w:style w:type="table" w:styleId="786">
+  <w:style w:type="table" w:styleId="792">
     <w:name w:val="Grid Table 5 Dark - Accent 2"/>
-    <w:basedOn w:val="935"/>
+    <w:basedOn w:val="941"/>
     <w:uiPriority w:val="99"/>
     <w:pPr>
       <w:pBdr/>
@@ -12588,9 +12596,9 @@
       </w:tcPr>
     </w:tblStylePr>
   </w:style>
-  <w:style w:type="table" w:styleId="787">
+  <w:style w:type="table" w:styleId="793">
     <w:name w:val="Grid Table 5 Dark - Accent 3"/>
-    <w:basedOn w:val="935"/>
+    <w:basedOn w:val="941"/>
     <w:uiPriority w:val="99"/>
     <w:pPr>
       <w:pBdr/>
@@ -12816,9 +12824,9 @@
       </w:tcPr>
     </w:tblStylePr>
   </w:style>
-  <w:style w:type="table" w:styleId="788">
+  <w:style w:type="table" w:styleId="794">
     <w:name w:val="Grid Table 5 Dark- Accent 4"/>
-    <w:basedOn w:val="935"/>
+    <w:basedOn w:val="941"/>
     <w:uiPriority w:val="99"/>
     <w:pPr>
       <w:pBdr/>
@@ -13044,9 +13052,9 @@
       </w:tcPr>
     </w:tblStylePr>
   </w:style>
-  <w:style w:type="table" w:styleId="789">
+  <w:style w:type="table" w:styleId="795">
     <w:name w:val="Grid Table 5 Dark - Accent 5"/>
-    <w:basedOn w:val="935"/>
+    <w:basedOn w:val="941"/>
     <w:uiPriority w:val="99"/>
     <w:pPr>
       <w:pBdr/>
@@ -13272,9 +13280,9 @@
       </w:tcPr>
     </w:tblStylePr>
   </w:style>
-  <w:style w:type="table" w:styleId="790">
+  <w:style w:type="table" w:styleId="796">
     <w:name w:val="Grid Table 5 Dark - Accent 6"/>
-    <w:basedOn w:val="935"/>
+    <w:basedOn w:val="941"/>
     <w:uiPriority w:val="99"/>
     <w:pPr>
       <w:pBdr/>
@@ -13500,9 +13508,9 @@
       </w:tcPr>
     </w:tblStylePr>
   </w:style>
-  <w:style w:type="table" w:styleId="791">
+  <w:style w:type="table" w:styleId="797">
     <w:name w:val="Grid Table 6 Colorful"/>
-    <w:basedOn w:val="935"/>
+    <w:basedOn w:val="941"/>
     <w:uiPriority w:val="99"/>
     <w:pPr>
       <w:pBdr/>
@@ -13730,9 +13738,9 @@
       </w:tcPr>
     </w:tblStylePr>
   </w:style>
-  <w:style w:type="table" w:styleId="792">
+  <w:style w:type="table" w:styleId="798">
     <w:name w:val="Grid Table 6 Colorful - Accent 1"/>
-    <w:basedOn w:val="935"/>
+    <w:basedOn w:val="941"/>
     <w:uiPriority w:val="99"/>
     <w:pPr>
       <w:pBdr/>
@@ -13960,9 +13968,9 @@
       </w:tcPr>
     </w:tblStylePr>
   </w:style>
-  <w:style w:type="table" w:styleId="793">
+  <w:style w:type="table" w:styleId="799">
     <w:name w:val="Grid Table 6 Colorful - Accent 2"/>
-    <w:basedOn w:val="935"/>
+    <w:basedOn w:val="941"/>
     <w:uiPriority w:val="99"/>
     <w:pPr>
       <w:pBdr/>
@@ -14190,9 +14198,9 @@
       </w:tcPr>
     </w:tblStylePr>
   </w:style>
-  <w:style w:type="table" w:styleId="794">
+  <w:style w:type="table" w:styleId="800">
     <w:name w:val="Grid Table 6 Colorful - Accent 3"/>
-    <w:basedOn w:val="935"/>
+    <w:basedOn w:val="941"/>
     <w:uiPriority w:val="99"/>
     <w:pPr>
       <w:pBdr/>
@@ -14420,9 +14428,9 @@
       </w:tcPr>
     </w:tblStylePr>
   </w:style>
-  <w:style w:type="table" w:styleId="795">
+  <w:style w:type="table" w:styleId="801">
     <w:name w:val="Grid Table 6 Colorful - Accent 4"/>
-    <w:basedOn w:val="935"/>
+    <w:basedOn w:val="941"/>
     <w:uiPriority w:val="99"/>
     <w:pPr>
       <w:pBdr/>
@@ -14650,9 +14658,9 @@
       </w:tcPr>
     </w:tblStylePr>
   </w:style>
-  <w:style w:type="table" w:styleId="796">
+  <w:style w:type="table" w:styleId="802">
     <w:name w:val="Grid Table 6 Colorful - Accent 5"/>
-    <w:basedOn w:val="935"/>
+    <w:basedOn w:val="941"/>
     <w:uiPriority w:val="99"/>
     <w:pPr>
       <w:pBdr/>
@@ -14880,9 +14888,9 @@
       </w:tcPr>
     </w:tblStylePr>
   </w:style>
-  <w:style w:type="table" w:styleId="797">
+  <w:style w:type="table" w:styleId="803">
     <w:name w:val="Grid Table 6 Colorful - Accent 6"/>
-    <w:basedOn w:val="935"/>
+    <w:basedOn w:val="941"/>
     <w:uiPriority w:val="99"/>
     <w:pPr>
       <w:pBdr/>
@@ -15110,9 +15118,9 @@
       </w:tcPr>
     </w:tblStylePr>
   </w:style>
-  <w:style w:type="table" w:styleId="798">
+  <w:style w:type="table" w:styleId="804">
     <w:name w:val="Grid Table 7 Colorful"/>
-    <w:basedOn w:val="935"/>
+    <w:basedOn w:val="941"/>
     <w:uiPriority w:val="99"/>
     <w:pPr>
       <w:pBdr/>
@@ -15364,9 +15372,9 @@
       </w:tcPr>
     </w:tblStylePr>
   </w:style>
-  <w:style w:type="table" w:styleId="799">
+  <w:style w:type="table" w:styleId="805">
     <w:name w:val="Grid Table 7 Colorful - Accent 1"/>
-    <w:basedOn w:val="935"/>
+    <w:basedOn w:val="941"/>
     <w:uiPriority w:val="99"/>
     <w:pPr>
       <w:pBdr/>
@@ -15618,9 +15626,9 @@
       </w:tcPr>
     </w:tblStylePr>
   </w:style>
-  <w:style w:type="table" w:styleId="800">
+  <w:style w:type="table" w:styleId="806">
     <w:name w:val="Grid Table 7 Colorful - Accent 2"/>
-    <w:basedOn w:val="935"/>
+    <w:basedOn w:val="941"/>
     <w:uiPriority w:val="99"/>
     <w:pPr>
       <w:pBdr/>
@@ -15872,9 +15880,9 @@
       </w:tcPr>
     </w:tblStylePr>
   </w:style>
-  <w:style w:type="table" w:styleId="801">
+  <w:style w:type="table" w:styleId="807">
     <w:name w:val="Grid Table 7 Colorful - Accent 3"/>
-    <w:basedOn w:val="935"/>
+    <w:basedOn w:val="941"/>
     <w:uiPriority w:val="99"/>
     <w:pPr>
       <w:pBdr/>
@@ -16126,9 +16134,9 @@
       </w:tcPr>
     </w:tblStylePr>
   </w:style>
-  <w:style w:type="table" w:styleId="802">
+  <w:style w:type="table" w:styleId="808">
     <w:name w:val="Grid Table 7 Colorful - Accent 4"/>
-    <w:basedOn w:val="935"/>
+    <w:basedOn w:val="941"/>
     <w:uiPriority w:val="99"/>
     <w:pPr>
       <w:pBdr/>
@@ -16380,9 +16388,9 @@
       </w:tcPr>
     </w:tblStylePr>
   </w:style>
-  <w:style w:type="table" w:styleId="803">
+  <w:style w:type="table" w:styleId="809">
     <w:name w:val="Grid Table 7 Colorful - Accent 5"/>
-    <w:basedOn w:val="935"/>
+    <w:basedOn w:val="941"/>
     <w:uiPriority w:val="99"/>
     <w:pPr>
       <w:pBdr/>
@@ -16634,9 +16642,9 @@
       </w:tcPr>
     </w:tblStylePr>
   </w:style>
-  <w:style w:type="table" w:styleId="804">
+  <w:style w:type="table" w:styleId="810">
     <w:name w:val="Grid Table 7 Colorful - Accent 6"/>
-    <w:basedOn w:val="935"/>
+    <w:basedOn w:val="941"/>
     <w:uiPriority w:val="99"/>
     <w:pPr>
       <w:pBdr/>
@@ -16888,9 +16896,9 @@
       </w:tcPr>
     </w:tblStylePr>
   </w:style>
-  <w:style w:type="table" w:styleId="805">
+  <w:style w:type="table" w:styleId="811">
     <w:name w:val="List Table 1 Light"/>
-    <w:basedOn w:val="935"/>
+    <w:basedOn w:val="941"/>
     <w:uiPriority w:val="99"/>
     <w:pPr>
       <w:pBdr/>
@@ -17104,9 +17112,9 @@
       </w:tcPr>
     </w:tblStylePr>
   </w:style>
-  <w:style w:type="table" w:styleId="806">
+  <w:style w:type="table" w:styleId="812">
     <w:name w:val="List Table 1 Light - Accent 1"/>
-    <w:basedOn w:val="935"/>
+    <w:basedOn w:val="941"/>
     <w:uiPriority w:val="99"/>
     <w:pPr>
       <w:pBdr/>
@@ -17320,9 +17328,9 @@
       </w:tcPr>
     </w:tblStylePr>
   </w:style>
-  <w:style w:type="table" w:styleId="807">
+  <w:style w:type="table" w:styleId="813">
     <w:name w:val="List Table 1 Light - Accent 2"/>
-    <w:basedOn w:val="935"/>
+    <w:basedOn w:val="941"/>
     <w:uiPriority w:val="99"/>
     <w:pPr>
       <w:pBdr/>
@@ -17536,9 +17544,9 @@
       </w:tcPr>
     </w:tblStylePr>
   </w:style>
-  <w:style w:type="table" w:styleId="808">
+  <w:style w:type="table" w:styleId="814">
     <w:name w:val="List Table 1 Light - Accent 3"/>
-    <w:basedOn w:val="935"/>
+    <w:basedOn w:val="941"/>
     <w:uiPriority w:val="99"/>
     <w:pPr>
       <w:pBdr/>
@@ -17752,9 +17760,9 @@
       </w:tcPr>
     </w:tblStylePr>
   </w:style>
-  <w:style w:type="table" w:styleId="809">
+  <w:style w:type="table" w:styleId="815">
     <w:name w:val="List Table 1 Light - Accent 4"/>
-    <w:basedOn w:val="935"/>
+    <w:basedOn w:val="941"/>
     <w:uiPriority w:val="99"/>
     <w:pPr>
       <w:pBdr/>
@@ -17968,9 +17976,9 @@
       </w:tcPr>
     </w:tblStylePr>
   </w:style>
-  <w:style w:type="table" w:styleId="810">
+  <w:style w:type="table" w:styleId="816">
     <w:name w:val="List Table 1 Light - Accent 5"/>
-    <w:basedOn w:val="935"/>
+    <w:basedOn w:val="941"/>
     <w:uiPriority w:val="99"/>
     <w:pPr>
       <w:pBdr/>
@@ -18184,9 +18192,9 @@
       </w:tcPr>
     </w:tblStylePr>
   </w:style>
-  <w:style w:type="table" w:styleId="811">
+  <w:style w:type="table" w:styleId="817">
     <w:name w:val="List Table 1 Light - Accent 6"/>
-    <w:basedOn w:val="935"/>
+    <w:basedOn w:val="941"/>
     <w:uiPriority w:val="99"/>
     <w:pPr>
       <w:pBdr/>
@@ -18400,9 +18408,9 @@
       </w:tcPr>
     </w:tblStylePr>
   </w:style>
-  <w:style w:type="table" w:styleId="812">
+  <w:style w:type="table" w:styleId="818">
     <w:name w:val="List Table 2"/>
-    <w:basedOn w:val="935"/>
+    <w:basedOn w:val="941"/>
     <w:uiPriority w:val="99"/>
     <w:pPr>
       <w:pBdr/>
@@ -18638,9 +18646,9 @@
       </w:tcPr>
     </w:tblStylePr>
   </w:style>
-  <w:style w:type="table" w:styleId="813">
+  <w:style w:type="table" w:styleId="819">
     <w:name w:val="List Table 2 - Accent 1"/>
-    <w:basedOn w:val="935"/>
+    <w:basedOn w:val="941"/>
     <w:uiPriority w:val="99"/>
     <w:pPr>
       <w:pBdr/>
@@ -18876,9 +18884,9 @@
       </w:tcPr>
     </w:tblStylePr>
   </w:style>
-  <w:style w:type="table" w:styleId="814">
+  <w:style w:type="table" w:styleId="820">
     <w:name w:val="List Table 2 - Accent 2"/>
-    <w:basedOn w:val="935"/>
+    <w:basedOn w:val="941"/>
     <w:uiPriority w:val="99"/>
     <w:pPr>
       <w:pBdr/>
@@ -19114,9 +19122,9 @@
       </w:tcPr>
     </w:tblStylePr>
   </w:style>
-  <w:style w:type="table" w:styleId="815">
+  <w:style w:type="table" w:styleId="821">
     <w:name w:val="List Table 2 - Accent 3"/>
-    <w:basedOn w:val="935"/>
+    <w:basedOn w:val="941"/>
     <w:uiPriority w:val="99"/>
     <w:pPr>
       <w:pBdr/>
@@ -19352,9 +19360,9 @@
       </w:tcPr>
     </w:tblStylePr>
   </w:style>
-  <w:style w:type="table" w:styleId="816">
+  <w:style w:type="table" w:styleId="822">
     <w:name w:val="List Table 2 - Accent 4"/>
-    <w:basedOn w:val="935"/>
+    <w:basedOn w:val="941"/>
     <w:uiPriority w:val="99"/>
     <w:pPr>
       <w:pBdr/>
@@ -19590,9 +19598,9 @@
       </w:tcPr>
     </w:tblStylePr>
   </w:style>
-  <w:style w:type="table" w:styleId="817">
+  <w:style w:type="table" w:styleId="823">
     <w:name w:val="List Table 2 - Accent 5"/>
-    <w:basedOn w:val="935"/>
+    <w:basedOn w:val="941"/>
     <w:uiPriority w:val="99"/>
     <w:pPr>
       <w:pBdr/>
@@ -19828,9 +19836,9 @@
       </w:tcPr>
     </w:tblStylePr>
   </w:style>
-  <w:style w:type="table" w:styleId="818">
+  <w:style w:type="table" w:styleId="824">
     <w:name w:val="List Table 2 - Accent 6"/>
-    <w:basedOn w:val="935"/>
+    <w:basedOn w:val="941"/>
     <w:uiPriority w:val="99"/>
     <w:pPr>
       <w:pBdr/>
@@ -20066,9 +20074,9 @@
       </w:tcPr>
     </w:tblStylePr>
   </w:style>
-  <w:style w:type="table" w:styleId="819">
+  <w:style w:type="table" w:styleId="825">
     <w:name w:val="List Table 3"/>
-    <w:basedOn w:val="935"/>
+    <w:basedOn w:val="941"/>
     <w:uiPriority w:val="99"/>
     <w:pPr>
       <w:pBdr/>
@@ -20294,9 +20302,9 @@
       </w:tcPr>
     </w:tblStylePr>
   </w:style>
-  <w:style w:type="table" w:styleId="820">
+  <w:style w:type="table" w:styleId="826">
     <w:name w:val="List Table 3 - Accent 1"/>
-    <w:basedOn w:val="935"/>
+    <w:basedOn w:val="941"/>
     <w:uiPriority w:val="99"/>
     <w:pPr>
       <w:pBdr/>
@@ -20522,9 +20530,9 @@
       </w:tcPr>
     </w:tblStylePr>
   </w:style>
-  <w:style w:type="table" w:styleId="821">
+  <w:style w:type="table" w:styleId="827">
     <w:name w:val="List Table 3 - Accent 2"/>
-    <w:basedOn w:val="935"/>
+    <w:basedOn w:val="941"/>
     <w:uiPriority w:val="99"/>
     <w:pPr>
       <w:pBdr/>
@@ -20750,9 +20758,9 @@
       </w:tcPr>
     </w:tblStylePr>
   </w:style>
-  <w:style w:type="table" w:styleId="822">
+  <w:style w:type="table" w:styleId="828">
     <w:name w:val="List Table 3 - Accent 3"/>
-    <w:basedOn w:val="935"/>
+    <w:basedOn w:val="941"/>
     <w:uiPriority w:val="99"/>
     <w:pPr>
       <w:pBdr/>
@@ -20978,9 +20986,9 @@
       </w:tcPr>
     </w:tblStylePr>
   </w:style>
-  <w:style w:type="table" w:styleId="823">
+  <w:style w:type="table" w:styleId="829">
     <w:name w:val="List Table 3 - Accent 4"/>
-    <w:basedOn w:val="935"/>
+    <w:basedOn w:val="941"/>
     <w:uiPriority w:val="99"/>
     <w:pPr>
       <w:pBdr/>
@@ -21206,9 +21214,9 @@
       </w:tcPr>
     </w:tblStylePr>
   </w:style>
-  <w:style w:type="table" w:styleId="824">
+  <w:style w:type="table" w:styleId="830">
     <w:name w:val="List Table 3 - Accent 5"/>
-    <w:basedOn w:val="935"/>
+    <w:basedOn w:val="941"/>
     <w:uiPriority w:val="99"/>
     <w:pPr>
       <w:pBdr/>
@@ -21434,9 +21442,9 @@
       </w:tcPr>
     </w:tblStylePr>
   </w:style>
-  <w:style w:type="table" w:styleId="825">
+  <w:style w:type="table" w:styleId="831">
     <w:name w:val="List Table 3 - Accent 6"/>
-    <w:basedOn w:val="935"/>
+    <w:basedOn w:val="941"/>
     <w:uiPriority w:val="99"/>
     <w:pPr>
       <w:pBdr/>
@@ -21662,9 +21670,9 @@
       </w:tcPr>
     </w:tblStylePr>
   </w:style>
-  <w:style w:type="table" w:styleId="826">
+  <w:style w:type="table" w:styleId="832">
     <w:name w:val="List Table 4"/>
-    <w:basedOn w:val="935"/>
+    <w:basedOn w:val="941"/>
     <w:uiPriority w:val="99"/>
     <w:pPr>
       <w:pBdr/>
@@ -21887,9 +21895,9 @@
       </w:tcPr>
     </w:tblStylePr>
   </w:style>
-  <w:style w:type="table" w:styleId="827">
+  <w:style w:type="table" w:styleId="833">
     <w:name w:val="List Table 4 - Accent 1"/>
-    <w:basedOn w:val="935"/>
+    <w:basedOn w:val="941"/>
     <w:uiPriority w:val="99"/>
     <w:pPr>
       <w:pBdr/>
@@ -22112,9 +22120,9 @@
       </w:tcPr>
     </w:tblStylePr>
   </w:style>
-  <w:style w:type="table" w:styleId="828">
+  <w:style w:type="table" w:styleId="834">
     <w:name w:val="List Table 4 - Accent 2"/>
-    <w:basedOn w:val="935"/>
+    <w:basedOn w:val="941"/>
     <w:uiPriority w:val="99"/>
     <w:pPr>
       <w:pBdr/>
@@ -22337,9 +22345,9 @@
       </w:tcPr>
     </w:tblStylePr>
   </w:style>
-  <w:style w:type="table" w:styleId="829">
+  <w:style w:type="table" w:styleId="835">
     <w:name w:val="List Table 4 - Accent 3"/>
-    <w:basedOn w:val="935"/>
+    <w:basedOn w:val="941"/>
     <w:uiPriority w:val="99"/>
     <w:pPr>
       <w:pBdr/>
@@ -22562,9 +22570,9 @@
       </w:tcPr>
     </w:tblStylePr>
   </w:style>
-  <w:style w:type="table" w:styleId="830">
+  <w:style w:type="table" w:styleId="836">
     <w:name w:val="List Table 4 - Accent 4"/>
-    <w:basedOn w:val="935"/>
+    <w:basedOn w:val="941"/>
     <w:uiPriority w:val="99"/>
     <w:pPr>
       <w:pBdr/>
@@ -22787,9 +22795,9 @@
       </w:tcPr>
     </w:tblStylePr>
   </w:style>
-  <w:style w:type="table" w:styleId="831">
+  <w:style w:type="table" w:styleId="837">
     <w:name w:val="List Table 4 - Accent 5"/>
-    <w:basedOn w:val="935"/>
+    <w:basedOn w:val="941"/>
     <w:uiPriority w:val="99"/>
     <w:pPr>
       <w:pBdr/>
@@ -23012,9 +23020,9 @@
       </w:tcPr>
     </w:tblStylePr>
   </w:style>
-  <w:style w:type="table" w:styleId="832">
+  <w:style w:type="table" w:styleId="838">
     <w:name w:val="List Table 4 - Accent 6"/>
-    <w:basedOn w:val="935"/>
+    <w:basedOn w:val="941"/>
     <w:uiPriority w:val="99"/>
     <w:pPr>
       <w:pBdr/>
@@ -23237,9 +23245,9 @@
       </w:tcPr>
     </w:tblStylePr>
   </w:style>
-  <w:style w:type="table" w:styleId="833">
+  <w:style w:type="table" w:styleId="839">
     <w:name w:val="List Table 5 Dark"/>
-    <w:basedOn w:val="935"/>
+    <w:basedOn w:val="941"/>
     <w:uiPriority w:val="99"/>
     <w:pPr>
       <w:pBdr/>
@@ -23479,9 +23487,9 @@
       </w:tcPr>
     </w:tblStylePr>
   </w:style>
-  <w:style w:type="table" w:styleId="834">
+  <w:style w:type="table" w:styleId="840">
     <w:name w:val="List Table 5 Dark - Accent 1"/>
-    <w:basedOn w:val="935"/>
+    <w:basedOn w:val="941"/>
     <w:uiPriority w:val="99"/>
     <w:pPr>
       <w:pBdr/>
@@ -23721,9 +23729,9 @@
       </w:tcPr>
     </w:tblStylePr>
   </w:style>
-  <w:style w:type="table" w:styleId="835">
+  <w:style w:type="table" w:styleId="841">
     <w:name w:val="List Table 5 Dark - Accent 2"/>
-    <w:basedOn w:val="935"/>
+    <w:basedOn w:val="941"/>
     <w:uiPriority w:val="99"/>
     <w:pPr>
       <w:pBdr/>
@@ -23963,9 +23971,9 @@
       </w:tcPr>
     </w:tblStylePr>
   </w:style>
-  <w:style w:type="table" w:styleId="836">
+  <w:style w:type="table" w:styleId="842">
     <w:name w:val="List Table 5 Dark - Accent 3"/>
-    <w:basedOn w:val="935"/>
+    <w:basedOn w:val="941"/>
     <w:uiPriority w:val="99"/>
     <w:pPr>
       <w:pBdr/>
@@ -24205,9 +24213,9 @@
       </w:tcPr>
     </w:tblStylePr>
   </w:style>
-  <w:style w:type="table" w:styleId="837">
+  <w:style w:type="table" w:styleId="843">
     <w:name w:val="List Table 5 Dark - Accent 4"/>
-    <w:basedOn w:val="935"/>
+    <w:basedOn w:val="941"/>
     <w:uiPriority w:val="99"/>
     <w:pPr>
       <w:pBdr/>
@@ -24447,9 +24455,9 @@
       </w:tcPr>
     </w:tblStylePr>
   </w:style>
-  <w:style w:type="table" w:styleId="838">
+  <w:style w:type="table" w:styleId="844">
     <w:name w:val="List Table 5 Dark - Accent 5"/>
-    <w:basedOn w:val="935"/>
+    <w:basedOn w:val="941"/>
     <w:uiPriority w:val="99"/>
     <w:pPr>
       <w:pBdr/>
@@ -24689,9 +24697,9 @@
       </w:tcPr>
     </w:tblStylePr>
   </w:style>
-  <w:style w:type="table" w:styleId="839">
+  <w:style w:type="table" w:styleId="845">
     <w:name w:val="List Table 5 Dark - Accent 6"/>
-    <w:basedOn w:val="935"/>
+    <w:basedOn w:val="941"/>
     <w:uiPriority w:val="99"/>
     <w:pPr>
       <w:pBdr/>
@@ -24931,9 +24939,9 @@
       </w:tcPr>
     </w:tblStylePr>
   </w:style>
-  <w:style w:type="table" w:styleId="840">
+  <w:style w:type="table" w:styleId="846">
     <w:name w:val="List Table 6 Colorful"/>
-    <w:basedOn w:val="935"/>
+    <w:basedOn w:val="941"/>
     <w:uiPriority w:val="99"/>
     <w:pPr>
       <w:pBdr/>
@@ -25154,9 +25162,9 @@
       </w:tcPr>
     </w:tblStylePr>
   </w:style>
-  <w:style w:type="table" w:styleId="841">
+  <w:style w:type="table" w:styleId="847">
     <w:name w:val="List Table 6 Colorful - Accent 1"/>
-    <w:basedOn w:val="935"/>
+    <w:basedOn w:val="941"/>
     <w:uiPriority w:val="99"/>
     <w:pPr>
       <w:pBdr/>
@@ -25377,9 +25385,9 @@
       </w:tcPr>
     </w:tblStylePr>
   </w:style>
-  <w:style w:type="table" w:styleId="842">
+  <w:style w:type="table" w:styleId="848">
     <w:name w:val="List Table 6 Colorful - Accent 2"/>
-    <w:basedOn w:val="935"/>
+    <w:basedOn w:val="941"/>
     <w:uiPriority w:val="99"/>
     <w:pPr>
       <w:pBdr/>
@@ -25600,9 +25608,9 @@
       </w:tcPr>
     </w:tblStylePr>
   </w:style>
-  <w:style w:type="table" w:styleId="843">
+  <w:style w:type="table" w:styleId="849">
     <w:name w:val="List Table 6 Colorful - Accent 3"/>
-    <w:basedOn w:val="935"/>
+    <w:basedOn w:val="941"/>
     <w:uiPriority w:val="99"/>
     <w:pPr>
       <w:pBdr/>
@@ -25823,9 +25831,9 @@
       </w:tcPr>
     </w:tblStylePr>
   </w:style>
-  <w:style w:type="table" w:styleId="844">
+  <w:style w:type="table" w:styleId="850">
     <w:name w:val="List Table 6 Colorful - Accent 4"/>
-    <w:basedOn w:val="935"/>
+    <w:basedOn w:val="941"/>
     <w:uiPriority w:val="99"/>
     <w:pPr>
       <w:pBdr/>
@@ -26046,9 +26054,9 @@
       </w:tcPr>
     </w:tblStylePr>
   </w:style>
-  <w:style w:type="table" w:styleId="845">
+  <w:style w:type="table" w:styleId="851">
     <w:name w:val="List Table 6 Colorful - Accent 5"/>
-    <w:basedOn w:val="935"/>
+    <w:basedOn w:val="941"/>
     <w:uiPriority w:val="99"/>
     <w:pPr>
       <w:pBdr/>
@@ -26269,9 +26277,9 @@
       </w:tcPr>
     </w:tblStylePr>
   </w:style>
-  <w:style w:type="table" w:styleId="846">
+  <w:style w:type="table" w:styleId="852">
     <w:name w:val="List Table 6 Colorful - Accent 6"/>
-    <w:basedOn w:val="935"/>
+    <w:basedOn w:val="941"/>
     <w:uiPriority w:val="99"/>
     <w:pPr>
       <w:pBdr/>
@@ -26492,9 +26500,9 @@
       </w:tcPr>
     </w:tblStylePr>
   </w:style>
-  <w:style w:type="table" w:styleId="847">
+  <w:style w:type="table" w:styleId="853">
     <w:name w:val="List Table 7 Colorful"/>
-    <w:basedOn w:val="935"/>
+    <w:basedOn w:val="941"/>
     <w:uiPriority w:val="99"/>
     <w:pPr>
       <w:pBdr/>
@@ -26748,9 +26756,9 @@
       </w:tcPr>
     </w:tblStylePr>
   </w:style>
-  <w:style w:type="table" w:styleId="848">
+  <w:style w:type="table" w:styleId="854">
     <w:name w:val="List Table 7 Colorful - Accent 1"/>
-    <w:basedOn w:val="935"/>
+    <w:basedOn w:val="941"/>
     <w:uiPriority w:val="99"/>
     <w:pPr>
       <w:pBdr/>
@@ -27004,9 +27012,9 @@
       </w:tcPr>
     </w:tblStylePr>
   </w:style>
-  <w:style w:type="table" w:styleId="849">
+  <w:style w:type="table" w:styleId="855">
     <w:name w:val="List Table 7 Colorful - Accent 2"/>
-    <w:basedOn w:val="935"/>
+    <w:basedOn w:val="941"/>
     <w:uiPriority w:val="99"/>
     <w:pPr>
       <w:pBdr/>
@@ -27260,9 +27268,9 @@
       </w:tcPr>
     </w:tblStylePr>
   </w:style>
-  <w:style w:type="table" w:styleId="850">
+  <w:style w:type="table" w:styleId="856">
     <w:name w:val="List Table 7 Colorful - Accent 3"/>
-    <w:basedOn w:val="935"/>
+    <w:basedOn w:val="941"/>
     <w:uiPriority w:val="99"/>
     <w:pPr>
       <w:pBdr/>
@@ -27516,9 +27524,9 @@
       </w:tcPr>
     </w:tblStylePr>
   </w:style>
-  <w:style w:type="table" w:styleId="851">
+  <w:style w:type="table" w:styleId="857">
     <w:name w:val="List Table 7 Colorful - Accent 4"/>
-    <w:basedOn w:val="935"/>
+    <w:basedOn w:val="941"/>
     <w:uiPriority w:val="99"/>
     <w:pPr>
       <w:pBdr/>
@@ -27772,9 +27780,9 @@
       </w:tcPr>
     </w:tblStylePr>
   </w:style>
-  <w:style w:type="table" w:styleId="852">
+  <w:style w:type="table" w:styleId="858">
     <w:name w:val="List Table 7 Colorful - Accent 5"/>
-    <w:basedOn w:val="935"/>
+    <w:basedOn w:val="941"/>
     <w:uiPriority w:val="99"/>
     <w:pPr>
       <w:pBdr/>
@@ -28028,9 +28036,9 @@
       </w:tcPr>
     </w:tblStylePr>
   </w:style>
-  <w:style w:type="table" w:styleId="853">
+  <w:style w:type="table" w:styleId="859">
     <w:name w:val="List Table 7 Colorful - Accent 6"/>
-    <w:basedOn w:val="935"/>
+    <w:basedOn w:val="941"/>
     <w:uiPriority w:val="99"/>
     <w:pPr>
       <w:pBdr/>
@@ -28284,9 +28292,9 @@
       </w:tcPr>
     </w:tblStylePr>
   </w:style>
-  <w:style w:type="table" w:styleId="854">
+  <w:style w:type="table" w:styleId="860">
     <w:name w:val="Lined - Accent"/>
-    <w:basedOn w:val="935"/>
+    <w:basedOn w:val="941"/>
     <w:uiPriority w:val="99"/>
     <w:pPr>
       <w:pBdr/>
@@ -28521,9 +28529,9 @@
       </w:tcPr>
     </w:tblStylePr>
   </w:style>
-  <w:style w:type="table" w:styleId="855">
+  <w:style w:type="table" w:styleId="861">
     <w:name w:val="Lined - Accent 1"/>
-    <w:basedOn w:val="935"/>
+    <w:basedOn w:val="941"/>
     <w:uiPriority w:val="99"/>
     <w:pPr>
       <w:pBdr/>
@@ -28758,9 +28766,9 @@
       </w:tcPr>
     </w:tblStylePr>
   </w:style>
-  <w:style w:type="table" w:styleId="856">
+  <w:style w:type="table" w:styleId="862">
     <w:name w:val="Lined - Accent 2"/>
-    <w:basedOn w:val="935"/>
+    <w:basedOn w:val="941"/>
     <w:uiPriority w:val="99"/>
     <w:pPr>
       <w:pBdr/>
@@ -28995,9 +29003,9 @@
       </w:tcPr>
     </w:tblStylePr>
   </w:style>
-  <w:style w:type="table" w:styleId="857">
+  <w:style w:type="table" w:styleId="863">
     <w:name w:val="Lined - Accent 3"/>
-    <w:basedOn w:val="935"/>
+    <w:basedOn w:val="941"/>
     <w:uiPriority w:val="99"/>
     <w:pPr>
       <w:pBdr/>
@@ -29232,9 +29240,9 @@
       </w:tcPr>
     </w:tblStylePr>
   </w:style>
-  <w:style w:type="table" w:styleId="858">
+  <w:style w:type="table" w:styleId="864">
     <w:name w:val="Lined - Accent 4"/>
-    <w:basedOn w:val="935"/>
+    <w:basedOn w:val="941"/>
     <w:uiPriority w:val="99"/>
     <w:pPr>
       <w:pBdr/>
@@ -29469,9 +29477,9 @@
       </w:tcPr>
     </w:tblStylePr>
   </w:style>
-  <w:style w:type="table" w:styleId="859">
+  <w:style w:type="table" w:styleId="865">
     <w:name w:val="Lined - Accent 5"/>
-    <w:basedOn w:val="935"/>
+    <w:basedOn w:val="941"/>
     <w:uiPriority w:val="99"/>
     <w:pPr>
       <w:pBdr/>
@@ -29706,9 +29714,9 @@
       </w:tcPr>
     </w:tblStylePr>
   </w:style>
-  <w:style w:type="table" w:styleId="860">
+  <w:style w:type="table" w:styleId="866">
     <w:name w:val="Lined - Accent 6"/>
-    <w:basedOn w:val="935"/>
+    <w:basedOn w:val="941"/>
     <w:uiPriority w:val="99"/>
     <w:pPr>
       <w:pBdr/>
@@ -29943,9 +29951,9 @@
       </w:tcPr>
     </w:tblStylePr>
   </w:style>
-  <w:style w:type="table" w:styleId="861">
+  <w:style w:type="table" w:styleId="867">
     <w:name w:val="Bordered &amp; Lined - Accent"/>
-    <w:basedOn w:val="935"/>
+    <w:basedOn w:val="941"/>
     <w:uiPriority w:val="99"/>
     <w:pPr>
       <w:pBdr/>
@@ -30187,9 +30195,9 @@
       </w:tcPr>
     </w:tblStylePr>
   </w:style>
-  <w:style w:type="table" w:styleId="862">
+  <w:style w:type="table" w:styleId="868">
     <w:name w:val="Bordered &amp; Lined - Accent 1"/>
-    <w:basedOn w:val="935"/>
+    <w:basedOn w:val="941"/>
     <w:uiPriority w:val="99"/>
     <w:pPr>
       <w:pBdr/>
@@ -30431,9 +30439,9 @@
       </w:tcPr>
     </w:tblStylePr>
   </w:style>
-  <w:style w:type="table" w:styleId="863">
+  <w:style w:type="table" w:styleId="869">
     <w:name w:val="Bordered &amp; Lined - Accent 2"/>
-    <w:basedOn w:val="935"/>
+    <w:basedOn w:val="941"/>
     <w:uiPriority w:val="99"/>
     <w:pPr>
       <w:pBdr/>
@@ -30675,9 +30683,9 @@
       </w:tcPr>
     </w:tblStylePr>
   </w:style>
-  <w:style w:type="table" w:styleId="864">
+  <w:style w:type="table" w:styleId="870">
     <w:name w:val="Bordered &amp; Lined - Accent 3"/>
-    <w:basedOn w:val="935"/>
+    <w:basedOn w:val="941"/>
     <w:uiPriority w:val="99"/>
     <w:pPr>
       <w:pBdr/>
@@ -30919,9 +30927,9 @@
       </w:tcPr>
     </w:tblStylePr>
   </w:style>
-  <w:style w:type="table" w:styleId="865">
+  <w:style w:type="table" w:styleId="871">
     <w:name w:val="Bordered &amp; Lined - Accent 4"/>
-    <w:basedOn w:val="935"/>
+    <w:basedOn w:val="941"/>
     <w:uiPriority w:val="99"/>
     <w:pPr>
       <w:pBdr/>
@@ -31163,9 +31171,9 @@
       </w:tcPr>
     </w:tblStylePr>
   </w:style>
-  <w:style w:type="table" w:styleId="866">
+  <w:style w:type="table" w:styleId="872">
     <w:name w:val="Bordered &amp; Lined - Accent 5"/>
-    <w:basedOn w:val="935"/>
+    <w:basedOn w:val="941"/>
     <w:uiPriority w:val="99"/>
     <w:pPr>
       <w:pBdr/>
@@ -31407,9 +31415,9 @@
       </w:tcPr>
     </w:tblStylePr>
   </w:style>
-  <w:style w:type="table" w:styleId="867">
+  <w:style w:type="table" w:styleId="873">
     <w:name w:val="Bordered &amp; Lined - Accent 6"/>
-    <w:basedOn w:val="935"/>
+    <w:basedOn w:val="941"/>
     <w:uiPriority w:val="99"/>
     <w:pPr>
       <w:pBdr/>
@@ -31651,9 +31659,9 @@
       </w:tcPr>
     </w:tblStylePr>
   </w:style>
-  <w:style w:type="table" w:styleId="868">
+  <w:style w:type="table" w:styleId="874">
     <w:name w:val="Bordered"/>
-    <w:basedOn w:val="935"/>
+    <w:basedOn w:val="941"/>
     <w:uiPriority w:val="99"/>
     <w:pPr>
       <w:pBdr/>
@@ -31882,9 +31890,9 @@
       </w:tcPr>
     </w:tblStylePr>
   </w:style>
-  <w:style w:type="table" w:styleId="869">
+  <w:style w:type="table" w:styleId="875">
     <w:name w:val="Bordered - Accent 1"/>
-    <w:basedOn w:val="935"/>
+    <w:basedOn w:val="941"/>
     <w:uiPriority w:val="99"/>
     <w:pPr>
       <w:pBdr/>
@@ -32113,9 +32121,9 @@
       </w:tcPr>
     </w:tblStylePr>
   </w:style>
-  <w:style w:type="table" w:styleId="870">
+  <w:style w:type="table" w:styleId="876">
     <w:name w:val="Bordered - Accent 2"/>
-    <w:basedOn w:val="935"/>
+    <w:basedOn w:val="941"/>
     <w:uiPriority w:val="99"/>
     <w:pPr>
       <w:pBdr/>
@@ -32344,9 +32352,9 @@
       </w:tcPr>
     </w:tblStylePr>
   </w:style>
-  <w:style w:type="table" w:styleId="871">
+  <w:style w:type="table" w:styleId="877">
     <w:name w:val="Bordered - Accent 3"/>
-    <w:basedOn w:val="935"/>
+    <w:basedOn w:val="941"/>
     <w:uiPriority w:val="99"/>
     <w:pPr>
       <w:pBdr/>
@@ -32575,9 +32583,9 @@
       </w:tcPr>
     </w:tblStylePr>
   </w:style>
-  <w:style w:type="table" w:styleId="872">
+  <w:style w:type="table" w:styleId="878">
     <w:name w:val="Bordered - Accent 4"/>
-    <w:basedOn w:val="935"/>
+    <w:basedOn w:val="941"/>
     <w:uiPriority w:val="99"/>
     <w:pPr>
       <w:pBdr/>
@@ -32806,9 +32814,9 @@
       </w:tcPr>
     </w:tblStylePr>
   </w:style>
-  <w:style w:type="table" w:styleId="873">
+  <w:style w:type="table" w:styleId="879">
     <w:name w:val="Bordered - Accent 5"/>
-    <w:basedOn w:val="935"/>
+    <w:basedOn w:val="941"/>
     <w:uiPriority w:val="99"/>
     <w:pPr>
       <w:pBdr/>
@@ -33037,9 +33045,9 @@
       </w:tcPr>
     </w:tblStylePr>
   </w:style>
-  <w:style w:type="table" w:styleId="874">
+  <w:style w:type="table" w:styleId="880">
     <w:name w:val="Bordered - Accent 6"/>
-    <w:basedOn w:val="935"/>
+    <w:basedOn w:val="941"/>
     <w:uiPriority w:val="99"/>
     <w:pPr>
       <w:pBdr/>
@@ -33268,11 +33276,11 @@
       </w:tcPr>
     </w:tblStylePr>
   </w:style>
-  <w:style w:type="paragraph" w:styleId="875">
+  <w:style w:type="paragraph" w:styleId="881">
     <w:name w:val="Heading 1"/>
-    <w:basedOn w:val="934"/>
-    <w:next w:val="934"/>
-    <w:link w:val="885"/>
+    <w:basedOn w:val="940"/>
+    <w:next w:val="940"/>
+    <w:link w:val="891"/>
     <w:uiPriority w:val="9"/>
     <w:qFormat/>
     <w:pPr>
@@ -33290,11 +33298,11 @@
       <w:szCs w:val="40"/>
     </w:rPr>
   </w:style>
-  <w:style w:type="paragraph" w:styleId="876">
+  <w:style w:type="paragraph" w:styleId="882">
     <w:name w:val="Heading 2"/>
-    <w:basedOn w:val="934"/>
-    <w:next w:val="934"/>
-    <w:link w:val="886"/>
+    <w:basedOn w:val="940"/>
+    <w:next w:val="940"/>
+    <w:link w:val="892"/>
     <w:uiPriority w:val="9"/>
     <w:unhideWhenUsed/>
     <w:qFormat/>
@@ -33313,11 +33321,11 @@
       <w:szCs w:val="32"/>
     </w:rPr>
   </w:style>
-  <w:style w:type="paragraph" w:styleId="877">
+  <w:style w:type="paragraph" w:styleId="883">
     <w:name w:val="Heading 3"/>
-    <w:basedOn w:val="934"/>
-    <w:next w:val="934"/>
-    <w:link w:val="887"/>
+    <w:basedOn w:val="940"/>
+    <w:next w:val="940"/>
+    <w:link w:val="893"/>
     <w:uiPriority w:val="9"/>
     <w:unhideWhenUsed/>
     <w:qFormat/>
@@ -33336,11 +33344,11 @@
       <w:szCs w:val="28"/>
     </w:rPr>
   </w:style>
-  <w:style w:type="paragraph" w:styleId="878">
+  <w:style w:type="paragraph" w:styleId="884">
     <w:name w:val="Heading 4"/>
-    <w:basedOn w:val="934"/>
-    <w:next w:val="934"/>
-    <w:link w:val="888"/>
+    <w:basedOn w:val="940"/>
+    <w:next w:val="940"/>
+    <w:link w:val="894"/>
     <w:uiPriority w:val="9"/>
     <w:unhideWhenUsed/>
     <w:qFormat/>
@@ -33359,11 +33367,11 @@
       <w:color w:val="0f4761" w:themeColor="accent1" w:themeShade="BF"/>
     </w:rPr>
   </w:style>
-  <w:style w:type="paragraph" w:styleId="879">
+  <w:style w:type="paragraph" w:styleId="885">
     <w:name w:val="Heading 5"/>
-    <w:basedOn w:val="934"/>
-    <w:next w:val="934"/>
-    <w:link w:val="889"/>
+    <w:basedOn w:val="940"/>
+    <w:next w:val="940"/>
+    <w:link w:val="895"/>
     <w:uiPriority w:val="9"/>
     <w:unhideWhenUsed/>
     <w:qFormat/>
@@ -33380,11 +33388,11 @@
       <w:color w:val="0f4761" w:themeColor="accent1" w:themeShade="BF"/>
     </w:rPr>
   </w:style>
-  <w:style w:type="paragraph" w:styleId="880">
+  <w:style w:type="paragraph" w:styleId="886">
     <w:name w:val="Heading 6"/>
-    <w:basedOn w:val="934"/>
-    <w:next w:val="934"/>
-    <w:link w:val="890"/>
+    <w:basedOn w:val="940"/>
+    <w:next w:val="940"/>
+    <w:link w:val="896"/>
     <w:uiPriority w:val="9"/>
     <w:unhideWhenUsed/>
     <w:qFormat/>
@@ -33403,11 +33411,11 @@
       <w:color w:val="595959" w:themeColor="text1" w:themeTint="A6"/>
     </w:rPr>
   </w:style>
-  <w:style w:type="paragraph" w:styleId="881">
+  <w:style w:type="paragraph" w:styleId="887">
     <w:name w:val="Heading 7"/>
-    <w:basedOn w:val="934"/>
-    <w:next w:val="934"/>
-    <w:link w:val="891"/>
+    <w:basedOn w:val="940"/>
+    <w:next w:val="940"/>
+    <w:link w:val="897"/>
     <w:uiPriority w:val="9"/>
     <w:unhideWhenUsed/>
     <w:qFormat/>
@@ -33424,11 +33432,11 @@
       <w:color w:val="595959" w:themeColor="text1" w:themeTint="A6"/>
     </w:rPr>
   </w:style>
-  <w:style w:type="paragraph" w:styleId="882">
+  <w:style w:type="paragraph" w:styleId="888">
     <w:name w:val="Heading 8"/>
-    <w:basedOn w:val="934"/>
-    <w:next w:val="934"/>
-    <w:link w:val="892"/>
+    <w:basedOn w:val="940"/>
+    <w:next w:val="940"/>
+    <w:link w:val="898"/>
     <w:uiPriority w:val="9"/>
     <w:unhideWhenUsed/>
     <w:qFormat/>
@@ -33447,11 +33455,11 @@
       <w:color w:val="272727" w:themeColor="text1" w:themeTint="D8"/>
     </w:rPr>
   </w:style>
-  <w:style w:type="paragraph" w:styleId="883">
+  <w:style w:type="paragraph" w:styleId="889">
     <w:name w:val="Heading 9"/>
-    <w:basedOn w:val="934"/>
-    <w:next w:val="934"/>
-    <w:link w:val="893"/>
+    <w:basedOn w:val="940"/>
+    <w:next w:val="940"/>
+    <w:link w:val="899"/>
     <w:uiPriority w:val="9"/>
     <w:unhideWhenUsed/>
     <w:qFormat/>
@@ -33470,7 +33478,7 @@
       <w:color w:val="272727" w:themeColor="text1" w:themeTint="D8"/>
     </w:rPr>
   </w:style>
-  <w:style w:type="character" w:styleId="884" w:default="1">
+  <w:style w:type="character" w:styleId="890" w:default="1">
     <w:name w:val="Default Paragraph Font"/>
     <w:uiPriority w:val="1"/>
     <w:semiHidden/>
@@ -33481,10 +33489,10 @@
       <w:ind/>
     </w:pPr>
   </w:style>
-  <w:style w:type="character" w:styleId="885">
+  <w:style w:type="character" w:styleId="891">
     <w:name w:val="Heading 1 Char"/>
-    <w:basedOn w:val="884"/>
-    <w:link w:val="875"/>
+    <w:basedOn w:val="890"/>
+    <w:link w:val="881"/>
     <w:uiPriority w:val="9"/>
     <w:pPr>
       <w:pBdr/>
@@ -33498,10 +33506,10 @@
       <w:szCs w:val="40"/>
     </w:rPr>
   </w:style>
-  <w:style w:type="character" w:styleId="886">
+  <w:style w:type="character" w:styleId="892">
     <w:name w:val="Heading 2 Char"/>
-    <w:basedOn w:val="884"/>
-    <w:link w:val="876"/>
+    <w:basedOn w:val="890"/>
+    <w:link w:val="882"/>
     <w:uiPriority w:val="9"/>
     <w:pPr>
       <w:pBdr/>
@@ -33515,10 +33523,10 @@
       <w:szCs w:val="32"/>
     </w:rPr>
   </w:style>
-  <w:style w:type="character" w:styleId="887">
+  <w:style w:type="character" w:styleId="893">
     <w:name w:val="Heading 3 Char"/>
-    <w:basedOn w:val="884"/>
-    <w:link w:val="877"/>
+    <w:basedOn w:val="890"/>
+    <w:link w:val="883"/>
     <w:uiPriority w:val="9"/>
     <w:pPr>
       <w:pBdr/>
@@ -33532,10 +33540,10 @@
       <w:szCs w:val="28"/>
     </w:rPr>
   </w:style>
-  <w:style w:type="character" w:styleId="888">
+  <w:style w:type="character" w:styleId="894">
     <w:name w:val="Heading 4 Char"/>
-    <w:basedOn w:val="884"/>
-    <w:link w:val="878"/>
+    <w:basedOn w:val="890"/>
+    <w:link w:val="884"/>
     <w:uiPriority w:val="9"/>
     <w:pPr>
       <w:pBdr/>
@@ -33549,10 +33557,10 @@
       <w:color w:val="0f4761" w:themeColor="accent1" w:themeShade="BF"/>
     </w:rPr>
   </w:style>
-  <w:style w:type="character" w:styleId="889">
+  <w:style w:type="character" w:styleId="895">
     <w:name w:val="Heading 5 Char"/>
-    <w:basedOn w:val="884"/>
-    <w:link w:val="879"/>
+    <w:basedOn w:val="890"/>
+    <w:link w:val="885"/>
     <w:uiPriority w:val="9"/>
     <w:pPr>
       <w:pBdr/>
@@ -33564,10 +33572,10 @@
       <w:color w:val="0f4761" w:themeColor="accent1" w:themeShade="BF"/>
     </w:rPr>
   </w:style>
-  <w:style w:type="character" w:styleId="890">
+  <w:style w:type="character" w:styleId="896">
     <w:name w:val="Heading 6 Char"/>
-    <w:basedOn w:val="884"/>
-    <w:link w:val="880"/>
+    <w:basedOn w:val="890"/>
+    <w:link w:val="886"/>
     <w:uiPriority w:val="9"/>
     <w:pPr>
       <w:pBdr/>
@@ -33581,10 +33589,10 @@
       <w:color w:val="595959" w:themeColor="text1" w:themeTint="A6"/>
     </w:rPr>
   </w:style>
-  <w:style w:type="character" w:styleId="891">
+  <w:style w:type="character" w:styleId="897">
     <w:name w:val="Heading 7 Char"/>
-    <w:basedOn w:val="884"/>
-    <w:link w:val="881"/>
+    <w:basedOn w:val="890"/>
+    <w:link w:val="887"/>
     <w:uiPriority w:val="9"/>
     <w:pPr>
       <w:pBdr/>
@@ -33596,10 +33604,10 @@
       <w:color w:val="595959" w:themeColor="text1" w:themeTint="A6"/>
     </w:rPr>
   </w:style>
-  <w:style w:type="character" w:styleId="892">
+  <w:style w:type="character" w:styleId="898">
     <w:name w:val="Heading 8 Char"/>
-    <w:basedOn w:val="884"/>
-    <w:link w:val="882"/>
+    <w:basedOn w:val="890"/>
+    <w:link w:val="888"/>
     <w:uiPriority w:val="9"/>
     <w:pPr>
       <w:pBdr/>
@@ -33613,10 +33621,10 @@
       <w:color w:val="272727" w:themeColor="text1" w:themeTint="D8"/>
     </w:rPr>
   </w:style>
-  <w:style w:type="character" w:styleId="893">
+  <w:style w:type="character" w:styleId="899">
     <w:name w:val="Heading 9 Char"/>
-    <w:basedOn w:val="884"/>
-    <w:link w:val="883"/>
+    <w:basedOn w:val="890"/>
+    <w:link w:val="889"/>
     <w:uiPriority w:val="9"/>
     <w:pPr>
       <w:pBdr/>
@@ -33630,11 +33638,11 @@
       <w:color w:val="272727" w:themeColor="text1" w:themeTint="D8"/>
     </w:rPr>
   </w:style>
-  <w:style w:type="paragraph" w:styleId="894">
+  <w:style w:type="paragraph" w:styleId="900">
     <w:name w:val="Title"/>
-    <w:basedOn w:val="934"/>
-    <w:next w:val="934"/>
-    <w:link w:val="895"/>
+    <w:basedOn w:val="940"/>
+    <w:next w:val="940"/>
+    <w:link w:val="901"/>
     <w:uiPriority w:val="10"/>
     <w:qFormat/>
     <w:pPr>
@@ -33650,10 +33658,10 @@
       <w:szCs w:val="56"/>
     </w:rPr>
   </w:style>
-  <w:style w:type="character" w:styleId="895">
+  <w:style w:type="character" w:styleId="901">
     <w:name w:val="Title Char"/>
-    <w:basedOn w:val="884"/>
-    <w:link w:val="894"/>
+    <w:basedOn w:val="890"/>
+    <w:link w:val="900"/>
     <w:uiPriority w:val="10"/>
     <w:pPr>
       <w:pBdr/>
@@ -33667,11 +33675,11 @@
       <w:szCs w:val="56"/>
     </w:rPr>
   </w:style>
-  <w:style w:type="paragraph" w:styleId="896">
+  <w:style w:type="paragraph" w:styleId="902">
     <w:name w:val="Subtitle"/>
-    <w:basedOn w:val="934"/>
-    <w:next w:val="934"/>
-    <w:link w:val="897"/>
+    <w:basedOn w:val="940"/>
+    <w:next w:val="940"/>
+    <w:link w:val="903"/>
     <w:uiPriority w:val="11"/>
     <w:qFormat/>
     <w:pPr>
@@ -33689,10 +33697,10 @@
       <w:szCs w:val="28"/>
     </w:rPr>
   </w:style>
-  <w:style w:type="character" w:styleId="897">
+  <w:style w:type="character" w:styleId="903">
     <w:name w:val="Subtitle Char"/>
-    <w:basedOn w:val="884"/>
-    <w:link w:val="896"/>
+    <w:basedOn w:val="890"/>
+    <w:link w:val="902"/>
     <w:uiPriority w:val="11"/>
     <w:pPr>
       <w:pBdr/>
@@ -33706,11 +33714,11 @@
       <w:szCs w:val="28"/>
     </w:rPr>
   </w:style>
-  <w:style w:type="paragraph" w:styleId="898">
+  <w:style w:type="paragraph" w:styleId="904">
     <w:name w:val="Quote"/>
-    <w:basedOn w:val="934"/>
-    <w:next w:val="934"/>
-    <w:link w:val="899"/>
+    <w:basedOn w:val="940"/>
+    <w:next w:val="940"/>
+    <w:link w:val="905"/>
     <w:uiPriority w:val="29"/>
     <w:qFormat/>
     <w:pPr>
@@ -33725,10 +33733,10 @@
       <w:color w:val="404040" w:themeColor="text1" w:themeTint="BF"/>
     </w:rPr>
   </w:style>
-  <w:style w:type="character" w:styleId="899">
+  <w:style w:type="character" w:styleId="905">
     <w:name w:val="Quote Char"/>
-    <w:basedOn w:val="884"/>
-    <w:link w:val="898"/>
+    <w:basedOn w:val="890"/>
+    <w:link w:val="904"/>
     <w:uiPriority w:val="29"/>
     <w:pPr>
       <w:pBdr/>
@@ -33741,9 +33749,9 @@
       <w:color w:val="404040" w:themeColor="text1" w:themeTint="BF"/>
     </w:rPr>
   </w:style>
-  <w:style w:type="character" w:styleId="900">
+  <w:style w:type="character" w:styleId="906">
     <w:name w:val="Intense Emphasis"/>
-    <w:basedOn w:val="884"/>
+    <w:basedOn w:val="890"/>
     <w:uiPriority w:val="21"/>
     <w:qFormat/>
     <w:pPr>
@@ -33757,11 +33765,11 @@
       <w:color w:val="0f4761" w:themeColor="accent1" w:themeShade="BF"/>
     </w:rPr>
   </w:style>
-  <w:style w:type="paragraph" w:styleId="901">
+  <w:style w:type="paragraph" w:styleId="907">
     <w:name w:val="Intense Quote"/>
-    <w:basedOn w:val="934"/>
-    <w:next w:val="934"/>
-    <w:link w:val="902"/>
+    <w:basedOn w:val="940"/>
+    <w:next w:val="940"/>
+    <w:link w:val="908"/>
     <w:uiPriority w:val="30"/>
     <w:qFormat/>
     <w:pPr>
@@ -33779,10 +33787,10 @@
       <w:color w:val="0f4761" w:themeColor="accent1" w:themeShade="BF"/>
     </w:rPr>
   </w:style>
-  <w:style w:type="character" w:styleId="902">
+  <w:style w:type="character" w:styleId="908">
     <w:name w:val="Intense Quote Char"/>
-    <w:basedOn w:val="884"/>
-    <w:link w:val="901"/>
+    <w:basedOn w:val="890"/>
+    <w:link w:val="907"/>
     <w:uiPriority w:val="30"/>
     <w:pPr>
       <w:pBdr/>
@@ -33795,9 +33803,9 @@
       <w:color w:val="0f4761" w:themeColor="accent1" w:themeShade="BF"/>
     </w:rPr>
   </w:style>
-  <w:style w:type="character" w:styleId="903">
+  <w:style w:type="character" w:styleId="909">
     <w:name w:val="Intense Reference"/>
-    <w:basedOn w:val="884"/>
+    <w:basedOn w:val="890"/>
     <w:uiPriority w:val="32"/>
     <w:qFormat/>
     <w:pPr>
@@ -33813,9 +33821,9 @@
       <w:spacing w:val="5"/>
     </w:rPr>
   </w:style>
-  <w:style w:type="character" w:styleId="904">
+  <w:style w:type="character" w:styleId="910">
     <w:name w:val="Subtle Emphasis"/>
-    <w:basedOn w:val="884"/>
+    <w:basedOn w:val="890"/>
     <w:uiPriority w:val="19"/>
     <w:qFormat/>
     <w:pPr>
@@ -33829,9 +33837,9 @@
       <w:color w:val="404040" w:themeColor="text1" w:themeTint="BF"/>
     </w:rPr>
   </w:style>
-  <w:style w:type="character" w:styleId="905">
+  <w:style w:type="character" w:styleId="911">
     <w:name w:val="Emphasis"/>
-    <w:basedOn w:val="884"/>
+    <w:basedOn w:val="890"/>
     <w:uiPriority w:val="20"/>
     <w:qFormat/>
     <w:pPr>
@@ -33844,9 +33852,9 @@
       <w:iCs/>
     </w:rPr>
   </w:style>
-  <w:style w:type="character" w:styleId="906">
+  <w:style w:type="character" w:styleId="912">
     <w:name w:val="Strong"/>
-    <w:basedOn w:val="884"/>
+    <w:basedOn w:val="890"/>
     <w:uiPriority w:val="22"/>
     <w:qFormat/>
     <w:pPr>
@@ -33859,9 +33867,9 @@
       <w:bCs/>
     </w:rPr>
   </w:style>
-  <w:style w:type="character" w:styleId="907">
+  <w:style w:type="character" w:styleId="913">
     <w:name w:val="Subtle Reference"/>
-    <w:basedOn w:val="884"/>
+    <w:basedOn w:val="890"/>
     <w:uiPriority w:val="31"/>
     <w:qFormat/>
     <w:pPr>
@@ -33874,9 +33882,9 @@
       <w:color w:val="5a5a5a" w:themeColor="text1" w:themeTint="A5"/>
     </w:rPr>
   </w:style>
-  <w:style w:type="character" w:styleId="908">
+  <w:style w:type="character" w:styleId="914">
     <w:name w:val="Book Title"/>
-    <w:basedOn w:val="884"/>
+    <w:basedOn w:val="890"/>
     <w:uiPriority w:val="33"/>
     <w:qFormat/>
     <w:pPr>
@@ -33892,10 +33900,10 @@
       <w:spacing w:val="5"/>
     </w:rPr>
   </w:style>
-  <w:style w:type="paragraph" w:styleId="909">
+  <w:style w:type="paragraph" w:styleId="915">
     <w:name w:val="Header"/>
-    <w:basedOn w:val="934"/>
-    <w:link w:val="910"/>
+    <w:basedOn w:val="940"/>
+    <w:link w:val="916"/>
     <w:uiPriority w:val="99"/>
     <w:unhideWhenUsed/>
     <w:pPr>
@@ -33908,10 +33916,10 @@
       <w:ind/>
     </w:pPr>
   </w:style>
-  <w:style w:type="character" w:styleId="910">
+  <w:style w:type="character" w:styleId="916">
     <w:name w:val="Header Char"/>
-    <w:basedOn w:val="884"/>
-    <w:link w:val="909"/>
+    <w:basedOn w:val="890"/>
+    <w:link w:val="915"/>
     <w:uiPriority w:val="99"/>
     <w:pPr>
       <w:pBdr/>
@@ -33919,10 +33927,10 @@
       <w:ind/>
     </w:pPr>
   </w:style>
-  <w:style w:type="paragraph" w:styleId="911">
+  <w:style w:type="paragraph" w:styleId="917">
     <w:name w:val="Footer"/>
-    <w:basedOn w:val="934"/>
-    <w:link w:val="912"/>
+    <w:basedOn w:val="940"/>
+    <w:link w:val="918"/>
     <w:uiPriority w:val="99"/>
     <w:unhideWhenUsed/>
     <w:pPr>
@@ -33935,10 +33943,10 @@
       <w:ind/>
     </w:pPr>
   </w:style>
-  <w:style w:type="character" w:styleId="912">
+  <w:style w:type="character" w:styleId="918">
     <w:name w:val="Footer Char"/>
-    <w:basedOn w:val="884"/>
-    <w:link w:val="911"/>
+    <w:basedOn w:val="890"/>
+    <w:link w:val="917"/>
     <w:uiPriority w:val="99"/>
     <w:pPr>
       <w:pBdr/>
@@ -33946,10 +33954,10 @@
       <w:ind/>
     </w:pPr>
   </w:style>
-  <w:style w:type="paragraph" w:styleId="913">
+  <w:style w:type="paragraph" w:styleId="919">
     <w:name w:val="Caption"/>
-    <w:basedOn w:val="934"/>
-    <w:next w:val="934"/>
+    <w:basedOn w:val="940"/>
+    <w:next w:val="940"/>
     <w:uiPriority w:val="35"/>
     <w:unhideWhenUsed/>
     <w:qFormat/>
@@ -33966,10 +33974,10 @@
       <w:szCs w:val="18"/>
     </w:rPr>
   </w:style>
-  <w:style w:type="paragraph" w:styleId="914">
+  <w:style w:type="paragraph" w:styleId="920">
     <w:name w:val="footnote text"/>
-    <w:basedOn w:val="934"/>
-    <w:link w:val="915"/>
+    <w:basedOn w:val="940"/>
+    <w:link w:val="921"/>
     <w:uiPriority w:val="99"/>
     <w:semiHidden/>
     <w:unhideWhenUsed/>
@@ -33983,10 +33991,10 @@
       <w:szCs w:val="20"/>
     </w:rPr>
   </w:style>
-  <w:style w:type="character" w:styleId="915">
+  <w:style w:type="character" w:styleId="921">
     <w:name w:val="Footnote Text Char"/>
-    <w:basedOn w:val="884"/>
-    <w:link w:val="914"/>
+    <w:basedOn w:val="890"/>
+    <w:link w:val="920"/>
     <w:uiPriority w:val="99"/>
     <w:semiHidden/>
     <w:pPr>
@@ -33999,9 +34007,9 @@
       <w:szCs w:val="20"/>
     </w:rPr>
   </w:style>
-  <w:style w:type="character" w:styleId="916">
+  <w:style w:type="character" w:styleId="922">
     <w:name w:val="footnote reference"/>
-    <w:basedOn w:val="884"/>
+    <w:basedOn w:val="890"/>
     <w:uiPriority w:val="99"/>
     <w:semiHidden/>
     <w:unhideWhenUsed/>
@@ -34014,10 +34022,10 @@
       <w:vertAlign w:val="superscript"/>
     </w:rPr>
   </w:style>
-  <w:style w:type="paragraph" w:styleId="917">
+  <w:style w:type="paragraph" w:styleId="923">
     <w:name w:val="endnote text"/>
-    <w:basedOn w:val="934"/>
-    <w:link w:val="918"/>
+    <w:basedOn w:val="940"/>
+    <w:link w:val="924"/>
     <w:uiPriority w:val="99"/>
     <w:semiHidden/>
     <w:unhideWhenUsed/>
@@ -34031,10 +34039,10 @@
       <w:szCs w:val="20"/>
     </w:rPr>
   </w:style>
-  <w:style w:type="character" w:styleId="918">
+  <w:style w:type="character" w:styleId="924">
     <w:name w:val="Endnote Text Char"/>
-    <w:basedOn w:val="884"/>
-    <w:link w:val="917"/>
+    <w:basedOn w:val="890"/>
+    <w:link w:val="923"/>
     <w:uiPriority w:val="99"/>
     <w:semiHidden/>
     <w:pPr>
@@ -34047,9 +34055,9 @@
       <w:szCs w:val="20"/>
     </w:rPr>
   </w:style>
-  <w:style w:type="character" w:styleId="919">
+  <w:style w:type="character" w:styleId="925">
     <w:name w:val="endnote reference"/>
-    <w:basedOn w:val="884"/>
+    <w:basedOn w:val="890"/>
     <w:uiPriority w:val="99"/>
     <w:semiHidden/>
     <w:unhideWhenUsed/>
@@ -34062,9 +34070,9 @@
       <w:vertAlign w:val="superscript"/>
     </w:rPr>
   </w:style>
-  <w:style w:type="character" w:styleId="920">
+  <w:style w:type="character" w:styleId="926">
     <w:name w:val="Hyperlink"/>
-    <w:basedOn w:val="884"/>
+    <w:basedOn w:val="890"/>
     <w:uiPriority w:val="99"/>
     <w:unhideWhenUsed/>
     <w:pPr>
@@ -34077,9 +34085,9 @@
       <w:u w:val="single"/>
     </w:rPr>
   </w:style>
-  <w:style w:type="character" w:styleId="921">
+  <w:style w:type="character" w:styleId="927">
     <w:name w:val="FollowedHyperlink"/>
-    <w:basedOn w:val="884"/>
+    <w:basedOn w:val="890"/>
     <w:uiPriority w:val="99"/>
     <w:semiHidden/>
     <w:unhideWhenUsed/>
@@ -34093,10 +34101,10 @@
       <w:u w:val="single"/>
     </w:rPr>
   </w:style>
-  <w:style w:type="paragraph" w:styleId="922">
+  <w:style w:type="paragraph" w:styleId="928">
     <w:name w:val="toc 1"/>
-    <w:basedOn w:val="934"/>
-    <w:next w:val="934"/>
+    <w:basedOn w:val="940"/>
+    <w:next w:val="940"/>
     <w:uiPriority w:val="39"/>
     <w:unhideWhenUsed/>
     <w:pPr>
@@ -34109,10 +34117,10 @@
       <w:sz w:val="28"/>
     </w:rPr>
   </w:style>
-  <w:style w:type="paragraph" w:styleId="923">
+  <w:style w:type="paragraph" w:styleId="929">
     <w:name w:val="toc 2"/>
-    <w:basedOn w:val="934"/>
-    <w:next w:val="934"/>
+    <w:basedOn w:val="940"/>
+    <w:next w:val="940"/>
     <w:uiPriority w:val="39"/>
     <w:unhideWhenUsed/>
     <w:pPr>
@@ -34125,10 +34133,10 @@
       <w:sz w:val="26"/>
     </w:rPr>
   </w:style>
-  <w:style w:type="paragraph" w:styleId="924">
+  <w:style w:type="paragraph" w:styleId="930">
     <w:name w:val="toc 3"/>
-    <w:basedOn w:val="934"/>
-    <w:next w:val="934"/>
+    <w:basedOn w:val="940"/>
+    <w:next w:val="940"/>
     <w:uiPriority w:val="39"/>
     <w:unhideWhenUsed/>
     <w:pPr>
@@ -34140,10 +34148,10 @@
       <w:sz w:val="26"/>
     </w:rPr>
   </w:style>
-  <w:style w:type="paragraph" w:styleId="925">
+  <w:style w:type="paragraph" w:styleId="931">
     <w:name w:val="toc 4"/>
-    <w:basedOn w:val="934"/>
-    <w:next w:val="934"/>
+    <w:basedOn w:val="940"/>
+    <w:next w:val="940"/>
     <w:uiPriority w:val="39"/>
     <w:unhideWhenUsed/>
     <w:pPr>
@@ -34155,10 +34163,10 @@
       <w:sz w:val="22"/>
     </w:rPr>
   </w:style>
-  <w:style w:type="paragraph" w:styleId="926">
+  <w:style w:type="paragraph" w:styleId="932">
     <w:name w:val="toc 5"/>
-    <w:basedOn w:val="934"/>
-    <w:next w:val="934"/>
+    <w:basedOn w:val="940"/>
+    <w:next w:val="940"/>
     <w:uiPriority w:val="39"/>
     <w:unhideWhenUsed/>
     <w:pPr>
@@ -34170,10 +34178,10 @@
       <w:sz w:val="22"/>
     </w:rPr>
   </w:style>
-  <w:style w:type="paragraph" w:styleId="927">
+  <w:style w:type="paragraph" w:styleId="933">
     <w:name w:val="toc 6"/>
-    <w:basedOn w:val="934"/>
-    <w:next w:val="934"/>
+    <w:basedOn w:val="940"/>
+    <w:next w:val="940"/>
     <w:uiPriority w:val="39"/>
     <w:unhideWhenUsed/>
     <w:pPr>
@@ -34185,10 +34193,10 @@
       <w:sz w:val="22"/>
     </w:rPr>
   </w:style>
-  <w:style w:type="paragraph" w:styleId="928">
+  <w:style w:type="paragraph" w:styleId="934">
     <w:name w:val="toc 7"/>
-    <w:basedOn w:val="934"/>
-    <w:next w:val="934"/>
+    <w:basedOn w:val="940"/>
+    <w:next w:val="940"/>
     <w:uiPriority w:val="39"/>
     <w:unhideWhenUsed/>
     <w:pPr>
@@ -34200,10 +34208,10 @@
       <w:sz w:val="22"/>
     </w:rPr>
   </w:style>
-  <w:style w:type="paragraph" w:styleId="929">
+  <w:style w:type="paragraph" w:styleId="935">
     <w:name w:val="toc 8"/>
-    <w:basedOn w:val="934"/>
-    <w:next w:val="934"/>
+    <w:basedOn w:val="940"/>
+    <w:next w:val="940"/>
     <w:uiPriority w:val="39"/>
     <w:unhideWhenUsed/>
     <w:pPr>
@@ -34215,10 +34223,10 @@
       <w:sz w:val="22"/>
     </w:rPr>
   </w:style>
-  <w:style w:type="paragraph" w:styleId="930">
+  <w:style w:type="paragraph" w:styleId="936">
     <w:name w:val="toc 9"/>
-    <w:basedOn w:val="934"/>
-    <w:next w:val="934"/>
+    <w:basedOn w:val="940"/>
+    <w:next w:val="940"/>
     <w:uiPriority w:val="39"/>
     <w:unhideWhenUsed/>
     <w:pPr>
@@ -34230,9 +34238,9 @@
       <w:sz w:val="22"/>
     </w:rPr>
   </w:style>
-  <w:style w:type="character" w:styleId="931">
+  <w:style w:type="character" w:styleId="937">
     <w:name w:val="Placeholder Text"/>
-    <w:basedOn w:val="884"/>
+    <w:basedOn w:val="890"/>
     <w:uiPriority w:val="99"/>
     <w:semiHidden/>
     <w:pPr>
@@ -34244,7 +34252,7 @@
       <w:color w:val="666666"/>
     </w:rPr>
   </w:style>
-  <w:style w:type="paragraph" w:styleId="932">
+  <w:style w:type="paragraph" w:styleId="938">
     <w:name w:val="TOC Heading"/>
     <w:uiPriority w:val="39"/>
     <w:unhideWhenUsed/>
@@ -34254,10 +34262,10 @@
       <w:ind/>
     </w:pPr>
   </w:style>
-  <w:style w:type="paragraph" w:styleId="933">
+  <w:style w:type="paragraph" w:styleId="939">
     <w:name w:val="table of figures"/>
-    <w:basedOn w:val="934"/>
-    <w:next w:val="934"/>
+    <w:basedOn w:val="940"/>
+    <w:next w:val="940"/>
     <w:uiPriority w:val="99"/>
     <w:unhideWhenUsed/>
     <w:pPr>
@@ -34266,7 +34274,7 @@
       <w:ind/>
     </w:pPr>
   </w:style>
-  <w:style w:type="paragraph" w:styleId="934" w:default="1">
+  <w:style w:type="paragraph" w:styleId="940" w:default="1">
     <w:name w:val="Normal"/>
     <w:qFormat/>
     <w:pPr>
@@ -34282,7 +34290,7 @@
       <w:bCs w:val="0"/>
     </w:rPr>
   </w:style>
-  <w:style w:type="table" w:styleId="935" w:default="1">
+  <w:style w:type="table" w:styleId="941" w:default="1">
     <w:name w:val="Normal Table"/>
     <w:uiPriority w:val="99"/>
     <w:semiHidden/>
@@ -34475,7 +34483,7 @@
       </w:tcPr>
     </w:tblStylePr>
   </w:style>
-  <w:style w:type="numbering" w:styleId="936" w:default="1">
+  <w:style w:type="numbering" w:styleId="942" w:default="1">
     <w:name w:val="No List"/>
     <w:uiPriority w:val="99"/>
     <w:semiHidden/>
@@ -34486,9 +34494,9 @@
       <w:ind/>
     </w:pPr>
   </w:style>
-  <w:style w:type="paragraph" w:styleId="937">
+  <w:style w:type="paragraph" w:styleId="943">
     <w:name w:val="No Spacing"/>
-    <w:basedOn w:val="934"/>
+    <w:basedOn w:val="940"/>
     <w:uiPriority w:val="1"/>
     <w:qFormat/>
     <w:pPr>
@@ -34497,9 +34505,9 @@
       <w:ind/>
     </w:pPr>
   </w:style>
-  <w:style w:type="paragraph" w:styleId="938">
+  <w:style w:type="paragraph" w:styleId="944">
     <w:name w:val="List Paragraph"/>
-    <w:basedOn w:val="934"/>
+    <w:basedOn w:val="940"/>
     <w:uiPriority w:val="34"/>
     <w:qFormat/>
     <w:pPr>
@@ -34539,7 +34547,7 @@
           </w:pPr>
           <w:r>
             <w:rPr>
-              <w:rStyle w:val="931"/>
+              <w:rStyle w:val="937"/>
             </w:rPr>
             <w:t xml:space="preserve">Your text here</w:t>
           </w:r>
@@ -34821,7 +34829,7 @@
     <w:lsdException w:name="Bibliography" w:uiPriority="37"/>
     <w:lsdException w:name="TOC Heading" w:uiPriority="39" w:qFormat="1"/>
   </w:latentStyles>
-  <w:style w:type="table" w:styleId="1441" w:default="1">
+  <w:style w:type="table" w:styleId="1447" w:default="1">
     <w:name w:val="Normal Table"/>
     <w:uiPriority w:val="99"/>
     <w:semiHidden/>
@@ -35014,9 +35022,9 @@
       </w:tcPr>
     </w:tblStylePr>
   </w:style>
-  <w:style w:type="table" w:styleId="1442">
+  <w:style w:type="table" w:styleId="1448">
     <w:name w:val="Table Grid"/>
-    <w:basedOn w:val="1441"/>
+    <w:basedOn w:val="1447"/>
     <w:uiPriority w:val="59"/>
     <w:pPr>
       <w:pBdr/>
@@ -35213,9 +35221,9 @@
       </w:tcPr>
     </w:tblStylePr>
   </w:style>
-  <w:style w:type="table" w:styleId="1443">
+  <w:style w:type="table" w:styleId="1449">
     <w:name w:val="Table Grid Light"/>
-    <w:basedOn w:val="1441"/>
+    <w:basedOn w:val="1447"/>
     <w:uiPriority w:val="59"/>
     <w:pPr>
       <w:pBdr/>
@@ -35412,9 +35420,9 @@
       </w:tcPr>
     </w:tblStylePr>
   </w:style>
-  <w:style w:type="table" w:styleId="1444">
+  <w:style w:type="table" w:styleId="1450">
     <w:name w:val="Plain Table 1"/>
-    <w:basedOn w:val="1441"/>
+    <w:basedOn w:val="1447"/>
     <w:uiPriority w:val="59"/>
     <w:pPr>
       <w:pBdr/>
@@ -35637,9 +35645,9 @@
       </w:tcPr>
     </w:tblStylePr>
   </w:style>
-  <w:style w:type="table" w:styleId="1445">
+  <w:style w:type="table" w:styleId="1451">
     <w:name w:val="Plain Table 2"/>
-    <w:basedOn w:val="1441"/>
+    <w:basedOn w:val="1447"/>
     <w:uiPriority w:val="59"/>
     <w:pPr>
       <w:pBdr/>
@@ -35870,9 +35878,9 @@
       </w:tcPr>
     </w:tblStylePr>
   </w:style>
-  <w:style w:type="table" w:styleId="1446">
+  <w:style w:type="table" w:styleId="1452">
     <w:name w:val="Plain Table 3"/>
-    <w:basedOn w:val="1441"/>
+    <w:basedOn w:val="1447"/>
     <w:uiPriority w:val="99"/>
     <w:pPr>
       <w:pBdr/>
@@ -36100,9 +36108,9 @@
       </w:tcPr>
     </w:tblStylePr>
   </w:style>
-  <w:style w:type="table" w:styleId="1447">
+  <w:style w:type="table" w:styleId="1453">
     <w:name w:val="Plain Table 4"/>
-    <w:basedOn w:val="1441"/>
+    <w:basedOn w:val="1447"/>
     <w:uiPriority w:val="99"/>
     <w:pPr>
       <w:pBdr/>
@@ -36316,9 +36324,9 @@
       </w:tcPr>
     </w:tblStylePr>
   </w:style>
-  <w:style w:type="table" w:styleId="1448">
+  <w:style w:type="table" w:styleId="1454">
     <w:name w:val="Plain Table 5"/>
-    <w:basedOn w:val="1441"/>
+    <w:basedOn w:val="1447"/>
     <w:uiPriority w:val="99"/>
     <w:pPr>
       <w:pBdr/>
@@ -36549,9 +36557,9 @@
       </w:tcPr>
     </w:tblStylePr>
   </w:style>
-  <w:style w:type="table" w:styleId="1449">
+  <w:style w:type="table" w:styleId="1455">
     <w:name w:val="Grid Table 1 Light"/>
-    <w:basedOn w:val="1441"/>
+    <w:basedOn w:val="1447"/>
     <w:uiPriority w:val="99"/>
     <w:pPr>
       <w:pBdr/>
@@ -36772,9 +36780,9 @@
       </w:tcPr>
     </w:tblStylePr>
   </w:style>
-  <w:style w:type="table" w:styleId="1450">
+  <w:style w:type="table" w:styleId="1456">
     <w:name w:val="Grid Table 1 Light - Accent 1"/>
-    <w:basedOn w:val="1441"/>
+    <w:basedOn w:val="1447"/>
     <w:uiPriority w:val="99"/>
     <w:pPr>
       <w:pBdr/>
@@ -36995,9 +37003,9 @@
       </w:tcPr>
     </w:tblStylePr>
   </w:style>
-  <w:style w:type="table" w:styleId="1451">
+  <w:style w:type="table" w:styleId="1457">
     <w:name w:val="Grid Table 1 Light - Accent 2"/>
-    <w:basedOn w:val="1441"/>
+    <w:basedOn w:val="1447"/>
     <w:uiPriority w:val="99"/>
     <w:pPr>
       <w:pBdr/>
@@ -37218,9 +37226,9 @@
       </w:tcPr>
     </w:tblStylePr>
   </w:style>
-  <w:style w:type="table" w:styleId="1452">
+  <w:style w:type="table" w:styleId="1458">
     <w:name w:val="Grid Table 1 Light - Accent 3"/>
-    <w:basedOn w:val="1441"/>
+    <w:basedOn w:val="1447"/>
     <w:uiPriority w:val="99"/>
     <w:pPr>
       <w:pBdr/>
@@ -37441,9 +37449,9 @@
       </w:tcPr>
     </w:tblStylePr>
   </w:style>
-  <w:style w:type="table" w:styleId="1453">
+  <w:style w:type="table" w:styleId="1459">
     <w:name w:val="Grid Table 1 Light - Accent 4"/>
-    <w:basedOn w:val="1441"/>
+    <w:basedOn w:val="1447"/>
     <w:uiPriority w:val="99"/>
     <w:pPr>
       <w:pBdr/>
@@ -37664,9 +37672,9 @@
       </w:tcPr>
     </w:tblStylePr>
   </w:style>
-  <w:style w:type="table" w:styleId="1454">
+  <w:style w:type="table" w:styleId="1460">
     <w:name w:val="Grid Table 1 Light - Accent 5"/>
-    <w:basedOn w:val="1441"/>
+    <w:basedOn w:val="1447"/>
     <w:uiPriority w:val="99"/>
     <w:pPr>
       <w:pBdr/>
@@ -37887,9 +37895,9 @@
       </w:tcPr>
     </w:tblStylePr>
   </w:style>
-  <w:style w:type="table" w:styleId="1455">
+  <w:style w:type="table" w:styleId="1461">
     <w:name w:val="Grid Table 1 Light - Accent 6"/>
-    <w:basedOn w:val="1441"/>
+    <w:basedOn w:val="1447"/>
     <w:uiPriority w:val="99"/>
     <w:pPr>
       <w:pBdr/>
@@ -38110,9 +38118,9 @@
       </w:tcPr>
     </w:tblStylePr>
   </w:style>
-  <w:style w:type="table" w:styleId="1456">
+  <w:style w:type="table" w:styleId="1462">
     <w:name w:val="Grid Table 2"/>
-    <w:basedOn w:val="1441"/>
+    <w:basedOn w:val="1447"/>
     <w:uiPriority w:val="99"/>
     <w:pPr>
       <w:pBdr/>
@@ -38342,9 +38350,9 @@
       </w:tcPr>
     </w:tblStylePr>
   </w:style>
-  <w:style w:type="table" w:styleId="1457">
+  <w:style w:type="table" w:styleId="1463">
     <w:name w:val="Grid Table 2 - Accent 1"/>
-    <w:basedOn w:val="1441"/>
+    <w:basedOn w:val="1447"/>
     <w:uiPriority w:val="99"/>
     <w:pPr>
       <w:pBdr/>
@@ -38574,9 +38582,9 @@
       </w:tcPr>
     </w:tblStylePr>
   </w:style>
-  <w:style w:type="table" w:styleId="1458">
+  <w:style w:type="table" w:styleId="1464">
     <w:name w:val="Grid Table 2 - Accent 2"/>
-    <w:basedOn w:val="1441"/>
+    <w:basedOn w:val="1447"/>
     <w:uiPriority w:val="99"/>
     <w:pPr>
       <w:pBdr/>
@@ -38806,9 +38814,9 @@
       </w:tcPr>
     </w:tblStylePr>
   </w:style>
-  <w:style w:type="table" w:styleId="1459">
+  <w:style w:type="table" w:styleId="1465">
     <w:name w:val="Grid Table 2 - Accent 3"/>
-    <w:basedOn w:val="1441"/>
+    <w:basedOn w:val="1447"/>
     <w:uiPriority w:val="99"/>
     <w:pPr>
       <w:pBdr/>
@@ -39038,9 +39046,9 @@
       </w:tcPr>
     </w:tblStylePr>
   </w:style>
-  <w:style w:type="table" w:styleId="1460">
+  <w:style w:type="table" w:styleId="1466">
     <w:name w:val="Grid Table 2 - Accent 4"/>
-    <w:basedOn w:val="1441"/>
+    <w:basedOn w:val="1447"/>
     <w:uiPriority w:val="99"/>
     <w:pPr>
       <w:pBdr/>
@@ -39270,9 +39278,9 @@
       </w:tcPr>
     </w:tblStylePr>
   </w:style>
-  <w:style w:type="table" w:styleId="1461">
+  <w:style w:type="table" w:styleId="1467">
     <w:name w:val="Grid Table 2 - Accent 5"/>
-    <w:basedOn w:val="1441"/>
+    <w:basedOn w:val="1447"/>
     <w:uiPriority w:val="99"/>
     <w:pPr>
       <w:pBdr/>
@@ -39502,9 +39510,9 @@
       </w:tcPr>
     </w:tblStylePr>
   </w:style>
-  <w:style w:type="table" w:styleId="1462">
+  <w:style w:type="table" w:styleId="1468">
     <w:name w:val="Grid Table 2 - Accent 6"/>
-    <w:basedOn w:val="1441"/>
+    <w:basedOn w:val="1447"/>
     <w:uiPriority w:val="99"/>
     <w:pPr>
       <w:pBdr/>
@@ -39734,9 +39742,9 @@
       </w:tcPr>
     </w:tblStylePr>
   </w:style>
-  <w:style w:type="table" w:styleId="1463">
+  <w:style w:type="table" w:styleId="1469">
     <w:name w:val="Grid Table 3"/>
-    <w:basedOn w:val="1441"/>
+    <w:basedOn w:val="1447"/>
     <w:uiPriority w:val="99"/>
     <w:pPr>
       <w:pBdr/>
@@ -39979,9 +39987,9 @@
       </w:tcPr>
     </w:tblStylePr>
   </w:style>
-  <w:style w:type="table" w:styleId="1464">
+  <w:style w:type="table" w:styleId="1470">
     <w:name w:val="Grid Table 3 - Accent 1"/>
-    <w:basedOn w:val="1441"/>
+    <w:basedOn w:val="1447"/>
     <w:uiPriority w:val="99"/>
     <w:pPr>
       <w:pBdr/>
@@ -40224,9 +40232,9 @@
       </w:tcPr>
     </w:tblStylePr>
   </w:style>
-  <w:style w:type="table" w:styleId="1465">
+  <w:style w:type="table" w:styleId="1471">
     <w:name w:val="Grid Table 3 - Accent 2"/>
-    <w:basedOn w:val="1441"/>
+    <w:basedOn w:val="1447"/>
     <w:uiPriority w:val="99"/>
     <w:pPr>
       <w:pBdr/>
@@ -40469,9 +40477,9 @@
       </w:tcPr>
     </w:tblStylePr>
   </w:style>
-  <w:style w:type="table" w:styleId="1466">
+  <w:style w:type="table" w:styleId="1472">
     <w:name w:val="Grid Table 3 - Accent 3"/>
-    <w:basedOn w:val="1441"/>
+    <w:basedOn w:val="1447"/>
     <w:uiPriority w:val="99"/>
     <w:pPr>
       <w:pBdr/>
@@ -40714,9 +40722,9 @@
       </w:tcPr>
     </w:tblStylePr>
   </w:style>
-  <w:style w:type="table" w:styleId="1467">
+  <w:style w:type="table" w:styleId="1473">
     <w:name w:val="Grid Table 3 - Accent 4"/>
-    <w:basedOn w:val="1441"/>
+    <w:basedOn w:val="1447"/>
     <w:uiPriority w:val="99"/>
     <w:pPr>
       <w:pBdr/>
@@ -40959,9 +40967,9 @@
       </w:tcPr>
     </w:tblStylePr>
   </w:style>
-  <w:style w:type="table" w:styleId="1468">
+  <w:style w:type="table" w:styleId="1474">
     <w:name w:val="Grid Table 3 - Accent 5"/>
-    <w:basedOn w:val="1441"/>
+    <w:basedOn w:val="1447"/>
     <w:uiPriority w:val="99"/>
     <w:pPr>
       <w:pBdr/>
@@ -41204,9 +41212,9 @@
       </w:tcPr>
     </w:tblStylePr>
   </w:style>
-  <w:style w:type="table" w:styleId="1469">
+  <w:style w:type="table" w:styleId="1475">
     <w:name w:val="Grid Table 3 - Accent 6"/>
-    <w:basedOn w:val="1441"/>
+    <w:basedOn w:val="1447"/>
     <w:uiPriority w:val="99"/>
     <w:pPr>
       <w:pBdr/>
@@ -41449,9 +41457,9 @@
       </w:tcPr>
     </w:tblStylePr>
   </w:style>
-  <w:style w:type="table" w:styleId="1470">
+  <w:style w:type="table" w:styleId="1476">
     <w:name w:val="Grid Table 4"/>
-    <w:basedOn w:val="1441"/>
+    <w:basedOn w:val="1447"/>
     <w:uiPriority w:val="59"/>
     <w:pPr>
       <w:pBdr/>
@@ -41682,9 +41690,9 @@
       </w:tcPr>
     </w:tblStylePr>
   </w:style>
-  <w:style w:type="table" w:styleId="1471">
+  <w:style w:type="table" w:styleId="1477">
     <w:name w:val="Grid Table 4 - Accent 1"/>
-    <w:basedOn w:val="1441"/>
+    <w:basedOn w:val="1447"/>
     <w:uiPriority w:val="59"/>
     <w:pPr>
       <w:pBdr/>
@@ -41915,9 +41923,9 @@
       </w:tcPr>
     </w:tblStylePr>
   </w:style>
-  <w:style w:type="table" w:styleId="1472">
+  <w:style w:type="table" w:styleId="1478">
     <w:name w:val="Grid Table 4 - Accent 2"/>
-    <w:basedOn w:val="1441"/>
+    <w:basedOn w:val="1447"/>
     <w:uiPriority w:val="59"/>
     <w:pPr>
       <w:pBdr/>
@@ -42148,9 +42156,9 @@
       </w:tcPr>
     </w:tblStylePr>
   </w:style>
-  <w:style w:type="table" w:styleId="1473">
+  <w:style w:type="table" w:styleId="1479">
     <w:name w:val="Grid Table 4 - Accent 3"/>
-    <w:basedOn w:val="1441"/>
+    <w:basedOn w:val="1447"/>
     <w:uiPriority w:val="59"/>
     <w:pPr>
       <w:pBdr/>
@@ -42381,9 +42389,9 @@
       </w:tcPr>
     </w:tblStylePr>
   </w:style>
-  <w:style w:type="table" w:styleId="1474">
+  <w:style w:type="table" w:styleId="1480">
     <w:name w:val="Grid Table 4 - Accent 4"/>
-    <w:basedOn w:val="1441"/>
+    <w:basedOn w:val="1447"/>
     <w:uiPriority w:val="59"/>
     <w:pPr>
       <w:pBdr/>
@@ -42614,9 +42622,9 @@
       </w:tcPr>
     </w:tblStylePr>
   </w:style>
-  <w:style w:type="table" w:styleId="1475">
+  <w:style w:type="table" w:styleId="1481">
     <w:name w:val="Grid Table 4 - Accent 5"/>
-    <w:basedOn w:val="1441"/>
+    <w:basedOn w:val="1447"/>
     <w:uiPriority w:val="59"/>
     <w:pPr>
       <w:pBdr/>
@@ -42847,9 +42855,9 @@
       </w:tcPr>
     </w:tblStylePr>
   </w:style>
-  <w:style w:type="table" w:styleId="1476">
+  <w:style w:type="table" w:styleId="1482">
     <w:name w:val="Grid Table 4 - Accent 6"/>
-    <w:basedOn w:val="1441"/>
+    <w:basedOn w:val="1447"/>
     <w:uiPriority w:val="59"/>
     <w:pPr>
       <w:pBdr/>
@@ -43080,9 +43088,9 @@
       </w:tcPr>
     </w:tblStylePr>
   </w:style>
-  <w:style w:type="table" w:styleId="1477">
+  <w:style w:type="table" w:styleId="1483">
     <w:name w:val="Grid Table 5 Dark"/>
-    <w:basedOn w:val="1441"/>
+    <w:basedOn w:val="1447"/>
     <w:uiPriority w:val="99"/>
     <w:pPr>
       <w:pBdr/>
@@ -43308,9 +43316,9 @@
       </w:tcPr>
     </w:tblStylePr>
   </w:style>
-  <w:style w:type="table" w:styleId="1478">
+  <w:style w:type="table" w:styleId="1484">
     <w:name w:val="Grid Table 5 Dark- Accent 1"/>
-    <w:basedOn w:val="1441"/>
+    <w:basedOn w:val="1447"/>
     <w:uiPriority w:val="99"/>
     <w:pPr>
       <w:pBdr/>
@@ -43536,9 +43544,9 @@
       </w:tcPr>
     </w:tblStylePr>
   </w:style>
-  <w:style w:type="table" w:styleId="1479">
+  <w:style w:type="table" w:styleId="1485">
     <w:name w:val="Grid Table 5 Dark - Accent 2"/>
-    <w:basedOn w:val="1441"/>
+    <w:basedOn w:val="1447"/>
     <w:uiPriority w:val="99"/>
     <w:pPr>
       <w:pBdr/>
@@ -43764,9 +43772,9 @@
       </w:tcPr>
     </w:tblStylePr>
   </w:style>
-  <w:style w:type="table" w:styleId="1480">
+  <w:style w:type="table" w:styleId="1486">
     <w:name w:val="Grid Table 5 Dark - Accent 3"/>
-    <w:basedOn w:val="1441"/>
+    <w:basedOn w:val="1447"/>
     <w:uiPriority w:val="99"/>
     <w:pPr>
       <w:pBdr/>
@@ -43992,9 +44000,9 @@
       </w:tcPr>
     </w:tblStylePr>
   </w:style>
-  <w:style w:type="table" w:styleId="1481">
+  <w:style w:type="table" w:styleId="1487">
     <w:name w:val="Grid Table 5 Dark- Accent 4"/>
-    <w:basedOn w:val="1441"/>
+    <w:basedOn w:val="1447"/>
     <w:uiPriority w:val="99"/>
     <w:pPr>
       <w:pBdr/>
@@ -44220,9 +44228,9 @@
       </w:tcPr>
     </w:tblStylePr>
   </w:style>
-  <w:style w:type="table" w:styleId="1482">
+  <w:style w:type="table" w:styleId="1488">
     <w:name w:val="Grid Table 5 Dark - Accent 5"/>
-    <w:basedOn w:val="1441"/>
+    <w:basedOn w:val="1447"/>
     <w:uiPriority w:val="99"/>
     <w:pPr>
       <w:pBdr/>
@@ -44448,9 +44456,9 @@
       </w:tcPr>
     </w:tblStylePr>
   </w:style>
-  <w:style w:type="table" w:styleId="1483">
+  <w:style w:type="table" w:styleId="1489">
     <w:name w:val="Grid Table 5 Dark - Accent 6"/>
-    <w:basedOn w:val="1441"/>
+    <w:basedOn w:val="1447"/>
     <w:uiPriority w:val="99"/>
     <w:pPr>
       <w:pBdr/>
@@ -44676,9 +44684,9 @@
       </w:tcPr>
     </w:tblStylePr>
   </w:style>
-  <w:style w:type="table" w:styleId="1484">
+  <w:style w:type="table" w:styleId="1490">
     <w:name w:val="Grid Table 6 Colorful"/>
-    <w:basedOn w:val="1441"/>
+    <w:basedOn w:val="1447"/>
     <w:uiPriority w:val="99"/>
     <w:pPr>
       <w:pBdr/>
@@ -44906,9 +44914,9 @@
       </w:tcPr>
     </w:tblStylePr>
   </w:style>
-  <w:style w:type="table" w:styleId="1485">
+  <w:style w:type="table" w:styleId="1491">
     <w:name w:val="Grid Table 6 Colorful - Accent 1"/>
-    <w:basedOn w:val="1441"/>
+    <w:basedOn w:val="1447"/>
     <w:uiPriority w:val="99"/>
     <w:pPr>
       <w:pBdr/>
@@ -45136,9 +45144,9 @@
       </w:tcPr>
     </w:tblStylePr>
   </w:style>
-  <w:style w:type="table" w:styleId="1486">
+  <w:style w:type="table" w:styleId="1492">
     <w:name w:val="Grid Table 6 Colorful - Accent 2"/>
-    <w:basedOn w:val="1441"/>
+    <w:basedOn w:val="1447"/>
     <w:uiPriority w:val="99"/>
     <w:pPr>
       <w:pBdr/>
@@ -45366,9 +45374,9 @@
       </w:tcPr>
     </w:tblStylePr>
   </w:style>
-  <w:style w:type="table" w:styleId="1487">
+  <w:style w:type="table" w:styleId="1493">
     <w:name w:val="Grid Table 6 Colorful - Accent 3"/>
-    <w:basedOn w:val="1441"/>
+    <w:basedOn w:val="1447"/>
     <w:uiPriority w:val="99"/>
     <w:pPr>
       <w:pBdr/>
@@ -45596,9 +45604,9 @@
       </w:tcPr>
     </w:tblStylePr>
   </w:style>
-  <w:style w:type="table" w:styleId="1488">
+  <w:style w:type="table" w:styleId="1494">
     <w:name w:val="Grid Table 6 Colorful - Accent 4"/>
-    <w:basedOn w:val="1441"/>
+    <w:basedOn w:val="1447"/>
     <w:uiPriority w:val="99"/>
     <w:pPr>
       <w:pBdr/>
@@ -45826,9 +45834,9 @@
       </w:tcPr>
     </w:tblStylePr>
   </w:style>
-  <w:style w:type="table" w:styleId="1489">
+  <w:style w:type="table" w:styleId="1495">
     <w:name w:val="Grid Table 6 Colorful - Accent 5"/>
-    <w:basedOn w:val="1441"/>
+    <w:basedOn w:val="1447"/>
     <w:uiPriority w:val="99"/>
     <w:pPr>
       <w:pBdr/>
@@ -46056,9 +46064,9 @@
       </w:tcPr>
     </w:tblStylePr>
   </w:style>
-  <w:style w:type="table" w:styleId="1490">
+  <w:style w:type="table" w:styleId="1496">
     <w:name w:val="Grid Table 6 Colorful - Accent 6"/>
-    <w:basedOn w:val="1441"/>
+    <w:basedOn w:val="1447"/>
     <w:uiPriority w:val="99"/>
     <w:pPr>
       <w:pBdr/>
@@ -46286,9 +46294,9 @@
       </w:tcPr>
     </w:tblStylePr>
   </w:style>
-  <w:style w:type="table" w:styleId="1491">
+  <w:style w:type="table" w:styleId="1497">
     <w:name w:val="Grid Table 7 Colorful"/>
-    <w:basedOn w:val="1441"/>
+    <w:basedOn w:val="1447"/>
     <w:uiPriority w:val="99"/>
     <w:pPr>
       <w:pBdr/>
@@ -46540,9 +46548,9 @@
       </w:tcPr>
     </w:tblStylePr>
   </w:style>
-  <w:style w:type="table" w:styleId="1492">
+  <w:style w:type="table" w:styleId="1498">
     <w:name w:val="Grid Table 7 Colorful - Accent 1"/>
-    <w:basedOn w:val="1441"/>
+    <w:basedOn w:val="1447"/>
     <w:uiPriority w:val="99"/>
     <w:pPr>
       <w:pBdr/>
@@ -46794,9 +46802,9 @@
       </w:tcPr>
     </w:tblStylePr>
   </w:style>
-  <w:style w:type="table" w:styleId="1493">
+  <w:style w:type="table" w:styleId="1499">
     <w:name w:val="Grid Table 7 Colorful - Accent 2"/>
-    <w:basedOn w:val="1441"/>
+    <w:basedOn w:val="1447"/>
     <w:uiPriority w:val="99"/>
     <w:pPr>
       <w:pBdr/>
@@ -47048,9 +47056,9 @@
       </w:tcPr>
     </w:tblStylePr>
   </w:style>
-  <w:style w:type="table" w:styleId="1494">
+  <w:style w:type="table" w:styleId="1500">
     <w:name w:val="Grid Table 7 Colorful - Accent 3"/>
-    <w:basedOn w:val="1441"/>
+    <w:basedOn w:val="1447"/>
     <w:uiPriority w:val="99"/>
     <w:pPr>
       <w:pBdr/>
@@ -47302,9 +47310,9 @@
       </w:tcPr>
     </w:tblStylePr>
   </w:style>
-  <w:style w:type="table" w:styleId="1495">
+  <w:style w:type="table" w:styleId="1501">
     <w:name w:val="Grid Table 7 Colorful - Accent 4"/>
-    <w:basedOn w:val="1441"/>
+    <w:basedOn w:val="1447"/>
     <w:uiPriority w:val="99"/>
     <w:pPr>
       <w:pBdr/>
@@ -47556,9 +47564,9 @@
       </w:tcPr>
     </w:tblStylePr>
   </w:style>
-  <w:style w:type="table" w:styleId="1496">
+  <w:style w:type="table" w:styleId="1502">
     <w:name w:val="Grid Table 7 Colorful - Accent 5"/>
-    <w:basedOn w:val="1441"/>
+    <w:basedOn w:val="1447"/>
     <w:uiPriority w:val="99"/>
     <w:pPr>
       <w:pBdr/>
@@ -47810,9 +47818,9 @@
       </w:tcPr>
     </w:tblStylePr>
   </w:style>
-  <w:style w:type="table" w:styleId="1497">
+  <w:style w:type="table" w:styleId="1503">
     <w:name w:val="Grid Table 7 Colorful - Accent 6"/>
-    <w:basedOn w:val="1441"/>
+    <w:basedOn w:val="1447"/>
     <w:uiPriority w:val="99"/>
     <w:pPr>
       <w:pBdr/>
@@ -48064,9 +48072,9 @@
       </w:tcPr>
     </w:tblStylePr>
   </w:style>
-  <w:style w:type="table" w:styleId="1498">
+  <w:style w:type="table" w:styleId="1504">
     <w:name w:val="List Table 1 Light"/>
-    <w:basedOn w:val="1441"/>
+    <w:basedOn w:val="1447"/>
     <w:uiPriority w:val="99"/>
     <w:pPr>
       <w:pBdr/>
@@ -48280,9 +48288,9 @@
       </w:tcPr>
     </w:tblStylePr>
   </w:style>
-  <w:style w:type="table" w:styleId="1499">
+  <w:style w:type="table" w:styleId="1505">
     <w:name w:val="List Table 1 Light - Accent 1"/>
-    <w:basedOn w:val="1441"/>
+    <w:basedOn w:val="1447"/>
     <w:uiPriority w:val="99"/>
     <w:pPr>
       <w:pBdr/>
@@ -48496,9 +48504,9 @@
       </w:tcPr>
     </w:tblStylePr>
   </w:style>
-  <w:style w:type="table" w:styleId="1500">
+  <w:style w:type="table" w:styleId="1506">
     <w:name w:val="List Table 1 Light - Accent 2"/>
-    <w:basedOn w:val="1441"/>
+    <w:basedOn w:val="1447"/>
     <w:uiPriority w:val="99"/>
     <w:pPr>
       <w:pBdr/>
@@ -48712,9 +48720,9 @@
       </w:tcPr>
     </w:tblStylePr>
   </w:style>
-  <w:style w:type="table" w:styleId="1501">
+  <w:style w:type="table" w:styleId="1507">
     <w:name w:val="List Table 1 Light - Accent 3"/>
-    <w:basedOn w:val="1441"/>
+    <w:basedOn w:val="1447"/>
     <w:uiPriority w:val="99"/>
     <w:pPr>
       <w:pBdr/>
@@ -48928,9 +48936,9 @@
       </w:tcPr>
     </w:tblStylePr>
   </w:style>
-  <w:style w:type="table" w:styleId="1502">
+  <w:style w:type="table" w:styleId="1508">
     <w:name w:val="List Table 1 Light - Accent 4"/>
-    <w:basedOn w:val="1441"/>
+    <w:basedOn w:val="1447"/>
     <w:uiPriority w:val="99"/>
     <w:pPr>
       <w:pBdr/>
@@ -49144,9 +49152,9 @@
       </w:tcPr>
     </w:tblStylePr>
   </w:style>
-  <w:style w:type="table" w:styleId="1503">
+  <w:style w:type="table" w:styleId="1509">
     <w:name w:val="List Table 1 Light - Accent 5"/>
-    <w:basedOn w:val="1441"/>
+    <w:basedOn w:val="1447"/>
     <w:uiPriority w:val="99"/>
     <w:pPr>
       <w:pBdr/>
@@ -49360,9 +49368,9 @@
       </w:tcPr>
     </w:tblStylePr>
   </w:style>
-  <w:style w:type="table" w:styleId="1504">
+  <w:style w:type="table" w:styleId="1510">
     <w:name w:val="List Table 1 Light - Accent 6"/>
-    <w:basedOn w:val="1441"/>
+    <w:basedOn w:val="1447"/>
     <w:uiPriority w:val="99"/>
     <w:pPr>
       <w:pBdr/>
@@ -49576,9 +49584,9 @@
       </w:tcPr>
     </w:tblStylePr>
   </w:style>
-  <w:style w:type="table" w:styleId="1505">
+  <w:style w:type="table" w:styleId="1511">
     <w:name w:val="List Table 2"/>
-    <w:basedOn w:val="1441"/>
+    <w:basedOn w:val="1447"/>
     <w:uiPriority w:val="99"/>
     <w:pPr>
       <w:pBdr/>
@@ -49814,9 +49822,9 @@
       </w:tcPr>
     </w:tblStylePr>
   </w:style>
-  <w:style w:type="table" w:styleId="1506">
+  <w:style w:type="table" w:styleId="1512">
     <w:name w:val="List Table 2 - Accent 1"/>
-    <w:basedOn w:val="1441"/>
+    <w:basedOn w:val="1447"/>
     <w:uiPriority w:val="99"/>
     <w:pPr>
       <w:pBdr/>
@@ -50052,9 +50060,9 @@
       </w:tcPr>
     </w:tblStylePr>
   </w:style>
-  <w:style w:type="table" w:styleId="1507">
+  <w:style w:type="table" w:styleId="1513">
     <w:name w:val="List Table 2 - Accent 2"/>
-    <w:basedOn w:val="1441"/>
+    <w:basedOn w:val="1447"/>
     <w:uiPriority w:val="99"/>
     <w:pPr>
       <w:pBdr/>
@@ -50290,9 +50298,9 @@
       </w:tcPr>
     </w:tblStylePr>
   </w:style>
-  <w:style w:type="table" w:styleId="1508">
+  <w:style w:type="table" w:styleId="1514">
     <w:name w:val="List Table 2 - Accent 3"/>
-    <w:basedOn w:val="1441"/>
+    <w:basedOn w:val="1447"/>
     <w:uiPriority w:val="99"/>
     <w:pPr>
       <w:pBdr/>
@@ -50528,9 +50536,9 @@
       </w:tcPr>
     </w:tblStylePr>
   </w:style>
-  <w:style w:type="table" w:styleId="1509">
+  <w:style w:type="table" w:styleId="1515">
     <w:name w:val="List Table 2 - Accent 4"/>
-    <w:basedOn w:val="1441"/>
+    <w:basedOn w:val="1447"/>
     <w:uiPriority w:val="99"/>
     <w:pPr>
       <w:pBdr/>
@@ -50766,9 +50774,9 @@
       </w:tcPr>
     </w:tblStylePr>
   </w:style>
-  <w:style w:type="table" w:styleId="1510">
+  <w:style w:type="table" w:styleId="1516">
     <w:name w:val="List Table 2 - Accent 5"/>
-    <w:basedOn w:val="1441"/>
+    <w:basedOn w:val="1447"/>
     <w:uiPriority w:val="99"/>
     <w:pPr>
       <w:pBdr/>
@@ -51004,9 +51012,9 @@
       </w:tcPr>
     </w:tblStylePr>
   </w:style>
-  <w:style w:type="table" w:styleId="1511">
+  <w:style w:type="table" w:styleId="1517">
     <w:name w:val="List Table 2 - Accent 6"/>
-    <w:basedOn w:val="1441"/>
+    <w:basedOn w:val="1447"/>
     <w:uiPriority w:val="99"/>
     <w:pPr>
       <w:pBdr/>
@@ -51242,9 +51250,9 @@
       </w:tcPr>
     </w:tblStylePr>
   </w:style>
-  <w:style w:type="table" w:styleId="1512">
+  <w:style w:type="table" w:styleId="1518">
     <w:name w:val="List Table 3"/>
-    <w:basedOn w:val="1441"/>
+    <w:basedOn w:val="1447"/>
     <w:uiPriority w:val="99"/>
     <w:pPr>
       <w:pBdr/>
@@ -51470,9 +51478,9 @@
       </w:tcPr>
     </w:tblStylePr>
   </w:style>
-  <w:style w:type="table" w:styleId="1513">
+  <w:style w:type="table" w:styleId="1519">
     <w:name w:val="List Table 3 - Accent 1"/>
-    <w:basedOn w:val="1441"/>
+    <w:basedOn w:val="1447"/>
     <w:uiPriority w:val="99"/>
     <w:pPr>
       <w:pBdr/>
@@ -51698,9 +51706,9 @@
       </w:tcPr>
     </w:tblStylePr>
   </w:style>
-  <w:style w:type="table" w:styleId="1514">
+  <w:style w:type="table" w:styleId="1520">
     <w:name w:val="List Table 3 - Accent 2"/>
-    <w:basedOn w:val="1441"/>
+    <w:basedOn w:val="1447"/>
     <w:uiPriority w:val="99"/>
     <w:pPr>
       <w:pBdr/>
@@ -51926,9 +51934,9 @@
       </w:tcPr>
     </w:tblStylePr>
   </w:style>
-  <w:style w:type="table" w:styleId="1515">
+  <w:style w:type="table" w:styleId="1521">
     <w:name w:val="List Table 3 - Accent 3"/>
-    <w:basedOn w:val="1441"/>
+    <w:basedOn w:val="1447"/>
     <w:uiPriority w:val="99"/>
     <w:pPr>
       <w:pBdr/>
@@ -52154,9 +52162,9 @@
       </w:tcPr>
     </w:tblStylePr>
   </w:style>
-  <w:style w:type="table" w:styleId="1516">
+  <w:style w:type="table" w:styleId="1522">
     <w:name w:val="List Table 3 - Accent 4"/>
-    <w:basedOn w:val="1441"/>
+    <w:basedOn w:val="1447"/>
     <w:uiPriority w:val="99"/>
     <w:pPr>
       <w:pBdr/>
@@ -52382,9 +52390,9 @@
       </w:tcPr>
     </w:tblStylePr>
   </w:style>
-  <w:style w:type="table" w:styleId="1517">
+  <w:style w:type="table" w:styleId="1523">
     <w:name w:val="List Table 3 - Accent 5"/>
-    <w:basedOn w:val="1441"/>
+    <w:basedOn w:val="1447"/>
     <w:uiPriority w:val="99"/>
     <w:pPr>
       <w:pBdr/>
@@ -52610,9 +52618,9 @@
       </w:tcPr>
     </w:tblStylePr>
   </w:style>
-  <w:style w:type="table" w:styleId="1518">
+  <w:style w:type="table" w:styleId="1524">
     <w:name w:val="List Table 3 - Accent 6"/>
-    <w:basedOn w:val="1441"/>
+    <w:basedOn w:val="1447"/>
     <w:uiPriority w:val="99"/>
     <w:pPr>
       <w:pBdr/>
@@ -52838,9 +52846,9 @@
       </w:tcPr>
     </w:tblStylePr>
   </w:style>
-  <w:style w:type="table" w:styleId="1519">
+  <w:style w:type="table" w:styleId="1525">
     <w:name w:val="List Table 4"/>
-    <w:basedOn w:val="1441"/>
+    <w:basedOn w:val="1447"/>
     <w:uiPriority w:val="99"/>
     <w:pPr>
       <w:pBdr/>
@@ -53063,9 +53071,9 @@
       </w:tcPr>
     </w:tblStylePr>
   </w:style>
-  <w:style w:type="table" w:styleId="1520">
+  <w:style w:type="table" w:styleId="1526">
     <w:name w:val="List Table 4 - Accent 1"/>
-    <w:basedOn w:val="1441"/>
+    <w:basedOn w:val="1447"/>
     <w:uiPriority w:val="99"/>
     <w:pPr>
       <w:pBdr/>
@@ -53288,9 +53296,9 @@
       </w:tcPr>
     </w:tblStylePr>
   </w:style>
-  <w:style w:type="table" w:styleId="1521">
+  <w:style w:type="table" w:styleId="1527">
     <w:name w:val="List Table 4 - Accent 2"/>
-    <w:basedOn w:val="1441"/>
+    <w:basedOn w:val="1447"/>
     <w:uiPriority w:val="99"/>
     <w:pPr>
       <w:pBdr/>
@@ -53513,9 +53521,9 @@
       </w:tcPr>
     </w:tblStylePr>
   </w:style>
-  <w:style w:type="table" w:styleId="1522">
+  <w:style w:type="table" w:styleId="1528">
     <w:name w:val="List Table 4 - Accent 3"/>
-    <w:basedOn w:val="1441"/>
+    <w:basedOn w:val="1447"/>
     <w:uiPriority w:val="99"/>
     <w:pPr>
       <w:pBdr/>
@@ -53738,9 +53746,9 @@
       </w:tcPr>
     </w:tblStylePr>
   </w:style>
-  <w:style w:type="table" w:styleId="1523">
+  <w:style w:type="table" w:styleId="1529">
     <w:name w:val="List Table 4 - Accent 4"/>
-    <w:basedOn w:val="1441"/>
+    <w:basedOn w:val="1447"/>
     <w:uiPriority w:val="99"/>
     <w:pPr>
       <w:pBdr/>
@@ -53963,9 +53971,9 @@
       </w:tcPr>
     </w:tblStylePr>
   </w:style>
-  <w:style w:type="table" w:styleId="1524">
+  <w:style w:type="table" w:styleId="1530">
     <w:name w:val="List Table 4 - Accent 5"/>
-    <w:basedOn w:val="1441"/>
+    <w:basedOn w:val="1447"/>
     <w:uiPriority w:val="99"/>
     <w:pPr>
       <w:pBdr/>
@@ -54188,9 +54196,9 @@
       </w:tcPr>
     </w:tblStylePr>
   </w:style>
-  <w:style w:type="table" w:styleId="1525">
+  <w:style w:type="table" w:styleId="1531">
     <w:name w:val="List Table 4 - Accent 6"/>
-    <w:basedOn w:val="1441"/>
+    <w:basedOn w:val="1447"/>
     <w:uiPriority w:val="99"/>
     <w:pPr>
       <w:pBdr/>
@@ -54413,9 +54421,9 @@
       </w:tcPr>
     </w:tblStylePr>
   </w:style>
-  <w:style w:type="table" w:styleId="1526">
+  <w:style w:type="table" w:styleId="1532">
     <w:name w:val="List Table 5 Dark"/>
-    <w:basedOn w:val="1441"/>
+    <w:basedOn w:val="1447"/>
     <w:uiPriority w:val="99"/>
     <w:pPr>
       <w:pBdr/>
@@ -54655,9 +54663,9 @@
       </w:tcPr>
     </w:tblStylePr>
   </w:style>
-  <w:style w:type="table" w:styleId="1527">
+  <w:style w:type="table" w:styleId="1533">
     <w:name w:val="List Table 5 Dark - Accent 1"/>
-    <w:basedOn w:val="1441"/>
+    <w:basedOn w:val="1447"/>
     <w:uiPriority w:val="99"/>
     <w:pPr>
       <w:pBdr/>
@@ -54897,9 +54905,9 @@
       </w:tcPr>
     </w:tblStylePr>
   </w:style>
-  <w:style w:type="table" w:styleId="1528">
+  <w:style w:type="table" w:styleId="1534">
     <w:name w:val="List Table 5 Dark - Accent 2"/>
-    <w:basedOn w:val="1441"/>
+    <w:basedOn w:val="1447"/>
     <w:uiPriority w:val="99"/>
     <w:pPr>
       <w:pBdr/>
@@ -55139,9 +55147,9 @@
       </w:tcPr>
     </w:tblStylePr>
   </w:style>
-  <w:style w:type="table" w:styleId="1529">
+  <w:style w:type="table" w:styleId="1535">
     <w:name w:val="List Table 5 Dark - Accent 3"/>
-    <w:basedOn w:val="1441"/>
+    <w:basedOn w:val="1447"/>
     <w:uiPriority w:val="99"/>
     <w:pPr>
       <w:pBdr/>
@@ -55381,9 +55389,9 @@
       </w:tcPr>
     </w:tblStylePr>
   </w:style>
-  <w:style w:type="table" w:styleId="1530">
+  <w:style w:type="table" w:styleId="1536">
     <w:name w:val="List Table 5 Dark - Accent 4"/>
-    <w:basedOn w:val="1441"/>
+    <w:basedOn w:val="1447"/>
     <w:uiPriority w:val="99"/>
     <w:pPr>
       <w:pBdr/>
@@ -55623,9 +55631,9 @@
       </w:tcPr>
     </w:tblStylePr>
   </w:style>
-  <w:style w:type="table" w:styleId="1531">
+  <w:style w:type="table" w:styleId="1537">
     <w:name w:val="List Table 5 Dark - Accent 5"/>
-    <w:basedOn w:val="1441"/>
+    <w:basedOn w:val="1447"/>
     <w:uiPriority w:val="99"/>
     <w:pPr>
       <w:pBdr/>
@@ -55865,9 +55873,9 @@
       </w:tcPr>
     </w:tblStylePr>
   </w:style>
-  <w:style w:type="table" w:styleId="1532">
+  <w:style w:type="table" w:styleId="1538">
     <w:name w:val="List Table 5 Dark - Accent 6"/>
-    <w:basedOn w:val="1441"/>
+    <w:basedOn w:val="1447"/>
     <w:uiPriority w:val="99"/>
     <w:pPr>
       <w:pBdr/>
@@ -56107,9 +56115,9 @@
       </w:tcPr>
     </w:tblStylePr>
   </w:style>
-  <w:style w:type="table" w:styleId="1533">
+  <w:style w:type="table" w:styleId="1539">
     <w:name w:val="List Table 6 Colorful"/>
-    <w:basedOn w:val="1441"/>
+    <w:basedOn w:val="1447"/>
     <w:uiPriority w:val="99"/>
     <w:pPr>
       <w:pBdr/>
@@ -56330,9 +56338,9 @@
       </w:tcPr>
     </w:tblStylePr>
   </w:style>
-  <w:style w:type="table" w:styleId="1534">
+  <w:style w:type="table" w:styleId="1540">
     <w:name w:val="List Table 6 Colorful - Accent 1"/>
-    <w:basedOn w:val="1441"/>
+    <w:basedOn w:val="1447"/>
     <w:uiPriority w:val="99"/>
     <w:pPr>
       <w:pBdr/>
@@ -56553,9 +56561,9 @@
       </w:tcPr>
     </w:tblStylePr>
   </w:style>
-  <w:style w:type="table" w:styleId="1535">
+  <w:style w:type="table" w:styleId="1541">
     <w:name w:val="List Table 6 Colorful - Accent 2"/>
-    <w:basedOn w:val="1441"/>
+    <w:basedOn w:val="1447"/>
     <w:uiPriority w:val="99"/>
     <w:pPr>
       <w:pBdr/>
@@ -56776,9 +56784,9 @@
       </w:tcPr>
     </w:tblStylePr>
   </w:style>
-  <w:style w:type="table" w:styleId="1536">
+  <w:style w:type="table" w:styleId="1542">
     <w:name w:val="List Table 6 Colorful - Accent 3"/>
-    <w:basedOn w:val="1441"/>
+    <w:basedOn w:val="1447"/>
     <w:uiPriority w:val="99"/>
     <w:pPr>
       <w:pBdr/>
@@ -56999,9 +57007,9 @@
       </w:tcPr>
     </w:tblStylePr>
   </w:style>
-  <w:style w:type="table" w:styleId="1537">
+  <w:style w:type="table" w:styleId="1543">
     <w:name w:val="List Table 6 Colorful - Accent 4"/>
-    <w:basedOn w:val="1441"/>
+    <w:basedOn w:val="1447"/>
     <w:uiPriority w:val="99"/>
     <w:pPr>
       <w:pBdr/>
@@ -57222,9 +57230,9 @@
       </w:tcPr>
     </w:tblStylePr>
   </w:style>
-  <w:style w:type="table" w:styleId="1538">
+  <w:style w:type="table" w:styleId="1544">
     <w:name w:val="List Table 6 Colorful - Accent 5"/>
-    <w:basedOn w:val="1441"/>
+    <w:basedOn w:val="1447"/>
     <w:uiPriority w:val="99"/>
     <w:pPr>
       <w:pBdr/>
@@ -57445,9 +57453,9 @@
       </w:tcPr>
     </w:tblStylePr>
   </w:style>
-  <w:style w:type="table" w:styleId="1539">
+  <w:style w:type="table" w:styleId="1545">
     <w:name w:val="List Table 6 Colorful - Accent 6"/>
-    <w:basedOn w:val="1441"/>
+    <w:basedOn w:val="1447"/>
     <w:uiPriority w:val="99"/>
     <w:pPr>
       <w:pBdr/>
@@ -57668,9 +57676,9 @@
       </w:tcPr>
     </w:tblStylePr>
   </w:style>
-  <w:style w:type="table" w:styleId="1540">
+  <w:style w:type="table" w:styleId="1546">
     <w:name w:val="List Table 7 Colorful"/>
-    <w:basedOn w:val="1441"/>
+    <w:basedOn w:val="1447"/>
     <w:uiPriority w:val="99"/>
     <w:pPr>
       <w:pBdr/>
@@ -57924,9 +57932,9 @@
       </w:tcPr>
     </w:tblStylePr>
   </w:style>
-  <w:style w:type="table" w:styleId="1541">
+  <w:style w:type="table" w:styleId="1547">
     <w:name w:val="List Table 7 Colorful - Accent 1"/>
-    <w:basedOn w:val="1441"/>
+    <w:basedOn w:val="1447"/>
     <w:uiPriority w:val="99"/>
     <w:pPr>
       <w:pBdr/>
@@ -58180,9 +58188,9 @@
       </w:tcPr>
     </w:tblStylePr>
   </w:style>
-  <w:style w:type="table" w:styleId="1542">
+  <w:style w:type="table" w:styleId="1548">
     <w:name w:val="List Table 7 Colorful - Accent 2"/>
-    <w:basedOn w:val="1441"/>
+    <w:basedOn w:val="1447"/>
     <w:uiPriority w:val="99"/>
     <w:pPr>
       <w:pBdr/>
@@ -58436,9 +58444,9 @@
       </w:tcPr>
     </w:tblStylePr>
   </w:style>
-  <w:style w:type="table" w:styleId="1543">
+  <w:style w:type="table" w:styleId="1549">
     <w:name w:val="List Table 7 Colorful - Accent 3"/>
-    <w:basedOn w:val="1441"/>
+    <w:basedOn w:val="1447"/>
     <w:uiPriority w:val="99"/>
     <w:pPr>
       <w:pBdr/>
@@ -58692,9 +58700,9 @@
       </w:tcPr>
     </w:tblStylePr>
   </w:style>
-  <w:style w:type="table" w:styleId="1544">
+  <w:style w:type="table" w:styleId="1550">
     <w:name w:val="List Table 7 Colorful - Accent 4"/>
-    <w:basedOn w:val="1441"/>
+    <w:basedOn w:val="1447"/>
     <w:uiPriority w:val="99"/>
     <w:pPr>
       <w:pBdr/>
@@ -58948,9 +58956,9 @@
       </w:tcPr>
     </w:tblStylePr>
   </w:style>
-  <w:style w:type="table" w:styleId="1545">
+  <w:style w:type="table" w:styleId="1551">
     <w:name w:val="List Table 7 Colorful - Accent 5"/>
-    <w:basedOn w:val="1441"/>
+    <w:basedOn w:val="1447"/>
     <w:uiPriority w:val="99"/>
     <w:pPr>
       <w:pBdr/>
@@ -59204,9 +59212,9 @@
       </w:tcPr>
     </w:tblStylePr>
   </w:style>
-  <w:style w:type="table" w:styleId="1546">
+  <w:style w:type="table" w:styleId="1552">
     <w:name w:val="List Table 7 Colorful - Accent 6"/>
-    <w:basedOn w:val="1441"/>
+    <w:basedOn w:val="1447"/>
     <w:uiPriority w:val="99"/>
     <w:pPr>
       <w:pBdr/>
@@ -59460,9 +59468,9 @@
       </w:tcPr>
     </w:tblStylePr>
   </w:style>
-  <w:style w:type="table" w:styleId="1547">
+  <w:style w:type="table" w:styleId="1553">
     <w:name w:val="Lined - Accent"/>
-    <w:basedOn w:val="1441"/>
+    <w:basedOn w:val="1447"/>
     <w:uiPriority w:val="99"/>
     <w:pPr>
       <w:pBdr/>
@@ -59697,9 +59705,9 @@
       </w:tcPr>
     </w:tblStylePr>
   </w:style>
-  <w:style w:type="table" w:styleId="1548">
+  <w:style w:type="table" w:styleId="1554">
     <w:name w:val="Lined - Accent 1"/>
-    <w:basedOn w:val="1441"/>
+    <w:basedOn w:val="1447"/>
     <w:uiPriority w:val="99"/>
     <w:pPr>
       <w:pBdr/>
@@ -59934,9 +59942,9 @@
       </w:tcPr>
     </w:tblStylePr>
   </w:style>
-  <w:style w:type="table" w:styleId="1549">
+  <w:style w:type="table" w:styleId="1555">
     <w:name w:val="Lined - Accent 2"/>
-    <w:basedOn w:val="1441"/>
+    <w:basedOn w:val="1447"/>
     <w:uiPriority w:val="99"/>
     <w:pPr>
       <w:pBdr/>
@@ -60171,9 +60179,9 @@
       </w:tcPr>
     </w:tblStylePr>
   </w:style>
-  <w:style w:type="table" w:styleId="1550">
+  <w:style w:type="table" w:styleId="1556">
     <w:name w:val="Lined - Accent 3"/>
-    <w:basedOn w:val="1441"/>
+    <w:basedOn w:val="1447"/>
     <w:uiPriority w:val="99"/>
     <w:pPr>
       <w:pBdr/>
@@ -60408,9 +60416,9 @@
       </w:tcPr>
     </w:tblStylePr>
   </w:style>
-  <w:style w:type="table" w:styleId="1551">
+  <w:style w:type="table" w:styleId="1557">
     <w:name w:val="Lined - Accent 4"/>
-    <w:basedOn w:val="1441"/>
+    <w:basedOn w:val="1447"/>
     <w:uiPriority w:val="99"/>
     <w:pPr>
       <w:pBdr/>
@@ -60645,9 +60653,9 @@
       </w:tcPr>
     </w:tblStylePr>
   </w:style>
-  <w:style w:type="table" w:styleId="1552">
+  <w:style w:type="table" w:styleId="1558">
     <w:name w:val="Lined - Accent 5"/>
-    <w:basedOn w:val="1441"/>
+    <w:basedOn w:val="1447"/>
     <w:uiPriority w:val="99"/>
     <w:pPr>
       <w:pBdr/>
@@ -60882,9 +60890,9 @@
       </w:tcPr>
     </w:tblStylePr>
   </w:style>
-  <w:style w:type="table" w:styleId="1553">
+  <w:style w:type="table" w:styleId="1559">
     <w:name w:val="Lined - Accent 6"/>
-    <w:basedOn w:val="1441"/>
+    <w:basedOn w:val="1447"/>
     <w:uiPriority w:val="99"/>
     <w:pPr>
       <w:pBdr/>
@@ -61119,9 +61127,9 @@
       </w:tcPr>
     </w:tblStylePr>
   </w:style>
-  <w:style w:type="table" w:styleId="1554">
+  <w:style w:type="table" w:styleId="1560">
     <w:name w:val="Bordered &amp; Lined - Accent"/>
-    <w:basedOn w:val="1441"/>
+    <w:basedOn w:val="1447"/>
     <w:uiPriority w:val="99"/>
     <w:pPr>
       <w:pBdr/>
@@ -61363,9 +61371,9 @@
       </w:tcPr>
     </w:tblStylePr>
   </w:style>
-  <w:style w:type="table" w:styleId="1555">
+  <w:style w:type="table" w:styleId="1561">
     <w:name w:val="Bordered &amp; Lined - Accent 1"/>
-    <w:basedOn w:val="1441"/>
+    <w:basedOn w:val="1447"/>
     <w:uiPriority w:val="99"/>
     <w:pPr>
       <w:pBdr/>
@@ -61607,9 +61615,9 @@
       </w:tcPr>
     </w:tblStylePr>
   </w:style>
-  <w:style w:type="table" w:styleId="1556">
+  <w:style w:type="table" w:styleId="1562">
     <w:name w:val="Bordered &amp; Lined - Accent 2"/>
-    <w:basedOn w:val="1441"/>
+    <w:basedOn w:val="1447"/>
     <w:uiPriority w:val="99"/>
     <w:pPr>
       <w:pBdr/>
@@ -61851,9 +61859,9 @@
       </w:tcPr>
     </w:tblStylePr>
   </w:style>
-  <w:style w:type="table" w:styleId="1557">
+  <w:style w:type="table" w:styleId="1563">
     <w:name w:val="Bordered &amp; Lined - Accent 3"/>
-    <w:basedOn w:val="1441"/>
+    <w:basedOn w:val="1447"/>
     <w:uiPriority w:val="99"/>
     <w:pPr>
       <w:pBdr/>
@@ -62095,9 +62103,9 @@
       </w:tcPr>
     </w:tblStylePr>
   </w:style>
-  <w:style w:type="table" w:styleId="1558">
+  <w:style w:type="table" w:styleId="1564">
     <w:name w:val="Bordered &amp; Lined - Accent 4"/>
-    <w:basedOn w:val="1441"/>
+    <w:basedOn w:val="1447"/>
     <w:uiPriority w:val="99"/>
     <w:pPr>
       <w:pBdr/>
@@ -62339,9 +62347,9 @@
       </w:tcPr>
     </w:tblStylePr>
   </w:style>
-  <w:style w:type="table" w:styleId="1559">
+  <w:style w:type="table" w:styleId="1565">
     <w:name w:val="Bordered &amp; Lined - Accent 5"/>
-    <w:basedOn w:val="1441"/>
+    <w:basedOn w:val="1447"/>
     <w:uiPriority w:val="99"/>
     <w:pPr>
       <w:pBdr/>
@@ -62583,9 +62591,9 @@
       </w:tcPr>
     </w:tblStylePr>
   </w:style>
-  <w:style w:type="table" w:styleId="1560">
+  <w:style w:type="table" w:styleId="1566">
     <w:name w:val="Bordered &amp; Lined - Accent 6"/>
-    <w:basedOn w:val="1441"/>
+    <w:basedOn w:val="1447"/>
     <w:uiPriority w:val="99"/>
     <w:pPr>
       <w:pBdr/>
@@ -62827,9 +62835,9 @@
       </w:tcPr>
     </w:tblStylePr>
   </w:style>
-  <w:style w:type="table" w:styleId="1561">
+  <w:style w:type="table" w:styleId="1567">
     <w:name w:val="Bordered"/>
-    <w:basedOn w:val="1441"/>
+    <w:basedOn w:val="1447"/>
     <w:uiPriority w:val="99"/>
     <w:pPr>
       <w:pBdr/>
@@ -63058,9 +63066,9 @@
       </w:tcPr>
     </w:tblStylePr>
   </w:style>
-  <w:style w:type="table" w:styleId="1562">
+  <w:style w:type="table" w:styleId="1568">
     <w:name w:val="Bordered - Accent 1"/>
-    <w:basedOn w:val="1441"/>
+    <w:basedOn w:val="1447"/>
     <w:uiPriority w:val="99"/>
     <w:pPr>
       <w:pBdr/>
@@ -63289,9 +63297,9 @@
       </w:tcPr>
     </w:tblStylePr>
   </w:style>
-  <w:style w:type="table" w:styleId="1563">
+  <w:style w:type="table" w:styleId="1569">
     <w:name w:val="Bordered - Accent 2"/>
-    <w:basedOn w:val="1441"/>
+    <w:basedOn w:val="1447"/>
     <w:uiPriority w:val="99"/>
     <w:pPr>
       <w:pBdr/>
@@ -63520,9 +63528,9 @@
       </w:tcPr>
     </w:tblStylePr>
   </w:style>
-  <w:style w:type="table" w:styleId="1564">
+  <w:style w:type="table" w:styleId="1570">
     <w:name w:val="Bordered - Accent 3"/>
-    <w:basedOn w:val="1441"/>
+    <w:basedOn w:val="1447"/>
     <w:uiPriority w:val="99"/>
     <w:pPr>
       <w:pBdr/>
@@ -63751,9 +63759,9 @@
       </w:tcPr>
     </w:tblStylePr>
   </w:style>
-  <w:style w:type="table" w:styleId="1565">
+  <w:style w:type="table" w:styleId="1571">
     <w:name w:val="Bordered - Accent 4"/>
-    <w:basedOn w:val="1441"/>
+    <w:basedOn w:val="1447"/>
     <w:uiPriority w:val="99"/>
     <w:pPr>
       <w:pBdr/>
@@ -63982,9 +63990,9 @@
       </w:tcPr>
     </w:tblStylePr>
   </w:style>
-  <w:style w:type="table" w:styleId="1566">
+  <w:style w:type="table" w:styleId="1572">
     <w:name w:val="Bordered - Accent 5"/>
-    <w:basedOn w:val="1441"/>
+    <w:basedOn w:val="1447"/>
     <w:uiPriority w:val="99"/>
     <w:pPr>
       <w:pBdr/>
@@ -64213,9 +64221,9 @@
       </w:tcPr>
     </w:tblStylePr>
   </w:style>
-  <w:style w:type="table" w:styleId="1567">
+  <w:style w:type="table" w:styleId="1573">
     <w:name w:val="Bordered - Accent 6"/>
-    <w:basedOn w:val="1441"/>
+    <w:basedOn w:val="1447"/>
     <w:uiPriority w:val="99"/>
     <w:pPr>
       <w:pBdr/>
@@ -64444,7 +64452,7 @@
       </w:tcPr>
     </w:tblStylePr>
   </w:style>
-  <w:style w:type="paragraph" w:styleId="1568" w:default="1">
+  <w:style w:type="paragraph" w:styleId="1574" w:default="1">
     <w:name w:val="Normal"/>
     <w:qFormat/>
     <w:pPr>
@@ -64453,11 +64461,11 @@
       <w:ind/>
     </w:pPr>
   </w:style>
-  <w:style w:type="paragraph" w:styleId="1569">
+  <w:style w:type="paragraph" w:styleId="1575">
     <w:name w:val="Heading 1"/>
-    <w:basedOn w:val="1568"/>
-    <w:next w:val="1568"/>
-    <w:link w:val="1580"/>
+    <w:basedOn w:val="1574"/>
+    <w:next w:val="1574"/>
+    <w:link w:val="1586"/>
     <w:uiPriority w:val="9"/>
     <w:qFormat/>
     <w:pPr>
@@ -64475,11 +64483,11 @@
       <w:szCs w:val="40"/>
     </w:rPr>
   </w:style>
-  <w:style w:type="paragraph" w:styleId="1570">
+  <w:style w:type="paragraph" w:styleId="1576">
     <w:name w:val="Heading 2"/>
-    <w:basedOn w:val="1568"/>
-    <w:next w:val="1568"/>
-    <w:link w:val="1581"/>
+    <w:basedOn w:val="1574"/>
+    <w:next w:val="1574"/>
+    <w:link w:val="1587"/>
     <w:uiPriority w:val="9"/>
     <w:unhideWhenUsed/>
     <w:qFormat/>
@@ -64498,11 +64506,11 @@
       <w:szCs w:val="32"/>
     </w:rPr>
   </w:style>
-  <w:style w:type="paragraph" w:styleId="1571">
+  <w:style w:type="paragraph" w:styleId="1577">
     <w:name w:val="Heading 3"/>
-    <w:basedOn w:val="1568"/>
-    <w:next w:val="1568"/>
-    <w:link w:val="1582"/>
+    <w:basedOn w:val="1574"/>
+    <w:next w:val="1574"/>
+    <w:link w:val="1588"/>
     <w:uiPriority w:val="9"/>
     <w:unhideWhenUsed/>
     <w:qFormat/>
@@ -64521,11 +64529,11 @@
       <w:szCs w:val="28"/>
     </w:rPr>
   </w:style>
-  <w:style w:type="paragraph" w:styleId="1572">
+  <w:style w:type="paragraph" w:styleId="1578">
     <w:name w:val="Heading 4"/>
-    <w:basedOn w:val="1568"/>
-    <w:next w:val="1568"/>
-    <w:link w:val="1583"/>
+    <w:basedOn w:val="1574"/>
+    <w:next w:val="1574"/>
+    <w:link w:val="1589"/>
     <w:uiPriority w:val="9"/>
     <w:unhideWhenUsed/>
     <w:qFormat/>
@@ -64544,11 +64552,11 @@
       <w:color w:val="0f4761" w:themeColor="accent1" w:themeShade="BF"/>
     </w:rPr>
   </w:style>
-  <w:style w:type="paragraph" w:styleId="1573">
+  <w:style w:type="paragraph" w:styleId="1579">
     <w:name w:val="Heading 5"/>
-    <w:basedOn w:val="1568"/>
-    <w:next w:val="1568"/>
-    <w:link w:val="1584"/>
+    <w:basedOn w:val="1574"/>
+    <w:next w:val="1574"/>
+    <w:link w:val="1590"/>
     <w:uiPriority w:val="9"/>
     <w:unhideWhenUsed/>
     <w:qFormat/>
@@ -64565,11 +64573,11 @@
       <w:color w:val="0f4761" w:themeColor="accent1" w:themeShade="BF"/>
     </w:rPr>
   </w:style>
-  <w:style w:type="paragraph" w:styleId="1574">
+  <w:style w:type="paragraph" w:styleId="1580">
     <w:name w:val="Heading 6"/>
-    <w:basedOn w:val="1568"/>
-    <w:next w:val="1568"/>
-    <w:link w:val="1585"/>
+    <w:basedOn w:val="1574"/>
+    <w:next w:val="1574"/>
+    <w:link w:val="1591"/>
     <w:uiPriority w:val="9"/>
     <w:unhideWhenUsed/>
     <w:qFormat/>
@@ -64588,11 +64596,11 @@
       <w:color w:val="595959" w:themeColor="text1" w:themeTint="A6"/>
     </w:rPr>
   </w:style>
-  <w:style w:type="paragraph" w:styleId="1575">
+  <w:style w:type="paragraph" w:styleId="1581">
     <w:name w:val="Heading 7"/>
-    <w:basedOn w:val="1568"/>
-    <w:next w:val="1568"/>
-    <w:link w:val="1586"/>
+    <w:basedOn w:val="1574"/>
+    <w:next w:val="1574"/>
+    <w:link w:val="1592"/>
     <w:uiPriority w:val="9"/>
     <w:unhideWhenUsed/>
     <w:qFormat/>
@@ -64609,11 +64617,11 @@
       <w:color w:val="595959" w:themeColor="text1" w:themeTint="A6"/>
     </w:rPr>
   </w:style>
-  <w:style w:type="paragraph" w:styleId="1576">
+  <w:style w:type="paragraph" w:styleId="1582">
     <w:name w:val="Heading 8"/>
-    <w:basedOn w:val="1568"/>
-    <w:next w:val="1568"/>
-    <w:link w:val="1587"/>
+    <w:basedOn w:val="1574"/>
+    <w:next w:val="1574"/>
+    <w:link w:val="1593"/>
     <w:uiPriority w:val="9"/>
     <w:unhideWhenUsed/>
     <w:qFormat/>
@@ -64632,11 +64640,11 @@
       <w:color w:val="272727" w:themeColor="text1" w:themeTint="D8"/>
     </w:rPr>
   </w:style>
-  <w:style w:type="paragraph" w:styleId="1577">
+  <w:style w:type="paragraph" w:styleId="1583">
     <w:name w:val="Heading 9"/>
-    <w:basedOn w:val="1568"/>
-    <w:next w:val="1568"/>
-    <w:link w:val="1588"/>
+    <w:basedOn w:val="1574"/>
+    <w:next w:val="1574"/>
+    <w:link w:val="1594"/>
     <w:uiPriority w:val="9"/>
     <w:unhideWhenUsed/>
     <w:qFormat/>
@@ -64655,7 +64663,7 @@
       <w:color w:val="272727" w:themeColor="text1" w:themeTint="D8"/>
     </w:rPr>
   </w:style>
-  <w:style w:type="character" w:styleId="1578" w:default="1">
+  <w:style w:type="character" w:styleId="1584" w:default="1">
     <w:name w:val="Default Paragraph Font"/>
     <w:uiPriority w:val="1"/>
     <w:semiHidden/>
@@ -64666,7 +64674,7 @@
       <w:ind/>
     </w:pPr>
   </w:style>
-  <w:style w:type="numbering" w:styleId="1579" w:default="1">
+  <w:style w:type="numbering" w:styleId="1585" w:default="1">
     <w:name w:val="No List"/>
     <w:uiPriority w:val="99"/>
     <w:semiHidden/>
@@ -64677,10 +64685,10 @@
       <w:ind/>
     </w:pPr>
   </w:style>
-  <w:style w:type="character" w:styleId="1580">
+  <w:style w:type="character" w:styleId="1586">
     <w:name w:val="Heading 1 Char"/>
-    <w:basedOn w:val="1578"/>
-    <w:link w:val="1569"/>
+    <w:basedOn w:val="1584"/>
+    <w:link w:val="1575"/>
     <w:uiPriority w:val="9"/>
     <w:pPr>
       <w:pBdr/>
@@ -64694,10 +64702,10 @@
       <w:szCs w:val="40"/>
     </w:rPr>
   </w:style>
-  <w:style w:type="character" w:styleId="1581">
+  <w:style w:type="character" w:styleId="1587">
     <w:name w:val="Heading 2 Char"/>
-    <w:basedOn w:val="1578"/>
-    <w:link w:val="1570"/>
+    <w:basedOn w:val="1584"/>
+    <w:link w:val="1576"/>
     <w:uiPriority w:val="9"/>
     <w:pPr>
       <w:pBdr/>
@@ -64711,10 +64719,10 @@
       <w:szCs w:val="32"/>
     </w:rPr>
   </w:style>
-  <w:style w:type="character" w:styleId="1582">
+  <w:style w:type="character" w:styleId="1588">
     <w:name w:val="Heading 3 Char"/>
-    <w:basedOn w:val="1578"/>
-    <w:link w:val="1571"/>
+    <w:basedOn w:val="1584"/>
+    <w:link w:val="1577"/>
     <w:uiPriority w:val="9"/>
     <w:pPr>
       <w:pBdr/>
@@ -64728,10 +64736,10 @@
       <w:szCs w:val="28"/>
     </w:rPr>
   </w:style>
-  <w:style w:type="character" w:styleId="1583">
+  <w:style w:type="character" w:styleId="1589">
     <w:name w:val="Heading 4 Char"/>
-    <w:basedOn w:val="1578"/>
-    <w:link w:val="1572"/>
+    <w:basedOn w:val="1584"/>
+    <w:link w:val="1578"/>
     <w:uiPriority w:val="9"/>
     <w:pPr>
       <w:pBdr/>
@@ -64745,10 +64753,10 @@
       <w:color w:val="0f4761" w:themeColor="accent1" w:themeShade="BF"/>
     </w:rPr>
   </w:style>
-  <w:style w:type="character" w:styleId="1584">
+  <w:style w:type="character" w:styleId="1590">
     <w:name w:val="Heading 5 Char"/>
-    <w:basedOn w:val="1578"/>
-    <w:link w:val="1573"/>
+    <w:basedOn w:val="1584"/>
+    <w:link w:val="1579"/>
     <w:uiPriority w:val="9"/>
     <w:pPr>
       <w:pBdr/>
@@ -64760,10 +64768,10 @@
       <w:color w:val="0f4761" w:themeColor="accent1" w:themeShade="BF"/>
     </w:rPr>
   </w:style>
-  <w:style w:type="character" w:styleId="1585">
+  <w:style w:type="character" w:styleId="1591">
     <w:name w:val="Heading 6 Char"/>
-    <w:basedOn w:val="1578"/>
-    <w:link w:val="1574"/>
+    <w:basedOn w:val="1584"/>
+    <w:link w:val="1580"/>
     <w:uiPriority w:val="9"/>
     <w:pPr>
       <w:pBdr/>
@@ -64777,10 +64785,10 @@
       <w:color w:val="595959" w:themeColor="text1" w:themeTint="A6"/>
     </w:rPr>
   </w:style>
-  <w:style w:type="character" w:styleId="1586">
+  <w:style w:type="character" w:styleId="1592">
     <w:name w:val="Heading 7 Char"/>
-    <w:basedOn w:val="1578"/>
-    <w:link w:val="1575"/>
+    <w:basedOn w:val="1584"/>
+    <w:link w:val="1581"/>
     <w:uiPriority w:val="9"/>
     <w:pPr>
       <w:pBdr/>
@@ -64792,10 +64800,10 @@
       <w:color w:val="595959" w:themeColor="text1" w:themeTint="A6"/>
     </w:rPr>
   </w:style>
-  <w:style w:type="character" w:styleId="1587">
+  <w:style w:type="character" w:styleId="1593">
     <w:name w:val="Heading 8 Char"/>
-    <w:basedOn w:val="1578"/>
-    <w:link w:val="1576"/>
+    <w:basedOn w:val="1584"/>
+    <w:link w:val="1582"/>
     <w:uiPriority w:val="9"/>
     <w:pPr>
       <w:pBdr/>
@@ -64809,10 +64817,10 @@
       <w:color w:val="272727" w:themeColor="text1" w:themeTint="D8"/>
     </w:rPr>
   </w:style>
-  <w:style w:type="character" w:styleId="1588">
+  <w:style w:type="character" w:styleId="1594">
     <w:name w:val="Heading 9 Char"/>
-    <w:basedOn w:val="1578"/>
-    <w:link w:val="1577"/>
+    <w:basedOn w:val="1584"/>
+    <w:link w:val="1583"/>
     <w:uiPriority w:val="9"/>
     <w:pPr>
       <w:pBdr/>
@@ -64826,11 +64834,11 @@
       <w:color w:val="272727" w:themeColor="text1" w:themeTint="D8"/>
     </w:rPr>
   </w:style>
-  <w:style w:type="paragraph" w:styleId="1589">
+  <w:style w:type="paragraph" w:styleId="1595">
     <w:name w:val="Title"/>
-    <w:basedOn w:val="1568"/>
-    <w:next w:val="1568"/>
-    <w:link w:val="1590"/>
+    <w:basedOn w:val="1574"/>
+    <w:next w:val="1574"/>
+    <w:link w:val="1596"/>
     <w:uiPriority w:val="10"/>
     <w:qFormat/>
     <w:pPr>
@@ -64846,10 +64854,10 @@
       <w:szCs w:val="56"/>
     </w:rPr>
   </w:style>
-  <w:style w:type="character" w:styleId="1590">
+  <w:style w:type="character" w:styleId="1596">
     <w:name w:val="Title Char"/>
-    <w:basedOn w:val="1578"/>
-    <w:link w:val="1589"/>
+    <w:basedOn w:val="1584"/>
+    <w:link w:val="1595"/>
     <w:uiPriority w:val="10"/>
     <w:pPr>
       <w:pBdr/>
@@ -64863,11 +64871,11 @@
       <w:szCs w:val="56"/>
     </w:rPr>
   </w:style>
-  <w:style w:type="paragraph" w:styleId="1591">
+  <w:style w:type="paragraph" w:styleId="1597">
     <w:name w:val="Subtitle"/>
-    <w:basedOn w:val="1568"/>
-    <w:next w:val="1568"/>
-    <w:link w:val="1592"/>
+    <w:basedOn w:val="1574"/>
+    <w:next w:val="1574"/>
+    <w:link w:val="1598"/>
     <w:uiPriority w:val="11"/>
     <w:qFormat/>
     <w:pPr>
@@ -64885,10 +64893,10 @@
       <w:szCs w:val="28"/>
     </w:rPr>
   </w:style>
-  <w:style w:type="character" w:styleId="1592">
+  <w:style w:type="character" w:styleId="1598">
     <w:name w:val="Subtitle Char"/>
-    <w:basedOn w:val="1578"/>
-    <w:link w:val="1591"/>
+    <w:basedOn w:val="1584"/>
+    <w:link w:val="1597"/>
     <w:uiPriority w:val="11"/>
     <w:pPr>
       <w:pBdr/>
@@ -64902,11 +64910,11 @@
       <w:szCs w:val="28"/>
     </w:rPr>
   </w:style>
-  <w:style w:type="paragraph" w:styleId="1593">
+  <w:style w:type="paragraph" w:styleId="1599">
     <w:name w:val="Quote"/>
-    <w:basedOn w:val="1568"/>
-    <w:next w:val="1568"/>
-    <w:link w:val="1594"/>
+    <w:basedOn w:val="1574"/>
+    <w:next w:val="1574"/>
+    <w:link w:val="1600"/>
     <w:uiPriority w:val="29"/>
     <w:qFormat/>
     <w:pPr>
@@ -64921,10 +64929,10 @@
       <w:color w:val="404040" w:themeColor="text1" w:themeTint="BF"/>
     </w:rPr>
   </w:style>
-  <w:style w:type="character" w:styleId="1594">
+  <w:style w:type="character" w:styleId="1600">
     <w:name w:val="Quote Char"/>
-    <w:basedOn w:val="1578"/>
-    <w:link w:val="1593"/>
+    <w:basedOn w:val="1584"/>
+    <w:link w:val="1599"/>
     <w:uiPriority w:val="29"/>
     <w:pPr>
       <w:pBdr/>
@@ -64937,9 +64945,9 @@
       <w:color w:val="404040" w:themeColor="text1" w:themeTint="BF"/>
     </w:rPr>
   </w:style>
-  <w:style w:type="paragraph" w:styleId="1595">
+  <w:style w:type="paragraph" w:styleId="1601">
     <w:name w:val="List Paragraph"/>
-    <w:basedOn w:val="1568"/>
+    <w:basedOn w:val="1574"/>
     <w:uiPriority w:val="34"/>
     <w:qFormat/>
     <w:pPr>
@@ -64949,9 +64957,9 @@
       <w:contextualSpacing w:val="true"/>
     </w:pPr>
   </w:style>
-  <w:style w:type="character" w:styleId="1596">
+  <w:style w:type="character" w:styleId="1602">
     <w:name w:val="Intense Emphasis"/>
-    <w:basedOn w:val="1578"/>
+    <w:basedOn w:val="1584"/>
     <w:uiPriority w:val="21"/>
     <w:qFormat/>
     <w:pPr>
@@ -64965,11 +64973,11 @@
       <w:color w:val="0f4761" w:themeColor="accent1" w:themeShade="BF"/>
     </w:rPr>
   </w:style>
-  <w:style w:type="paragraph" w:styleId="1597">
+  <w:style w:type="paragraph" w:styleId="1603">
     <w:name w:val="Intense Quote"/>
-    <w:basedOn w:val="1568"/>
-    <w:next w:val="1568"/>
-    <w:link w:val="1598"/>
+    <w:basedOn w:val="1574"/>
+    <w:next w:val="1574"/>
+    <w:link w:val="1604"/>
     <w:uiPriority w:val="30"/>
     <w:qFormat/>
     <w:pPr>
@@ -64987,10 +64995,10 @@
       <w:color w:val="0f4761" w:themeColor="accent1" w:themeShade="BF"/>
     </w:rPr>
   </w:style>
-  <w:style w:type="character" w:styleId="1598">
+  <w:style w:type="character" w:styleId="1604">
     <w:name w:val="Intense Quote Char"/>
-    <w:basedOn w:val="1578"/>
-    <w:link w:val="1597"/>
+    <w:basedOn w:val="1584"/>
+    <w:link w:val="1603"/>
     <w:uiPriority w:val="30"/>
     <w:pPr>
       <w:pBdr/>
@@ -65003,9 +65011,9 @@
       <w:color w:val="0f4761" w:themeColor="accent1" w:themeShade="BF"/>
     </w:rPr>
   </w:style>
-  <w:style w:type="character" w:styleId="1599">
+  <w:style w:type="character" w:styleId="1605">
     <w:name w:val="Intense Reference"/>
-    <w:basedOn w:val="1578"/>
+    <w:basedOn w:val="1584"/>
     <w:uiPriority w:val="32"/>
     <w:qFormat/>
     <w:pPr>
@@ -65021,9 +65029,9 @@
       <w:spacing w:val="5"/>
     </w:rPr>
   </w:style>
-  <w:style w:type="paragraph" w:styleId="1600">
+  <w:style w:type="paragraph" w:styleId="1606">
     <w:name w:val="No Spacing"/>
-    <w:basedOn w:val="1568"/>
+    <w:basedOn w:val="1574"/>
     <w:uiPriority w:val="1"/>
     <w:qFormat/>
     <w:pPr>
@@ -65032,9 +65040,9 @@
       <w:ind/>
     </w:pPr>
   </w:style>
-  <w:style w:type="character" w:styleId="1601">
+  <w:style w:type="character" w:styleId="1607">
     <w:name w:val="Subtle Emphasis"/>
-    <w:basedOn w:val="1578"/>
+    <w:basedOn w:val="1584"/>
     <w:uiPriority w:val="19"/>
     <w:qFormat/>
     <w:pPr>
@@ -65048,9 +65056,9 @@
       <w:color w:val="404040" w:themeColor="text1" w:themeTint="BF"/>
     </w:rPr>
   </w:style>
-  <w:style w:type="character" w:styleId="1602">
+  <w:style w:type="character" w:styleId="1608">
     <w:name w:val="Emphasis"/>
-    <w:basedOn w:val="1578"/>
+    <w:basedOn w:val="1584"/>
     <w:uiPriority w:val="20"/>
     <w:qFormat/>
     <w:pPr>
@@ -65063,9 +65071,9 @@
       <w:iCs/>
     </w:rPr>
   </w:style>
-  <w:style w:type="character" w:styleId="1603">
+  <w:style w:type="character" w:styleId="1609">
     <w:name w:val="Strong"/>
-    <w:basedOn w:val="1578"/>
+    <w:basedOn w:val="1584"/>
     <w:uiPriority w:val="22"/>
     <w:qFormat/>
     <w:pPr>
@@ -65078,9 +65086,9 @@
       <w:bCs/>
     </w:rPr>
   </w:style>
-  <w:style w:type="character" w:styleId="1604">
+  <w:style w:type="character" w:styleId="1610">
     <w:name w:val="Subtle Reference"/>
-    <w:basedOn w:val="1578"/>
+    <w:basedOn w:val="1584"/>
     <w:uiPriority w:val="31"/>
     <w:qFormat/>
     <w:pPr>
@@ -65093,9 +65101,9 @@
       <w:color w:val="5a5a5a" w:themeColor="text1" w:themeTint="A5"/>
     </w:rPr>
   </w:style>
-  <w:style w:type="character" w:styleId="1605">
+  <w:style w:type="character" w:styleId="1611">
     <w:name w:val="Book Title"/>
-    <w:basedOn w:val="1578"/>
+    <w:basedOn w:val="1584"/>
     <w:uiPriority w:val="33"/>
     <w:qFormat/>
     <w:pPr>
@@ -65111,10 +65119,10 @@
       <w:spacing w:val="5"/>
     </w:rPr>
   </w:style>
-  <w:style w:type="paragraph" w:styleId="1606">
+  <w:style w:type="paragraph" w:styleId="1612">
     <w:name w:val="Header"/>
-    <w:basedOn w:val="1568"/>
-    <w:link w:val="1607"/>
+    <w:basedOn w:val="1574"/>
+    <w:link w:val="1613"/>
     <w:uiPriority w:val="99"/>
     <w:unhideWhenUsed/>
     <w:pPr>
@@ -65127,10 +65135,10 @@
       <w:ind/>
     </w:pPr>
   </w:style>
-  <w:style w:type="character" w:styleId="1607">
+  <w:style w:type="character" w:styleId="1613">
     <w:name w:val="Header Char"/>
-    <w:basedOn w:val="1578"/>
-    <w:link w:val="1606"/>
+    <w:basedOn w:val="1584"/>
+    <w:link w:val="1612"/>
     <w:uiPriority w:val="99"/>
     <w:pPr>
       <w:pBdr/>
@@ -65138,10 +65146,10 @@
       <w:ind/>
     </w:pPr>
   </w:style>
-  <w:style w:type="paragraph" w:styleId="1608">
+  <w:style w:type="paragraph" w:styleId="1614">
     <w:name w:val="Footer"/>
-    <w:basedOn w:val="1568"/>
-    <w:link w:val="1609"/>
+    <w:basedOn w:val="1574"/>
+    <w:link w:val="1615"/>
     <w:uiPriority w:val="99"/>
     <w:unhideWhenUsed/>
     <w:pPr>
@@ -65154,10 +65162,10 @@
       <w:ind/>
     </w:pPr>
   </w:style>
-  <w:style w:type="character" w:styleId="1609">
+  <w:style w:type="character" w:styleId="1615">
     <w:name w:val="Footer Char"/>
-    <w:basedOn w:val="1578"/>
-    <w:link w:val="1608"/>
+    <w:basedOn w:val="1584"/>
+    <w:link w:val="1614"/>
     <w:uiPriority w:val="99"/>
     <w:pPr>
       <w:pBdr/>
@@ -65165,10 +65173,10 @@
       <w:ind/>
     </w:pPr>
   </w:style>
-  <w:style w:type="paragraph" w:styleId="1610">
+  <w:style w:type="paragraph" w:styleId="1616">
     <w:name w:val="Caption"/>
-    <w:basedOn w:val="1568"/>
-    <w:next w:val="1568"/>
+    <w:basedOn w:val="1574"/>
+    <w:next w:val="1574"/>
     <w:uiPriority w:val="35"/>
     <w:unhideWhenUsed/>
     <w:qFormat/>
@@ -65185,10 +65193,10 @@
       <w:szCs w:val="18"/>
     </w:rPr>
   </w:style>
-  <w:style w:type="paragraph" w:styleId="1611">
+  <w:style w:type="paragraph" w:styleId="1617">
     <w:name w:val="footnote text"/>
-    <w:basedOn w:val="1568"/>
-    <w:link w:val="1612"/>
+    <w:basedOn w:val="1574"/>
+    <w:link w:val="1618"/>
     <w:uiPriority w:val="99"/>
     <w:semiHidden/>
     <w:unhideWhenUsed/>
@@ -65202,10 +65210,10 @@
       <w:szCs w:val="20"/>
     </w:rPr>
   </w:style>
-  <w:style w:type="character" w:styleId="1612">
+  <w:style w:type="character" w:styleId="1618">
     <w:name w:val="Footnote Text Char"/>
-    <w:basedOn w:val="1578"/>
-    <w:link w:val="1611"/>
+    <w:basedOn w:val="1584"/>
+    <w:link w:val="1617"/>
     <w:uiPriority w:val="99"/>
     <w:semiHidden/>
     <w:pPr>
@@ -65218,9 +65226,9 @@
       <w:szCs w:val="20"/>
     </w:rPr>
   </w:style>
-  <w:style w:type="character" w:styleId="1613">
+  <w:style w:type="character" w:styleId="1619">
     <w:name w:val="footnote reference"/>
-    <w:basedOn w:val="1578"/>
+    <w:basedOn w:val="1584"/>
     <w:uiPriority w:val="99"/>
     <w:semiHidden/>
     <w:unhideWhenUsed/>
@@ -65233,10 +65241,10 @@
       <w:vertAlign w:val="superscript"/>
     </w:rPr>
   </w:style>
-  <w:style w:type="paragraph" w:styleId="1614">
+  <w:style w:type="paragraph" w:styleId="1620">
     <w:name w:val="endnote text"/>
-    <w:basedOn w:val="1568"/>
-    <w:link w:val="1615"/>
+    <w:basedOn w:val="1574"/>
+    <w:link w:val="1621"/>
     <w:uiPriority w:val="99"/>
     <w:semiHidden/>
     <w:unhideWhenUsed/>
@@ -65250,10 +65258,10 @@
       <w:szCs w:val="20"/>
     </w:rPr>
   </w:style>
-  <w:style w:type="character" w:styleId="1615">
+  <w:style w:type="character" w:styleId="1621">
     <w:name w:val="Endnote Text Char"/>
-    <w:basedOn w:val="1578"/>
-    <w:link w:val="1614"/>
+    <w:basedOn w:val="1584"/>
+    <w:link w:val="1620"/>
     <w:uiPriority w:val="99"/>
     <w:semiHidden/>
     <w:pPr>
@@ -65266,9 +65274,9 @@
       <w:szCs w:val="20"/>
     </w:rPr>
   </w:style>
-  <w:style w:type="character" w:styleId="1616">
+  <w:style w:type="character" w:styleId="1622">
     <w:name w:val="endnote reference"/>
-    <w:basedOn w:val="1578"/>
+    <w:basedOn w:val="1584"/>
     <w:uiPriority w:val="99"/>
     <w:semiHidden/>
     <w:unhideWhenUsed/>
@@ -65281,9 +65289,9 @@
       <w:vertAlign w:val="superscript"/>
     </w:rPr>
   </w:style>
-  <w:style w:type="character" w:styleId="1617">
+  <w:style w:type="character" w:styleId="1623">
     <w:name w:val="Hyperlink"/>
-    <w:basedOn w:val="1578"/>
+    <w:basedOn w:val="1584"/>
     <w:uiPriority w:val="99"/>
     <w:unhideWhenUsed/>
     <w:pPr>
@@ -65296,9 +65304,9 @@
       <w:u w:val="single"/>
     </w:rPr>
   </w:style>
-  <w:style w:type="character" w:styleId="1618">
+  <w:style w:type="character" w:styleId="1624">
     <w:name w:val="FollowedHyperlink"/>
-    <w:basedOn w:val="1578"/>
+    <w:basedOn w:val="1584"/>
     <w:uiPriority w:val="99"/>
     <w:semiHidden/>
     <w:unhideWhenUsed/>
@@ -65312,10 +65320,10 @@
       <w:u w:val="single"/>
     </w:rPr>
   </w:style>
-  <w:style w:type="paragraph" w:styleId="1619">
+  <w:style w:type="paragraph" w:styleId="1625">
     <w:name w:val="toc 1"/>
-    <w:basedOn w:val="1568"/>
-    <w:next w:val="1568"/>
+    <w:basedOn w:val="1574"/>
+    <w:next w:val="1574"/>
     <w:uiPriority w:val="39"/>
     <w:unhideWhenUsed/>
     <w:pPr>
@@ -65324,10 +65332,10 @@
       <w:ind/>
     </w:pPr>
   </w:style>
-  <w:style w:type="paragraph" w:styleId="1620">
+  <w:style w:type="paragraph" w:styleId="1626">
     <w:name w:val="toc 2"/>
-    <w:basedOn w:val="1568"/>
-    <w:next w:val="1568"/>
+    <w:basedOn w:val="1574"/>
+    <w:next w:val="1574"/>
     <w:uiPriority w:val="39"/>
     <w:unhideWhenUsed/>
     <w:pPr>
@@ -65336,10 +65344,10 @@
       <w:ind w:left="220"/>
     </w:pPr>
   </w:style>
-  <w:style w:type="paragraph" w:styleId="1621">
+  <w:style w:type="paragraph" w:styleId="1627">
     <w:name w:val="toc 3"/>
-    <w:basedOn w:val="1568"/>
-    <w:next w:val="1568"/>
+    <w:basedOn w:val="1574"/>
+    <w:next w:val="1574"/>
     <w:uiPriority w:val="39"/>
     <w:unhideWhenUsed/>
     <w:pPr>
@@ -65348,10 +65356,10 @@
       <w:ind w:left="440"/>
     </w:pPr>
   </w:style>
-  <w:style w:type="paragraph" w:styleId="1622">
+  <w:style w:type="paragraph" w:styleId="1628">
     <w:name w:val="toc 4"/>
-    <w:basedOn w:val="1568"/>
-    <w:next w:val="1568"/>
+    <w:basedOn w:val="1574"/>
+    <w:next w:val="1574"/>
     <w:uiPriority w:val="39"/>
     <w:unhideWhenUsed/>
     <w:pPr>
@@ -65360,10 +65368,10 @@
       <w:ind w:left="660"/>
     </w:pPr>
   </w:style>
-  <w:style w:type="paragraph" w:styleId="1623">
+  <w:style w:type="paragraph" w:styleId="1629">
     <w:name w:val="toc 5"/>
-    <w:basedOn w:val="1568"/>
-    <w:next w:val="1568"/>
+    <w:basedOn w:val="1574"/>
+    <w:next w:val="1574"/>
     <w:uiPriority w:val="39"/>
     <w:unhideWhenUsed/>
     <w:pPr>
@@ -65372,10 +65380,10 @@
       <w:ind w:left="880"/>
     </w:pPr>
   </w:style>
-  <w:style w:type="paragraph" w:styleId="1624">
+  <w:style w:type="paragraph" w:styleId="1630">
     <w:name w:val="toc 6"/>
-    <w:basedOn w:val="1568"/>
-    <w:next w:val="1568"/>
+    <w:basedOn w:val="1574"/>
+    <w:next w:val="1574"/>
     <w:uiPriority w:val="39"/>
     <w:unhideWhenUsed/>
     <w:pPr>
@@ -65384,10 +65392,10 @@
       <w:ind w:left="1100"/>
     </w:pPr>
   </w:style>
-  <w:style w:type="paragraph" w:styleId="1625">
+  <w:style w:type="paragraph" w:styleId="1631">
     <w:name w:val="toc 7"/>
-    <w:basedOn w:val="1568"/>
-    <w:next w:val="1568"/>
+    <w:basedOn w:val="1574"/>
+    <w:next w:val="1574"/>
     <w:uiPriority w:val="39"/>
     <w:unhideWhenUsed/>
     <w:pPr>
@@ -65396,10 +65404,10 @@
       <w:ind w:left="1320"/>
     </w:pPr>
   </w:style>
-  <w:style w:type="paragraph" w:styleId="1626">
+  <w:style w:type="paragraph" w:styleId="1632">
     <w:name w:val="toc 8"/>
-    <w:basedOn w:val="1568"/>
-    <w:next w:val="1568"/>
+    <w:basedOn w:val="1574"/>
+    <w:next w:val="1574"/>
     <w:uiPriority w:val="39"/>
     <w:unhideWhenUsed/>
     <w:pPr>
@@ -65408,10 +65416,10 @@
       <w:ind w:left="1540"/>
     </w:pPr>
   </w:style>
-  <w:style w:type="paragraph" w:styleId="1627">
+  <w:style w:type="paragraph" w:styleId="1633">
     <w:name w:val="toc 9"/>
-    <w:basedOn w:val="1568"/>
-    <w:next w:val="1568"/>
+    <w:basedOn w:val="1574"/>
+    <w:next w:val="1574"/>
     <w:uiPriority w:val="39"/>
     <w:unhideWhenUsed/>
     <w:pPr>
@@ -65420,9 +65428,9 @@
       <w:ind w:left="1760"/>
     </w:pPr>
   </w:style>
-  <w:style w:type="character" w:styleId="1628">
+  <w:style w:type="character" w:styleId="1634">
     <w:name w:val="Placeholder Text"/>
-    <w:basedOn w:val="1578"/>
+    <w:basedOn w:val="1584"/>
     <w:uiPriority w:val="99"/>
     <w:semiHidden/>
     <w:pPr>
@@ -65434,7 +65442,7 @@
       <w:color w:val="666666"/>
     </w:rPr>
   </w:style>
-  <w:style w:type="paragraph" w:styleId="1629">
+  <w:style w:type="paragraph" w:styleId="1635">
     <w:name w:val="TOC Heading"/>
     <w:uiPriority w:val="39"/>
     <w:unhideWhenUsed/>
@@ -65444,10 +65452,10 @@
       <w:ind/>
     </w:pPr>
   </w:style>
-  <w:style w:type="paragraph" w:styleId="1630">
+  <w:style w:type="paragraph" w:styleId="1636">
     <w:name w:val="table of figures"/>
-    <w:basedOn w:val="1568"/>
-    <w:next w:val="1568"/>
+    <w:basedOn w:val="1574"/>
+    <w:next w:val="1574"/>
     <w:uiPriority w:val="99"/>
     <w:unhideWhenUsed/>
     <w:pPr>

--- a/docs/TS-semestrálka-hrouda.docx
+++ b/docs/TS-semestrálka-hrouda.docx
@@ -732,6 +732,7 @@
             </w:tabs>
             <w:spacing/>
             <w:ind/>
+            <w:jc w:val="left"/>
             <w:rPr>
               <w:highlight w:val="none"/>
             </w:rPr>
@@ -784,6 +785,11 @@
               <w:fldChar w:fldCharType="begin"/>
               <w:instrText xml:space="preserve">PAGEREF _Toc1 \h</w:instrText>
               <w:fldChar w:fldCharType="separate"/>
+              <w:tab/>
+              <w:tab/>
+              <w:tab/>
+              <w:tab/>
+              <w:tab/>
               <w:t xml:space="preserve">2</w:t>
               <w:fldChar w:fldCharType="end"/>
             </w:r>
@@ -803,6 +809,7 @@
             </w:tabs>
             <w:spacing/>
             <w:ind/>
+            <w:jc w:val="left"/>
             <w:rPr/>
           </w:pPr>
           <w:hyperlink w:tooltip="#_Toc2" w:anchor="_Toc2" w:history="1">
@@ -830,6 +837,11 @@
               <w:tab/>
             </w:r>
             <w:r>
+              <w:tab/>
+              <w:tab/>
+              <w:tab/>
+              <w:tab/>
+              <w:tab/>
               <w:fldChar w:fldCharType="begin"/>
               <w:instrText xml:space="preserve">PAGEREF _Toc2 \h</w:instrText>
               <w:fldChar w:fldCharType="separate"/>
@@ -848,9 +860,312 @@
             </w:tabs>
             <w:spacing/>
             <w:ind/>
+            <w:jc w:val="left"/>
+            <w:rPr>
+              <w:b w:val="0"/>
+              <w:bCs w:val="0"/>
+              <w:highlight w:val="none"/>
+            </w:rPr>
+          </w:pPr>
+          <w:hyperlink w:tooltip="#_Toc3" w:anchor="_Toc3" w:history="1">
+            <w:r>
+              <w:rPr>
+                <w:rStyle w:val="926"/>
+              </w:rPr>
+            </w:r>
+            <w:r>
+              <w:rPr>
+                <w:rStyle w:val="926"/>
+                <w:b w:val="0"/>
+                <w:bCs w:val="0"/>
+                <w:highlight w:val="none"/>
+                <w:lang w:val="cs-CZ"/>
+              </w:rPr>
+              <w:t xml:space="preserve">Popis funkcinality aplikace</w:t>
+            </w:r>
+            <w:r>
+              <w:rPr>
+                <w:rStyle w:val="926"/>
+                <w:b w:val="0"/>
+                <w:bCs w:val="0"/>
+                <w:highlight w:val="none"/>
+              </w:rPr>
+            </w:r>
+            <w:r>
+              <w:tab/>
+              <w:tab/>
+              <w:tab/>
+              <w:tab/>
+              <w:tab/>
+              <w:tab/>
+            </w:r>
+            <w:r>
+              <w:fldChar w:fldCharType="begin"/>
+              <w:instrText xml:space="preserve">PAGEREF _Toc3 \h</w:instrText>
+              <w:fldChar w:fldCharType="separate"/>
+              <w:t xml:space="preserve">2</w:t>
+              <w:fldChar w:fldCharType="end"/>
+            </w:r>
+          </w:hyperlink>
+          <w:r>
+            <w:rPr>
+              <w:b w:val="0"/>
+              <w:bCs w:val="0"/>
+              <w:highlight w:val="none"/>
+            </w:rPr>
+          </w:r>
+          <w:r>
+            <w:rPr>
+              <w:b w:val="0"/>
+              <w:bCs w:val="0"/>
+              <w:highlight w:val="none"/>
+            </w:rPr>
+          </w:r>
+        </w:p>
+        <w:p>
+          <w:pPr>
+            <w:pStyle w:val="929"/>
+            <w:pBdr/>
+            <w:tabs>
+              <w:tab w:val="left" w:leader="none" w:pos="3407"/>
+            </w:tabs>
+            <w:spacing/>
+            <w:ind/>
+            <w:jc w:val="left"/>
             <w:rPr/>
           </w:pPr>
-          <w:hyperlink w:tooltip="#_Toc3" w:anchor="_Toc3" w:history="1">
+          <w:hyperlink w:tooltip="#_Toc4" w:anchor="_Toc4" w:history="1">
+            <w:r>
+              <w:rPr>
+                <w:rStyle w:val="926"/>
+              </w:rPr>
+            </w:r>
+            <w:r>
+              <w:rPr>
+                <w:rStyle w:val="926"/>
+                <w:b w:val="0"/>
+                <w:bCs w:val="0"/>
+                <w:highlight w:val="none"/>
+                <w:lang w:val="cs-CZ"/>
+              </w:rPr>
+              <w:t xml:space="preserve">Uživatelské role</w:t>
+            </w:r>
+            <w:r>
+              <w:rPr>
+                <w:rStyle w:val="926"/>
+              </w:rPr>
+            </w:r>
+            <w:r>
+              <w:tab/>
+            </w:r>
+            <w:r>
+              <w:tab/>
+              <w:tab/>
+              <w:tab/>
+              <w:tab/>
+              <w:tab/>
+              <w:fldChar w:fldCharType="begin"/>
+              <w:instrText xml:space="preserve">PAGEREF _Toc4 \h</w:instrText>
+              <w:fldChar w:fldCharType="separate"/>
+              <w:t xml:space="preserve">2</w:t>
+              <w:fldChar w:fldCharType="end"/>
+            </w:r>
+          </w:hyperlink>
+          <w:r/>
+        </w:p>
+        <w:p>
+          <w:pPr>
+            <w:pStyle w:val="929"/>
+            <w:pBdr/>
+            <w:tabs>
+              <w:tab w:val="left" w:leader="none" w:pos="3407"/>
+            </w:tabs>
+            <w:spacing/>
+            <w:ind/>
+            <w:jc w:val="left"/>
+            <w:rPr>
+              <w:b w:val="0"/>
+              <w:bCs w:val="0"/>
+            </w:rPr>
+          </w:pPr>
+          <w:hyperlink w:tooltip="#_Toc5" w:anchor="_Toc5" w:history="1">
+            <w:r>
+              <w:rPr>
+                <w:rStyle w:val="926"/>
+              </w:rPr>
+            </w:r>
+            <w:r>
+              <w:rPr>
+                <w:rStyle w:val="926"/>
+                <w:b w:val="0"/>
+                <w:bCs w:val="0"/>
+                <w:highlight w:val="none"/>
+                <w:lang w:val="cs-CZ"/>
+              </w:rPr>
+              <w:t xml:space="preserve">Zákaznická část</w:t>
+            </w:r>
+            <w:r>
+              <w:rPr>
+                <w:rStyle w:val="926"/>
+                <w:b w:val="0"/>
+                <w:bCs w:val="0"/>
+                <w:highlight w:val="none"/>
+                <w:lang w:val="cs-CZ"/>
+              </w:rPr>
+            </w:r>
+            <w:r>
+              <w:tab/>
+            </w:r>
+            <w:r>
+              <w:fldChar w:fldCharType="begin"/>
+              <w:instrText xml:space="preserve">PAGEREF _Toc5 \h</w:instrText>
+              <w:fldChar w:fldCharType="separate"/>
+              <w:tab/>
+              <w:tab/>
+              <w:tab/>
+              <w:tab/>
+              <w:tab/>
+              <w:t xml:space="preserve">2</w:t>
+              <w:fldChar w:fldCharType="end"/>
+            </w:r>
+          </w:hyperlink>
+          <w:r>
+            <w:rPr>
+              <w:b w:val="0"/>
+              <w:bCs w:val="0"/>
+            </w:rPr>
+          </w:r>
+          <w:r>
+            <w:rPr>
+              <w:b w:val="0"/>
+              <w:bCs w:val="0"/>
+            </w:rPr>
+          </w:r>
+        </w:p>
+        <w:p>
+          <w:pPr>
+            <w:pStyle w:val="929"/>
+            <w:pBdr/>
+            <w:tabs>
+              <w:tab w:val="left" w:leader="none" w:pos="3407"/>
+            </w:tabs>
+            <w:spacing/>
+            <w:ind/>
+            <w:jc w:val="left"/>
+            <w:rPr/>
+          </w:pPr>
+          <w:hyperlink w:tooltip="#_Toc6" w:anchor="_Toc6" w:history="1">
+            <w:r>
+              <w:rPr>
+                <w:rStyle w:val="926"/>
+              </w:rPr>
+            </w:r>
+            <w:r>
+              <w:rPr>
+                <w:rStyle w:val="926"/>
+                <w:b w:val="0"/>
+                <w:bCs w:val="0"/>
+                <w:highlight w:val="none"/>
+                <w:lang w:val="cs-CZ"/>
+              </w:rPr>
+              <w:t xml:space="preserve">Administrátorská část</w:t>
+            </w:r>
+            <w:r>
+              <w:rPr>
+                <w:rStyle w:val="926"/>
+              </w:rPr>
+            </w:r>
+            <w:r>
+              <w:tab/>
+              <w:tab/>
+            </w:r>
+            <w:r>
+              <w:rPr>
+                <w:lang w:val="cs-CZ"/>
+              </w:rPr>
+              <w:tab/>
+              <w:tab/>
+              <w:tab/>
+              <w:tab/>
+            </w:r>
+            <w:r>
+              <w:fldChar w:fldCharType="begin"/>
+              <w:instrText xml:space="preserve">PAGEREF _Toc6 \h</w:instrText>
+              <w:fldChar w:fldCharType="separate"/>
+              <w:t xml:space="preserve">3</w:t>
+              <w:fldChar w:fldCharType="end"/>
+            </w:r>
+          </w:hyperlink>
+          <w:r/>
+          <w:r/>
+        </w:p>
+        <w:p>
+          <w:pPr>
+            <w:pStyle w:val="928"/>
+            <w:pBdr/>
+            <w:tabs>
+              <w:tab w:val="left" w:leader="none" w:pos="3407"/>
+            </w:tabs>
+            <w:spacing/>
+            <w:ind/>
+            <w:jc w:val="left"/>
+            <w:rPr>
+              <w:highlight w:val="none"/>
+            </w:rPr>
+          </w:pPr>
+          <w:hyperlink w:tooltip="#_Toc7" w:anchor="_Toc7" w:history="1">
+            <w:r>
+              <w:rPr>
+                <w:rStyle w:val="926"/>
+              </w:rPr>
+            </w:r>
+            <w:r>
+              <w:rPr>
+                <w:rStyle w:val="926"/>
+                <w:lang w:val="cs-CZ"/>
+              </w:rPr>
+              <w:t xml:space="preserve">Prioritizace částí aplikace</w:t>
+            </w:r>
+            <w:r>
+              <w:rPr>
+                <w:rStyle w:val="926"/>
+              </w:rPr>
+            </w:r>
+            <w:r>
+              <w:tab/>
+              <w:tab/>
+              <w:tab/>
+              <w:tab/>
+              <w:tab/>
+              <w:tab/>
+            </w:r>
+            <w:r>
+              <w:fldChar w:fldCharType="begin"/>
+              <w:instrText xml:space="preserve">PAGEREF _Toc7 \h</w:instrText>
+              <w:fldChar w:fldCharType="separate"/>
+              <w:t xml:space="preserve">3</w:t>
+              <w:fldChar w:fldCharType="end"/>
+            </w:r>
+          </w:hyperlink>
+          <w:r>
+            <w:rPr>
+              <w:highlight w:val="none"/>
+            </w:rPr>
+          </w:r>
+        </w:p>
+        <w:p>
+          <w:pPr>
+            <w:pStyle w:val="928"/>
+            <w:pBdr/>
+            <w:tabs>
+              <w:tab w:val="left" w:leader="none" w:pos="3407"/>
+            </w:tabs>
+            <w:spacing/>
+            <w:ind/>
+            <w:jc w:val="left"/>
+            <w:rPr/>
+          </w:pPr>
+          <w:hyperlink w:tooltip="#_Toc8" w:anchor="_Toc8" w:history="1">
             <w:r>
               <w:rPr>
                 <w:rStyle w:val="926"/>
@@ -873,12 +1188,17 @@
             </w:r>
             <w:r>
               <w:tab/>
+              <w:tab/>
+              <w:tab/>
+              <w:tab/>
+              <w:tab/>
+              <w:tab/>
             </w:r>
             <w:r>
               <w:fldChar w:fldCharType="begin"/>
-              <w:instrText xml:space="preserve">PAGEREF _Toc3 \h</w:instrText>
+              <w:instrText xml:space="preserve">PAGEREF _Toc8 \h</w:instrText>
               <w:fldChar w:fldCharType="separate"/>
-              <w:t xml:space="preserve">2</w:t>
+              <w:t xml:space="preserve">3</w:t>
               <w:fldChar w:fldCharType="end"/>
             </w:r>
           </w:hyperlink>
@@ -893,9 +1213,10 @@
             </w:tabs>
             <w:spacing/>
             <w:ind/>
+            <w:jc w:val="left"/>
             <w:rPr/>
           </w:pPr>
-          <w:hyperlink w:tooltip="#_Toc4" w:anchor="_Toc4" w:history="1">
+          <w:hyperlink w:tooltip="#_Toc9" w:anchor="_Toc9" w:history="1">
             <w:r>
               <w:rPr>
                 <w:rStyle w:val="926"/>
@@ -915,15 +1236,23 @@
             </w:r>
             <w:r>
               <w:tab/>
+              <w:tab/>
+              <w:tab/>
+              <w:tab/>
+              <w:tab/>
+            </w:r>
+            <w:r>
+              <w:tab/>
             </w:r>
             <w:r>
               <w:fldChar w:fldCharType="begin"/>
-              <w:instrText xml:space="preserve">PAGEREF _Toc4 \h</w:instrText>
+              <w:instrText xml:space="preserve">PAGEREF _Toc9 \h</w:instrText>
               <w:fldChar w:fldCharType="separate"/>
-              <w:t xml:space="preserve">2</w:t>
+              <w:t xml:space="preserve">3</w:t>
               <w:fldChar w:fldCharType="end"/>
             </w:r>
           </w:hyperlink>
+          <w:r/>
           <w:r/>
         </w:p>
         <w:p>
@@ -935,9 +1264,10 @@
             </w:tabs>
             <w:spacing/>
             <w:ind/>
+            <w:jc w:val="left"/>
             <w:rPr/>
           </w:pPr>
-          <w:hyperlink w:tooltip="#_Toc5" w:anchor="_Toc5" w:history="1">
+          <w:hyperlink w:tooltip="#_Toc10" w:anchor="_Toc10" w:history="1">
             <w:r>
               <w:rPr>
                 <w:rStyle w:val="926"/>
@@ -960,12 +1290,17 @@
             </w:r>
             <w:r>
               <w:tab/>
+              <w:tab/>
+              <w:tab/>
+              <w:tab/>
+              <w:tab/>
+              <w:tab/>
             </w:r>
             <w:r>
               <w:fldChar w:fldCharType="begin"/>
-              <w:instrText xml:space="preserve">PAGEREF _Toc5 \h</w:instrText>
+              <w:instrText xml:space="preserve">PAGEREF _Toc10 \h</w:instrText>
               <w:fldChar w:fldCharType="separate"/>
-              <w:t xml:space="preserve">2</w:t>
+              <w:t xml:space="preserve">3</w:t>
               <w:fldChar w:fldCharType="end"/>
             </w:r>
           </w:hyperlink>
@@ -980,9 +1315,10 @@
             </w:tabs>
             <w:spacing/>
             <w:ind/>
+            <w:jc w:val="left"/>
             <w:rPr/>
           </w:pPr>
-          <w:hyperlink w:tooltip="#_Toc6" w:anchor="_Toc6" w:history="1">
+          <w:hyperlink w:tooltip="#_Toc11" w:anchor="_Toc11" w:history="1">
             <w:r>
               <w:rPr>
                 <w:rStyle w:val="926"/>
@@ -1002,12 +1338,17 @@
             </w:r>
             <w:r>
               <w:tab/>
+              <w:tab/>
+              <w:tab/>
+              <w:tab/>
+              <w:tab/>
+              <w:tab/>
             </w:r>
             <w:r>
               <w:fldChar w:fldCharType="begin"/>
-              <w:instrText xml:space="preserve">PAGEREF _Toc6 \h</w:instrText>
+              <w:instrText xml:space="preserve">PAGEREF _Toc11 \h</w:instrText>
               <w:fldChar w:fldCharType="separate"/>
-              <w:t xml:space="preserve">2</w:t>
+              <w:t xml:space="preserve">3</w:t>
               <w:fldChar w:fldCharType="end"/>
             </w:r>
           </w:hyperlink>
@@ -1022,9 +1363,10 @@
             </w:tabs>
             <w:spacing/>
             <w:ind/>
+            <w:jc w:val="left"/>
             <w:rPr/>
           </w:pPr>
-          <w:hyperlink w:tooltip="#_Toc7" w:anchor="_Toc7" w:history="1">
+          <w:hyperlink w:tooltip="#_Toc12" w:anchor="_Toc12" w:history="1">
             <w:r>
               <w:rPr>
                 <w:rStyle w:val="926"/>
@@ -1044,10 +1386,15 @@
             </w:r>
             <w:r>
               <w:tab/>
+              <w:tab/>
+              <w:tab/>
+              <w:tab/>
+              <w:tab/>
+              <w:tab/>
             </w:r>
             <w:r>
               <w:fldChar w:fldCharType="begin"/>
-              <w:instrText xml:space="preserve">PAGEREF _Toc7 \h</w:instrText>
+              <w:instrText xml:space="preserve">PAGEREF _Toc12 \h</w:instrText>
               <w:fldChar w:fldCharType="separate"/>
               <w:t xml:space="preserve">3</w:t>
               <w:fldChar w:fldCharType="end"/>
@@ -1064,13 +1411,14 @@
             </w:tabs>
             <w:spacing/>
             <w:ind/>
+            <w:jc w:val="left"/>
             <w:rPr>
               <w:b w:val="0"/>
               <w:bCs w:val="0"/>
               <w:highlight w:val="none"/>
             </w:rPr>
           </w:pPr>
-          <w:hyperlink w:tooltip="#_Toc8" w:anchor="_Toc8" w:history="1">
+          <w:hyperlink w:tooltip="#_Toc13" w:anchor="_Toc13" w:history="1">
             <w:r>
               <w:rPr>
                 <w:rStyle w:val="926"/>
@@ -1097,12 +1445,17 @@
             </w:r>
             <w:r>
               <w:tab/>
+              <w:tab/>
+              <w:tab/>
+              <w:tab/>
+              <w:tab/>
+              <w:tab/>
             </w:r>
             <w:r>
               <w:fldChar w:fldCharType="begin"/>
-              <w:instrText xml:space="preserve">PAGEREF _Toc8 \h</w:instrText>
+              <w:instrText xml:space="preserve">PAGEREF _Toc13 \h</w:instrText>
               <w:fldChar w:fldCharType="separate"/>
-              <w:t xml:space="preserve">3</w:t>
+              <w:t xml:space="preserve">4</w:t>
               <w:fldChar w:fldCharType="end"/>
             </w:r>
           </w:hyperlink>
@@ -1124,9 +1477,10 @@
             </w:tabs>
             <w:spacing/>
             <w:ind/>
+            <w:jc w:val="left"/>
             <w:rPr/>
           </w:pPr>
-          <w:hyperlink w:tooltip="#_Toc9" w:anchor="_Toc9" w:history="1">
+          <w:hyperlink w:tooltip="#_Toc14" w:anchor="_Toc14" w:history="1">
             <w:r>
               <w:rPr>
                 <w:rStyle w:val="926"/>
@@ -1149,9 +1503,9 @@
             </w:r>
             <w:r>
               <w:fldChar w:fldCharType="begin"/>
-              <w:instrText xml:space="preserve">PAGEREF _Toc9 \h</w:instrText>
+              <w:instrText xml:space="preserve">PAGEREF _Toc14 \h</w:instrText>
               <w:fldChar w:fldCharType="separate"/>
-              <w:t xml:space="preserve">3</w:t>
+              <w:t xml:space="preserve">4</w:t>
               <w:fldChar w:fldCharType="end"/>
             </w:r>
           </w:hyperlink>
@@ -1162,6 +1516,7 @@
             <w:pBdr/>
             <w:spacing/>
             <w:ind/>
+            <w:jc w:val="left"/>
             <w:rPr>
               <w:highlight w:val="none"/>
             </w:rPr>
@@ -1199,24 +1554,20 @@
           <w:highlight w:val="none"/>
         </w:rPr>
       </w:r>
-      <w:r>
+    </w:p>
+    <w:p>
+      <w:pPr>
+        <w:pStyle w:val="881"/>
+        <w:pBdr/>
+        <w:spacing/>
+        <w:ind/>
         <w:rPr>
           <w:highlight w:val="none"/>
         </w:rPr>
-      </w:r>
-    </w:p>
-    <w:p>
-      <w:pPr>
-        <w:pStyle w:val="881"/>
-        <w:pBdr/>
-        <w:spacing/>
-        <w:ind/>
-        <w:rPr>
-          <w:highlight w:val="none"/>
-        </w:rPr>
       </w:pPr>
       <w:r/>
-      <w:bookmarkStart w:id="1" w:name="_Toc1"/>
+      <w:bookmarkStart w:id="17" w:name="_Toc1"/>
+      <w:r/>
       <w:r>
         <w:rPr>
           <w:b w:val="0"/>
@@ -1226,12 +1577,8 @@
         </w:rPr>
         <w:t xml:space="preserve">Úvod</w:t>
       </w:r>
-      <w:r>
-        <w:rPr>
-          <w:highlight w:val="none"/>
-        </w:rPr>
-      </w:r>
-      <w:bookmarkEnd w:id="1"/>
+      <w:r/>
+      <w:bookmarkEnd w:id="17"/>
       <w:r/>
       <w:r>
         <w:rPr>
@@ -1287,7 +1634,8 @@
         <w:rPr/>
       </w:pPr>
       <w:r/>
-      <w:bookmarkStart w:id="2" w:name="_Toc2"/>
+      <w:bookmarkStart w:id="18" w:name="_Toc2"/>
+      <w:r/>
       <w:r>
         <w:rPr>
           <w:b w:val="0"/>
@@ -1298,7 +1646,7 @@
         <w:t xml:space="preserve">Zadání webové aplikace</w:t>
       </w:r>
       <w:r/>
-      <w:bookmarkEnd w:id="2"/>
+      <w:bookmarkEnd w:id="18"/>
       <w:r/>
       <w:r/>
     </w:p>
@@ -1396,10 +1744,1787 @@
         <w:pBdr/>
         <w:spacing/>
         <w:ind/>
+        <w:rPr>
+          <w:b w:val="0"/>
+          <w:bCs w:val="0"/>
+          <w:highlight w:val="none"/>
+        </w:rPr>
+      </w:pPr>
+      <w:r/>
+      <w:bookmarkStart w:id="19" w:name="_Toc3"/>
+      <w:r>
+        <w:rPr>
+          <w:b w:val="0"/>
+          <w:bCs w:val="0"/>
+          <w:highlight w:val="none"/>
+          <w:lang w:val="cs-CZ"/>
+        </w:rPr>
+        <w:t xml:space="preserve">Popis funkcinality aplikace</w:t>
+      </w:r>
+      <w:r/>
+      <w:bookmarkEnd w:id="19"/>
+      <w:r/>
+      <w:r>
+        <w:rPr>
+          <w:b w:val="0"/>
+          <w:bCs w:val="0"/>
+          <w:highlight w:val="none"/>
+        </w:rPr>
+      </w:r>
+    </w:p>
+    <w:p>
+      <w:pPr>
+        <w:pBdr/>
+        <w:spacing/>
+        <w:ind/>
+        <w:rPr>
+          <w:b w:val="0"/>
+          <w:bCs w:val="0"/>
+          <w:highlight w:val="none"/>
+          <w:lang w:val="cs-CZ"/>
+        </w:rPr>
+      </w:pPr>
+      <w:r>
+        <w:rPr>
+          <w:b w:val="0"/>
+          <w:bCs w:val="0"/>
+          <w:highlight w:val="none"/>
+          <w:lang w:val="cs-CZ"/>
+        </w:rPr>
+      </w:r>
+      <w:r>
+        <w:rPr>
+          <w:b w:val="0"/>
+          <w:bCs w:val="0"/>
+          <w:highlight w:val="none"/>
+          <w:lang w:val="cs-CZ"/>
+        </w:rPr>
+        <w:t xml:space="preserve">Webová e-commerce aplikace pro objednávání zmrzliny online. Zákazník si vybere pobočku, přidá produkty do košíku nebo si sestaví vlastní zmrzlinu pomocí konfigurátoru, a odešle objednávku k vyzvednutí.</w:t>
+      </w:r>
+      <w:r/>
+    </w:p>
+    <w:p>
+      <w:pPr>
+        <w:pStyle w:val="882"/>
+        <w:pBdr/>
+        <w:spacing/>
+        <w:ind/>
         <w:rPr/>
       </w:pPr>
       <w:r/>
-      <w:bookmarkStart w:id="3" w:name="_Toc3"/>
+      <w:bookmarkStart w:id="20" w:name="_Toc4"/>
+      <w:r/>
+      <w:bookmarkStart w:id="15" w:name="_Uživatelsk"/>
+      <w:r/>
+      <w:bookmarkEnd w:id="15"/>
+      <w:r>
+        <w:rPr>
+          <w:b w:val="0"/>
+          <w:bCs w:val="0"/>
+          <w:highlight w:val="none"/>
+          <w:lang w:val="cs-CZ"/>
+        </w:rPr>
+        <w:t xml:space="preserve">Uživatelské role</w:t>
+      </w:r>
+      <w:r/>
+      <w:bookmarkEnd w:id="20"/>
+      <w:r/>
+      <w:r/>
+    </w:p>
+    <w:p>
+      <w:pPr>
+        <w:pBdr/>
+        <w:spacing/>
+        <w:ind/>
+        <w:rPr>
+          <w:b w:val="0"/>
+          <w:bCs w:val="0"/>
+          <w:highlight w:val="none"/>
+          <w:lang w:val="cs-CZ"/>
+        </w:rPr>
+      </w:pPr>
+      <w:r>
+        <w:rPr>
+          <w:b w:val="0"/>
+          <w:bCs w:val="0"/>
+          <w:highlight w:val="none"/>
+          <w:lang w:val="cs-CZ"/>
+        </w:rPr>
+        <w:t xml:space="preserve">Uživatel může nabývat tří rolý </w:t>
+      </w:r>
+      <w:r>
+        <w:rPr>
+          <w:b/>
+          <w:bCs/>
+          <w:highlight w:val="none"/>
+          <w:lang w:val="cs-CZ"/>
+        </w:rPr>
+        <w:t xml:space="preserve">nepřihlášený uživatel</w:t>
+      </w:r>
+      <w:r>
+        <w:rPr>
+          <w:b w:val="0"/>
+          <w:bCs w:val="0"/>
+          <w:highlight w:val="none"/>
+          <w:lang w:val="cs-CZ"/>
+        </w:rPr>
+        <w:t xml:space="preserve">, </w:t>
+      </w:r>
+      <w:r>
+        <w:rPr>
+          <w:b/>
+          <w:bCs/>
+          <w:highlight w:val="none"/>
+          <w:lang w:val="cs-CZ"/>
+        </w:rPr>
+        <w:t xml:space="preserve">přihlášený uživatel</w:t>
+      </w:r>
+      <w:r>
+        <w:rPr>
+          <w:b w:val="0"/>
+          <w:bCs w:val="0"/>
+          <w:highlight w:val="none"/>
+          <w:lang w:val="cs-CZ"/>
+        </w:rPr>
+        <w:t xml:space="preserve"> a </w:t>
+      </w:r>
+      <w:r>
+        <w:rPr>
+          <w:b/>
+          <w:bCs/>
+          <w:highlight w:val="none"/>
+          <w:lang w:val="cs-CZ"/>
+        </w:rPr>
+        <w:t xml:space="preserve">admin</w:t>
+      </w:r>
+      <w:r>
+        <w:rPr>
+          <w:b w:val="0"/>
+          <w:bCs w:val="0"/>
+          <w:highlight w:val="none"/>
+          <w:lang w:val="cs-CZ"/>
+        </w:rPr>
+        <w:t xml:space="preserve">, kde každá role přidává uživateli nové funkcionality</w:t>
+      </w:r>
+      <w:r>
+        <w:rPr>
+          <w:b w:val="0"/>
+          <w:bCs w:val="0"/>
+        </w:rPr>
+      </w:r>
+    </w:p>
+    <w:p>
+      <w:pPr>
+        <w:pStyle w:val="944"/>
+        <w:numPr>
+          <w:ilvl w:val="0"/>
+          <w:numId w:val="4"/>
+        </w:numPr>
+        <w:pBdr/>
+        <w:spacing/>
+        <w:ind/>
+        <w:rPr>
+          <w:b w:val="0"/>
+          <w:bCs w:val="0"/>
+        </w:rPr>
+      </w:pPr>
+      <w:r>
+        <w:rPr>
+          <w:b w:val="0"/>
+          <w:bCs w:val="0"/>
+          <w:highlight w:val="none"/>
+          <w:lang w:val="cs-CZ"/>
+        </w:rPr>
+        <w:t xml:space="preserve">Nepřihlášený uživatel = možnost objednání zmrzliny, konfigurátor zmrzliny, filtrace nabýdky a kvíz</w:t>
+      </w:r>
+      <w:r>
+        <w:rPr>
+          <w:b w:val="0"/>
+          <w:bCs w:val="0"/>
+        </w:rPr>
+      </w:r>
+    </w:p>
+    <w:p>
+      <w:pPr>
+        <w:pStyle w:val="944"/>
+        <w:numPr>
+          <w:ilvl w:val="0"/>
+          <w:numId w:val="4"/>
+        </w:numPr>
+        <w:pBdr/>
+        <w:spacing/>
+        <w:ind/>
+        <w:rPr>
+          <w:b w:val="0"/>
+          <w:bCs w:val="0"/>
+        </w:rPr>
+      </w:pPr>
+      <w:r>
+        <w:rPr>
+          <w:b w:val="0"/>
+          <w:bCs w:val="0"/>
+          <w:highlight w:val="none"/>
+          <w:lang w:val="cs-CZ"/>
+        </w:rPr>
+        <w:t xml:space="preserve">Přihlášený uživatel = uchovávání objednávek, předvyplnění informací u objednávání</w:t>
+      </w:r>
+      <w:r>
+        <w:rPr>
+          <w:b w:val="0"/>
+          <w:bCs w:val="0"/>
+        </w:rPr>
+      </w:r>
+    </w:p>
+    <w:p>
+      <w:pPr>
+        <w:pStyle w:val="944"/>
+        <w:numPr>
+          <w:ilvl w:val="0"/>
+          <w:numId w:val="4"/>
+        </w:numPr>
+        <w:pBdr/>
+        <w:spacing/>
+        <w:ind/>
+        <w:rPr>
+          <w:b w:val="0"/>
+          <w:bCs w:val="0"/>
+        </w:rPr>
+      </w:pPr>
+      <w:r>
+        <w:rPr>
+          <w:b w:val="0"/>
+          <w:bCs w:val="0"/>
+          <w:highlight w:val="none"/>
+          <w:lang w:val="cs-CZ"/>
+        </w:rPr>
+        <w:t xml:space="preserve">Admin = dashboard, správá produktů a kamenných prodejen</w:t>
+      </w:r>
+      <w:r>
+        <w:rPr>
+          <w:b w:val="0"/>
+          <w:bCs w:val="0"/>
+        </w:rPr>
+      </w:r>
+    </w:p>
+    <w:p>
+      <w:pPr>
+        <w:pBdr/>
+        <w:spacing/>
+        <w:ind/>
+        <w:rPr>
+          <w:b w:val="0"/>
+          <w:bCs w:val="0"/>
+          <w:highlight w:val="none"/>
+          <w:lang w:val="cs-CZ"/>
+        </w:rPr>
+      </w:pPr>
+      <w:r>
+        <w:rPr>
+          <w:b w:val="0"/>
+          <w:bCs w:val="0"/>
+          <w:highlight w:val="none"/>
+          <w:lang w:val="cs-CZ"/>
+        </w:rPr>
+        <w:t xml:space="preserve">Testovatelské účty jsou:</w:t>
+      </w:r>
+      <w:r>
+        <w:rPr>
+          <w:b w:val="0"/>
+          <w:bCs w:val="0"/>
+        </w:rPr>
+      </w:r>
+    </w:p>
+    <w:p>
+      <w:pPr>
+        <w:pStyle w:val="944"/>
+        <w:numPr>
+          <w:ilvl w:val="0"/>
+          <w:numId w:val="5"/>
+        </w:numPr>
+        <w:pBdr/>
+        <w:spacing/>
+        <w:ind/>
+        <w:rPr>
+          <w:b w:val="0"/>
+          <w:bCs w:val="0"/>
+        </w:rPr>
+      </w:pPr>
+      <w:r>
+        <w:rPr>
+          <w:b w:val="0"/>
+          <w:bCs w:val="0"/>
+          <w:highlight w:val="none"/>
+          <w:lang w:val="cs-CZ"/>
+        </w:rPr>
+        <w:t xml:space="preserve">Admin:</w:t>
+      </w:r>
+      <w:r>
+        <w:rPr>
+          <w:b w:val="0"/>
+          <w:bCs w:val="0"/>
+        </w:rPr>
+      </w:r>
+    </w:p>
+    <w:p>
+      <w:pPr>
+        <w:pStyle w:val="944"/>
+        <w:numPr>
+          <w:ilvl w:val="1"/>
+          <w:numId w:val="5"/>
+        </w:numPr>
+        <w:pBdr/>
+        <w:spacing/>
+        <w:ind/>
+        <w:rPr>
+          <w:b w:val="0"/>
+          <w:bCs w:val="0"/>
+        </w:rPr>
+      </w:pPr>
+      <w:r>
+        <w:rPr>
+          <w:b w:val="0"/>
+          <w:bCs w:val="0"/>
+          <w:highlight w:val="none"/>
+          <w:lang w:val="cs-CZ"/>
+        </w:rPr>
+        <w:t xml:space="preserve">Username: </w:t>
+      </w:r>
+      <w:r>
+        <w:rPr>
+          <w:b/>
+          <w:bCs/>
+          <w:highlight w:val="none"/>
+          <w:lang w:val="cs-CZ"/>
+        </w:rPr>
+        <w:t xml:space="preserve">admin</w:t>
+      </w:r>
+      <w:r>
+        <w:rPr>
+          <w:b w:val="0"/>
+          <w:bCs w:val="0"/>
+          <w:highlight w:val="none"/>
+          <w:lang w:val="cs-CZ"/>
+        </w:rPr>
+      </w:r>
+      <w:r>
+        <w:rPr>
+          <w:b w:val="0"/>
+          <w:bCs w:val="0"/>
+        </w:rPr>
+      </w:r>
+    </w:p>
+    <w:p>
+      <w:pPr>
+        <w:pStyle w:val="944"/>
+        <w:numPr>
+          <w:ilvl w:val="1"/>
+          <w:numId w:val="5"/>
+        </w:numPr>
+        <w:pBdr/>
+        <w:spacing/>
+        <w:ind/>
+        <w:rPr>
+          <w:b w:val="0"/>
+          <w:bCs w:val="0"/>
+        </w:rPr>
+      </w:pPr>
+      <w:r>
+        <w:rPr>
+          <w:b w:val="0"/>
+          <w:bCs w:val="0"/>
+          <w:highlight w:val="none"/>
+          <w:lang w:val="cs-CZ"/>
+        </w:rPr>
+        <w:t xml:space="preserve">Heslo: </w:t>
+      </w:r>
+      <w:r>
+        <w:rPr>
+          <w:b/>
+          <w:bCs/>
+          <w:highlight w:val="none"/>
+          <w:lang w:val="cs-CZ"/>
+        </w:rPr>
+        <w:t xml:space="preserve">admin123</w:t>
+      </w:r>
+      <w:r>
+        <w:rPr>
+          <w:b w:val="0"/>
+          <w:bCs w:val="0"/>
+          <w:highlight w:val="none"/>
+          <w:lang w:val="cs-CZ"/>
+        </w:rPr>
+      </w:r>
+      <w:r>
+        <w:rPr>
+          <w:b w:val="0"/>
+          <w:bCs w:val="0"/>
+        </w:rPr>
+      </w:r>
+    </w:p>
+    <w:p>
+      <w:pPr>
+        <w:pStyle w:val="944"/>
+        <w:numPr>
+          <w:ilvl w:val="0"/>
+          <w:numId w:val="5"/>
+        </w:numPr>
+        <w:pBdr/>
+        <w:spacing/>
+        <w:ind/>
+        <w:rPr>
+          <w:b w:val="0"/>
+          <w:bCs w:val="0"/>
+        </w:rPr>
+      </w:pPr>
+      <w:r>
+        <w:rPr>
+          <w:b w:val="0"/>
+          <w:bCs w:val="0"/>
+          <w:highlight w:val="none"/>
+          <w:lang w:val="cs-CZ"/>
+        </w:rPr>
+        <w:t xml:space="preserve">Uživatel:</w:t>
+      </w:r>
+      <w:r>
+        <w:rPr>
+          <w:b w:val="0"/>
+          <w:bCs w:val="0"/>
+        </w:rPr>
+      </w:r>
+    </w:p>
+    <w:p>
+      <w:pPr>
+        <w:pStyle w:val="944"/>
+        <w:numPr>
+          <w:ilvl w:val="1"/>
+          <w:numId w:val="5"/>
+        </w:numPr>
+        <w:pBdr/>
+        <w:spacing/>
+        <w:ind/>
+        <w:rPr>
+          <w:b w:val="0"/>
+          <w:bCs w:val="0"/>
+        </w:rPr>
+      </w:pPr>
+      <w:r>
+        <w:rPr>
+          <w:b w:val="0"/>
+          <w:bCs w:val="0"/>
+          <w:highlight w:val="none"/>
+          <w:lang w:val="cs-CZ"/>
+        </w:rPr>
+        <w:t xml:space="preserve">Username: </w:t>
+      </w:r>
+      <w:r>
+        <w:rPr>
+          <w:b/>
+          <w:bCs/>
+          <w:highlight w:val="none"/>
+          <w:lang w:val="cs-CZ"/>
+        </w:rPr>
+        <w:t xml:space="preserve">jan</w:t>
+      </w:r>
+      <w:r>
+        <w:rPr>
+          <w:b w:val="0"/>
+          <w:bCs w:val="0"/>
+          <w:highlight w:val="none"/>
+          <w:lang w:val="cs-CZ"/>
+        </w:rPr>
+      </w:r>
+      <w:r>
+        <w:rPr>
+          <w:b w:val="0"/>
+          <w:bCs w:val="0"/>
+        </w:rPr>
+      </w:r>
+    </w:p>
+    <w:p>
+      <w:pPr>
+        <w:pStyle w:val="944"/>
+        <w:numPr>
+          <w:ilvl w:val="1"/>
+          <w:numId w:val="5"/>
+        </w:numPr>
+        <w:pBdr/>
+        <w:spacing/>
+        <w:ind/>
+        <w:rPr>
+          <w:b w:val="0"/>
+          <w:bCs w:val="0"/>
+        </w:rPr>
+      </w:pPr>
+      <w:r>
+        <w:rPr>
+          <w:b w:val="0"/>
+          <w:bCs w:val="0"/>
+          <w:highlight w:val="none"/>
+          <w:lang w:val="cs-CZ"/>
+        </w:rPr>
+        <w:t xml:space="preserve">Heslo: </w:t>
+      </w:r>
+      <w:r>
+        <w:rPr>
+          <w:b/>
+          <w:bCs/>
+          <w:highlight w:val="none"/>
+          <w:lang w:val="cs-CZ"/>
+        </w:rPr>
+        <w:t xml:space="preserve">jan123</w:t>
+      </w:r>
+      <w:r>
+        <w:rPr>
+          <w:b w:val="0"/>
+          <w:bCs w:val="0"/>
+        </w:rPr>
+      </w:r>
+    </w:p>
+    <w:p>
+      <w:pPr>
+        <w:pStyle w:val="882"/>
+        <w:pBdr/>
+        <w:spacing/>
+        <w:ind/>
+        <w:rPr>
+          <w:b w:val="0"/>
+          <w:bCs w:val="0"/>
+        </w:rPr>
+      </w:pPr>
+      <w:r/>
+      <w:bookmarkStart w:id="21" w:name="_Toc5"/>
+      <w:r/>
+      <w:bookmarkStart w:id="16" w:name="_Zákaznická"/>
+      <w:r/>
+      <w:bookmarkEnd w:id="16"/>
+      <w:r>
+        <w:rPr>
+          <w:b w:val="0"/>
+          <w:bCs w:val="0"/>
+          <w:highlight w:val="none"/>
+          <w:lang w:val="cs-CZ"/>
+        </w:rPr>
+        <w:t xml:space="preserve">Zákaznická část</w:t>
+      </w:r>
+      <w:r/>
+      <w:bookmarkEnd w:id="21"/>
+      <w:r/>
+      <w:r>
+        <w:rPr>
+          <w:b w:val="0"/>
+          <w:bCs w:val="0"/>
+          <w:highlight w:val="none"/>
+          <w:lang w:val="cs-CZ"/>
+        </w:rPr>
+      </w:r>
+    </w:p>
+    <w:tbl>
+      <w:tblPr>
+        <w:tblStyle w:val="755"/>
+        <w:tblW w:w="0" w:type="auto"/>
+        <w:tblBorders/>
+        <w:tblLook w:val="04A0" w:firstRow="1" w:lastRow="0" w:firstColumn="1" w:lastColumn="0" w:noHBand="0" w:noVBand="1"/>
+      </w:tblPr>
+      <w:tblGrid>
+        <w:gridCol w:w="4513"/>
+        <w:gridCol w:w="4513"/>
+      </w:tblGrid>
+      <w:tr>
+        <w:trPr>
+          <w:trHeight w:val="202"/>
+        </w:trPr>
+        <w:tc>
+          <w:tcPr>
+            <w:tcBorders/>
+            <w:tcW w:w="4513" w:type="dxa"/>
+            <w:textDirection w:val="lrTb"/>
+            <w:noWrap w:val="false"/>
+          </w:tcPr>
+          <w:p>
+            <w:pPr>
+              <w:pBdr/>
+              <w:spacing/>
+              <w:ind/>
+              <w:rPr>
+                <w:b w:val="0"/>
+                <w:bCs w:val="0"/>
+                <w:highlight w:val="darkBlue"/>
+              </w:rPr>
+            </w:pPr>
+            <w:r>
+              <w:rPr>
+                <w:b w:val="0"/>
+                <w:bCs w:val="0"/>
+                <w:highlight w:val="none"/>
+                <w:lang w:val="cs-CZ"/>
+              </w:rPr>
+              <w:t xml:space="preserve">Hlavní stránka</w:t>
+            </w:r>
+            <w:r>
+              <w:rPr>
+                <w:b w:val="0"/>
+                <w:bCs w:val="0"/>
+                <w:highlight w:val="darkBlue"/>
+                <w:lang w:val="cs-CZ"/>
+              </w:rPr>
+            </w:r>
+            <w:r>
+              <w:rPr>
+                <w:b w:val="0"/>
+                <w:bCs w:val="0"/>
+                <w:highlight w:val="darkBlue"/>
+              </w:rPr>
+            </w:r>
+          </w:p>
+        </w:tc>
+        <w:tc>
+          <w:tcPr>
+            <w:tcBorders/>
+            <w:tcW w:w="4513" w:type="dxa"/>
+            <w:textDirection w:val="lrTb"/>
+            <w:noWrap w:val="false"/>
+          </w:tcPr>
+          <w:p>
+            <w:pPr>
+              <w:pBdr/>
+              <w:spacing/>
+              <w:ind/>
+              <w:rPr>
+                <w:b w:val="0"/>
+                <w:bCs w:val="0"/>
+                <w:highlight w:val="darkBlue"/>
+              </w:rPr>
+            </w:pPr>
+            <w:r>
+              <w:rPr>
+                <w:b w:val="0"/>
+                <w:bCs w:val="0"/>
+                <w:highlight w:val="none"/>
+                <w:lang w:val="cs-CZ"/>
+              </w:rPr>
+              <w:t xml:space="preserve">/</w:t>
+            </w:r>
+            <w:r>
+              <w:rPr>
+                <w:b w:val="0"/>
+                <w:bCs w:val="0"/>
+                <w:highlight w:val="darkBlue"/>
+                <w:lang w:val="cs-CZ"/>
+              </w:rPr>
+            </w:r>
+            <w:r>
+              <w:rPr>
+                <w:b w:val="0"/>
+                <w:bCs w:val="0"/>
+                <w:highlight w:val="darkBlue"/>
+              </w:rPr>
+            </w:r>
+          </w:p>
+        </w:tc>
+      </w:tr>
+      <w:tr>
+        <w:trPr/>
+        <w:tc>
+          <w:tcPr>
+            <w:tcBorders/>
+            <w:tcW w:w="4513" w:type="dxa"/>
+            <w:textDirection w:val="lrTb"/>
+            <w:noWrap w:val="false"/>
+          </w:tcPr>
+          <w:p>
+            <w:pPr>
+              <w:pBdr/>
+              <w:spacing/>
+              <w:ind/>
+              <w:rPr>
+                <w:b w:val="0"/>
+                <w:bCs w:val="0"/>
+                <w:highlight w:val="none"/>
+              </w:rPr>
+            </w:pPr>
+            <w:r>
+              <w:rPr>
+                <w:b w:val="0"/>
+                <w:bCs w:val="0"/>
+                <w:highlight w:val="none"/>
+                <w:lang w:val="cs-CZ"/>
+              </w:rPr>
+              <w:t xml:space="preserve">Detail zmrzlinárny</w:t>
+            </w:r>
+            <w:r>
+              <w:rPr>
+                <w:b w:val="0"/>
+                <w:bCs w:val="0"/>
+                <w:highlight w:val="none"/>
+              </w:rPr>
+            </w:r>
+          </w:p>
+        </w:tc>
+        <w:tc>
+          <w:tcPr>
+            <w:tcBorders/>
+            <w:tcW w:w="4513" w:type="dxa"/>
+            <w:textDirection w:val="lrTb"/>
+            <w:noWrap w:val="false"/>
+          </w:tcPr>
+          <w:p>
+            <w:pPr>
+              <w:pBdr/>
+              <w:spacing/>
+              <w:ind/>
+              <w:rPr>
+                <w:b w:val="0"/>
+                <w:bCs w:val="0"/>
+                <w:highlight w:val="none"/>
+                <w:lang w:val="cs-CZ"/>
+              </w:rPr>
+            </w:pPr>
+            <w:r>
+              <w:rPr>
+                <w:b w:val="0"/>
+                <w:bCs w:val="0"/>
+                <w:highlight w:val="none"/>
+                <w:lang w:val="cs-CZ"/>
+              </w:rPr>
+              <w:t xml:space="preserve">/shop/{id}</w:t>
+            </w:r>
+            <w:r>
+              <w:rPr>
+                <w:b w:val="0"/>
+                <w:bCs w:val="0"/>
+                <w:highlight w:val="none"/>
+              </w:rPr>
+            </w:r>
+            <w:r>
+              <w:rPr>
+                <w:b w:val="0"/>
+                <w:bCs w:val="0"/>
+                <w:highlight w:val="none"/>
+                <w:lang w:val="cs-CZ"/>
+              </w:rPr>
+            </w:r>
+            <w:r>
+              <w:rPr>
+                <w:b w:val="0"/>
+                <w:bCs w:val="0"/>
+                <w:highlight w:val="none"/>
+                <w:lang w:val="cs-CZ"/>
+              </w:rPr>
+            </w:r>
+            <w:r>
+              <w:rPr>
+                <w:b w:val="0"/>
+                <w:bCs w:val="0"/>
+                <w:highlight w:val="none"/>
+                <w:lang w:val="cs-CZ"/>
+              </w:rPr>
+            </w:r>
+            <w:r>
+              <w:rPr>
+                <w:b w:val="0"/>
+                <w:bCs w:val="0"/>
+                <w:highlight w:val="none"/>
+                <w:lang w:val="cs-CZ"/>
+              </w:rPr>
+            </w:r>
+          </w:p>
+        </w:tc>
+      </w:tr>
+      <w:tr>
+        <w:trPr/>
+        <w:tc>
+          <w:tcPr>
+            <w:tcBorders/>
+            <w:tcW w:w="4513" w:type="dxa"/>
+            <w:vMerge w:val="restart"/>
+            <w:textDirection w:val="lrTb"/>
+            <w:noWrap w:val="false"/>
+          </w:tcPr>
+          <w:p>
+            <w:pPr>
+              <w:pBdr/>
+              <w:spacing/>
+              <w:ind/>
+              <w:rPr>
+                <w:b w:val="0"/>
+                <w:bCs w:val="0"/>
+                <w:highlight w:val="none"/>
+                <w:lang w:val="cs-CZ"/>
+              </w:rPr>
+            </w:pPr>
+            <w:r>
+              <w:rPr>
+                <w:b w:val="0"/>
+                <w:bCs w:val="0"/>
+                <w:highlight w:val="none"/>
+                <w:lang w:val="cs-CZ"/>
+              </w:rPr>
+              <w:t xml:space="preserve">Košík</w:t>
+            </w:r>
+            <w:r>
+              <w:rPr>
+                <w:b w:val="0"/>
+                <w:bCs w:val="0"/>
+                <w:highlight w:val="none"/>
+                <w:lang w:val="cs-CZ"/>
+              </w:rPr>
+            </w:r>
+          </w:p>
+        </w:tc>
+        <w:tc>
+          <w:tcPr>
+            <w:tcBorders/>
+            <w:tcW w:w="4513" w:type="dxa"/>
+            <w:vMerge w:val="restart"/>
+            <w:textDirection w:val="lrTb"/>
+            <w:noWrap w:val="false"/>
+          </w:tcPr>
+          <w:p>
+            <w:pPr>
+              <w:pBdr/>
+              <w:spacing/>
+              <w:ind/>
+              <w:rPr>
+                <w:b w:val="0"/>
+                <w:bCs w:val="0"/>
+                <w:highlight w:val="none"/>
+                <w:lang w:val="cs-CZ"/>
+              </w:rPr>
+            </w:pPr>
+            <w:r>
+              <w:rPr>
+                <w:b w:val="0"/>
+                <w:bCs w:val="0"/>
+                <w:highlight w:val="none"/>
+                <w:lang w:val="cs-CZ"/>
+              </w:rPr>
+              <w:t xml:space="preserve">/cart</w:t>
+            </w:r>
+            <w:r>
+              <w:rPr>
+                <w:b w:val="0"/>
+                <w:bCs w:val="0"/>
+                <w:highlight w:val="none"/>
+                <w:lang w:val="cs-CZ"/>
+              </w:rPr>
+            </w:r>
+          </w:p>
+        </w:tc>
+      </w:tr>
+      <w:tr>
+        <w:trPr/>
+        <w:tc>
+          <w:tcPr>
+            <w:tcBorders/>
+            <w:tcW w:w="4513" w:type="dxa"/>
+            <w:vMerge w:val="restart"/>
+            <w:textDirection w:val="lrTb"/>
+            <w:noWrap w:val="false"/>
+          </w:tcPr>
+          <w:p>
+            <w:pPr>
+              <w:pBdr/>
+              <w:spacing/>
+              <w:ind/>
+              <w:rPr>
+                <w:b w:val="0"/>
+                <w:bCs w:val="0"/>
+                <w:highlight w:val="none"/>
+                <w:lang w:val="cs-CZ"/>
+              </w:rPr>
+            </w:pPr>
+            <w:r>
+              <w:rPr>
+                <w:b w:val="0"/>
+                <w:bCs w:val="0"/>
+                <w:highlight w:val="none"/>
+                <w:lang w:val="cs-CZ"/>
+              </w:rPr>
+              <w:t xml:space="preserve">Konfigurátor zmrzliny</w:t>
+            </w:r>
+            <w:r>
+              <w:rPr>
+                <w:b w:val="0"/>
+                <w:bCs w:val="0"/>
+                <w:highlight w:val="none"/>
+                <w:lang w:val="cs-CZ"/>
+              </w:rPr>
+            </w:r>
+          </w:p>
+        </w:tc>
+        <w:tc>
+          <w:tcPr>
+            <w:tcBorders/>
+            <w:tcW w:w="4513" w:type="dxa"/>
+            <w:vMerge w:val="restart"/>
+            <w:textDirection w:val="lrTb"/>
+            <w:noWrap w:val="false"/>
+          </w:tcPr>
+          <w:p>
+            <w:pPr>
+              <w:pBdr/>
+              <w:spacing/>
+              <w:ind/>
+              <w:rPr>
+                <w:b w:val="0"/>
+                <w:bCs w:val="0"/>
+                <w:highlight w:val="none"/>
+                <w:lang w:val="cs-CZ"/>
+              </w:rPr>
+            </w:pPr>
+            <w:r>
+              <w:rPr>
+                <w:b w:val="0"/>
+                <w:bCs w:val="0"/>
+                <w:highlight w:val="none"/>
+                <w:lang w:val="cs-CZ"/>
+              </w:rPr>
+              <w:t xml:space="preserve">/configurator</w:t>
+            </w:r>
+            <w:r>
+              <w:rPr>
+                <w:b w:val="0"/>
+                <w:bCs w:val="0"/>
+                <w:highlight w:val="none"/>
+                <w:lang w:val="cs-CZ"/>
+              </w:rPr>
+            </w:r>
+          </w:p>
+        </w:tc>
+      </w:tr>
+      <w:tr>
+        <w:trPr/>
+        <w:tc>
+          <w:tcPr>
+            <w:tcBorders/>
+            <w:tcW w:w="4513" w:type="dxa"/>
+            <w:vMerge w:val="restart"/>
+            <w:textDirection w:val="lrTb"/>
+            <w:noWrap w:val="false"/>
+          </w:tcPr>
+          <w:p>
+            <w:pPr>
+              <w:pBdr/>
+              <w:spacing/>
+              <w:ind/>
+              <w:rPr>
+                <w:b w:val="0"/>
+                <w:bCs w:val="0"/>
+                <w:highlight w:val="none"/>
+                <w:lang w:val="cs-CZ"/>
+              </w:rPr>
+            </w:pPr>
+            <w:r>
+              <w:rPr>
+                <w:b w:val="0"/>
+                <w:bCs w:val="0"/>
+                <w:highlight w:val="none"/>
+                <w:lang w:val="cs-CZ"/>
+              </w:rPr>
+              <w:t xml:space="preserve">Pokladna</w:t>
+            </w:r>
+            <w:r>
+              <w:rPr>
+                <w:b w:val="0"/>
+                <w:bCs w:val="0"/>
+                <w:highlight w:val="none"/>
+                <w:lang w:val="cs-CZ"/>
+              </w:rPr>
+            </w:r>
+          </w:p>
+        </w:tc>
+        <w:tc>
+          <w:tcPr>
+            <w:tcBorders/>
+            <w:tcW w:w="4513" w:type="dxa"/>
+            <w:vMerge w:val="restart"/>
+            <w:textDirection w:val="lrTb"/>
+            <w:noWrap w:val="false"/>
+          </w:tcPr>
+          <w:p>
+            <w:pPr>
+              <w:pBdr/>
+              <w:spacing/>
+              <w:ind/>
+              <w:rPr>
+                <w:b w:val="0"/>
+                <w:bCs w:val="0"/>
+                <w:highlight w:val="none"/>
+                <w:lang w:val="cs-CZ"/>
+              </w:rPr>
+            </w:pPr>
+            <w:r>
+              <w:rPr>
+                <w:b w:val="0"/>
+                <w:bCs w:val="0"/>
+                <w:highlight w:val="none"/>
+                <w:lang w:val="cs-CZ"/>
+              </w:rPr>
+              <w:t xml:space="preserve">/order/checkout</w:t>
+            </w:r>
+            <w:r>
+              <w:rPr>
+                <w:b w:val="0"/>
+                <w:bCs w:val="0"/>
+                <w:highlight w:val="none"/>
+                <w:lang w:val="cs-CZ"/>
+              </w:rPr>
+            </w:r>
+          </w:p>
+        </w:tc>
+      </w:tr>
+      <w:tr>
+        <w:trPr/>
+        <w:tc>
+          <w:tcPr>
+            <w:tcBorders/>
+            <w:tcW w:w="4513" w:type="dxa"/>
+            <w:vMerge w:val="restart"/>
+            <w:textDirection w:val="lrTb"/>
+            <w:noWrap w:val="false"/>
+          </w:tcPr>
+          <w:p>
+            <w:pPr>
+              <w:pBdr/>
+              <w:spacing/>
+              <w:ind/>
+              <w:rPr>
+                <w:b w:val="0"/>
+                <w:bCs w:val="0"/>
+                <w:highlight w:val="none"/>
+                <w:lang w:val="cs-CZ"/>
+              </w:rPr>
+            </w:pPr>
+            <w:r>
+              <w:rPr>
+                <w:b w:val="0"/>
+                <w:bCs w:val="0"/>
+                <w:highlight w:val="none"/>
+                <w:lang w:val="cs-CZ"/>
+              </w:rPr>
+              <w:t xml:space="preserve">Potvrzení objednávky</w:t>
+            </w:r>
+            <w:r>
+              <w:rPr>
+                <w:b w:val="0"/>
+                <w:bCs w:val="0"/>
+                <w:highlight w:val="none"/>
+                <w:lang w:val="cs-CZ"/>
+              </w:rPr>
+            </w:r>
+          </w:p>
+        </w:tc>
+        <w:tc>
+          <w:tcPr>
+            <w:tcBorders/>
+            <w:tcW w:w="4513" w:type="dxa"/>
+            <w:vMerge w:val="restart"/>
+            <w:textDirection w:val="lrTb"/>
+            <w:noWrap w:val="false"/>
+          </w:tcPr>
+          <w:p>
+            <w:pPr>
+              <w:pBdr/>
+              <w:spacing/>
+              <w:ind/>
+              <w:rPr>
+                <w:b w:val="0"/>
+                <w:bCs w:val="0"/>
+                <w:highlight w:val="none"/>
+                <w:lang w:val="cs-CZ"/>
+              </w:rPr>
+            </w:pPr>
+            <w:r>
+              <w:rPr>
+                <w:b w:val="0"/>
+                <w:bCs w:val="0"/>
+                <w:highlight w:val="none"/>
+                <w:lang w:val="cs-CZ"/>
+              </w:rPr>
+              <w:t xml:space="preserve">/order/confirmation</w:t>
+            </w:r>
+            <w:r>
+              <w:rPr>
+                <w:b w:val="0"/>
+                <w:bCs w:val="0"/>
+                <w:highlight w:val="none"/>
+                <w:lang w:val="cs-CZ"/>
+              </w:rPr>
+            </w:r>
+          </w:p>
+        </w:tc>
+      </w:tr>
+      <w:tr>
+        <w:trPr/>
+        <w:tc>
+          <w:tcPr>
+            <w:tcBorders/>
+            <w:tcW w:w="4513" w:type="dxa"/>
+            <w:vMerge w:val="restart"/>
+            <w:textDirection w:val="lrTb"/>
+            <w:noWrap w:val="false"/>
+          </w:tcPr>
+          <w:p>
+            <w:pPr>
+              <w:pBdr/>
+              <w:spacing/>
+              <w:ind/>
+              <w:rPr>
+                <w:b w:val="0"/>
+                <w:bCs w:val="0"/>
+                <w:highlight w:val="none"/>
+                <w:lang w:val="cs-CZ"/>
+              </w:rPr>
+            </w:pPr>
+            <w:r>
+              <w:rPr>
+                <w:b w:val="0"/>
+                <w:bCs w:val="0"/>
+                <w:highlight w:val="none"/>
+                <w:lang w:val="cs-CZ"/>
+              </w:rPr>
+              <w:t xml:space="preserve">Moje objednávky</w:t>
+            </w:r>
+            <w:r>
+              <w:rPr>
+                <w:b w:val="0"/>
+                <w:bCs w:val="0"/>
+                <w:highlight w:val="none"/>
+                <w:lang w:val="cs-CZ"/>
+              </w:rPr>
+            </w:r>
+          </w:p>
+        </w:tc>
+        <w:tc>
+          <w:tcPr>
+            <w:tcBorders/>
+            <w:tcW w:w="4513" w:type="dxa"/>
+            <w:vMerge w:val="restart"/>
+            <w:textDirection w:val="lrTb"/>
+            <w:noWrap w:val="false"/>
+          </w:tcPr>
+          <w:p>
+            <w:pPr>
+              <w:pBdr/>
+              <w:spacing/>
+              <w:ind/>
+              <w:rPr>
+                <w:b w:val="0"/>
+                <w:bCs w:val="0"/>
+                <w:highlight w:val="none"/>
+                <w:lang w:val="cs-CZ"/>
+              </w:rPr>
+            </w:pPr>
+            <w:r>
+              <w:rPr>
+                <w:b w:val="0"/>
+                <w:bCs w:val="0"/>
+                <w:highlight w:val="none"/>
+                <w:lang w:val="cs-CZ"/>
+              </w:rPr>
+              <w:t xml:space="preserve">/order/my-orders</w:t>
+            </w:r>
+            <w:r>
+              <w:rPr>
+                <w:b w:val="0"/>
+                <w:bCs w:val="0"/>
+                <w:highlight w:val="none"/>
+                <w:lang w:val="cs-CZ"/>
+              </w:rPr>
+            </w:r>
+          </w:p>
+        </w:tc>
+      </w:tr>
+      <w:tr>
+        <w:trPr/>
+        <w:tc>
+          <w:tcPr>
+            <w:tcBorders/>
+            <w:tcW w:w="4513" w:type="dxa"/>
+            <w:vMerge w:val="restart"/>
+            <w:textDirection w:val="lrTb"/>
+            <w:noWrap w:val="false"/>
+          </w:tcPr>
+          <w:p>
+            <w:pPr>
+              <w:pBdr/>
+              <w:spacing/>
+              <w:ind/>
+              <w:rPr>
+                <w:b w:val="0"/>
+                <w:bCs w:val="0"/>
+                <w:highlight w:val="none"/>
+                <w:lang w:val="cs-CZ"/>
+              </w:rPr>
+            </w:pPr>
+            <w:r>
+              <w:rPr>
+                <w:b w:val="0"/>
+                <w:bCs w:val="0"/>
+                <w:highlight w:val="none"/>
+                <w:lang w:val="cs-CZ"/>
+              </w:rPr>
+              <w:t xml:space="preserve">Registrace</w:t>
+            </w:r>
+            <w:r>
+              <w:rPr>
+                <w:b w:val="0"/>
+                <w:bCs w:val="0"/>
+                <w:highlight w:val="none"/>
+                <w:lang w:val="cs-CZ"/>
+              </w:rPr>
+            </w:r>
+          </w:p>
+        </w:tc>
+        <w:tc>
+          <w:tcPr>
+            <w:tcBorders/>
+            <w:tcW w:w="4513" w:type="dxa"/>
+            <w:vMerge w:val="restart"/>
+            <w:textDirection w:val="lrTb"/>
+            <w:noWrap w:val="false"/>
+          </w:tcPr>
+          <w:p>
+            <w:pPr>
+              <w:pBdr/>
+              <w:spacing/>
+              <w:ind/>
+              <w:rPr>
+                <w:b w:val="0"/>
+                <w:bCs w:val="0"/>
+                <w:highlight w:val="none"/>
+                <w:lang w:val="cs-CZ"/>
+              </w:rPr>
+            </w:pPr>
+            <w:r>
+              <w:rPr>
+                <w:b w:val="0"/>
+                <w:bCs w:val="0"/>
+                <w:highlight w:val="none"/>
+                <w:lang w:val="cs-CZ"/>
+              </w:rPr>
+              <w:t xml:space="preserve">/register</w:t>
+            </w:r>
+            <w:r>
+              <w:rPr>
+                <w:b w:val="0"/>
+                <w:bCs w:val="0"/>
+                <w:highlight w:val="none"/>
+                <w:lang w:val="cs-CZ"/>
+              </w:rPr>
+            </w:r>
+          </w:p>
+        </w:tc>
+      </w:tr>
+      <w:tr>
+        <w:trPr/>
+        <w:tc>
+          <w:tcPr>
+            <w:tcBorders/>
+            <w:tcW w:w="4513" w:type="dxa"/>
+            <w:vMerge w:val="restart"/>
+            <w:textDirection w:val="lrTb"/>
+            <w:noWrap w:val="false"/>
+          </w:tcPr>
+          <w:p>
+            <w:pPr>
+              <w:pBdr/>
+              <w:spacing/>
+              <w:ind/>
+              <w:rPr>
+                <w:b w:val="0"/>
+                <w:bCs w:val="0"/>
+                <w:highlight w:val="none"/>
+                <w:lang w:val="cs-CZ"/>
+              </w:rPr>
+            </w:pPr>
+            <w:r>
+              <w:rPr>
+                <w:b w:val="0"/>
+                <w:bCs w:val="0"/>
+                <w:highlight w:val="none"/>
+                <w:lang w:val="cs-CZ"/>
+              </w:rPr>
+              <w:t xml:space="preserve">Login</w:t>
+            </w:r>
+            <w:r>
+              <w:rPr>
+                <w:b w:val="0"/>
+                <w:bCs w:val="0"/>
+                <w:highlight w:val="none"/>
+                <w:lang w:val="cs-CZ"/>
+              </w:rPr>
+            </w:r>
+          </w:p>
+        </w:tc>
+        <w:tc>
+          <w:tcPr>
+            <w:tcBorders/>
+            <w:tcW w:w="4513" w:type="dxa"/>
+            <w:vMerge w:val="restart"/>
+            <w:textDirection w:val="lrTb"/>
+            <w:noWrap w:val="false"/>
+          </w:tcPr>
+          <w:p>
+            <w:pPr>
+              <w:pBdr/>
+              <w:spacing/>
+              <w:ind/>
+              <w:rPr>
+                <w:b w:val="0"/>
+                <w:bCs w:val="0"/>
+                <w:highlight w:val="none"/>
+                <w:lang w:val="cs-CZ"/>
+              </w:rPr>
+            </w:pPr>
+            <w:r>
+              <w:rPr>
+                <w:b w:val="0"/>
+                <w:bCs w:val="0"/>
+                <w:highlight w:val="none"/>
+                <w:lang w:val="cs-CZ"/>
+              </w:rPr>
+              <w:t xml:space="preserve">/login</w:t>
+            </w:r>
+            <w:r>
+              <w:rPr>
+                <w:b w:val="0"/>
+                <w:bCs w:val="0"/>
+                <w:highlight w:val="none"/>
+                <w:lang w:val="cs-CZ"/>
+              </w:rPr>
+            </w:r>
+          </w:p>
+        </w:tc>
+      </w:tr>
+    </w:tbl>
+    <w:p>
+      <w:pPr>
+        <w:pBdr/>
+        <w:spacing/>
+        <w:ind/>
+        <w:rPr/>
+      </w:pPr>
+      <w:r/>
+      <w:r/>
+      <w:r/>
+    </w:p>
+    <w:p>
+      <w:pPr>
+        <w:pStyle w:val="882"/>
+        <w:pBdr/>
+        <w:spacing/>
+        <w:ind/>
+        <w:rPr/>
+      </w:pPr>
+      <w:r/>
+      <w:bookmarkStart w:id="22" w:name="_Toc6"/>
+      <w:r>
+        <w:rPr>
+          <w:b w:val="0"/>
+          <w:bCs w:val="0"/>
+          <w:highlight w:val="none"/>
+          <w:lang w:val="cs-CZ"/>
+        </w:rPr>
+        <w:t xml:space="preserve">Administrátorská část</w:t>
+      </w:r>
+      <w:r/>
+      <w:bookmarkEnd w:id="22"/>
+      <w:r/>
+      <w:r/>
+    </w:p>
+    <w:tbl>
+      <w:tblPr>
+        <w:tblStyle w:val="755"/>
+        <w:tblW w:w="0" w:type="auto"/>
+        <w:tblBorders/>
+        <w:tblLook w:val="04A0" w:firstRow="1" w:lastRow="0" w:firstColumn="1" w:lastColumn="0" w:noHBand="0" w:noVBand="1"/>
+      </w:tblPr>
+      <w:tblGrid>
+        <w:gridCol w:w="4513"/>
+        <w:gridCol w:w="4513"/>
+      </w:tblGrid>
+      <w:tr>
+        <w:trPr/>
+        <w:tc>
+          <w:tcPr>
+            <w:tcBorders/>
+            <w:tcW w:w="4513" w:type="dxa"/>
+            <w:textDirection w:val="lrTb"/>
+            <w:noWrap w:val="false"/>
+          </w:tcPr>
+          <w:p>
+            <w:pPr>
+              <w:pBdr/>
+              <w:spacing/>
+              <w:ind/>
+              <w:rPr>
+                <w:b w:val="0"/>
+                <w:bCs w:val="0"/>
+                <w:highlight w:val="none"/>
+                <w:lang w:val="cs-CZ"/>
+              </w:rPr>
+            </w:pPr>
+            <w:r>
+              <w:rPr>
+                <w:b w:val="0"/>
+                <w:bCs w:val="0"/>
+                <w:highlight w:val="none"/>
+                <w:lang w:val="cs-CZ" w:bidi="cs-CZ"/>
+              </w:rPr>
+              <w:t xml:space="preserve">Dashboard</w:t>
+            </w:r>
+            <w:r>
+              <w:rPr>
+                <w:b w:val="0"/>
+                <w:bCs w:val="0"/>
+                <w:highlight w:val="none"/>
+                <w:lang w:val="cs-CZ"/>
+              </w:rPr>
+            </w:r>
+          </w:p>
+        </w:tc>
+        <w:tc>
+          <w:tcPr>
+            <w:tcBorders/>
+            <w:tcW w:w="4513" w:type="dxa"/>
+            <w:textDirection w:val="lrTb"/>
+            <w:noWrap w:val="false"/>
+          </w:tcPr>
+          <w:p>
+            <w:pPr>
+              <w:pBdr/>
+              <w:spacing/>
+              <w:ind/>
+              <w:rPr>
+                <w:b w:val="0"/>
+                <w:bCs w:val="0"/>
+                <w:highlight w:val="none"/>
+                <w:lang w:val="cs-CZ"/>
+              </w:rPr>
+            </w:pPr>
+            <w:r>
+              <w:rPr>
+                <w:b w:val="0"/>
+                <w:bCs w:val="0"/>
+                <w:highlight w:val="none"/>
+                <w:lang w:val="cs-CZ" w:bidi="cs-CZ"/>
+              </w:rPr>
+              <w:t xml:space="preserve">/admin</w:t>
+            </w:r>
+            <w:r>
+              <w:rPr>
+                <w:b w:val="0"/>
+                <w:bCs w:val="0"/>
+                <w:highlight w:val="none"/>
+                <w:lang w:val="cs-CZ"/>
+              </w:rPr>
+            </w:r>
+          </w:p>
+        </w:tc>
+      </w:tr>
+      <w:tr>
+        <w:trPr/>
+        <w:tc>
+          <w:tcPr>
+            <w:tcBorders/>
+            <w:tcW w:w="4513" w:type="dxa"/>
+            <w:textDirection w:val="lrTb"/>
+            <w:noWrap w:val="false"/>
+          </w:tcPr>
+          <w:p>
+            <w:pPr>
+              <w:pBdr/>
+              <w:spacing/>
+              <w:ind/>
+              <w:rPr>
+                <w:b w:val="0"/>
+                <w:bCs w:val="0"/>
+                <w:highlight w:val="none"/>
+                <w:lang w:val="cs-CZ"/>
+              </w:rPr>
+            </w:pPr>
+            <w:r>
+              <w:rPr>
+                <w:b w:val="0"/>
+                <w:bCs w:val="0"/>
+                <w:highlight w:val="none"/>
+                <w:lang w:val="cs-CZ" w:bidi="cs-CZ"/>
+              </w:rPr>
+              <w:t xml:space="preserve">Správá zmrzlináren</w:t>
+            </w:r>
+            <w:r>
+              <w:rPr>
+                <w:b w:val="0"/>
+                <w:bCs w:val="0"/>
+                <w:highlight w:val="none"/>
+                <w:lang w:val="cs-CZ"/>
+              </w:rPr>
+            </w:r>
+          </w:p>
+        </w:tc>
+        <w:tc>
+          <w:tcPr>
+            <w:tcBorders/>
+            <w:tcW w:w="4513" w:type="dxa"/>
+            <w:textDirection w:val="lrTb"/>
+            <w:noWrap w:val="false"/>
+          </w:tcPr>
+          <w:p>
+            <w:pPr>
+              <w:pBdr/>
+              <w:spacing/>
+              <w:ind/>
+              <w:rPr>
+                <w:b w:val="0"/>
+                <w:bCs w:val="0"/>
+                <w:highlight w:val="none"/>
+                <w:lang w:val="cs-CZ"/>
+              </w:rPr>
+            </w:pPr>
+            <w:r>
+              <w:rPr>
+                <w:b w:val="0"/>
+                <w:bCs w:val="0"/>
+                <w:highlight w:val="none"/>
+                <w:lang w:val="cs-CZ" w:bidi="cs-CZ"/>
+              </w:rPr>
+              <w:t xml:space="preserve">/admin/shops</w:t>
+            </w:r>
+            <w:r>
+              <w:rPr>
+                <w:b w:val="0"/>
+                <w:bCs w:val="0"/>
+                <w:highlight w:val="none"/>
+                <w:lang w:val="cs-CZ"/>
+              </w:rPr>
+            </w:r>
+          </w:p>
+        </w:tc>
+      </w:tr>
+      <w:tr>
+        <w:trPr/>
+        <w:tc>
+          <w:tcPr>
+            <w:tcBorders/>
+            <w:tcW w:w="4513" w:type="dxa"/>
+            <w:textDirection w:val="lrTb"/>
+            <w:noWrap w:val="false"/>
+          </w:tcPr>
+          <w:p>
+            <w:pPr>
+              <w:pBdr/>
+              <w:spacing/>
+              <w:ind/>
+              <w:rPr>
+                <w:b w:val="0"/>
+                <w:bCs w:val="0"/>
+                <w:highlight w:val="none"/>
+                <w:lang w:val="cs-CZ"/>
+              </w:rPr>
+            </w:pPr>
+            <w:r>
+              <w:rPr>
+                <w:b w:val="0"/>
+                <w:bCs w:val="0"/>
+                <w:highlight w:val="none"/>
+                <w:lang w:val="cs-CZ" w:bidi="cs-CZ"/>
+              </w:rPr>
+              <w:t xml:space="preserve">Správa produktů</w:t>
+            </w:r>
+            <w:r>
+              <w:rPr>
+                <w:b w:val="0"/>
+                <w:bCs w:val="0"/>
+                <w:highlight w:val="none"/>
+                <w:lang w:val="cs-CZ"/>
+              </w:rPr>
+            </w:r>
+          </w:p>
+        </w:tc>
+        <w:tc>
+          <w:tcPr>
+            <w:tcBorders/>
+            <w:tcW w:w="4513" w:type="dxa"/>
+            <w:textDirection w:val="lrTb"/>
+            <w:noWrap w:val="false"/>
+          </w:tcPr>
+          <w:p>
+            <w:pPr>
+              <w:pBdr/>
+              <w:spacing/>
+              <w:ind/>
+              <w:rPr>
+                <w:b w:val="0"/>
+                <w:bCs w:val="0"/>
+                <w:highlight w:val="none"/>
+                <w:lang w:val="cs-CZ"/>
+              </w:rPr>
+            </w:pPr>
+            <w:r>
+              <w:rPr>
+                <w:b w:val="0"/>
+                <w:bCs w:val="0"/>
+                <w:highlight w:val="none"/>
+                <w:lang w:val="cs-CZ" w:bidi="cs-CZ"/>
+              </w:rPr>
+              <w:t xml:space="preserve">/admin/products</w:t>
+            </w:r>
+            <w:r>
+              <w:rPr>
+                <w:b w:val="0"/>
+                <w:bCs w:val="0"/>
+                <w:highlight w:val="none"/>
+                <w:lang w:val="cs-CZ"/>
+              </w:rPr>
+            </w:r>
+          </w:p>
+        </w:tc>
+      </w:tr>
+      <w:tr>
+        <w:trPr/>
+        <w:tc>
+          <w:tcPr>
+            <w:tcBorders/>
+            <w:tcW w:w="4513" w:type="dxa"/>
+            <w:textDirection w:val="lrTb"/>
+            <w:noWrap w:val="false"/>
+          </w:tcPr>
+          <w:p>
+            <w:pPr>
+              <w:pBdr/>
+              <w:spacing/>
+              <w:ind/>
+              <w:rPr>
+                <w:b w:val="0"/>
+                <w:bCs w:val="0"/>
+                <w:highlight w:val="none"/>
+                <w:lang w:val="cs-CZ"/>
+              </w:rPr>
+            </w:pPr>
+            <w:r>
+              <w:rPr>
+                <w:b w:val="0"/>
+                <w:bCs w:val="0"/>
+                <w:highlight w:val="none"/>
+                <w:lang w:val="cs-CZ" w:bidi="cs-CZ"/>
+              </w:rPr>
+              <w:t xml:space="preserve">Správa objednávek</w:t>
+            </w:r>
+            <w:r>
+              <w:rPr>
+                <w:b w:val="0"/>
+                <w:bCs w:val="0"/>
+                <w:highlight w:val="none"/>
+                <w:lang w:val="cs-CZ"/>
+              </w:rPr>
+            </w:r>
+          </w:p>
+        </w:tc>
+        <w:tc>
+          <w:tcPr>
+            <w:tcBorders/>
+            <w:tcW w:w="4513" w:type="dxa"/>
+            <w:textDirection w:val="lrTb"/>
+            <w:noWrap w:val="false"/>
+          </w:tcPr>
+          <w:p>
+            <w:pPr>
+              <w:pBdr/>
+              <w:spacing/>
+              <w:ind/>
+              <w:rPr>
+                <w:b w:val="0"/>
+                <w:bCs w:val="0"/>
+                <w:highlight w:val="none"/>
+                <w:lang w:val="cs-CZ"/>
+              </w:rPr>
+            </w:pPr>
+            <w:r>
+              <w:rPr>
+                <w:b w:val="0"/>
+                <w:bCs w:val="0"/>
+                <w:highlight w:val="none"/>
+                <w:lang w:val="cs-CZ" w:bidi="cs-CZ"/>
+              </w:rPr>
+              <w:t xml:space="preserve">/admin/orders</w:t>
+            </w:r>
+            <w:r>
+              <w:rPr>
+                <w:b w:val="0"/>
+                <w:bCs w:val="0"/>
+                <w:highlight w:val="none"/>
+                <w:lang w:val="cs-CZ"/>
+              </w:rPr>
+            </w:r>
+          </w:p>
+        </w:tc>
+      </w:tr>
+    </w:tbl>
+    <w:p>
+      <w:pPr>
+        <w:pStyle w:val="881"/>
+        <w:pBdr/>
+        <w:spacing/>
+        <w:ind/>
+        <w:rPr>
+          <w:highlight w:val="none"/>
+        </w:rPr>
+      </w:pPr>
+      <w:r/>
+      <w:bookmarkStart w:id="23" w:name="_Toc7"/>
+      <w:r>
+        <w:rPr>
+          <w:lang w:val="cs-CZ"/>
+        </w:rPr>
+        <w:t xml:space="preserve">Prioritizace částí aplikace</w:t>
+      </w:r>
+      <w:bookmarkEnd w:id="7"/>
+      <w:r/>
+      <w:bookmarkEnd w:id="23"/>
+      <w:r/>
+      <w:r/>
+    </w:p>
+    <w:p>
+      <w:pPr>
+        <w:pBdr/>
+        <w:spacing/>
+        <w:ind/>
+        <w:rPr/>
+      </w:pPr>
+      <w:r>
+        <w:rPr>
+          <w:lang w:val="cs-CZ"/>
+        </w:rPr>
+        <w:t xml:space="preserve">Nejkritičtější část aplikace je klientská část viz. </w:t>
+      </w:r>
+      <w:hyperlink w:tooltip="#_Zákaznická" w:anchor="_Zákaznická" w:history="1">
+        <w:r>
+          <w:rPr>
+            <w:rStyle w:val="926"/>
+            <w:lang w:val="cs-CZ"/>
+          </w:rPr>
+          <w:t xml:space="preserve">Zákaznická část</w:t>
+        </w:r>
+      </w:hyperlink>
+      <w:r>
+        <w:rPr>
+          <w:lang w:val="cs-CZ"/>
+        </w:rPr>
+      </w:r>
+      <w:r/>
+    </w:p>
+    <w:p>
+      <w:pPr>
+        <w:pStyle w:val="881"/>
+        <w:pBdr/>
+        <w:spacing/>
+        <w:ind/>
+        <w:rPr/>
+      </w:pPr>
+      <w:r/>
+      <w:bookmarkStart w:id="24" w:name="_Toc8"/>
+      <w:r/>
       <w:r>
         <w:rPr>
           <w:b w:val="0"/>
@@ -1410,7 +3535,7 @@
         <w:t xml:space="preserve">Technologie</w:t>
       </w:r>
       <w:r/>
-      <w:bookmarkEnd w:id="3"/>
+      <w:bookmarkEnd w:id="24"/>
       <w:r/>
       <w:r/>
     </w:p>
@@ -1433,7 +3558,7 @@
         <w:rPr/>
       </w:pPr>
       <w:r/>
-      <w:bookmarkStart w:id="4" w:name="_Toc4"/>
+      <w:bookmarkStart w:id="25" w:name="_Toc9"/>
       <w:r>
         <w:rPr>
           <w:lang w:val="cs-CZ"/>
@@ -1441,7 +3566,7 @@
         <w:t xml:space="preserve">Struktura testů</w:t>
       </w:r>
       <w:r/>
-      <w:bookmarkEnd w:id="4"/>
+      <w:bookmarkEnd w:id="25"/>
       <w:r/>
       <w:r/>
     </w:p>
@@ -1464,7 +3589,7 @@
         <w:rPr/>
       </w:pPr>
       <w:r/>
-      <w:bookmarkStart w:id="5" w:name="_Toc5"/>
+      <w:bookmarkStart w:id="26" w:name="_Toc10"/>
       <w:r>
         <w:rPr>
           <w:b w:val="0"/>
@@ -1475,7 +3600,7 @@
         <w:t xml:space="preserve">Testovací scénáře</w:t>
       </w:r>
       <w:r/>
-      <w:bookmarkEnd w:id="5"/>
+      <w:bookmarkEnd w:id="26"/>
       <w:r/>
       <w:r/>
     </w:p>
@@ -1498,7 +3623,7 @@
         <w:rPr/>
       </w:pPr>
       <w:r/>
-      <w:bookmarkStart w:id="6" w:name="_Toc6"/>
+      <w:bookmarkStart w:id="27" w:name="_Toc11"/>
       <w:r>
         <w:rPr>
           <w:lang w:val="cs-CZ"/>
@@ -1506,7 +3631,7 @@
         <w:t xml:space="preserve">Uživatel</w:t>
       </w:r>
       <w:r/>
-      <w:bookmarkEnd w:id="6"/>
+      <w:bookmarkEnd w:id="27"/>
       <w:r/>
       <w:r/>
     </w:p>
@@ -1533,7 +3658,7 @@
         <w:rPr/>
       </w:pPr>
       <w:r/>
-      <w:bookmarkStart w:id="7" w:name="_Toc7"/>
+      <w:bookmarkStart w:id="28" w:name="_Toc12"/>
       <w:r>
         <w:rPr>
           <w:lang w:val="cs-CZ"/>
@@ -1541,7 +3666,7 @@
         <w:t xml:space="preserve">Objednání zmrzliny bez účtu</w:t>
       </w:r>
       <w:r/>
-      <w:bookmarkEnd w:id="7"/>
+      <w:bookmarkEnd w:id="28"/>
       <w:r/>
       <w:r/>
     </w:p>
@@ -1615,6 +3740,8 @@
         <w:rPr>
           <w:b w:val="0"/>
           <w:bCs w:val="0"/>
+          <w:highlight w:val="none"/>
+          <w:lang w:val="cs-CZ"/>
         </w:rPr>
       </w:r>
       <w:r>
@@ -2297,8 +4424,6 @@
         <w:rPr>
           <w:b w:val="0"/>
           <w:bCs w:val="0"/>
-          <w:highlight w:val="none"/>
-          <w:lang w:val="cs-CZ"/>
         </w:rPr>
       </w:r>
       <w:r>
@@ -2332,7 +4457,7 @@
         </w:rPr>
       </w:pPr>
       <w:r/>
-      <w:bookmarkStart w:id="8" w:name="_Toc8"/>
+      <w:bookmarkStart w:id="29" w:name="_Toc13"/>
       <w:r>
         <w:rPr>
           <w:b w:val="0"/>
@@ -2342,15 +4467,8 @@
         </w:rPr>
         <w:t xml:space="preserve">Registrace uživatele</w:t>
       </w:r>
-      <w:r>
-        <w:rPr>
-          <w:b w:val="0"/>
-          <w:bCs w:val="0"/>
-          <w:highlight w:val="none"/>
-          <w:lang w:val="cs-CZ"/>
-        </w:rPr>
-      </w:r>
-      <w:bookmarkEnd w:id="8"/>
+      <w:r/>
+      <w:bookmarkEnd w:id="29"/>
       <w:r/>
       <w:r>
         <w:rPr>
@@ -2687,9 +4805,64 @@
       </w:pPr>
       <w:r/>
       <w:r/>
+      <w:r/>
     </w:p>
     <w:p>
       <w:pPr>
+        <w:pBdr/>
+        <w:spacing/>
+        <w:ind/>
+        <w:rPr/>
+      </w:pPr>
+      <w:r/>
+      <w:r/>
+      <w:r/>
+    </w:p>
+    <w:p>
+      <w:pPr>
+        <w:pBdr/>
+        <w:spacing/>
+        <w:ind/>
+        <w:rPr/>
+      </w:pPr>
+      <w:r/>
+      <w:r/>
+      <w:r/>
+    </w:p>
+    <w:p>
+      <w:pPr>
+        <w:pBdr/>
+        <w:spacing/>
+        <w:ind/>
+        <w:rPr/>
+      </w:pPr>
+      <w:r/>
+      <w:r/>
+      <w:r/>
+    </w:p>
+    <w:p>
+      <w:pPr>
+        <w:pBdr/>
+        <w:spacing/>
+        <w:ind/>
+        <w:rPr/>
+      </w:pPr>
+      <w:r/>
+      <w:r/>
+      <w:r/>
+    </w:p>
+    <w:p>
+      <w:pPr>
+        <w:pBdr/>
+        <w:spacing/>
+        <w:ind/>
+        <w:rPr/>
+      </w:pPr>
+      <w:r/>
+      <w:r/>
+    </w:p>
+    <w:p>
+      <w:pPr>
         <w:pStyle w:val="882"/>
         <w:pBdr/>
         <w:spacing/>
@@ -2697,14 +4870,15 @@
         <w:rPr/>
       </w:pPr>
       <w:r/>
-      <w:bookmarkStart w:id="9" w:name="_Toc9"/>
+      <w:bookmarkStart w:id="30" w:name="_Toc14"/>
       <w:r>
         <w:rPr>
           <w:lang w:val="cs-CZ"/>
         </w:rPr>
         <w:t xml:space="preserve">Předvyplnění formuláře objednávky pro přihlášené uživatele</w:t>
       </w:r>
-      <w:bookmarkEnd w:id="9"/>
+      <w:r/>
+      <w:bookmarkEnd w:id="30"/>
       <w:r/>
       <w:r/>
     </w:p>
@@ -2875,6 +5049,13 @@
           <w:highlight w:val="none"/>
         </w:rPr>
       </w:r>
+      <w:r>
+        <w:rPr>
+          <w:b w:val="0"/>
+          <w:bCs w:val="0"/>
+          <w:highlight w:val="none"/>
+        </w:rPr>
+      </w:r>
     </w:p>
     <w:p>
       <w:pPr>
@@ -2926,6 +5107,13 @@
           <w:highlight w:val="none"/>
         </w:rPr>
       </w:r>
+      <w:r>
+        <w:rPr>
+          <w:b w:val="0"/>
+          <w:bCs w:val="0"/>
+          <w:highlight w:val="none"/>
+        </w:rPr>
+      </w:r>
     </w:p>
     <w:p>
       <w:pPr>
@@ -2959,6 +5147,13 @@
           <w:highlight w:val="none"/>
         </w:rPr>
       </w:r>
+      <w:r>
+        <w:rPr>
+          <w:b w:val="0"/>
+          <w:bCs w:val="0"/>
+          <w:highlight w:val="none"/>
+        </w:rPr>
+      </w:r>
     </w:p>
     <w:p>
       <w:pPr>
@@ -2984,6 +5179,13 @@
           <w:lang w:val="cs-CZ" w:bidi="cs-CZ"/>
         </w:rPr>
         <w:t xml:space="preserve">Potvrdit objednávk</w:t>
+      </w:r>
+      <w:r>
+        <w:rPr>
+          <w:b w:val="0"/>
+          <w:bCs w:val="0"/>
+          <w:highlight w:val="none"/>
+        </w:rPr>
       </w:r>
       <w:r>
         <w:rPr>
@@ -3032,19 +5234,8 @@
           <w:b w:val="0"/>
           <w:bCs w:val="0"/>
           <w:highlight w:val="none"/>
-          <w:lang w:val="cs-CZ" w:bidi="cs-CZ"/>
         </w:rPr>
       </w:r>
-      <w:r>
-        <w:rPr>
-          <w:b/>
-          <w:bCs/>
-          <w:highlight w:val="none"/>
-          <w:lang w:val="cs-CZ" w:bidi="cs-CZ"/>
-        </w:rPr>
-      </w:r>
-      <w:r/>
-      <w:r/>
       <w:r>
         <w:rPr>
           <w:b w:val="0"/>
@@ -3676,6 +5867,300 @@
       <w:suff w:val="tab"/>
     </w:lvl>
   </w:abstractNum>
+  <w:abstractNum w:abstractNumId="3">
+    <w:nsid w:val="55452F0E"/>
+    <w:lvl w:ilvl="0">
+      <w:isLgl w:val="false"/>
+      <w:lvlJc w:val="left"/>
+      <w:lvlText w:val="–"/>
+      <w:numFmt w:val="bullet"/>
+      <w:pPr>
+        <w:pBdr/>
+        <w:spacing/>
+        <w:ind w:hanging="360" w:left="709"/>
+      </w:pPr>
+      <w:rPr>
+        <w:rFonts w:hint="default" w:ascii="Arial" w:hAnsi="Arial" w:eastAsia="Arial" w:cs="Arial"/>
+      </w:rPr>
+      <w:start w:val="1"/>
+      <w:suff w:val="tab"/>
+    </w:lvl>
+    <w:lvl w:ilvl="1">
+      <w:isLgl w:val="false"/>
+      <w:lvlJc w:val="left"/>
+      <w:lvlText w:val="o"/>
+      <w:numFmt w:val="bullet"/>
+      <w:pPr>
+        <w:pBdr/>
+        <w:spacing/>
+        <w:ind w:hanging="360" w:left="1429"/>
+      </w:pPr>
+      <w:rPr>
+        <w:rFonts w:hint="default" w:ascii="Courier New" w:hAnsi="Courier New" w:eastAsia="Courier New" w:cs="Courier New"/>
+      </w:rPr>
+      <w:start w:val="1"/>
+      <w:suff w:val="tab"/>
+    </w:lvl>
+    <w:lvl w:ilvl="2">
+      <w:isLgl w:val="false"/>
+      <w:lvlJc w:val="left"/>
+      <w:lvlText w:val="§"/>
+      <w:numFmt w:val="bullet"/>
+      <w:pPr>
+        <w:pBdr/>
+        <w:spacing/>
+        <w:ind w:hanging="360" w:left="2149"/>
+      </w:pPr>
+      <w:rPr>
+        <w:rFonts w:hint="default" w:ascii="Wingdings" w:hAnsi="Wingdings" w:eastAsia="Wingdings" w:cs="Wingdings"/>
+      </w:rPr>
+      <w:start w:val="1"/>
+      <w:suff w:val="tab"/>
+    </w:lvl>
+    <w:lvl w:ilvl="3">
+      <w:isLgl w:val="false"/>
+      <w:lvlJc w:val="left"/>
+      <w:lvlText w:val="·"/>
+      <w:numFmt w:val="bullet"/>
+      <w:pPr>
+        <w:pBdr/>
+        <w:spacing/>
+        <w:ind w:hanging="360" w:left="2869"/>
+      </w:pPr>
+      <w:rPr>
+        <w:rFonts w:hint="default" w:ascii="Symbol" w:hAnsi="Symbol" w:eastAsia="Symbol" w:cs="Symbol"/>
+      </w:rPr>
+      <w:start w:val="1"/>
+      <w:suff w:val="tab"/>
+    </w:lvl>
+    <w:lvl w:ilvl="4">
+      <w:isLgl w:val="false"/>
+      <w:lvlJc w:val="left"/>
+      <w:lvlText w:val="o"/>
+      <w:numFmt w:val="bullet"/>
+      <w:pPr>
+        <w:pBdr/>
+        <w:spacing/>
+        <w:ind w:hanging="360" w:left="3589"/>
+      </w:pPr>
+      <w:rPr>
+        <w:rFonts w:hint="default" w:ascii="Courier New" w:hAnsi="Courier New" w:eastAsia="Courier New" w:cs="Courier New"/>
+      </w:rPr>
+      <w:start w:val="1"/>
+      <w:suff w:val="tab"/>
+    </w:lvl>
+    <w:lvl w:ilvl="5">
+      <w:isLgl w:val="false"/>
+      <w:lvlJc w:val="left"/>
+      <w:lvlText w:val="§"/>
+      <w:numFmt w:val="bullet"/>
+      <w:pPr>
+        <w:pBdr/>
+        <w:spacing/>
+        <w:ind w:hanging="360" w:left="4309"/>
+      </w:pPr>
+      <w:rPr>
+        <w:rFonts w:hint="default" w:ascii="Wingdings" w:hAnsi="Wingdings" w:eastAsia="Wingdings" w:cs="Wingdings"/>
+      </w:rPr>
+      <w:start w:val="1"/>
+      <w:suff w:val="tab"/>
+    </w:lvl>
+    <w:lvl w:ilvl="6">
+      <w:isLgl w:val="false"/>
+      <w:lvlJc w:val="left"/>
+      <w:lvlText w:val="·"/>
+      <w:numFmt w:val="bullet"/>
+      <w:pPr>
+        <w:pBdr/>
+        <w:spacing/>
+        <w:ind w:hanging="360" w:left="5029"/>
+      </w:pPr>
+      <w:rPr>
+        <w:rFonts w:hint="default" w:ascii="Symbol" w:hAnsi="Symbol" w:eastAsia="Symbol" w:cs="Symbol"/>
+      </w:rPr>
+      <w:start w:val="1"/>
+      <w:suff w:val="tab"/>
+    </w:lvl>
+    <w:lvl w:ilvl="7">
+      <w:isLgl w:val="false"/>
+      <w:lvlJc w:val="left"/>
+      <w:lvlText w:val="o"/>
+      <w:numFmt w:val="bullet"/>
+      <w:pPr>
+        <w:pBdr/>
+        <w:spacing/>
+        <w:ind w:hanging="360" w:left="5749"/>
+      </w:pPr>
+      <w:rPr>
+        <w:rFonts w:hint="default" w:ascii="Courier New" w:hAnsi="Courier New" w:eastAsia="Courier New" w:cs="Courier New"/>
+      </w:rPr>
+      <w:start w:val="1"/>
+      <w:suff w:val="tab"/>
+    </w:lvl>
+    <w:lvl w:ilvl="8">
+      <w:isLgl w:val="false"/>
+      <w:lvlJc w:val="left"/>
+      <w:lvlText w:val="§"/>
+      <w:numFmt w:val="bullet"/>
+      <w:pPr>
+        <w:pBdr/>
+        <w:spacing/>
+        <w:ind w:hanging="360" w:left="6469"/>
+      </w:pPr>
+      <w:rPr>
+        <w:rFonts w:hint="default" w:ascii="Wingdings" w:hAnsi="Wingdings" w:eastAsia="Wingdings" w:cs="Wingdings"/>
+      </w:rPr>
+      <w:start w:val="1"/>
+      <w:suff w:val="tab"/>
+    </w:lvl>
+  </w:abstractNum>
+  <w:abstractNum w:abstractNumId="4">
+    <w:nsid w:val="3D1FB335"/>
+    <w:lvl w:ilvl="0">
+      <w:isLgl w:val="false"/>
+      <w:lvlJc w:val="left"/>
+      <w:lvlText w:val="–"/>
+      <w:numFmt w:val="bullet"/>
+      <w:pPr>
+        <w:pBdr/>
+        <w:spacing/>
+        <w:ind w:hanging="360" w:left="709"/>
+      </w:pPr>
+      <w:rPr>
+        <w:rFonts w:hint="default" w:ascii="Arial" w:hAnsi="Arial" w:eastAsia="Arial" w:cs="Arial"/>
+      </w:rPr>
+      <w:start w:val="1"/>
+      <w:suff w:val="tab"/>
+    </w:lvl>
+    <w:lvl w:ilvl="1">
+      <w:isLgl w:val="false"/>
+      <w:lvlJc w:val="left"/>
+      <w:lvlText w:val="o"/>
+      <w:numFmt w:val="bullet"/>
+      <w:pPr>
+        <w:pBdr/>
+        <w:spacing/>
+        <w:ind w:hanging="360" w:left="1429"/>
+      </w:pPr>
+      <w:rPr>
+        <w:rFonts w:hint="default" w:ascii="Courier New" w:hAnsi="Courier New" w:eastAsia="Courier New" w:cs="Courier New"/>
+      </w:rPr>
+      <w:start w:val="1"/>
+      <w:suff w:val="tab"/>
+    </w:lvl>
+    <w:lvl w:ilvl="2">
+      <w:isLgl w:val="false"/>
+      <w:lvlJc w:val="left"/>
+      <w:lvlText w:val="§"/>
+      <w:numFmt w:val="bullet"/>
+      <w:pPr>
+        <w:pBdr/>
+        <w:spacing/>
+        <w:ind w:hanging="360" w:left="2149"/>
+      </w:pPr>
+      <w:rPr>
+        <w:rFonts w:hint="default" w:ascii="Wingdings" w:hAnsi="Wingdings" w:eastAsia="Wingdings" w:cs="Wingdings"/>
+      </w:rPr>
+      <w:start w:val="1"/>
+      <w:suff w:val="tab"/>
+    </w:lvl>
+    <w:lvl w:ilvl="3">
+      <w:isLgl w:val="false"/>
+      <w:lvlJc w:val="left"/>
+      <w:lvlText w:val="·"/>
+      <w:numFmt w:val="bullet"/>
+      <w:pPr>
+        <w:pBdr/>
+        <w:spacing/>
+        <w:ind w:hanging="360" w:left="2869"/>
+      </w:pPr>
+      <w:rPr>
+        <w:rFonts w:hint="default" w:ascii="Symbol" w:hAnsi="Symbol" w:eastAsia="Symbol" w:cs="Symbol"/>
+      </w:rPr>
+      <w:start w:val="1"/>
+      <w:suff w:val="tab"/>
+    </w:lvl>
+    <w:lvl w:ilvl="4">
+      <w:isLgl w:val="false"/>
+      <w:lvlJc w:val="left"/>
+      <w:lvlText w:val="o"/>
+      <w:numFmt w:val="bullet"/>
+      <w:pPr>
+        <w:pBdr/>
+        <w:spacing/>
+        <w:ind w:hanging="360" w:left="3589"/>
+      </w:pPr>
+      <w:rPr>
+        <w:rFonts w:hint="default" w:ascii="Courier New" w:hAnsi="Courier New" w:eastAsia="Courier New" w:cs="Courier New"/>
+      </w:rPr>
+      <w:start w:val="1"/>
+      <w:suff w:val="tab"/>
+    </w:lvl>
+    <w:lvl w:ilvl="5">
+      <w:isLgl w:val="false"/>
+      <w:lvlJc w:val="left"/>
+      <w:lvlText w:val="§"/>
+      <w:numFmt w:val="bullet"/>
+      <w:pPr>
+        <w:pBdr/>
+        <w:spacing/>
+        <w:ind w:hanging="360" w:left="4309"/>
+      </w:pPr>
+      <w:rPr>
+        <w:rFonts w:hint="default" w:ascii="Wingdings" w:hAnsi="Wingdings" w:eastAsia="Wingdings" w:cs="Wingdings"/>
+      </w:rPr>
+      <w:start w:val="1"/>
+      <w:suff w:val="tab"/>
+    </w:lvl>
+    <w:lvl w:ilvl="6">
+      <w:isLgl w:val="false"/>
+      <w:lvlJc w:val="left"/>
+      <w:lvlText w:val="·"/>
+      <w:numFmt w:val="bullet"/>
+      <w:pPr>
+        <w:pBdr/>
+        <w:spacing/>
+        <w:ind w:hanging="360" w:left="5029"/>
+      </w:pPr>
+      <w:rPr>
+        <w:rFonts w:hint="default" w:ascii="Symbol" w:hAnsi="Symbol" w:eastAsia="Symbol" w:cs="Symbol"/>
+      </w:rPr>
+      <w:start w:val="1"/>
+      <w:suff w:val="tab"/>
+    </w:lvl>
+    <w:lvl w:ilvl="7">
+      <w:isLgl w:val="false"/>
+      <w:lvlJc w:val="left"/>
+      <w:lvlText w:val="o"/>
+      <w:numFmt w:val="bullet"/>
+      <w:pPr>
+        <w:pBdr/>
+        <w:spacing/>
+        <w:ind w:hanging="360" w:left="5749"/>
+      </w:pPr>
+      <w:rPr>
+        <w:rFonts w:hint="default" w:ascii="Courier New" w:hAnsi="Courier New" w:eastAsia="Courier New" w:cs="Courier New"/>
+      </w:rPr>
+      <w:start w:val="1"/>
+      <w:suff w:val="tab"/>
+    </w:lvl>
+    <w:lvl w:ilvl="8">
+      <w:isLgl w:val="false"/>
+      <w:lvlJc w:val="left"/>
+      <w:lvlText w:val="§"/>
+      <w:numFmt w:val="bullet"/>
+      <w:pPr>
+        <w:pBdr/>
+        <w:spacing/>
+        <w:ind w:hanging="360" w:left="6469"/>
+      </w:pPr>
+      <w:rPr>
+        <w:rFonts w:hint="default" w:ascii="Wingdings" w:hAnsi="Wingdings" w:eastAsia="Wingdings" w:cs="Wingdings"/>
+      </w:rPr>
+      <w:start w:val="1"/>
+      <w:suff w:val="tab"/>
+    </w:lvl>
+  </w:abstractNum>
   <w:num w:numId="1">
     <w:abstractNumId w:val="0"/>
   </w:num>
@@ -3684,6 +6169,12 @@
   </w:num>
   <w:num w:numId="3">
     <w:abstractNumId w:val="2"/>
+  </w:num>
+  <w:num w:numId="4">
+    <w:abstractNumId w:val="3"/>
+  </w:num>
+  <w:num w:numId="5">
+    <w:abstractNumId w:val="4"/>
   </w:num>
 </w:numbering>
 </file>
@@ -34109,12 +36600,12 @@
     <w:unhideWhenUsed/>
     <w:pPr>
       <w:pBdr/>
-      <w:spacing w:after="170"/>
-      <w:ind w:right="0" w:firstLine="0" w:left="0"/>
+      <w:spacing w:after="100"/>
+      <w:ind/>
     </w:pPr>
     <w:rPr>
-      <w:b/>
-      <w:sz w:val="28"/>
+      <w:color w:val="00c8c3" w:themeColor="hyperlink"/>
+      <w:u w:val="single"/>
     </w:rPr>
   </w:style>
   <w:style w:type="paragraph" w:styleId="929">
@@ -34125,12 +36616,12 @@
     <w:unhideWhenUsed/>
     <w:pPr>
       <w:pBdr/>
-      <w:spacing w:after="57"/>
-      <w:ind w:right="0" w:firstLine="0" w:left="0"/>
+      <w:spacing w:after="100"/>
+      <w:ind w:left="220"/>
     </w:pPr>
     <w:rPr>
-      <w:b/>
-      <w:sz w:val="26"/>
+      <w:color w:val="00c8c3" w:themeColor="hyperlink"/>
+      <w:u w:val="single"/>
     </w:rPr>
   </w:style>
   <w:style w:type="paragraph" w:styleId="930">
@@ -34141,11 +36632,12 @@
     <w:unhideWhenUsed/>
     <w:pPr>
       <w:pBdr/>
-      <w:spacing w:after="57"/>
-      <w:ind w:right="0" w:firstLine="283" w:left="0"/>
+      <w:spacing w:after="100"/>
+      <w:ind w:left="440"/>
     </w:pPr>
     <w:rPr>
-      <w:sz w:val="26"/>
+      <w:color w:val="00c8c3" w:themeColor="hyperlink"/>
+      <w:u w:val="single"/>
     </w:rPr>
   </w:style>
   <w:style w:type="paragraph" w:styleId="931">
@@ -34157,10 +36649,11 @@
     <w:pPr>
       <w:pBdr/>
       <w:spacing w:after="57"/>
-      <w:ind w:right="0" w:firstLine="567" w:left="0"/>
+      <w:ind w:left="850"/>
     </w:pPr>
     <w:rPr>
-      <w:sz w:val="22"/>
+      <w:color w:val="00c8c3" w:themeColor="hyperlink"/>
+      <w:u w:val="single"/>
     </w:rPr>
   </w:style>
   <w:style w:type="paragraph" w:styleId="932">
@@ -34172,10 +36665,11 @@
     <w:pPr>
       <w:pBdr/>
       <w:spacing w:after="57"/>
-      <w:ind w:right="0" w:firstLine="850" w:left="0"/>
+      <w:ind w:left="1134"/>
     </w:pPr>
     <w:rPr>
-      <w:sz w:val="22"/>
+      <w:color w:val="00c8c3" w:themeColor="hyperlink"/>
+      <w:u w:val="single"/>
     </w:rPr>
   </w:style>
   <w:style w:type="paragraph" w:styleId="933">
@@ -34187,10 +36681,11 @@
     <w:pPr>
       <w:pBdr/>
       <w:spacing w:after="57"/>
-      <w:ind w:right="0" w:firstLine="1134" w:left="0"/>
+      <w:ind w:left="1417"/>
     </w:pPr>
     <w:rPr>
-      <w:sz w:val="22"/>
+      <w:color w:val="00c8c3" w:themeColor="hyperlink"/>
+      <w:u w:val="single"/>
     </w:rPr>
   </w:style>
   <w:style w:type="paragraph" w:styleId="934">
@@ -34202,10 +36697,11 @@
     <w:pPr>
       <w:pBdr/>
       <w:spacing w:after="57"/>
-      <w:ind w:right="0" w:firstLine="1417" w:left="0"/>
+      <w:ind w:left="1701"/>
     </w:pPr>
     <w:rPr>
-      <w:sz w:val="22"/>
+      <w:color w:val="00c8c3" w:themeColor="hyperlink"/>
+      <w:u w:val="single"/>
     </w:rPr>
   </w:style>
   <w:style w:type="paragraph" w:styleId="935">
@@ -34217,10 +36713,11 @@
     <w:pPr>
       <w:pBdr/>
       <w:spacing w:after="57"/>
-      <w:ind w:right="0" w:firstLine="1701" w:left="0"/>
+      <w:ind w:left="1984"/>
     </w:pPr>
     <w:rPr>
-      <w:sz w:val="22"/>
+      <w:color w:val="00c8c3" w:themeColor="hyperlink"/>
+      <w:u w:val="single"/>
     </w:rPr>
   </w:style>
   <w:style w:type="paragraph" w:styleId="936">
@@ -34232,10 +36729,11 @@
     <w:pPr>
       <w:pBdr/>
       <w:spacing w:after="57"/>
-      <w:ind w:right="0" w:firstLine="1984" w:left="0"/>
+      <w:ind w:left="2268"/>
     </w:pPr>
     <w:rPr>
-      <w:sz w:val="22"/>
+      <w:color w:val="00c8c3" w:themeColor="hyperlink"/>
+      <w:u w:val="single"/>
     </w:rPr>
   </w:style>
   <w:style w:type="character" w:styleId="937">
